--- a/backend/knowledgebase/pitching/EY-QA-User-Manual.docx
+++ b/backend/knowledgebase/pitching/EY-QA-User-Manual.docx
@@ -2,7 +2,7 @@
 <file path=word/document.xml><?xml version="1.0" encoding="utf-8"?>
 <w:document xmlns:wpc="http://schemas.microsoft.com/office/word/2010/wordprocessingCanvas" xmlns:mo="http://schemas.microsoft.com/office/mac/office/2008/main" xmlns:mc="http://schemas.openxmlformats.org/markup-compatibility/2006" xmlns:mv="urn:schemas-microsoft-com:mac:vml" xmlns:o="urn:schemas-microsoft-com:office:office" xmlns:r="http://schemas.openxmlformats.org/officeDocument/2006/relationships" xmlns:m="http://schemas.openxmlformats.org/officeDocument/2006/math" xmlns:v="urn:schemas-microsoft-com:vml" xmlns:wp14="http://schemas.microsoft.com/office/word/2010/wordprocessingDrawing" xmlns:wp="http://schemas.openxmlformats.org/drawingml/2006/wordprocessingDrawing" xmlns:w10="urn:schemas-microsoft-com:office:word" xmlns:w="http://schemas.openxmlformats.org/wordprocessingml/2006/main" xmlns:w14="http://schemas.microsoft.com/office/word/2010/wordml" xmlns:wpg="http://schemas.microsoft.com/office/word/2010/wordprocessingGroup" xmlns:wpi="http://schemas.microsoft.com/office/word/2010/wordprocessingInk" xmlns:wne="http://schemas.microsoft.com/office/word/2006/wordml" xmlns:wps="http://schemas.microsoft.com/office/word/2010/wordprocessingShape" mc:Ignorable="w14 wp14">
   <w:body>
-    <w:p>
+    <w:p xmlns:wp14="http://schemas.microsoft.com/office/word/2010/wordml" wp14:textId="77777777">
       <w:pPr>
         <w:pStyle w:val="Title"/>
       </w:pPr>
@@ -10,7 +10,7 @@
         <w:t>TEFConnect Admin Portal — External Reviewer QA User Manual</w:t>
       </w:r>
     </w:p>
-    <w:p>
+    <w:p xmlns:wp14="http://schemas.microsoft.com/office/word/2010/wordml" wp14:textId="77777777">
       <w:r>
         <w:rPr>
           <w:b/>
@@ -21,7 +21,7 @@
         <w:t xml:space="preserve"> 1.0</w:t>
       </w:r>
     </w:p>
-    <w:p>
+    <w:p xmlns:wp14="http://schemas.microsoft.com/office/word/2010/wordml" wp14:textId="77777777">
       <w:r>
         <w:rPr>
           <w:b/>
@@ -41,7 +41,7 @@
         <w:t xml:space="preserve"> account type</w:t>
       </w:r>
     </w:p>
-    <w:p>
+    <w:p xmlns:wp14="http://schemas.microsoft.com/office/word/2010/wordml" wp14:textId="77777777">
       <w:r>
         <w:rPr>
           <w:b/>
@@ -61,26 +61,26 @@
         <w:t xml:space="preserve"> (your account is configured as QA, not Reviewer)</w:t>
       </w:r>
     </w:p>
-    <w:p>
+    <w:p xmlns:wp14="http://schemas.microsoft.com/office/word/2010/wordml" wp14:textId="7AA03410">
+      <w:pPr>
+        <w:spacing w:before="120" w:after="120"/>
+        <w:pBdr>
+          <w:bottom w:val="single" w:color="auto" w:sz="6" w:space="1"/>
+        </w:pBdr>
+      </w:pPr>
       <w:r>
         <w:rPr>
-          <w:b/>
+          <w:b w:val="1"/>
+          <w:bCs w:val="1"/>
         </w:rPr>
         <w:t>Purpose:</w:t>
       </w:r>
       <w:r>
+        <w:rPr/>
         <w:t xml:space="preserve"> Guide you through quality-assurance review of applications and pitching after external reviewers have completed their first pass.</w:t>
       </w:r>
     </w:p>
-    <w:p>
-      <w:pPr>
-        <w:spacing w:before="120" w:after="120"/>
-        <w:pBdr>
-          <w:bottom w:val="single" w:sz="6" w:space="1" w:color="auto"/>
-        </w:pBdr>
-      </w:pPr>
-    </w:p>
-    <w:p>
+    <w:p xmlns:wp14="http://schemas.microsoft.com/office/word/2010/wordml" wp14:textId="77777777">
       <w:pPr>
         <w:pStyle w:val="Heading1"/>
       </w:pPr>
@@ -88,7 +88,7 @@
         <w:t>1. About your role</w:t>
       </w:r>
     </w:p>
-    <w:p>
+    <w:p xmlns:wp14="http://schemas.microsoft.com/office/word/2010/wordml" wp14:textId="77777777">
       <w:r>
         <w:t xml:space="preserve">As an </w:t>
       </w:r>
@@ -111,38 +111,41 @@
         <w:t xml:space="preserve"> on work already reviewed by external reviewers. You verify scores and feedback, complete QA-specific review steps on applications, and submit QA review criteria responses on pitching assignments.</w:t>
       </w:r>
     </w:p>
-    <w:p>
+    <w:p xmlns:wp14="http://schemas.microsoft.com/office/word/2010/wordml" wp14:textId="3CA3D688">
+      <w:pPr>
+        <w:spacing w:before="120" w:after="120"/>
+        <w:pBdr>
+          <w:bottom w:val="single" w:color="auto" w:sz="6" w:space="1"/>
+        </w:pBdr>
+      </w:pPr>
       <w:r>
+        <w:rPr/>
         <w:t xml:space="preserve">You are typically </w:t>
       </w:r>
       <w:r>
         <w:rPr>
-          <w:b/>
+          <w:b w:val="1"/>
+          <w:bCs w:val="1"/>
         </w:rPr>
         <w:t>paired with one or more reviewers</w:t>
       </w:r>
       <w:r>
+        <w:rPr/>
         <w:t xml:space="preserve"> by your External Reviewer Admin. You only see </w:t>
       </w:r>
       <w:r>
         <w:rPr>
-          <w:b/>
+          <w:b w:val="1"/>
+          <w:bCs w:val="1"/>
         </w:rPr>
         <w:t>your own QA assignments</w:t>
       </w:r>
       <w:r>
+        <w:rPr/>
         <w:t>.</w:t>
       </w:r>
     </w:p>
-    <w:p>
-      <w:pPr>
-        <w:spacing w:before="120" w:after="120"/>
-        <w:pBdr>
-          <w:bottom w:val="single" w:sz="6" w:space="1" w:color="auto"/>
-        </w:pBdr>
-      </w:pPr>
-    </w:p>
-    <w:p>
+    <w:p xmlns:wp14="http://schemas.microsoft.com/office/word/2010/wordml" wp14:textId="77777777">
       <w:pPr>
         <w:pStyle w:val="Heading1"/>
       </w:pPr>
@@ -150,7 +153,7 @@
         <w:t>2. Signing in</w:t>
       </w:r>
     </w:p>
-    <w:p>
+    <w:p xmlns:wp14="http://schemas.microsoft.com/office/word/2010/wordml" wp14:textId="77777777">
       <w:pPr>
         <w:pStyle w:val="ListNumber"/>
       </w:pPr>
@@ -158,7 +161,7 @@
         <w:t>Open the TEFConnect Admin Portal in your web browser.</w:t>
       </w:r>
     </w:p>
-    <w:p>
+    <w:p xmlns:wp14="http://schemas.microsoft.com/office/word/2010/wordml" wp14:textId="77777777">
       <w:pPr>
         <w:pStyle w:val="ListNumber"/>
       </w:pPr>
@@ -184,7 +187,7 @@
         <w:t>.</w:t>
       </w:r>
     </w:p>
-    <w:p>
+    <w:p xmlns:wp14="http://schemas.microsoft.com/office/word/2010/wordml" wp14:textId="77777777">
       <w:pPr>
         <w:pStyle w:val="ListNumber"/>
       </w:pPr>
@@ -210,7 +213,7 @@
         <w:t>.</w:t>
       </w:r>
     </w:p>
-    <w:p>
+    <w:p xmlns:wp14="http://schemas.microsoft.com/office/word/2010/wordml" wp14:textId="77777777">
       <w:pPr>
         <w:pStyle w:val="ListNumber"/>
       </w:pPr>
@@ -227,7 +230,7 @@
         <w:t>.</w:t>
       </w:r>
     </w:p>
-    <w:p>
+    <w:p xmlns:wp14="http://schemas.microsoft.com/office/word/2010/wordml" wp14:textId="77777777">
       <w:r>
         <w:t xml:space="preserve">Your header will show your role as </w:t>
       </w:r>
@@ -241,7 +244,7 @@
         <w:t xml:space="preserve"> (or similar).</w:t>
       </w:r>
     </w:p>
-    <w:p>
+    <w:p xmlns:wp14="http://schemas.microsoft.com/office/word/2010/wordml" wp14:textId="77777777">
       <w:r>
         <w:t xml:space="preserve">You will arrive at the </w:t>
       </w:r>
@@ -255,35 +258,37 @@
         <w:t>.</w:t>
       </w:r>
     </w:p>
-    <w:p>
+    <w:p xmlns:wp14="http://schemas.microsoft.com/office/word/2010/wordml" wp14:textId="0A95475B">
+      <w:pPr>
+        <w:spacing w:before="120" w:after="120"/>
+        <w:pBdr>
+          <w:bottom w:val="single" w:color="auto" w:sz="6" w:space="1"/>
+        </w:pBdr>
+      </w:pPr>
       <w:r>
         <w:rPr>
-          <w:b/>
+          <w:b w:val="1"/>
+          <w:bCs w:val="1"/>
         </w:rPr>
         <w:t>To sign out:</w:t>
       </w:r>
       <w:r>
+        <w:rPr/>
         <w:t xml:space="preserve"> Profile menu → </w:t>
       </w:r>
       <w:r>
         <w:rPr>
-          <w:b/>
+          <w:b w:val="1"/>
+          <w:bCs w:val="1"/>
         </w:rPr>
         <w:t>Logout</w:t>
       </w:r>
       <w:r>
+        <w:rPr/>
         <w:t xml:space="preserve"> → confirm.</w:t>
       </w:r>
     </w:p>
-    <w:p>
-      <w:pPr>
-        <w:spacing w:before="120" w:after="120"/>
-        <w:pBdr>
-          <w:bottom w:val="single" w:sz="6" w:space="1" w:color="auto"/>
-        </w:pBdr>
-      </w:pPr>
-    </w:p>
-    <w:p>
+    <w:p xmlns:wp14="http://schemas.microsoft.com/office/word/2010/wordml" wp14:textId="77777777">
       <w:pPr>
         <w:pStyle w:val="Heading1"/>
       </w:pPr>
@@ -294,19 +299,19 @@
     <w:tbl>
       <w:tblPr>
         <w:tblStyle w:val="TableGrid"/>
-        <w:tblW w:type="auto" w:w="0"/>
-        <w:tblLook w:firstColumn="1" w:firstRow="1" w:lastColumn="0" w:lastRow="0" w:noHBand="0" w:noVBand="1" w:val="04A0"/>
+        <w:tblW w:w="0" w:type="auto"/>
+        <w:tblLook w:val="04A0" w:firstRow="1" w:lastRow="0" w:firstColumn="1" w:lastColumn="0" w:noHBand="0" w:noVBand="1"/>
       </w:tblPr>
       <w:tblGrid>
         <w:gridCol w:w="4680"/>
         <w:gridCol w:w="4680"/>
       </w:tblGrid>
-      <w:tr>
+      <w:tr xmlns:wp14="http://schemas.microsoft.com/office/word/2010/wordml" wp14:textId="77777777">
         <w:tc>
           <w:tcPr>
-            <w:tcW w:type="dxa" w:w="4680"/>
+            <w:tcW w:w="4680" w:type="dxa"/>
           </w:tcPr>
-          <w:p>
+          <w:p wp14:textId="77777777">
             <w:r>
               <w:rPr>
                 <w:b/>
@@ -317,9 +322,9 @@
         </w:tc>
         <w:tc>
           <w:tcPr>
-            <w:tcW w:type="dxa" w:w="4680"/>
+            <w:tcW w:w="4680" w:type="dxa"/>
           </w:tcPr>
-          <w:p>
+          <w:p wp14:textId="77777777">
             <w:r>
               <w:rPr>
                 <w:b/>
@@ -329,12 +334,12 @@
           </w:p>
         </w:tc>
       </w:tr>
-      <w:tr>
+      <w:tr xmlns:wp14="http://schemas.microsoft.com/office/word/2010/wordml" wp14:textId="77777777">
         <w:tc>
           <w:tcPr>
-            <w:tcW w:type="dxa" w:w="4680"/>
+            <w:tcW w:w="4680" w:type="dxa"/>
           </w:tcPr>
-          <w:p>
+          <w:p wp14:textId="77777777">
             <w:r>
               <w:t>**Dashboard**</w:t>
             </w:r>
@@ -342,9 +347,9 @@
         </w:tc>
         <w:tc>
           <w:tcPr>
-            <w:tcW w:type="dxa" w:w="4680"/>
+            <w:tcW w:w="4680" w:type="dxa"/>
           </w:tcPr>
-          <w:p>
+          <w:p wp14:textId="77777777">
             <w:r>
               <w:t>**Application** and **Pitching** (when pitching is enabled)</w:t>
             </w:r>
@@ -352,21 +357,20 @@
         </w:tc>
       </w:tr>
     </w:tbl>
-    <w:p/>
-    <w:p>
+    <w:p xmlns:wp14="http://schemas.microsoft.com/office/word/2010/wordml" wp14:textId="77777777"/>
+    <w:p xmlns:wp14="http://schemas.microsoft.com/office/word/2010/wordml" wp14:textId="72D26BB3">
+      <w:pPr>
+        <w:spacing w:before="120" w:after="120"/>
+        <w:pBdr>
+          <w:bottom w:val="single" w:color="auto" w:sz="6" w:space="1"/>
+        </w:pBdr>
+      </w:pPr>
       <w:r>
+        <w:rPr/>
         <w:t>You will not see user management, assignment screens, or review criteria configuration.</w:t>
       </w:r>
     </w:p>
-    <w:p>
-      <w:pPr>
-        <w:spacing w:before="120" w:after="120"/>
-        <w:pBdr>
-          <w:bottom w:val="single" w:sz="6" w:space="1" w:color="auto"/>
-        </w:pBdr>
-      </w:pPr>
-    </w:p>
-    <w:p>
+    <w:p xmlns:wp14="http://schemas.microsoft.com/office/word/2010/wordml" wp14:textId="77777777">
       <w:pPr>
         <w:pStyle w:val="Heading1"/>
       </w:pPr>
@@ -374,7 +378,7 @@
         <w:t>4. How QA differs from Reviewer</w:t>
       </w:r>
     </w:p>
-    <w:p>
+    <w:p xmlns:wp14="http://schemas.microsoft.com/office/word/2010/wordml" wp14:textId="77777777">
       <w:r>
         <w:t xml:space="preserve">This is important—QA screens use </w:t>
       </w:r>
@@ -391,20 +395,20 @@
     <w:tbl>
       <w:tblPr>
         <w:tblStyle w:val="TableGrid"/>
-        <w:tblW w:type="auto" w:w="0"/>
-        <w:tblLook w:firstColumn="1" w:firstRow="1" w:lastColumn="0" w:lastRow="0" w:noHBand="0" w:noVBand="1" w:val="04A0"/>
+        <w:tblW w:w="0" w:type="auto"/>
+        <w:tblLook w:val="04A0" w:firstRow="1" w:lastRow="0" w:firstColumn="1" w:lastColumn="0" w:noHBand="0" w:noVBand="1"/>
       </w:tblPr>
       <w:tblGrid>
         <w:gridCol w:w="3120"/>
         <w:gridCol w:w="3120"/>
         <w:gridCol w:w="3120"/>
       </w:tblGrid>
-      <w:tr>
+      <w:tr xmlns:wp14="http://schemas.microsoft.com/office/word/2010/wordml" wp14:textId="77777777">
         <w:tc>
           <w:tcPr>
-            <w:tcW w:type="dxa" w:w="3120"/>
+            <w:tcW w:w="3120" w:type="dxa"/>
           </w:tcPr>
-          <w:p>
+          <w:p wp14:textId="77777777">
             <w:r>
               <w:rPr>
                 <w:b/>
@@ -415,9 +419,9 @@
         </w:tc>
         <w:tc>
           <w:tcPr>
-            <w:tcW w:type="dxa" w:w="3120"/>
+            <w:tcW w:w="3120" w:type="dxa"/>
           </w:tcPr>
-          <w:p>
+          <w:p wp14:textId="77777777">
             <w:r>
               <w:rPr>
                 <w:b/>
@@ -428,9 +432,9 @@
         </w:tc>
         <w:tc>
           <w:tcPr>
-            <w:tcW w:type="dxa" w:w="3120"/>
+            <w:tcW w:w="3120" w:type="dxa"/>
           </w:tcPr>
-          <w:p>
+          <w:p wp14:textId="77777777">
             <w:r>
               <w:rPr>
                 <w:b/>
@@ -440,12 +444,12 @@
           </w:p>
         </w:tc>
       </w:tr>
-      <w:tr>
+      <w:tr xmlns:wp14="http://schemas.microsoft.com/office/word/2010/wordml" wp14:textId="77777777">
         <w:tc>
           <w:tcPr>
-            <w:tcW w:type="dxa" w:w="3120"/>
+            <w:tcW w:w="3120" w:type="dxa"/>
           </w:tcPr>
-          <w:p>
+          <w:p wp14:textId="77777777">
             <w:r>
               <w:t>Application dashboard</w:t>
             </w:r>
@@ -453,9 +457,9 @@
         </w:tc>
         <w:tc>
           <w:tcPr>
-            <w:tcW w:type="dxa" w:w="3120"/>
+            <w:tcW w:w="3120" w:type="dxa"/>
           </w:tcPr>
-          <w:p>
+          <w:p wp14:textId="77777777">
             <w:r>
               <w:t>**Pending**</w:t>
             </w:r>
@@ -463,21 +467,21 @@
         </w:tc>
         <w:tc>
           <w:tcPr>
-            <w:tcW w:type="dxa" w:w="3120"/>
+            <w:tcW w:w="3120" w:type="dxa"/>
           </w:tcPr>
-          <w:p>
+          <w:p wp14:textId="77777777">
             <w:r>
               <w:t>**Pending Review**</w:t>
             </w:r>
           </w:p>
         </w:tc>
       </w:tr>
-      <w:tr>
+      <w:tr xmlns:wp14="http://schemas.microsoft.com/office/word/2010/wordml" wp14:textId="77777777">
         <w:tc>
           <w:tcPr>
-            <w:tcW w:type="dxa" w:w="3120"/>
+            <w:tcW w:w="3120" w:type="dxa"/>
           </w:tcPr>
-          <w:p>
+          <w:p wp14:textId="77777777">
             <w:r>
               <w:t>Application list filter</w:t>
             </w:r>
@@ -485,9 +489,9 @@
         </w:tc>
         <w:tc>
           <w:tcPr>
-            <w:tcW w:type="dxa" w:w="3120"/>
+            <w:tcW w:w="3120" w:type="dxa"/>
           </w:tcPr>
-          <w:p>
+          <w:p wp14:textId="77777777">
             <w:r>
               <w:t>Pending</w:t>
             </w:r>
@@ -495,21 +499,21 @@
         </w:tc>
         <w:tc>
           <w:tcPr>
-            <w:tcW w:type="dxa" w:w="3120"/>
+            <w:tcW w:w="3120" w:type="dxa"/>
           </w:tcPr>
-          <w:p>
+          <w:p wp14:textId="77777777">
             <w:r>
               <w:t>**Pending Review**</w:t>
             </w:r>
           </w:p>
         </w:tc>
       </w:tr>
-      <w:tr>
+      <w:tr xmlns:wp14="http://schemas.microsoft.com/office/word/2010/wordml" wp14:textId="77777777">
         <w:tc>
           <w:tcPr>
-            <w:tcW w:type="dxa" w:w="3120"/>
+            <w:tcW w:w="3120" w:type="dxa"/>
           </w:tcPr>
-          <w:p>
+          <w:p wp14:textId="77777777">
             <w:r>
               <w:t>Pitching responses bucket</w:t>
             </w:r>
@@ -517,9 +521,9 @@
         </w:tc>
         <w:tc>
           <w:tcPr>
-            <w:tcW w:type="dxa" w:w="3120"/>
+            <w:tcW w:w="3120" w:type="dxa"/>
           </w:tcPr>
-          <w:p>
+          <w:p wp14:textId="77777777">
             <w:r>
               <w:t>EY Reviewer</w:t>
             </w:r>
@@ -527,21 +531,21 @@
         </w:tc>
         <w:tc>
           <w:tcPr>
-            <w:tcW w:type="dxa" w:w="3120"/>
+            <w:tcW w:w="3120" w:type="dxa"/>
           </w:tcPr>
-          <w:p>
+          <w:p wp14:textId="77777777">
             <w:r>
               <w:t>**EY QA**</w:t>
             </w:r>
           </w:p>
         </w:tc>
       </w:tr>
-      <w:tr>
+      <w:tr xmlns:wp14="http://schemas.microsoft.com/office/word/2010/wordml" wp14:textId="77777777">
         <w:tc>
           <w:tcPr>
-            <w:tcW w:type="dxa" w:w="3120"/>
+            <w:tcW w:w="3120" w:type="dxa"/>
           </w:tcPr>
-          <w:p>
+          <w:p wp14:textId="77777777">
             <w:r>
               <w:t>When you work</w:t>
             </w:r>
@@ -549,9 +553,9 @@
         </w:tc>
         <w:tc>
           <w:tcPr>
-            <w:tcW w:type="dxa" w:w="3120"/>
+            <w:tcW w:w="3120" w:type="dxa"/>
           </w:tcPr>
-          <w:p>
+          <w:p wp14:textId="77777777">
             <w:r>
               <w:t>First pass on new assignments</w:t>
             </w:r>
@@ -559,9 +563,9 @@
         </w:tc>
         <w:tc>
           <w:tcPr>
-            <w:tcW w:type="dxa" w:w="3120"/>
+            <w:tcW w:w="3120" w:type="dxa"/>
           </w:tcPr>
-          <w:p>
+          <w:p wp14:textId="77777777">
             <w:r>
               <w:t>After reviewer has submitted</w:t>
             </w:r>
@@ -569,48 +573,53 @@
         </w:tc>
       </w:tr>
     </w:tbl>
-    <w:p/>
-    <w:p>
+    <w:p xmlns:wp14="http://schemas.microsoft.com/office/word/2010/wordml" wp14:textId="77777777"/>
+    <w:p xmlns:wp14="http://schemas.microsoft.com/office/word/2010/wordml" wp14:textId="4DA525E3">
+      <w:pPr>
+        <w:spacing w:before="120" w:after="120"/>
+        <w:pBdr>
+          <w:bottom w:val="single" w:color="auto" w:sz="6" w:space="1"/>
+        </w:pBdr>
+      </w:pPr>
       <w:r>
+        <w:rPr/>
         <w:t xml:space="preserve">If your dashboard shows </w:t>
       </w:r>
       <w:r>
         <w:rPr>
-          <w:b/>
+          <w:b w:val="1"/>
+          <w:bCs w:val="1"/>
         </w:rPr>
         <w:t>Pending</w:t>
       </w:r>
       <w:r>
+        <w:rPr/>
         <w:t xml:space="preserve"> (not </w:t>
       </w:r>
       <w:r>
         <w:rPr>
-          <w:b/>
+          <w:b w:val="1"/>
+          <w:bCs w:val="1"/>
         </w:rPr>
         <w:t>Pending Review</w:t>
       </w:r>
       <w:r>
+        <w:rPr/>
         <w:t xml:space="preserve">), your account may be a Reviewer—use the </w:t>
       </w:r>
       <w:r>
         <w:rPr>
-          <w:b/>
+          <w:b w:val="1"/>
+          <w:bCs w:val="1"/>
         </w:rPr>
         <w:t>EY Reviewer User Manual</w:t>
       </w:r>
       <w:r>
+        <w:rPr/>
         <w:t xml:space="preserve"> instead.</w:t>
       </w:r>
     </w:p>
-    <w:p>
-      <w:pPr>
-        <w:spacing w:before="120" w:after="120"/>
-        <w:pBdr>
-          <w:bottom w:val="single" w:sz="6" w:space="1" w:color="auto"/>
-        </w:pBdr>
-      </w:pPr>
-    </w:p>
-    <w:p>
+    <w:p xmlns:wp14="http://schemas.microsoft.com/office/word/2010/wordml" wp14:textId="77777777">
       <w:pPr>
         <w:pStyle w:val="Heading1"/>
       </w:pPr>
@@ -618,7 +627,7 @@
         <w:t>5. Application workflow</w:t>
       </w:r>
     </w:p>
-    <w:p>
+    <w:p xmlns:wp14="http://schemas.microsoft.com/office/word/2010/wordml" wp14:textId="77777777">
       <w:pPr>
         <w:pStyle w:val="Heading2"/>
       </w:pPr>
@@ -626,7 +635,7 @@
         <w:t>5.1 Dashboard — Application</w:t>
       </w:r>
     </w:p>
-    <w:p>
+    <w:p xmlns:wp14="http://schemas.microsoft.com/office/word/2010/wordml" wp14:textId="77777777">
       <w:r>
         <w:t xml:space="preserve">Open </w:t>
       </w:r>
@@ -649,7 +658,7 @@
         <w:t>.</w:t>
       </w:r>
     </w:p>
-    <w:p>
+    <w:p xmlns:wp14="http://schemas.microsoft.com/office/word/2010/wordml" wp14:textId="77777777">
       <w:r>
         <w:t>Two cards summarise your workload:</w:t>
       </w:r>
@@ -657,20 +666,20 @@
     <w:tbl>
       <w:tblPr>
         <w:tblStyle w:val="TableGrid"/>
-        <w:tblW w:type="auto" w:w="0"/>
-        <w:tblLook w:firstColumn="1" w:firstRow="1" w:lastColumn="0" w:lastRow="0" w:noHBand="0" w:noVBand="1" w:val="04A0"/>
+        <w:tblW w:w="0" w:type="auto"/>
+        <w:tblLook w:val="04A0" w:firstRow="1" w:lastRow="0" w:firstColumn="1" w:lastColumn="0" w:noHBand="0" w:noVBand="1"/>
       </w:tblPr>
       <w:tblGrid>
         <w:gridCol w:w="3120"/>
         <w:gridCol w:w="3120"/>
         <w:gridCol w:w="3120"/>
       </w:tblGrid>
-      <w:tr>
+      <w:tr xmlns:wp14="http://schemas.microsoft.com/office/word/2010/wordml" wp14:textId="77777777">
         <w:tc>
           <w:tcPr>
-            <w:tcW w:type="dxa" w:w="3120"/>
+            <w:tcW w:w="3120" w:type="dxa"/>
           </w:tcPr>
-          <w:p>
+          <w:p wp14:textId="77777777">
             <w:r>
               <w:rPr>
                 <w:b/>
@@ -681,9 +690,9 @@
         </w:tc>
         <w:tc>
           <w:tcPr>
-            <w:tcW w:type="dxa" w:w="3120"/>
+            <w:tcW w:w="3120" w:type="dxa"/>
           </w:tcPr>
-          <w:p>
+          <w:p wp14:textId="77777777">
             <w:r>
               <w:rPr>
                 <w:b/>
@@ -694,9 +703,9 @@
         </w:tc>
         <w:tc>
           <w:tcPr>
-            <w:tcW w:type="dxa" w:w="3120"/>
+            <w:tcW w:w="3120" w:type="dxa"/>
           </w:tcPr>
-          <w:p>
+          <w:p wp14:textId="77777777">
             <w:r>
               <w:rPr>
                 <w:b/>
@@ -706,12 +715,12 @@
           </w:p>
         </w:tc>
       </w:tr>
-      <w:tr>
+      <w:tr xmlns:wp14="http://schemas.microsoft.com/office/word/2010/wordml" wp14:textId="77777777">
         <w:tc>
           <w:tcPr>
-            <w:tcW w:type="dxa" w:w="3120"/>
+            <w:tcW w:w="3120" w:type="dxa"/>
           </w:tcPr>
-          <w:p>
+          <w:p wp14:textId="77777777">
             <w:r>
               <w:t>**Pending Review**</w:t>
             </w:r>
@@ -719,9 +728,9 @@
         </w:tc>
         <w:tc>
           <w:tcPr>
-            <w:tcW w:type="dxa" w:w="3120"/>
+            <w:tcW w:w="3120" w:type="dxa"/>
           </w:tcPr>
-          <w:p>
+          <w:p wp14:textId="77777777">
             <w:r>
               <w:t>Applications where the reviewer has submitted and QA is needed</w:t>
             </w:r>
@@ -729,21 +738,21 @@
         </w:tc>
         <w:tc>
           <w:tcPr>
-            <w:tcW w:type="dxa" w:w="3120"/>
+            <w:tcW w:w="3120" w:type="dxa"/>
           </w:tcPr>
-          <w:p>
+          <w:p wp14:textId="77777777">
             <w:r>
               <w:t>List filtered to Pending Review</w:t>
             </w:r>
           </w:p>
         </w:tc>
       </w:tr>
-      <w:tr>
+      <w:tr xmlns:wp14="http://schemas.microsoft.com/office/word/2010/wordml" wp14:textId="77777777">
         <w:tc>
           <w:tcPr>
-            <w:tcW w:type="dxa" w:w="3120"/>
+            <w:tcW w:w="3120" w:type="dxa"/>
           </w:tcPr>
-          <w:p>
+          <w:p wp14:textId="77777777">
             <w:r>
               <w:t>**Reviewed**</w:t>
             </w:r>
@@ -751,9 +760,9 @@
         </w:tc>
         <w:tc>
           <w:tcPr>
-            <w:tcW w:type="dxa" w:w="3120"/>
+            <w:tcW w:w="3120" w:type="dxa"/>
           </w:tcPr>
-          <w:p>
+          <w:p wp14:textId="77777777">
             <w:r>
               <w:t>QA reviews you have completed</w:t>
             </w:r>
@@ -761,9 +770,9 @@
         </w:tc>
         <w:tc>
           <w:tcPr>
-            <w:tcW w:type="dxa" w:w="3120"/>
+            <w:tcW w:w="3120" w:type="dxa"/>
           </w:tcPr>
-          <w:p>
+          <w:p wp14:textId="77777777">
             <w:r>
               <w:t>List filtered to Reviewed</w:t>
             </w:r>
@@ -771,8 +780,8 @@
         </w:tc>
       </w:tr>
     </w:tbl>
-    <w:p/>
-    <w:p>
+    <w:p xmlns:wp14="http://schemas.microsoft.com/office/word/2010/wordml" wp14:textId="77777777"/>
+    <w:p xmlns:wp14="http://schemas.microsoft.com/office/word/2010/wordml" wp14:textId="77777777">
       <w:r>
         <w:t xml:space="preserve">There is </w:t>
       </w:r>
@@ -786,7 +795,7 @@
         <w:t xml:space="preserve"> for first-pass work—that is the reviewer's queue.</w:t>
       </w:r>
     </w:p>
-    <w:p>
+    <w:p xmlns:wp14="http://schemas.microsoft.com/office/word/2010/wordml" wp14:textId="77777777">
       <w:pPr>
         <w:pStyle w:val="Heading2"/>
       </w:pPr>
@@ -794,7 +803,7 @@
         <w:t>5.2 Application list</w:t>
       </w:r>
     </w:p>
-    <w:p>
+    <w:p xmlns:wp14="http://schemas.microsoft.com/office/word/2010/wordml" wp14:textId="77777777">
       <w:pPr>
         <w:pStyle w:val="ListNumber"/>
       </w:pPr>
@@ -802,7 +811,7 @@
         <w:t>Open from dashboard cards or the menu.</w:t>
       </w:r>
     </w:p>
-    <w:p>
+    <w:p xmlns:wp14="http://schemas.microsoft.com/office/word/2010/wordml" wp14:textId="77777777">
       <w:pPr>
         <w:pStyle w:val="ListNumber"/>
       </w:pPr>
@@ -810,7 +819,7 @@
         <w:t>Status filter options:</w:t>
       </w:r>
     </w:p>
-    <w:p>
+    <w:p xmlns:wp14="http://schemas.microsoft.com/office/word/2010/wordml" wp14:textId="77777777">
       <w:pPr>
         <w:pStyle w:val="ListBullet"/>
       </w:pPr>
@@ -821,7 +830,7 @@
         <w:t>Pending Review</w:t>
       </w:r>
     </w:p>
-    <w:p>
+    <w:p xmlns:wp14="http://schemas.microsoft.com/office/word/2010/wordml" wp14:textId="77777777">
       <w:pPr>
         <w:pStyle w:val="ListBullet"/>
       </w:pPr>
@@ -832,7 +841,7 @@
         <w:t>Reviewed</w:t>
       </w:r>
     </w:p>
-    <w:p>
+    <w:p xmlns:wp14="http://schemas.microsoft.com/office/word/2010/wordml" wp14:textId="77777777">
       <w:pPr>
         <w:pStyle w:val="ListNumber"/>
       </w:pPr>
@@ -849,7 +858,7 @@
         <w:t xml:space="preserve"> to open the application preview.</w:t>
       </w:r>
     </w:p>
-    <w:p>
+    <w:p xmlns:wp14="http://schemas.microsoft.com/office/word/2010/wordml" wp14:textId="77777777">
       <w:pPr>
         <w:pStyle w:val="Heading2"/>
       </w:pPr>
@@ -857,7 +866,7 @@
         <w:t>5.3 Complete QA review on an application</w:t>
       </w:r>
     </w:p>
-    <w:p>
+    <w:p xmlns:wp14="http://schemas.microsoft.com/office/word/2010/wordml" wp14:textId="77777777">
       <w:pPr>
         <w:pStyle w:val="ListNumber"/>
       </w:pPr>
@@ -874,7 +883,7 @@
         <w:t xml:space="preserve"> application.</w:t>
       </w:r>
     </w:p>
-    <w:p>
+    <w:p xmlns:wp14="http://schemas.microsoft.com/office/word/2010/wordml" wp14:textId="77777777">
       <w:pPr>
         <w:pStyle w:val="ListNumber"/>
       </w:pPr>
@@ -882,7 +891,7 @@
         <w:t>Read the entrepreneur's application details.</w:t>
       </w:r>
     </w:p>
-    <w:p>
+    <w:p xmlns:wp14="http://schemas.microsoft.com/office/word/2010/wordml" wp14:textId="77777777">
       <w:pPr>
         <w:pStyle w:val="ListNumber"/>
       </w:pPr>
@@ -899,7 +908,7 @@
         <w:t>.</w:t>
       </w:r>
     </w:p>
-    <w:p>
+    <w:p xmlns:wp14="http://schemas.microsoft.com/office/word/2010/wordml" wp14:textId="77777777">
       <w:pPr>
         <w:pStyle w:val="ListNumber"/>
       </w:pPr>
@@ -916,7 +925,7 @@
         <w:t xml:space="preserve"> sections as shown on screen:</w:t>
       </w:r>
     </w:p>
-    <w:p>
+    <w:p xmlns:wp14="http://schemas.microsoft.com/office/word/2010/wordml" wp14:textId="77777777">
       <w:pPr>
         <w:pStyle w:val="ListBullet"/>
       </w:pPr>
@@ -924,7 +933,7 @@
         <w:t>Confirm or adjust QA-specific fields.</w:t>
       </w:r>
     </w:p>
-    <w:p>
+    <w:p xmlns:wp14="http://schemas.microsoft.com/office/word/2010/wordml" wp14:textId="77777777">
       <w:pPr>
         <w:pStyle w:val="ListBullet"/>
       </w:pPr>
@@ -932,7 +941,7 @@
         <w:t>Add QA comments where required.</w:t>
       </w:r>
     </w:p>
-    <w:p>
+    <w:p xmlns:wp14="http://schemas.microsoft.com/office/word/2010/wordml" wp14:textId="77777777">
       <w:pPr>
         <w:pStyle w:val="ListNumber"/>
       </w:pPr>
@@ -946,29 +955,30 @@
         <w:t xml:space="preserve"> when all required fields are complete.</w:t>
       </w:r>
     </w:p>
-    <w:p>
+    <w:p xmlns:wp14="http://schemas.microsoft.com/office/word/2010/wordml" wp14:textId="1480C412">
+      <w:pPr>
+        <w:spacing w:before="120" w:after="120"/>
+        <w:pBdr>
+          <w:bottom w:val="single" w:color="auto" w:sz="6" w:space="1"/>
+        </w:pBdr>
+      </w:pPr>
       <w:r>
+        <w:rPr/>
         <w:t xml:space="preserve">The application moves to your </w:t>
       </w:r>
       <w:r>
         <w:rPr>
-          <w:b/>
+          <w:b w:val="1"/>
+          <w:bCs w:val="1"/>
         </w:rPr>
         <w:t>Reviewed</w:t>
       </w:r>
       <w:r>
+        <w:rPr/>
         <w:t xml:space="preserve"> list after submission.</w:t>
       </w:r>
     </w:p>
-    <w:p>
-      <w:pPr>
-        <w:spacing w:before="120" w:after="120"/>
-        <w:pBdr>
-          <w:bottom w:val="single" w:sz="6" w:space="1" w:color="auto"/>
-        </w:pBdr>
-      </w:pPr>
-    </w:p>
-    <w:p>
+    <w:p xmlns:wp14="http://schemas.microsoft.com/office/word/2010/wordml" wp14:textId="77777777">
       <w:pPr>
         <w:pStyle w:val="Heading1"/>
       </w:pPr>
@@ -976,7 +986,7 @@
         <w:t>6. Pitching workflow (when enabled)</w:t>
       </w:r>
     </w:p>
-    <w:p>
+    <w:p xmlns:wp14="http://schemas.microsoft.com/office/word/2010/wordml" wp14:textId="77777777">
       <w:pPr>
         <w:pStyle w:val="Heading2"/>
       </w:pPr>
@@ -984,7 +994,7 @@
         <w:t>6.1 Dashboard — Pitching</w:t>
       </w:r>
     </w:p>
-    <w:p>
+    <w:p xmlns:wp14="http://schemas.microsoft.com/office/word/2010/wordml" wp14:textId="77777777">
       <w:r>
         <w:t xml:space="preserve">Open </w:t>
       </w:r>
@@ -1010,19 +1020,19 @@
     <w:tbl>
       <w:tblPr>
         <w:tblStyle w:val="TableGrid"/>
-        <w:tblW w:type="auto" w:w="0"/>
-        <w:tblLook w:firstColumn="1" w:firstRow="1" w:lastColumn="0" w:lastRow="0" w:noHBand="0" w:noVBand="1" w:val="04A0"/>
+        <w:tblW w:w="0" w:type="auto"/>
+        <w:tblLook w:val="04A0" w:firstRow="1" w:lastRow="0" w:firstColumn="1" w:lastColumn="0" w:noHBand="0" w:noVBand="1"/>
       </w:tblPr>
       <w:tblGrid>
         <w:gridCol w:w="4680"/>
         <w:gridCol w:w="4680"/>
       </w:tblGrid>
-      <w:tr>
+      <w:tr xmlns:wp14="http://schemas.microsoft.com/office/word/2010/wordml" wp14:textId="77777777">
         <w:tc>
           <w:tcPr>
-            <w:tcW w:type="dxa" w:w="4680"/>
+            <w:tcW w:w="4680" w:type="dxa"/>
           </w:tcPr>
-          <w:p>
+          <w:p wp14:textId="77777777">
             <w:r>
               <w:rPr>
                 <w:b/>
@@ -1033,9 +1043,9 @@
         </w:tc>
         <w:tc>
           <w:tcPr>
-            <w:tcW w:type="dxa" w:w="4680"/>
+            <w:tcW w:w="4680" w:type="dxa"/>
           </w:tcPr>
-          <w:p>
+          <w:p wp14:textId="77777777">
             <w:r>
               <w:rPr>
                 <w:b/>
@@ -1045,12 +1055,12 @@
           </w:p>
         </w:tc>
       </w:tr>
-      <w:tr>
+      <w:tr xmlns:wp14="http://schemas.microsoft.com/office/word/2010/wordml" wp14:textId="77777777">
         <w:tc>
           <w:tcPr>
-            <w:tcW w:type="dxa" w:w="4680"/>
+            <w:tcW w:w="4680" w:type="dxa"/>
           </w:tcPr>
-          <w:p>
+          <w:p wp14:textId="77777777">
             <w:r>
               <w:t>**Pending**</w:t>
             </w:r>
@@ -1058,21 +1068,21 @@
         </w:tc>
         <w:tc>
           <w:tcPr>
-            <w:tcW w:type="dxa" w:w="4680"/>
+            <w:tcW w:w="4680" w:type="dxa"/>
           </w:tcPr>
-          <w:p>
+          <w:p wp14:textId="77777777">
             <w:r>
               <w:t>Pitching items awaiting your QA review</w:t>
             </w:r>
           </w:p>
         </w:tc>
       </w:tr>
-      <w:tr>
+      <w:tr xmlns:wp14="http://schemas.microsoft.com/office/word/2010/wordml" wp14:textId="77777777">
         <w:tc>
           <w:tcPr>
-            <w:tcW w:type="dxa" w:w="4680"/>
+            <w:tcW w:w="4680" w:type="dxa"/>
           </w:tcPr>
-          <w:p>
+          <w:p wp14:textId="77777777">
             <w:r>
               <w:t>**Reviewed**</w:t>
             </w:r>
@@ -1080,9 +1090,9 @@
         </w:tc>
         <w:tc>
           <w:tcPr>
-            <w:tcW w:type="dxa" w:w="4680"/>
+            <w:tcW w:w="4680" w:type="dxa"/>
           </w:tcPr>
-          <w:p>
+          <w:p wp14:textId="77777777">
             <w:r>
               <w:t>Pitching QA reviews you completed</w:t>
             </w:r>
@@ -1090,8 +1100,8 @@
         </w:tc>
       </w:tr>
     </w:tbl>
-    <w:p/>
-    <w:p>
+    <w:p xmlns:wp14="http://schemas.microsoft.com/office/word/2010/wordml" wp14:textId="77777777"/>
+    <w:p xmlns:wp14="http://schemas.microsoft.com/office/word/2010/wordml" wp14:textId="77777777">
       <w:pPr>
         <w:ind w:left="360"/>
       </w:pPr>
@@ -1102,7 +1112,7 @@
         <w:t>Note: Pitching dashboard cards may use "Pending" and "Reviewed" labels, but the system routes QA-specific assignment lists on the backend.</w:t>
       </w:r>
     </w:p>
-    <w:p>
+    <w:p xmlns:wp14="http://schemas.microsoft.com/office/word/2010/wordml" wp14:textId="77777777">
       <w:pPr>
         <w:pStyle w:val="Heading2"/>
       </w:pPr>
@@ -1110,7 +1120,7 @@
         <w:t>6.2 Pitching list and detail</w:t>
       </w:r>
     </w:p>
-    <w:p>
+    <w:p xmlns:wp14="http://schemas.microsoft.com/office/word/2010/wordml" wp14:textId="77777777">
       <w:pPr>
         <w:pStyle w:val="ListNumber"/>
       </w:pPr>
@@ -1118,7 +1128,7 @@
         <w:t>Open the pitching assignment list from the dashboard.</w:t>
       </w:r>
     </w:p>
-    <w:p>
+    <w:p xmlns:wp14="http://schemas.microsoft.com/office/word/2010/wordml" wp14:textId="77777777">
       <w:pPr>
         <w:pStyle w:val="ListNumber"/>
       </w:pPr>
@@ -1144,7 +1154,7 @@
         <w:t xml:space="preserve"> tabs and search as needed.</w:t>
       </w:r>
     </w:p>
-    <w:p>
+    <w:p xmlns:wp14="http://schemas.microsoft.com/office/word/2010/wordml" wp14:textId="77777777">
       <w:pPr>
         <w:pStyle w:val="ListNumber"/>
       </w:pPr>
@@ -1161,7 +1171,7 @@
         <w:t xml:space="preserve"> on an assignment.</w:t>
       </w:r>
     </w:p>
-    <w:p>
+    <w:p xmlns:wp14="http://schemas.microsoft.com/office/word/2010/wordml" wp14:textId="77777777">
       <w:pPr>
         <w:pStyle w:val="ListNumber"/>
       </w:pPr>
@@ -1178,7 +1188,7 @@
         <w:t xml:space="preserve"> tab for documents and submission details.</w:t>
       </w:r>
     </w:p>
-    <w:p>
+    <w:p xmlns:wp14="http://schemas.microsoft.com/office/word/2010/wordml" wp14:textId="77777777">
       <w:pPr>
         <w:pStyle w:val="ListNumber"/>
       </w:pPr>
@@ -1204,7 +1214,7 @@
         <w:t>.</w:t>
       </w:r>
     </w:p>
-    <w:p>
+    <w:p xmlns:wp14="http://schemas.microsoft.com/office/word/2010/wordml" wp14:textId="77777777">
       <w:pPr>
         <w:pStyle w:val="ListNumber"/>
       </w:pPr>
@@ -1221,29 +1231,28 @@
         <w:t xml:space="preserve"> role—your responses are separate from the reviewer's bucket.</w:t>
       </w:r>
     </w:p>
-    <w:p>
+    <w:p xmlns:wp14="http://schemas.microsoft.com/office/word/2010/wordml" wp14:textId="368BF9DF">
       <w:pPr>
         <w:pStyle w:val="ListNumber"/>
+        <w:spacing w:before="120" w:after="120"/>
+        <w:pBdr>
+          <w:bottom w:val="single" w:color="auto" w:sz="6" w:space="1"/>
+        </w:pBdr>
+        <w:rPr/>
       </w:pPr>
       <w:r>
         <w:rPr>
-          <w:b/>
+          <w:b w:val="1"/>
+          <w:bCs w:val="1"/>
         </w:rPr>
         <w:t>Submit</w:t>
       </w:r>
       <w:r>
+        <w:rPr/>
         <w:t xml:space="preserve"> your QA review.</w:t>
       </w:r>
     </w:p>
-    <w:p>
-      <w:pPr>
-        <w:spacing w:before="120" w:after="120"/>
-        <w:pBdr>
-          <w:bottom w:val="single" w:sz="6" w:space="1" w:color="auto"/>
-        </w:pBdr>
-      </w:pPr>
-    </w:p>
-    <w:p>
+    <w:p xmlns:wp14="http://schemas.microsoft.com/office/word/2010/wordml" wp14:textId="77777777">
       <w:pPr>
         <w:pStyle w:val="Heading1"/>
       </w:pPr>
@@ -1254,19 +1263,19 @@
     <w:tbl>
       <w:tblPr>
         <w:tblStyle w:val="TableGrid"/>
-        <w:tblW w:type="auto" w:w="0"/>
-        <w:tblLook w:firstColumn="1" w:firstRow="1" w:lastColumn="0" w:lastRow="0" w:noHBand="0" w:noVBand="1" w:val="04A0"/>
+        <w:tblW w:w="0" w:type="auto"/>
+        <w:tblLook w:val="04A0" w:firstRow="1" w:lastRow="0" w:firstColumn="1" w:lastColumn="0" w:noHBand="0" w:noVBand="1"/>
       </w:tblPr>
       <w:tblGrid>
         <w:gridCol w:w="4680"/>
         <w:gridCol w:w="4680"/>
       </w:tblGrid>
-      <w:tr>
+      <w:tr xmlns:wp14="http://schemas.microsoft.com/office/word/2010/wordml" wp14:textId="77777777">
         <w:tc>
           <w:tcPr>
-            <w:tcW w:type="dxa" w:w="4680"/>
+            <w:tcW w:w="4680" w:type="dxa"/>
           </w:tcPr>
-          <w:p>
+          <w:p wp14:textId="77777777">
             <w:r>
               <w:rPr>
                 <w:b/>
@@ -1277,9 +1286,9 @@
         </w:tc>
         <w:tc>
           <w:tcPr>
-            <w:tcW w:type="dxa" w:w="4680"/>
+            <w:tcW w:w="4680" w:type="dxa"/>
           </w:tcPr>
-          <w:p>
+          <w:p wp14:textId="77777777">
             <w:r>
               <w:rPr>
                 <w:b/>
@@ -1289,12 +1298,12 @@
           </w:p>
         </w:tc>
       </w:tr>
-      <w:tr>
+      <w:tr xmlns:wp14="http://schemas.microsoft.com/office/word/2010/wordml" wp14:textId="77777777">
         <w:tc>
           <w:tcPr>
-            <w:tcW w:type="dxa" w:w="4680"/>
+            <w:tcW w:w="4680" w:type="dxa"/>
           </w:tcPr>
-          <w:p>
+          <w:p wp14:textId="77777777">
             <w:r>
               <w:t>Review brand-new applications before a reviewer</w:t>
             </w:r>
@@ -1302,21 +1311,21 @@
         </w:tc>
         <w:tc>
           <w:tcPr>
-            <w:tcW w:type="dxa" w:w="4680"/>
+            <w:tcW w:w="4680" w:type="dxa"/>
           </w:tcPr>
-          <w:p>
+          <w:p wp14:textId="77777777">
             <w:r>
               <w:t>Reviewer must submit first</w:t>
             </w:r>
           </w:p>
         </w:tc>
       </w:tr>
-      <w:tr>
+      <w:tr xmlns:wp14="http://schemas.microsoft.com/office/word/2010/wordml" wp14:textId="77777777">
         <w:tc>
           <w:tcPr>
-            <w:tcW w:type="dxa" w:w="4680"/>
+            <w:tcW w:w="4680" w:type="dxa"/>
           </w:tcPr>
-          <w:p>
+          <w:p wp14:textId="77777777">
             <w:r>
               <w:t>Assign applications or pitching</w:t>
             </w:r>
@@ -1324,21 +1333,21 @@
         </w:tc>
         <w:tc>
           <w:tcPr>
-            <w:tcW w:type="dxa" w:w="4680"/>
+            <w:tcW w:w="4680" w:type="dxa"/>
           </w:tcPr>
-          <w:p>
+          <w:p wp14:textId="77777777">
             <w:r>
               <w:t>External Reviewer Admin task</w:t>
             </w:r>
           </w:p>
         </w:tc>
       </w:tr>
-      <w:tr>
+      <w:tr xmlns:wp14="http://schemas.microsoft.com/office/word/2010/wordml" wp14:textId="77777777">
         <w:tc>
           <w:tcPr>
-            <w:tcW w:type="dxa" w:w="4680"/>
+            <w:tcW w:w="4680" w:type="dxa"/>
           </w:tcPr>
-          <w:p>
+          <w:p wp14:textId="77777777">
             <w:r>
               <w:t>Configure review criteria</w:t>
             </w:r>
@@ -1346,21 +1355,21 @@
         </w:tc>
         <w:tc>
           <w:tcPr>
-            <w:tcW w:type="dxa" w:w="4680"/>
+            <w:tcW w:w="4680" w:type="dxa"/>
           </w:tcPr>
-          <w:p>
+          <w:p wp14:textId="77777777">
             <w:r>
               <w:t>EY Admin task</w:t>
             </w:r>
           </w:p>
         </w:tc>
       </w:tr>
-      <w:tr>
+      <w:tr xmlns:wp14="http://schemas.microsoft.com/office/word/2010/wordml" wp14:textId="77777777">
         <w:tc>
           <w:tcPr>
-            <w:tcW w:type="dxa" w:w="4680"/>
+            <w:tcW w:w="4680" w:type="dxa"/>
           </w:tcPr>
-          <w:p>
+          <w:p wp14:textId="77777777">
             <w:r>
               <w:t>See unassigned applications</w:t>
             </w:r>
@@ -1368,21 +1377,21 @@
         </w:tc>
         <w:tc>
           <w:tcPr>
-            <w:tcW w:type="dxa" w:w="4680"/>
+            <w:tcW w:w="4680" w:type="dxa"/>
           </w:tcPr>
-          <w:p>
+          <w:p wp14:textId="77777777">
             <w:r>
               <w:t>Not in QA workflow</w:t>
             </w:r>
           </w:p>
         </w:tc>
       </w:tr>
-      <w:tr>
+      <w:tr xmlns:wp14="http://schemas.microsoft.com/office/word/2010/wordml" wp14:textId="77777777">
         <w:tc>
           <w:tcPr>
-            <w:tcW w:type="dxa" w:w="4680"/>
+            <w:tcW w:w="4680" w:type="dxa"/>
           </w:tcPr>
-          <w:p>
+          <w:p wp14:textId="77777777">
             <w:r>
               <w:t>Approve at admin or TEF level</w:t>
             </w:r>
@@ -1390,9 +1399,9 @@
         </w:tc>
         <w:tc>
           <w:tcPr>
-            <w:tcW w:type="dxa" w:w="4680"/>
+            <w:tcW w:w="4680" w:type="dxa"/>
           </w:tcPr>
-          <w:p>
+          <w:p wp14:textId="77777777">
             <w:r>
               <w:t>Admin roles</w:t>
             </w:r>
@@ -1400,16 +1409,8 @@
         </w:tc>
       </w:tr>
     </w:tbl>
-    <w:p/>
-    <w:p>
-      <w:pPr>
-        <w:spacing w:before="120" w:after="120"/>
-        <w:pBdr>
-          <w:bottom w:val="single" w:sz="6" w:space="1" w:color="auto"/>
-        </w:pBdr>
-      </w:pPr>
-    </w:p>
-    <w:p>
+    <w:p xmlns:wp14="http://schemas.microsoft.com/office/word/2010/wordml" wp14:textId="77777777"/>
+    <w:p xmlns:wp14="http://schemas.microsoft.com/office/word/2010/wordml" wp14:textId="77777777">
       <w:pPr>
         <w:pStyle w:val="Heading1"/>
       </w:pPr>
@@ -1417,7 +1418,7 @@
         <w:t>8. Tips for effective QA</w:t>
       </w:r>
     </w:p>
-    <w:p>
+    <w:p xmlns:wp14="http://schemas.microsoft.com/office/word/2010/wordml" wp14:textId="77777777">
       <w:pPr>
         <w:pStyle w:val="ListBullet"/>
       </w:pPr>
@@ -1431,7 +1432,7 @@
         <w:t>—QA is about consistency and quality, not re-doing work from scratch.</w:t>
       </w:r>
     </w:p>
-    <w:p>
+    <w:p xmlns:wp14="http://schemas.microsoft.com/office/word/2010/wordml" wp14:textId="77777777">
       <w:pPr>
         <w:pStyle w:val="ListBullet"/>
       </w:pPr>
@@ -1445,7 +1446,7 @@
         <w:t xml:space="preserve"> to your EY Admin if you cannot make a fair QA decision.</w:t>
       </w:r>
     </w:p>
-    <w:p>
+    <w:p xmlns:wp14="http://schemas.microsoft.com/office/word/2010/wordml" wp14:textId="77777777">
       <w:pPr>
         <w:pStyle w:val="ListBullet"/>
       </w:pPr>
@@ -1459,7 +1460,7 @@
         <w:t xml:space="preserve"> to document disagreements or confirmations.</w:t>
       </w:r>
     </w:p>
-    <w:p>
+    <w:p xmlns:wp14="http://schemas.microsoft.com/office/word/2010/wordml" wp14:textId="77777777">
       <w:pPr>
         <w:pStyle w:val="ListBullet"/>
       </w:pPr>
@@ -1473,29 +1474,24 @@
         <w:t>—older assignments may be closer to programme deadlines.</w:t>
       </w:r>
     </w:p>
-    <w:p>
+    <w:p xmlns:wp14="http://schemas.microsoft.com/office/word/2010/wordml" wp14:textId="77777777">
       <w:pPr>
         <w:pStyle w:val="ListBullet"/>
+        <w:rPr/>
       </w:pPr>
       <w:r>
         <w:rPr>
-          <w:b/>
+          <w:b w:val="1"/>
+          <w:bCs w:val="1"/>
         </w:rPr>
         <w:t>For pitching</w:t>
       </w:r>
       <w:r>
+        <w:rPr/>
         <w:t>, confirm you are submitting under the QA criteria form, not duplicating reviewer answers.</w:t>
       </w:r>
     </w:p>
-    <w:p>
-      <w:pPr>
-        <w:spacing w:before="120" w:after="120"/>
-        <w:pBdr>
-          <w:bottom w:val="single" w:sz="6" w:space="1" w:color="auto"/>
-        </w:pBdr>
-      </w:pPr>
-    </w:p>
-    <w:p>
+    <w:p xmlns:wp14="http://schemas.microsoft.com/office/word/2010/wordml" wp14:textId="77777777">
       <w:pPr>
         <w:pStyle w:val="Heading1"/>
       </w:pPr>
@@ -1506,19 +1502,20 @@
     <w:tbl>
       <w:tblPr>
         <w:tblStyle w:val="TableGrid"/>
-        <w:tblW w:type="auto" w:w="0"/>
-        <w:tblLook w:firstColumn="1" w:firstRow="1" w:lastColumn="0" w:lastRow="0" w:noHBand="0" w:noVBand="1" w:val="04A0"/>
+        <w:tblW w:w="0" w:type="auto"/>
+        <w:tblLook w:val="04A0" w:firstRow="1" w:lastRow="0" w:firstColumn="1" w:lastColumn="0" w:noHBand="0" w:noVBand="1"/>
       </w:tblPr>
       <w:tblGrid>
         <w:gridCol w:w="4680"/>
         <w:gridCol w:w="4680"/>
       </w:tblGrid>
-      <w:tr>
+      <w:tr xmlns:wp14="http://schemas.microsoft.com/office/word/2010/wordml" wp14:textId="77777777">
         <w:tc>
           <w:tcPr>
-            <w:tcW w:type="dxa" w:w="4680"/>
+            <w:tcW w:w="4680" w:type="dxa"/>
+            <w:tcMar/>
           </w:tcPr>
-          <w:p>
+          <w:p wp14:textId="77777777">
             <w:r>
               <w:rPr>
                 <w:b/>
@@ -1529,9 +1526,10 @@
         </w:tc>
         <w:tc>
           <w:tcPr>
-            <w:tcW w:type="dxa" w:w="4680"/>
+            <w:tcW w:w="4680" w:type="dxa"/>
+            <w:tcMar/>
           </w:tcPr>
-          <w:p>
+          <w:p wp14:textId="77777777">
             <w:r>
               <w:rPr>
                 <w:b/>
@@ -1541,12 +1539,13 @@
           </w:p>
         </w:tc>
       </w:tr>
-      <w:tr>
+      <w:tr xmlns:wp14="http://schemas.microsoft.com/office/word/2010/wordml" wp14:textId="77777777">
         <w:tc>
           <w:tcPr>
-            <w:tcW w:type="dxa" w:w="4680"/>
+            <w:tcW w:w="4680" w:type="dxa"/>
+            <w:tcMar/>
           </w:tcPr>
-          <w:p>
+          <w:p wp14:textId="77777777">
             <w:r>
               <w:t>**Pending Review**</w:t>
             </w:r>
@@ -1554,21 +1553,23 @@
         </w:tc>
         <w:tc>
           <w:tcPr>
-            <w:tcW w:type="dxa" w:w="4680"/>
+            <w:tcW w:w="4680" w:type="dxa"/>
+            <w:tcMar/>
           </w:tcPr>
-          <w:p>
+          <w:p wp14:textId="77777777">
             <w:r>
               <w:t>Reviewer finished; waiting for your QA</w:t>
             </w:r>
           </w:p>
         </w:tc>
       </w:tr>
-      <w:tr>
+      <w:tr xmlns:wp14="http://schemas.microsoft.com/office/word/2010/wordml" wp14:textId="77777777">
         <w:tc>
           <w:tcPr>
-            <w:tcW w:type="dxa" w:w="4680"/>
+            <w:tcW w:w="4680" w:type="dxa"/>
+            <w:tcMar/>
           </w:tcPr>
-          <w:p>
+          <w:p wp14:textId="77777777">
             <w:r>
               <w:t>**Reviewed**</w:t>
             </w:r>
@@ -1576,21 +1577,23 @@
         </w:tc>
         <w:tc>
           <w:tcPr>
-            <w:tcW w:type="dxa" w:w="4680"/>
+            <w:tcW w:w="4680" w:type="dxa"/>
+            <w:tcMar/>
           </w:tcPr>
-          <w:p>
+          <w:p wp14:textId="77777777">
             <w:r>
               <w:t>Your QA submission is complete</w:t>
             </w:r>
           </w:p>
         </w:tc>
       </w:tr>
-      <w:tr>
+      <w:tr xmlns:wp14="http://schemas.microsoft.com/office/word/2010/wordml" wp14:textId="77777777">
         <w:tc>
           <w:tcPr>
-            <w:tcW w:type="dxa" w:w="4680"/>
+            <w:tcW w:w="4680" w:type="dxa"/>
+            <w:tcMar/>
           </w:tcPr>
-          <w:p>
+          <w:p wp14:textId="77777777">
             <w:r>
               <w:t>**Reviewer**</w:t>
             </w:r>
@@ -1598,21 +1601,23 @@
         </w:tc>
         <w:tc>
           <w:tcPr>
-            <w:tcW w:type="dxa" w:w="4680"/>
+            <w:tcW w:w="4680" w:type="dxa"/>
+            <w:tcMar/>
           </w:tcPr>
-          <w:p>
+          <w:p wp14:textId="77777777">
             <w:r>
               <w:t>Colleague who completed first-pass review</w:t>
             </w:r>
           </w:p>
         </w:tc>
       </w:tr>
-      <w:tr>
+      <w:tr xmlns:wp14="http://schemas.microsoft.com/office/word/2010/wordml" wp14:textId="77777777">
         <w:tc>
           <w:tcPr>
-            <w:tcW w:type="dxa" w:w="4680"/>
+            <w:tcW w:w="4680" w:type="dxa"/>
+            <w:tcMar/>
           </w:tcPr>
-          <w:p>
+          <w:p wp14:textId="77777777">
             <w:r>
               <w:t>**EY QA**</w:t>
             </w:r>
@@ -1620,21 +1625,23 @@
         </w:tc>
         <w:tc>
           <w:tcPr>
-            <w:tcW w:type="dxa" w:w="4680"/>
+            <w:tcW w:w="4680" w:type="dxa"/>
+            <w:tcMar/>
           </w:tcPr>
-          <w:p>
+          <w:p wp14:textId="77777777">
             <w:r>
               <w:t>Your response bucket on pitching review criteria</w:t>
             </w:r>
           </w:p>
         </w:tc>
       </w:tr>
-      <w:tr>
+      <w:tr xmlns:wp14="http://schemas.microsoft.com/office/word/2010/wordml" wp14:textId="77777777">
         <w:tc>
           <w:tcPr>
-            <w:tcW w:type="dxa" w:w="4680"/>
+            <w:tcW w:w="4680" w:type="dxa"/>
+            <w:tcMar/>
           </w:tcPr>
-          <w:p>
+          <w:p wp14:textId="77777777">
             <w:r>
               <w:t>**Review criteria**</w:t>
             </w:r>
@@ -1642,9 +1649,10 @@
         </w:tc>
         <w:tc>
           <w:tcPr>
-            <w:tcW w:type="dxa" w:w="4680"/>
+            <w:tcW w:w="4680" w:type="dxa"/>
+            <w:tcMar/>
           </w:tcPr>
-          <w:p>
+          <w:p wp14:textId="77777777">
             <w:r>
               <w:t>Structured yes/no questions on pitching</w:t>
             </w:r>
@@ -1652,16 +1660,7 @@
         </w:tc>
       </w:tr>
     </w:tbl>
-    <w:p/>
-    <w:p>
-      <w:pPr>
-        <w:spacing w:before="120" w:after="120"/>
-        <w:pBdr>
-          <w:bottom w:val="single" w:sz="6" w:space="1" w:color="auto"/>
-        </w:pBdr>
-      </w:pPr>
-    </w:p>
-    <w:p>
+    <w:p xmlns:wp14="http://schemas.microsoft.com/office/word/2010/wordml" wp14:textId="77777777">
       <w:pPr>
         <w:pStyle w:val="Heading1"/>
       </w:pPr>
@@ -1669,7 +1668,7 @@
         <w:t>10. Getting help</w:t>
       </w:r>
     </w:p>
-    <w:p>
+    <w:p xmlns:wp14="http://schemas.microsoft.com/office/word/2010/wordml" wp14:textId="77777777">
       <w:r>
         <w:t xml:space="preserve">Contact your </w:t>
       </w:r>
@@ -1683,7 +1682,7 @@
         <w:t xml:space="preserve"> if you:</w:t>
       </w:r>
     </w:p>
-    <w:p>
+    <w:p xmlns:wp14="http://schemas.microsoft.com/office/word/2010/wordml" wp14:textId="77777777">
       <w:pPr>
         <w:pStyle w:val="ListBullet"/>
       </w:pPr>
@@ -1691,7 +1690,7 @@
         <w:t>See Pending Review items with missing reviewer data</w:t>
       </w:r>
     </w:p>
-    <w:p>
+    <w:p xmlns:wp14="http://schemas.microsoft.com/office/word/2010/wordml" wp14:textId="77777777">
       <w:pPr>
         <w:pStyle w:val="ListBullet"/>
       </w:pPr>
@@ -1699,7 +1698,7 @@
         <w:t>Are paired with the wrong reviewer on pitching assignments</w:t>
       </w:r>
     </w:p>
-    <w:p>
+    <w:p xmlns:wp14="http://schemas.microsoft.com/office/word/2010/wordml" wp14:textId="77777777">
       <w:pPr>
         <w:pStyle w:val="ListBullet"/>
       </w:pPr>
@@ -1707,23 +1706,17 @@
         <w:t>Cannot submit due to form errors</w:t>
       </w:r>
     </w:p>
-    <w:p>
+    <w:p xmlns:wp14="http://schemas.microsoft.com/office/word/2010/wordml" wp14:textId="77777777">
       <w:pPr>
         <w:pStyle w:val="ListBullet"/>
+        <w:rPr/>
       </w:pPr>
       <w:r>
+        <w:rPr/>
         <w:t>Need clarification on QA scoring standards</w:t>
       </w:r>
     </w:p>
-    <w:p>
-      <w:pPr>
-        <w:spacing w:before="120" w:after="120"/>
-        <w:pBdr>
-          <w:bottom w:val="single" w:sz="6" w:space="1" w:color="auto"/>
-        </w:pBdr>
-      </w:pPr>
-    </w:p>
-    <w:p>
+    <w:p xmlns:wp14="http://schemas.microsoft.com/office/word/2010/wordml" wp14:textId="77777777">
       <w:r>
         <w:rPr>
           <w:i/>
@@ -1732,7 +1725,7 @@
       </w:r>
     </w:p>
     <w:sectPr>
-      <w:pgSz w:w="12240" w:h="15840"/>
+      <w:pgSz w:w="12240" w:h="15840" w:orient="portrait"/>
       <w:pgMar w:top="1440" w:right="1440" w:bottom="1440" w:left="1440" w:header="720" w:footer="720" w:gutter="0"/>
       <w:cols w:space="720"/>
       <w:docGrid w:linePitch="360"/>
@@ -1829,7 +1822,7 @@
         <w:ind w:left="1440" w:hanging="360"/>
       </w:pPr>
       <w:rPr>
-        <w:rFonts w:ascii="Symbol" w:hAnsi="Symbol" w:hint="default"/>
+        <w:rFonts w:hint="default" w:ascii="Symbol" w:hAnsi="Symbol"/>
       </w:rPr>
     </w:lvl>
   </w:abstractNum>
@@ -1850,7 +1843,7 @@
         <w:ind w:left="1080" w:hanging="360"/>
       </w:pPr>
       <w:rPr>
-        <w:rFonts w:ascii="Symbol" w:hAnsi="Symbol" w:hint="default"/>
+        <w:rFonts w:hint="default" w:ascii="Symbol" w:hAnsi="Symbol"/>
       </w:rPr>
     </w:lvl>
   </w:abstractNum>
@@ -1871,7 +1864,7 @@
         <w:ind w:left="720" w:hanging="360"/>
       </w:pPr>
       <w:rPr>
-        <w:rFonts w:ascii="Symbol" w:hAnsi="Symbol" w:hint="default"/>
+        <w:rFonts w:hint="default" w:ascii="Symbol" w:hAnsi="Symbol"/>
       </w:rPr>
     </w:lvl>
   </w:abstractNum>
@@ -1910,7 +1903,7 @@
         <w:ind w:left="360" w:hanging="360"/>
       </w:pPr>
       <w:rPr>
-        <w:rFonts w:ascii="Symbol" w:hAnsi="Symbol" w:hint="default"/>
+        <w:rFonts w:hint="default" w:ascii="Symbol" w:hAnsi="Symbol"/>
       </w:rPr>
     </w:lvl>
   </w:abstractNum>
@@ -1945,11 +1938,11 @@
 </file>
 
 <file path=word/styles.xml><?xml version="1.0" encoding="utf-8"?>
-<w:styles xmlns:mc="http://schemas.openxmlformats.org/markup-compatibility/2006" xmlns:r="http://schemas.openxmlformats.org/officeDocument/2006/relationships" xmlns:w="http://schemas.openxmlformats.org/wordprocessingml/2006/main" xmlns:w14="http://schemas.microsoft.com/office/word/2010/wordml" mc:Ignorable="w14">
+<w:styles xmlns:wp14="http://schemas.microsoft.com/office/word/2010/wordprocessingDrawing" xmlns:mc="http://schemas.openxmlformats.org/markup-compatibility/2006" xmlns:r="http://schemas.openxmlformats.org/officeDocument/2006/relationships" xmlns:w="http://schemas.openxmlformats.org/wordprocessingml/2006/main" xmlns:w14="http://schemas.microsoft.com/office/word/2010/wordml" mc:Ignorable="w14 wp14">
   <w:docDefaults>
     <w:rPrDefault>
       <w:rPr>
-        <w:rFonts w:asciiTheme="minorHAnsi" w:eastAsiaTheme="minorEastAsia" w:hAnsiTheme="minorHAnsi" w:cstheme="minorBidi"/>
+        <w:rFonts w:asciiTheme="minorHAnsi" w:hAnsiTheme="minorHAnsi" w:eastAsiaTheme="minorEastAsia" w:cstheme="minorBidi"/>
         <w:sz w:val="22"/>
         <w:szCs w:val="22"/>
         <w:lang w:val="en-US" w:eastAsia="en-US" w:bidi="ar-SA"/>
@@ -1962,8 +1955,8 @@
     </w:pPrDefault>
   </w:docDefaults>
   <w:latentStyles w:defLockedState="0" w:defUIPriority="99" w:defSemiHidden="1" w:defUnhideWhenUsed="1" w:defQFormat="0" w:count="276">
-    <w:lsdException w:name="Normal" w:semiHidden="0" w:uiPriority="0" w:unhideWhenUsed="0" w:qFormat="1"/>
-    <w:lsdException w:name="heading 1" w:semiHidden="0" w:uiPriority="9" w:unhideWhenUsed="0" w:qFormat="1"/>
+    <w:lsdException w:name="Normal" w:uiPriority="0" w:semiHidden="0" w:unhideWhenUsed="0" w:qFormat="1"/>
+    <w:lsdException w:name="heading 1" w:uiPriority="9" w:semiHidden="0" w:unhideWhenUsed="0" w:qFormat="1"/>
     <w:lsdException w:name="heading 2" w:uiPriority="9" w:qFormat="1"/>
     <w:lsdException w:name="heading 3" w:uiPriority="9" w:qFormat="1"/>
     <w:lsdException w:name="heading 4" w:uiPriority="9" w:qFormat="1"/>
@@ -1982,125 +1975,125 @@
     <w:lsdException w:name="toc 8" w:uiPriority="39"/>
     <w:lsdException w:name="toc 9" w:uiPriority="39"/>
     <w:lsdException w:name="caption" w:uiPriority="35" w:qFormat="1"/>
-    <w:lsdException w:name="Title" w:semiHidden="0" w:uiPriority="10" w:unhideWhenUsed="0" w:qFormat="1"/>
+    <w:lsdException w:name="Title" w:uiPriority="10" w:semiHidden="0" w:unhideWhenUsed="0" w:qFormat="1"/>
     <w:lsdException w:name="Default Paragraph Font" w:uiPriority="1"/>
-    <w:lsdException w:name="Subtitle" w:semiHidden="0" w:uiPriority="11" w:unhideWhenUsed="0" w:qFormat="1"/>
-    <w:lsdException w:name="Strong" w:semiHidden="0" w:uiPriority="22" w:unhideWhenUsed="0" w:qFormat="1"/>
-    <w:lsdException w:name="Emphasis" w:semiHidden="0" w:uiPriority="20" w:unhideWhenUsed="0" w:qFormat="1"/>
-    <w:lsdException w:name="Table Grid" w:semiHidden="0" w:uiPriority="59" w:unhideWhenUsed="0"/>
+    <w:lsdException w:name="Subtitle" w:uiPriority="11" w:semiHidden="0" w:unhideWhenUsed="0" w:qFormat="1"/>
+    <w:lsdException w:name="Strong" w:uiPriority="22" w:semiHidden="0" w:unhideWhenUsed="0" w:qFormat="1"/>
+    <w:lsdException w:name="Emphasis" w:uiPriority="20" w:semiHidden="0" w:unhideWhenUsed="0" w:qFormat="1"/>
+    <w:lsdException w:name="Table Grid" w:uiPriority="59" w:semiHidden="0" w:unhideWhenUsed="0"/>
     <w:lsdException w:name="Placeholder Text" w:unhideWhenUsed="0"/>
-    <w:lsdException w:name="No Spacing" w:semiHidden="0" w:uiPriority="1" w:unhideWhenUsed="0" w:qFormat="1"/>
-    <w:lsdException w:name="Light Shading" w:semiHidden="0" w:uiPriority="60" w:unhideWhenUsed="0"/>
-    <w:lsdException w:name="Light List" w:semiHidden="0" w:uiPriority="61" w:unhideWhenUsed="0"/>
-    <w:lsdException w:name="Light Grid" w:semiHidden="0" w:uiPriority="62" w:unhideWhenUsed="0"/>
-    <w:lsdException w:name="Medium Shading 1" w:semiHidden="0" w:uiPriority="63" w:unhideWhenUsed="0"/>
-    <w:lsdException w:name="Medium Shading 2" w:semiHidden="0" w:uiPriority="64" w:unhideWhenUsed="0"/>
-    <w:lsdException w:name="Medium List 1" w:semiHidden="0" w:uiPriority="65" w:unhideWhenUsed="0"/>
-    <w:lsdException w:name="Medium List 2" w:semiHidden="0" w:uiPriority="66" w:unhideWhenUsed="0"/>
-    <w:lsdException w:name="Medium Grid 1" w:semiHidden="0" w:uiPriority="67" w:unhideWhenUsed="0"/>
-    <w:lsdException w:name="Medium Grid 2" w:semiHidden="0" w:uiPriority="68" w:unhideWhenUsed="0"/>
-    <w:lsdException w:name="Medium Grid 3" w:semiHidden="0" w:uiPriority="69" w:unhideWhenUsed="0"/>
-    <w:lsdException w:name="Dark List" w:semiHidden="0" w:uiPriority="70" w:unhideWhenUsed="0"/>
-    <w:lsdException w:name="Colorful Shading" w:semiHidden="0" w:uiPriority="71" w:unhideWhenUsed="0"/>
-    <w:lsdException w:name="Colorful List" w:semiHidden="0" w:uiPriority="72" w:unhideWhenUsed="0"/>
-    <w:lsdException w:name="Colorful Grid" w:semiHidden="0" w:uiPriority="73" w:unhideWhenUsed="0"/>
-    <w:lsdException w:name="Light Shading Accent 1" w:semiHidden="0" w:uiPriority="60" w:unhideWhenUsed="0"/>
-    <w:lsdException w:name="Light List Accent 1" w:semiHidden="0" w:uiPriority="61" w:unhideWhenUsed="0"/>
-    <w:lsdException w:name="Light Grid Accent 1" w:semiHidden="0" w:uiPriority="62" w:unhideWhenUsed="0"/>
-    <w:lsdException w:name="Medium Shading 1 Accent 1" w:semiHidden="0" w:uiPriority="63" w:unhideWhenUsed="0"/>
-    <w:lsdException w:name="Medium Shading 2 Accent 1" w:semiHidden="0" w:uiPriority="64" w:unhideWhenUsed="0"/>
-    <w:lsdException w:name="Medium List 1 Accent 1" w:semiHidden="0" w:uiPriority="65" w:unhideWhenUsed="0"/>
+    <w:lsdException w:name="No Spacing" w:uiPriority="1" w:semiHidden="0" w:unhideWhenUsed="0" w:qFormat="1"/>
+    <w:lsdException w:name="Light Shading" w:uiPriority="60" w:semiHidden="0" w:unhideWhenUsed="0"/>
+    <w:lsdException w:name="Light List" w:uiPriority="61" w:semiHidden="0" w:unhideWhenUsed="0"/>
+    <w:lsdException w:name="Light Grid" w:uiPriority="62" w:semiHidden="0" w:unhideWhenUsed="0"/>
+    <w:lsdException w:name="Medium Shading 1" w:uiPriority="63" w:semiHidden="0" w:unhideWhenUsed="0"/>
+    <w:lsdException w:name="Medium Shading 2" w:uiPriority="64" w:semiHidden="0" w:unhideWhenUsed="0"/>
+    <w:lsdException w:name="Medium List 1" w:uiPriority="65" w:semiHidden="0" w:unhideWhenUsed="0"/>
+    <w:lsdException w:name="Medium List 2" w:uiPriority="66" w:semiHidden="0" w:unhideWhenUsed="0"/>
+    <w:lsdException w:name="Medium Grid 1" w:uiPriority="67" w:semiHidden="0" w:unhideWhenUsed="0"/>
+    <w:lsdException w:name="Medium Grid 2" w:uiPriority="68" w:semiHidden="0" w:unhideWhenUsed="0"/>
+    <w:lsdException w:name="Medium Grid 3" w:uiPriority="69" w:semiHidden="0" w:unhideWhenUsed="0"/>
+    <w:lsdException w:name="Dark List" w:uiPriority="70" w:semiHidden="0" w:unhideWhenUsed="0"/>
+    <w:lsdException w:name="Colorful Shading" w:uiPriority="71" w:semiHidden="0" w:unhideWhenUsed="0"/>
+    <w:lsdException w:name="Colorful List" w:uiPriority="72" w:semiHidden="0" w:unhideWhenUsed="0"/>
+    <w:lsdException w:name="Colorful Grid" w:uiPriority="73" w:semiHidden="0" w:unhideWhenUsed="0"/>
+    <w:lsdException w:name="Light Shading Accent 1" w:uiPriority="60" w:semiHidden="0" w:unhideWhenUsed="0"/>
+    <w:lsdException w:name="Light List Accent 1" w:uiPriority="61" w:semiHidden="0" w:unhideWhenUsed="0"/>
+    <w:lsdException w:name="Light Grid Accent 1" w:uiPriority="62" w:semiHidden="0" w:unhideWhenUsed="0"/>
+    <w:lsdException w:name="Medium Shading 1 Accent 1" w:uiPriority="63" w:semiHidden="0" w:unhideWhenUsed="0"/>
+    <w:lsdException w:name="Medium Shading 2 Accent 1" w:uiPriority="64" w:semiHidden="0" w:unhideWhenUsed="0"/>
+    <w:lsdException w:name="Medium List 1 Accent 1" w:uiPriority="65" w:semiHidden="0" w:unhideWhenUsed="0"/>
     <w:lsdException w:name="Revision" w:unhideWhenUsed="0"/>
-    <w:lsdException w:name="List Paragraph" w:semiHidden="0" w:uiPriority="34" w:unhideWhenUsed="0" w:qFormat="1"/>
-    <w:lsdException w:name="Quote" w:semiHidden="0" w:uiPriority="29" w:unhideWhenUsed="0" w:qFormat="1"/>
-    <w:lsdException w:name="Intense Quote" w:semiHidden="0" w:uiPriority="30" w:unhideWhenUsed="0" w:qFormat="1"/>
-    <w:lsdException w:name="Medium List 2 Accent 1" w:semiHidden="0" w:uiPriority="66" w:unhideWhenUsed="0"/>
-    <w:lsdException w:name="Medium Grid 1 Accent 1" w:semiHidden="0" w:uiPriority="67" w:unhideWhenUsed="0"/>
-    <w:lsdException w:name="Medium Grid 2 Accent 1" w:semiHidden="0" w:uiPriority="68" w:unhideWhenUsed="0"/>
-    <w:lsdException w:name="Medium Grid 3 Accent 1" w:semiHidden="0" w:uiPriority="69" w:unhideWhenUsed="0"/>
-    <w:lsdException w:name="Dark List Accent 1" w:semiHidden="0" w:uiPriority="70" w:unhideWhenUsed="0"/>
-    <w:lsdException w:name="Colorful Shading Accent 1" w:semiHidden="0" w:uiPriority="71" w:unhideWhenUsed="0"/>
-    <w:lsdException w:name="Colorful List Accent 1" w:semiHidden="0" w:uiPriority="72" w:unhideWhenUsed="0"/>
-    <w:lsdException w:name="Colorful Grid Accent 1" w:semiHidden="0" w:uiPriority="73" w:unhideWhenUsed="0"/>
-    <w:lsdException w:name="Light Shading Accent 2" w:semiHidden="0" w:uiPriority="60" w:unhideWhenUsed="0"/>
-    <w:lsdException w:name="Light List Accent 2" w:semiHidden="0" w:uiPriority="61" w:unhideWhenUsed="0"/>
-    <w:lsdException w:name="Light Grid Accent 2" w:semiHidden="0" w:uiPriority="62" w:unhideWhenUsed="0"/>
-    <w:lsdException w:name="Medium Shading 1 Accent 2" w:semiHidden="0" w:uiPriority="63" w:unhideWhenUsed="0"/>
-    <w:lsdException w:name="Medium Shading 2 Accent 2" w:semiHidden="0" w:uiPriority="64" w:unhideWhenUsed="0"/>
-    <w:lsdException w:name="Medium List 1 Accent 2" w:semiHidden="0" w:uiPriority="65" w:unhideWhenUsed="0"/>
-    <w:lsdException w:name="Medium List 2 Accent 2" w:semiHidden="0" w:uiPriority="66" w:unhideWhenUsed="0"/>
-    <w:lsdException w:name="Medium Grid 1 Accent 2" w:semiHidden="0" w:uiPriority="67" w:unhideWhenUsed="0"/>
-    <w:lsdException w:name="Medium Grid 2 Accent 2" w:semiHidden="0" w:uiPriority="68" w:unhideWhenUsed="0"/>
-    <w:lsdException w:name="Medium Grid 3 Accent 2" w:semiHidden="0" w:uiPriority="69" w:unhideWhenUsed="0"/>
-    <w:lsdException w:name="Dark List Accent 2" w:semiHidden="0" w:uiPriority="70" w:unhideWhenUsed="0"/>
-    <w:lsdException w:name="Colorful Shading Accent 2" w:semiHidden="0" w:uiPriority="71" w:unhideWhenUsed="0"/>
-    <w:lsdException w:name="Colorful List Accent 2" w:semiHidden="0" w:uiPriority="72" w:unhideWhenUsed="0"/>
-    <w:lsdException w:name="Colorful Grid Accent 2" w:semiHidden="0" w:uiPriority="73" w:unhideWhenUsed="0"/>
-    <w:lsdException w:name="Light Shading Accent 3" w:semiHidden="0" w:uiPriority="60" w:unhideWhenUsed="0"/>
-    <w:lsdException w:name="Light List Accent 3" w:semiHidden="0" w:uiPriority="61" w:unhideWhenUsed="0"/>
-    <w:lsdException w:name="Light Grid Accent 3" w:semiHidden="0" w:uiPriority="62" w:unhideWhenUsed="0"/>
-    <w:lsdException w:name="Medium Shading 1 Accent 3" w:semiHidden="0" w:uiPriority="63" w:unhideWhenUsed="0"/>
-    <w:lsdException w:name="Medium Shading 2 Accent 3" w:semiHidden="0" w:uiPriority="64" w:unhideWhenUsed="0"/>
-    <w:lsdException w:name="Medium List 1 Accent 3" w:semiHidden="0" w:uiPriority="65" w:unhideWhenUsed="0"/>
-    <w:lsdException w:name="Medium List 2 Accent 3" w:semiHidden="0" w:uiPriority="66" w:unhideWhenUsed="0"/>
-    <w:lsdException w:name="Medium Grid 1 Accent 3" w:semiHidden="0" w:uiPriority="67" w:unhideWhenUsed="0"/>
-    <w:lsdException w:name="Medium Grid 2 Accent 3" w:semiHidden="0" w:uiPriority="68" w:unhideWhenUsed="0"/>
-    <w:lsdException w:name="Medium Grid 3 Accent 3" w:semiHidden="0" w:uiPriority="69" w:unhideWhenUsed="0"/>
-    <w:lsdException w:name="Dark List Accent 3" w:semiHidden="0" w:uiPriority="70" w:unhideWhenUsed="0"/>
-    <w:lsdException w:name="Colorful Shading Accent 3" w:semiHidden="0" w:uiPriority="71" w:unhideWhenUsed="0"/>
-    <w:lsdException w:name="Colorful List Accent 3" w:semiHidden="0" w:uiPriority="72" w:unhideWhenUsed="0"/>
-    <w:lsdException w:name="Colorful Grid Accent 3" w:semiHidden="0" w:uiPriority="73" w:unhideWhenUsed="0"/>
-    <w:lsdException w:name="Light Shading Accent 4" w:semiHidden="0" w:uiPriority="60" w:unhideWhenUsed="0"/>
-    <w:lsdException w:name="Light List Accent 4" w:semiHidden="0" w:uiPriority="61" w:unhideWhenUsed="0"/>
-    <w:lsdException w:name="Light Grid Accent 4" w:semiHidden="0" w:uiPriority="62" w:unhideWhenUsed="0"/>
-    <w:lsdException w:name="Medium Shading 1 Accent 4" w:semiHidden="0" w:uiPriority="63" w:unhideWhenUsed="0"/>
-    <w:lsdException w:name="Medium Shading 2 Accent 4" w:semiHidden="0" w:uiPriority="64" w:unhideWhenUsed="0"/>
-    <w:lsdException w:name="Medium List 1 Accent 4" w:semiHidden="0" w:uiPriority="65" w:unhideWhenUsed="0"/>
-    <w:lsdException w:name="Medium List 2 Accent 4" w:semiHidden="0" w:uiPriority="66" w:unhideWhenUsed="0"/>
-    <w:lsdException w:name="Medium Grid 1 Accent 4" w:semiHidden="0" w:uiPriority="67" w:unhideWhenUsed="0"/>
-    <w:lsdException w:name="Medium Grid 2 Accent 4" w:semiHidden="0" w:uiPriority="68" w:unhideWhenUsed="0"/>
-    <w:lsdException w:name="Medium Grid 3 Accent 4" w:semiHidden="0" w:uiPriority="69" w:unhideWhenUsed="0"/>
-    <w:lsdException w:name="Dark List Accent 4" w:semiHidden="0" w:uiPriority="70" w:unhideWhenUsed="0"/>
-    <w:lsdException w:name="Colorful Shading Accent 4" w:semiHidden="0" w:uiPriority="71" w:unhideWhenUsed="0"/>
-    <w:lsdException w:name="Colorful List Accent 4" w:semiHidden="0" w:uiPriority="72" w:unhideWhenUsed="0"/>
-    <w:lsdException w:name="Colorful Grid Accent 4" w:semiHidden="0" w:uiPriority="73" w:unhideWhenUsed="0"/>
-    <w:lsdException w:name="Light Shading Accent 5" w:semiHidden="0" w:uiPriority="60" w:unhideWhenUsed="0"/>
-    <w:lsdException w:name="Light List Accent 5" w:semiHidden="0" w:uiPriority="61" w:unhideWhenUsed="0"/>
-    <w:lsdException w:name="Light Grid Accent 5" w:semiHidden="0" w:uiPriority="62" w:unhideWhenUsed="0"/>
-    <w:lsdException w:name="Medium Shading 1 Accent 5" w:semiHidden="0" w:uiPriority="63" w:unhideWhenUsed="0"/>
-    <w:lsdException w:name="Medium Shading 2 Accent 5" w:semiHidden="0" w:uiPriority="64" w:unhideWhenUsed="0"/>
-    <w:lsdException w:name="Medium List 1 Accent 5" w:semiHidden="0" w:uiPriority="65" w:unhideWhenUsed="0"/>
-    <w:lsdException w:name="Medium List 2 Accent 5" w:semiHidden="0" w:uiPriority="66" w:unhideWhenUsed="0"/>
-    <w:lsdException w:name="Medium Grid 1 Accent 5" w:semiHidden="0" w:uiPriority="67" w:unhideWhenUsed="0"/>
-    <w:lsdException w:name="Medium Grid 2 Accent 5" w:semiHidden="0" w:uiPriority="68" w:unhideWhenUsed="0"/>
-    <w:lsdException w:name="Medium Grid 3 Accent 5" w:semiHidden="0" w:uiPriority="69" w:unhideWhenUsed="0"/>
-    <w:lsdException w:name="Dark List Accent 5" w:semiHidden="0" w:uiPriority="70" w:unhideWhenUsed="0"/>
-    <w:lsdException w:name="Colorful Shading Accent 5" w:semiHidden="0" w:uiPriority="71" w:unhideWhenUsed="0"/>
-    <w:lsdException w:name="Colorful List Accent 5" w:semiHidden="0" w:uiPriority="72" w:unhideWhenUsed="0"/>
-    <w:lsdException w:name="Colorful Grid Accent 5" w:semiHidden="0" w:uiPriority="73" w:unhideWhenUsed="0"/>
-    <w:lsdException w:name="Light Shading Accent 6" w:semiHidden="0" w:uiPriority="60" w:unhideWhenUsed="0"/>
-    <w:lsdException w:name="Light List Accent 6" w:semiHidden="0" w:uiPriority="61" w:unhideWhenUsed="0"/>
-    <w:lsdException w:name="Light Grid Accent 6" w:semiHidden="0" w:uiPriority="62" w:unhideWhenUsed="0"/>
-    <w:lsdException w:name="Medium Shading 1 Accent 6" w:semiHidden="0" w:uiPriority="63" w:unhideWhenUsed="0"/>
-    <w:lsdException w:name="Medium Shading 2 Accent 6" w:semiHidden="0" w:uiPriority="64" w:unhideWhenUsed="0"/>
-    <w:lsdException w:name="Medium List 1 Accent 6" w:semiHidden="0" w:uiPriority="65" w:unhideWhenUsed="0"/>
-    <w:lsdException w:name="Medium List 2 Accent 6" w:semiHidden="0" w:uiPriority="66" w:unhideWhenUsed="0"/>
-    <w:lsdException w:name="Medium Grid 1 Accent 6" w:semiHidden="0" w:uiPriority="67" w:unhideWhenUsed="0"/>
-    <w:lsdException w:name="Medium Grid 2 Accent 6" w:semiHidden="0" w:uiPriority="68" w:unhideWhenUsed="0"/>
-    <w:lsdException w:name="Medium Grid 3 Accent 6" w:semiHidden="0" w:uiPriority="69" w:unhideWhenUsed="0"/>
-    <w:lsdException w:name="Dark List Accent 6" w:semiHidden="0" w:uiPriority="70" w:unhideWhenUsed="0"/>
-    <w:lsdException w:name="Colorful Shading Accent 6" w:semiHidden="0" w:uiPriority="71" w:unhideWhenUsed="0"/>
-    <w:lsdException w:name="Colorful List Accent 6" w:semiHidden="0" w:uiPriority="72" w:unhideWhenUsed="0"/>
-    <w:lsdException w:name="Colorful Grid Accent 6" w:semiHidden="0" w:uiPriority="73" w:unhideWhenUsed="0"/>
-    <w:lsdException w:name="Subtle Emphasis" w:semiHidden="0" w:uiPriority="19" w:unhideWhenUsed="0" w:qFormat="1"/>
-    <w:lsdException w:name="Intense Emphasis" w:semiHidden="0" w:uiPriority="21" w:unhideWhenUsed="0" w:qFormat="1"/>
-    <w:lsdException w:name="Subtle Reference" w:semiHidden="0" w:uiPriority="31" w:unhideWhenUsed="0" w:qFormat="1"/>
-    <w:lsdException w:name="Intense Reference" w:semiHidden="0" w:uiPriority="32" w:unhideWhenUsed="0" w:qFormat="1"/>
-    <w:lsdException w:name="Book Title" w:semiHidden="0" w:uiPriority="33" w:unhideWhenUsed="0" w:qFormat="1"/>
+    <w:lsdException w:name="List Paragraph" w:uiPriority="34" w:semiHidden="0" w:unhideWhenUsed="0" w:qFormat="1"/>
+    <w:lsdException w:name="Quote" w:uiPriority="29" w:semiHidden="0" w:unhideWhenUsed="0" w:qFormat="1"/>
+    <w:lsdException w:name="Intense Quote" w:uiPriority="30" w:semiHidden="0" w:unhideWhenUsed="0" w:qFormat="1"/>
+    <w:lsdException w:name="Medium List 2 Accent 1" w:uiPriority="66" w:semiHidden="0" w:unhideWhenUsed="0"/>
+    <w:lsdException w:name="Medium Grid 1 Accent 1" w:uiPriority="67" w:semiHidden="0" w:unhideWhenUsed="0"/>
+    <w:lsdException w:name="Medium Grid 2 Accent 1" w:uiPriority="68" w:semiHidden="0" w:unhideWhenUsed="0"/>
+    <w:lsdException w:name="Medium Grid 3 Accent 1" w:uiPriority="69" w:semiHidden="0" w:unhideWhenUsed="0"/>
+    <w:lsdException w:name="Dark List Accent 1" w:uiPriority="70" w:semiHidden="0" w:unhideWhenUsed="0"/>
+    <w:lsdException w:name="Colorful Shading Accent 1" w:uiPriority="71" w:semiHidden="0" w:unhideWhenUsed="0"/>
+    <w:lsdException w:name="Colorful List Accent 1" w:uiPriority="72" w:semiHidden="0" w:unhideWhenUsed="0"/>
+    <w:lsdException w:name="Colorful Grid Accent 1" w:uiPriority="73" w:semiHidden="0" w:unhideWhenUsed="0"/>
+    <w:lsdException w:name="Light Shading Accent 2" w:uiPriority="60" w:semiHidden="0" w:unhideWhenUsed="0"/>
+    <w:lsdException w:name="Light List Accent 2" w:uiPriority="61" w:semiHidden="0" w:unhideWhenUsed="0"/>
+    <w:lsdException w:name="Light Grid Accent 2" w:uiPriority="62" w:semiHidden="0" w:unhideWhenUsed="0"/>
+    <w:lsdException w:name="Medium Shading 1 Accent 2" w:uiPriority="63" w:semiHidden="0" w:unhideWhenUsed="0"/>
+    <w:lsdException w:name="Medium Shading 2 Accent 2" w:uiPriority="64" w:semiHidden="0" w:unhideWhenUsed="0"/>
+    <w:lsdException w:name="Medium List 1 Accent 2" w:uiPriority="65" w:semiHidden="0" w:unhideWhenUsed="0"/>
+    <w:lsdException w:name="Medium List 2 Accent 2" w:uiPriority="66" w:semiHidden="0" w:unhideWhenUsed="0"/>
+    <w:lsdException w:name="Medium Grid 1 Accent 2" w:uiPriority="67" w:semiHidden="0" w:unhideWhenUsed="0"/>
+    <w:lsdException w:name="Medium Grid 2 Accent 2" w:uiPriority="68" w:semiHidden="0" w:unhideWhenUsed="0"/>
+    <w:lsdException w:name="Medium Grid 3 Accent 2" w:uiPriority="69" w:semiHidden="0" w:unhideWhenUsed="0"/>
+    <w:lsdException w:name="Dark List Accent 2" w:uiPriority="70" w:semiHidden="0" w:unhideWhenUsed="0"/>
+    <w:lsdException w:name="Colorful Shading Accent 2" w:uiPriority="71" w:semiHidden="0" w:unhideWhenUsed="0"/>
+    <w:lsdException w:name="Colorful List Accent 2" w:uiPriority="72" w:semiHidden="0" w:unhideWhenUsed="0"/>
+    <w:lsdException w:name="Colorful Grid Accent 2" w:uiPriority="73" w:semiHidden="0" w:unhideWhenUsed="0"/>
+    <w:lsdException w:name="Light Shading Accent 3" w:uiPriority="60" w:semiHidden="0" w:unhideWhenUsed="0"/>
+    <w:lsdException w:name="Light List Accent 3" w:uiPriority="61" w:semiHidden="0" w:unhideWhenUsed="0"/>
+    <w:lsdException w:name="Light Grid Accent 3" w:uiPriority="62" w:semiHidden="0" w:unhideWhenUsed="0"/>
+    <w:lsdException w:name="Medium Shading 1 Accent 3" w:uiPriority="63" w:semiHidden="0" w:unhideWhenUsed="0"/>
+    <w:lsdException w:name="Medium Shading 2 Accent 3" w:uiPriority="64" w:semiHidden="0" w:unhideWhenUsed="0"/>
+    <w:lsdException w:name="Medium List 1 Accent 3" w:uiPriority="65" w:semiHidden="0" w:unhideWhenUsed="0"/>
+    <w:lsdException w:name="Medium List 2 Accent 3" w:uiPriority="66" w:semiHidden="0" w:unhideWhenUsed="0"/>
+    <w:lsdException w:name="Medium Grid 1 Accent 3" w:uiPriority="67" w:semiHidden="0" w:unhideWhenUsed="0"/>
+    <w:lsdException w:name="Medium Grid 2 Accent 3" w:uiPriority="68" w:semiHidden="0" w:unhideWhenUsed="0"/>
+    <w:lsdException w:name="Medium Grid 3 Accent 3" w:uiPriority="69" w:semiHidden="0" w:unhideWhenUsed="0"/>
+    <w:lsdException w:name="Dark List Accent 3" w:uiPriority="70" w:semiHidden="0" w:unhideWhenUsed="0"/>
+    <w:lsdException w:name="Colorful Shading Accent 3" w:uiPriority="71" w:semiHidden="0" w:unhideWhenUsed="0"/>
+    <w:lsdException w:name="Colorful List Accent 3" w:uiPriority="72" w:semiHidden="0" w:unhideWhenUsed="0"/>
+    <w:lsdException w:name="Colorful Grid Accent 3" w:uiPriority="73" w:semiHidden="0" w:unhideWhenUsed="0"/>
+    <w:lsdException w:name="Light Shading Accent 4" w:uiPriority="60" w:semiHidden="0" w:unhideWhenUsed="0"/>
+    <w:lsdException w:name="Light List Accent 4" w:uiPriority="61" w:semiHidden="0" w:unhideWhenUsed="0"/>
+    <w:lsdException w:name="Light Grid Accent 4" w:uiPriority="62" w:semiHidden="0" w:unhideWhenUsed="0"/>
+    <w:lsdException w:name="Medium Shading 1 Accent 4" w:uiPriority="63" w:semiHidden="0" w:unhideWhenUsed="0"/>
+    <w:lsdException w:name="Medium Shading 2 Accent 4" w:uiPriority="64" w:semiHidden="0" w:unhideWhenUsed="0"/>
+    <w:lsdException w:name="Medium List 1 Accent 4" w:uiPriority="65" w:semiHidden="0" w:unhideWhenUsed="0"/>
+    <w:lsdException w:name="Medium List 2 Accent 4" w:uiPriority="66" w:semiHidden="0" w:unhideWhenUsed="0"/>
+    <w:lsdException w:name="Medium Grid 1 Accent 4" w:uiPriority="67" w:semiHidden="0" w:unhideWhenUsed="0"/>
+    <w:lsdException w:name="Medium Grid 2 Accent 4" w:uiPriority="68" w:semiHidden="0" w:unhideWhenUsed="0"/>
+    <w:lsdException w:name="Medium Grid 3 Accent 4" w:uiPriority="69" w:semiHidden="0" w:unhideWhenUsed="0"/>
+    <w:lsdException w:name="Dark List Accent 4" w:uiPriority="70" w:semiHidden="0" w:unhideWhenUsed="0"/>
+    <w:lsdException w:name="Colorful Shading Accent 4" w:uiPriority="71" w:semiHidden="0" w:unhideWhenUsed="0"/>
+    <w:lsdException w:name="Colorful List Accent 4" w:uiPriority="72" w:semiHidden="0" w:unhideWhenUsed="0"/>
+    <w:lsdException w:name="Colorful Grid Accent 4" w:uiPriority="73" w:semiHidden="0" w:unhideWhenUsed="0"/>
+    <w:lsdException w:name="Light Shading Accent 5" w:uiPriority="60" w:semiHidden="0" w:unhideWhenUsed="0"/>
+    <w:lsdException w:name="Light List Accent 5" w:uiPriority="61" w:semiHidden="0" w:unhideWhenUsed="0"/>
+    <w:lsdException w:name="Light Grid Accent 5" w:uiPriority="62" w:semiHidden="0" w:unhideWhenUsed="0"/>
+    <w:lsdException w:name="Medium Shading 1 Accent 5" w:uiPriority="63" w:semiHidden="0" w:unhideWhenUsed="0"/>
+    <w:lsdException w:name="Medium Shading 2 Accent 5" w:uiPriority="64" w:semiHidden="0" w:unhideWhenUsed="0"/>
+    <w:lsdException w:name="Medium List 1 Accent 5" w:uiPriority="65" w:semiHidden="0" w:unhideWhenUsed="0"/>
+    <w:lsdException w:name="Medium List 2 Accent 5" w:uiPriority="66" w:semiHidden="0" w:unhideWhenUsed="0"/>
+    <w:lsdException w:name="Medium Grid 1 Accent 5" w:uiPriority="67" w:semiHidden="0" w:unhideWhenUsed="0"/>
+    <w:lsdException w:name="Medium Grid 2 Accent 5" w:uiPriority="68" w:semiHidden="0" w:unhideWhenUsed="0"/>
+    <w:lsdException w:name="Medium Grid 3 Accent 5" w:uiPriority="69" w:semiHidden="0" w:unhideWhenUsed="0"/>
+    <w:lsdException w:name="Dark List Accent 5" w:uiPriority="70" w:semiHidden="0" w:unhideWhenUsed="0"/>
+    <w:lsdException w:name="Colorful Shading Accent 5" w:uiPriority="71" w:semiHidden="0" w:unhideWhenUsed="0"/>
+    <w:lsdException w:name="Colorful List Accent 5" w:uiPriority="72" w:semiHidden="0" w:unhideWhenUsed="0"/>
+    <w:lsdException w:name="Colorful Grid Accent 5" w:uiPriority="73" w:semiHidden="0" w:unhideWhenUsed="0"/>
+    <w:lsdException w:name="Light Shading Accent 6" w:uiPriority="60" w:semiHidden="0" w:unhideWhenUsed="0"/>
+    <w:lsdException w:name="Light List Accent 6" w:uiPriority="61" w:semiHidden="0" w:unhideWhenUsed="0"/>
+    <w:lsdException w:name="Light Grid Accent 6" w:uiPriority="62" w:semiHidden="0" w:unhideWhenUsed="0"/>
+    <w:lsdException w:name="Medium Shading 1 Accent 6" w:uiPriority="63" w:semiHidden="0" w:unhideWhenUsed="0"/>
+    <w:lsdException w:name="Medium Shading 2 Accent 6" w:uiPriority="64" w:semiHidden="0" w:unhideWhenUsed="0"/>
+    <w:lsdException w:name="Medium List 1 Accent 6" w:uiPriority="65" w:semiHidden="0" w:unhideWhenUsed="0"/>
+    <w:lsdException w:name="Medium List 2 Accent 6" w:uiPriority="66" w:semiHidden="0" w:unhideWhenUsed="0"/>
+    <w:lsdException w:name="Medium Grid 1 Accent 6" w:uiPriority="67" w:semiHidden="0" w:unhideWhenUsed="0"/>
+    <w:lsdException w:name="Medium Grid 2 Accent 6" w:uiPriority="68" w:semiHidden="0" w:unhideWhenUsed="0"/>
+    <w:lsdException w:name="Medium Grid 3 Accent 6" w:uiPriority="69" w:semiHidden="0" w:unhideWhenUsed="0"/>
+    <w:lsdException w:name="Dark List Accent 6" w:uiPriority="70" w:semiHidden="0" w:unhideWhenUsed="0"/>
+    <w:lsdException w:name="Colorful Shading Accent 6" w:uiPriority="71" w:semiHidden="0" w:unhideWhenUsed="0"/>
+    <w:lsdException w:name="Colorful List Accent 6" w:uiPriority="72" w:semiHidden="0" w:unhideWhenUsed="0"/>
+    <w:lsdException w:name="Colorful Grid Accent 6" w:uiPriority="73" w:semiHidden="0" w:unhideWhenUsed="0"/>
+    <w:lsdException w:name="Subtle Emphasis" w:uiPriority="19" w:semiHidden="0" w:unhideWhenUsed="0" w:qFormat="1"/>
+    <w:lsdException w:name="Intense Emphasis" w:uiPriority="21" w:semiHidden="0" w:unhideWhenUsed="0" w:qFormat="1"/>
+    <w:lsdException w:name="Subtle Reference" w:uiPriority="31" w:semiHidden="0" w:unhideWhenUsed="0" w:qFormat="1"/>
+    <w:lsdException w:name="Intense Reference" w:uiPriority="32" w:semiHidden="0" w:unhideWhenUsed="0" w:qFormat="1"/>
+    <w:lsdException w:name="Book Title" w:uiPriority="33" w:semiHidden="0" w:unhideWhenUsed="0" w:qFormat="1"/>
     <w:lsdException w:name="Bibliography" w:uiPriority="37"/>
     <w:lsdException w:name="TOC Heading" w:uiPriority="39" w:qFormat="1"/>
   </w:latentStyles>
-  <w:style w:type="paragraph" w:default="1" w:styleId="Normal">
+  <w:style w:type="paragraph" w:styleId="Normal" w:default="1">
     <w:name w:val="Normal"/>
     <w:qFormat/>
     <w:rsid w:val="00FC693F"/>
@@ -2124,7 +2117,7 @@
       <w:spacing w:after="0" w:line="240" w:lineRule="auto"/>
     </w:pPr>
   </w:style>
-  <w:style w:type="character" w:customStyle="1" w:styleId="HeaderChar">
+  <w:style w:type="character" w:styleId="HeaderChar" w:customStyle="1">
     <w:name w:val="Header Char"/>
     <w:basedOn w:val="DefaultParagraphFont"/>
     <w:link w:val="Header"/>
@@ -2146,7 +2139,7 @@
       <w:spacing w:after="0" w:line="240" w:lineRule="auto"/>
     </w:pPr>
   </w:style>
-  <w:style w:type="character" w:customStyle="1" w:styleId="FooterChar">
+  <w:style w:type="character" w:styleId="FooterChar" w:customStyle="1">
     <w:name w:val="Footer Char"/>
     <w:basedOn w:val="DefaultParagraphFont"/>
     <w:link w:val="Footer"/>
@@ -2168,7 +2161,7 @@
       <w:outlineLvl w:val="0"/>
     </w:pPr>
     <w:rPr>
-      <w:rFonts w:asciiTheme="majorHAnsi" w:eastAsiaTheme="majorEastAsia" w:hAnsiTheme="majorHAnsi" w:cstheme="majorBidi"/>
+      <w:rFonts w:asciiTheme="majorHAnsi" w:hAnsiTheme="majorHAnsi" w:eastAsiaTheme="majorEastAsia" w:cstheme="majorBidi"/>
       <w:b/>
       <w:bCs/>
       <w:color w:val="365F91" w:themeColor="accent1" w:themeShade="BF"/>
@@ -2192,7 +2185,7 @@
       <w:outlineLvl w:val="1"/>
     </w:pPr>
     <w:rPr>
-      <w:rFonts w:asciiTheme="majorHAnsi" w:eastAsiaTheme="majorEastAsia" w:hAnsiTheme="majorHAnsi" w:cstheme="majorBidi"/>
+      <w:rFonts w:asciiTheme="majorHAnsi" w:hAnsiTheme="majorHAnsi" w:eastAsiaTheme="majorEastAsia" w:cstheme="majorBidi"/>
       <w:b/>
       <w:bCs/>
       <w:color w:val="4F81BD" w:themeColor="accent1"/>
@@ -2216,7 +2209,7 @@
       <w:outlineLvl w:val="2"/>
     </w:pPr>
     <w:rPr>
-      <w:rFonts w:asciiTheme="majorHAnsi" w:eastAsiaTheme="majorEastAsia" w:hAnsiTheme="majorHAnsi" w:cstheme="majorBidi"/>
+      <w:rFonts w:asciiTheme="majorHAnsi" w:hAnsiTheme="majorHAnsi" w:eastAsiaTheme="majorEastAsia" w:cstheme="majorBidi"/>
       <w:b/>
       <w:bCs/>
       <w:color w:val="4F81BD" w:themeColor="accent1"/>
@@ -2239,7 +2232,7 @@
       <w:outlineLvl w:val="3"/>
     </w:pPr>
     <w:rPr>
-      <w:rFonts w:asciiTheme="majorHAnsi" w:eastAsiaTheme="majorEastAsia" w:hAnsiTheme="majorHAnsi" w:cstheme="majorBidi"/>
+      <w:rFonts w:asciiTheme="majorHAnsi" w:hAnsiTheme="majorHAnsi" w:eastAsiaTheme="majorEastAsia" w:cstheme="majorBidi"/>
       <w:b/>
       <w:bCs/>
       <w:i/>
@@ -2264,7 +2257,7 @@
       <w:outlineLvl w:val="4"/>
     </w:pPr>
     <w:rPr>
-      <w:rFonts w:asciiTheme="majorHAnsi" w:eastAsiaTheme="majorEastAsia" w:hAnsiTheme="majorHAnsi" w:cstheme="majorBidi"/>
+      <w:rFonts w:asciiTheme="majorHAnsi" w:hAnsiTheme="majorHAnsi" w:eastAsiaTheme="majorEastAsia" w:cstheme="majorBidi"/>
       <w:color w:val="243F60" w:themeColor="accent1" w:themeShade="7F"/>
     </w:rPr>
   </w:style>
@@ -2285,7 +2278,7 @@
       <w:outlineLvl w:val="5"/>
     </w:pPr>
     <w:rPr>
-      <w:rFonts w:asciiTheme="majorHAnsi" w:eastAsiaTheme="majorEastAsia" w:hAnsiTheme="majorHAnsi" w:cstheme="majorBidi"/>
+      <w:rFonts w:asciiTheme="majorHAnsi" w:hAnsiTheme="majorHAnsi" w:eastAsiaTheme="majorEastAsia" w:cstheme="majorBidi"/>
       <w:i/>
       <w:iCs/>
       <w:color w:val="243F60" w:themeColor="accent1" w:themeShade="7F"/>
@@ -2308,7 +2301,7 @@
       <w:outlineLvl w:val="6"/>
     </w:pPr>
     <w:rPr>
-      <w:rFonts w:asciiTheme="majorHAnsi" w:eastAsiaTheme="majorEastAsia" w:hAnsiTheme="majorHAnsi" w:cstheme="majorBidi"/>
+      <w:rFonts w:asciiTheme="majorHAnsi" w:hAnsiTheme="majorHAnsi" w:eastAsiaTheme="majorEastAsia" w:cstheme="majorBidi"/>
       <w:i/>
       <w:iCs/>
       <w:color w:val="404040" w:themeColor="text1" w:themeTint="BF"/>
@@ -2331,7 +2324,7 @@
       <w:outlineLvl w:val="7"/>
     </w:pPr>
     <w:rPr>
-      <w:rFonts w:asciiTheme="majorHAnsi" w:eastAsiaTheme="majorEastAsia" w:hAnsiTheme="majorHAnsi" w:cstheme="majorBidi"/>
+      <w:rFonts w:asciiTheme="majorHAnsi" w:hAnsiTheme="majorHAnsi" w:eastAsiaTheme="majorEastAsia" w:cstheme="majorBidi"/>
       <w:color w:val="4F81BD" w:themeColor="accent1"/>
       <w:sz w:val="20"/>
       <w:szCs w:val="20"/>
@@ -2354,7 +2347,7 @@
       <w:outlineLvl w:val="8"/>
     </w:pPr>
     <w:rPr>
-      <w:rFonts w:asciiTheme="majorHAnsi" w:eastAsiaTheme="majorEastAsia" w:hAnsiTheme="majorHAnsi" w:cstheme="majorBidi"/>
+      <w:rFonts w:asciiTheme="majorHAnsi" w:hAnsiTheme="majorHAnsi" w:eastAsiaTheme="majorEastAsia" w:cstheme="majorBidi"/>
       <w:i/>
       <w:iCs/>
       <w:color w:val="404040" w:themeColor="text1" w:themeTint="BF"/>
@@ -2362,13 +2355,13 @@
       <w:szCs w:val="20"/>
     </w:rPr>
   </w:style>
-  <w:style w:type="character" w:default="1" w:styleId="DefaultParagraphFont">
+  <w:style w:type="character" w:styleId="DefaultParagraphFont" w:default="1">
     <w:name w:val="Default Paragraph Font"/>
     <w:uiPriority w:val="1"/>
     <w:semiHidden/>
     <w:unhideWhenUsed/>
   </w:style>
-  <w:style w:type="table" w:default="1" w:styleId="TableNormal">
+  <w:style w:type="table" w:styleId="TableNormal" w:default="1">
     <w:name w:val="Normal Table"/>
     <w:uiPriority w:val="99"/>
     <w:semiHidden/>
@@ -2383,7 +2376,7 @@
       </w:tblCellMar>
     </w:tblPr>
   </w:style>
-  <w:style w:type="numbering" w:default="1" w:styleId="NoList">
+  <w:style w:type="numbering" w:styleId="NoList" w:default="1">
     <w:name w:val="No List"/>
     <w:uiPriority w:val="99"/>
     <w:semiHidden/>
@@ -2398,14 +2391,14 @@
       <w:spacing w:after="0" w:line="240" w:lineRule="auto"/>
     </w:pPr>
   </w:style>
-  <w:style w:type="character" w:customStyle="1" w:styleId="Heading1Char">
+  <w:style w:type="character" w:styleId="Heading1Char" w:customStyle="1">
     <w:name w:val="Heading 1 Char"/>
     <w:basedOn w:val="DefaultParagraphFont"/>
     <w:link w:val="Heading1"/>
     <w:uiPriority w:val="9"/>
     <w:rsid w:val="00FC693F"/>
     <w:rPr>
-      <w:rFonts w:asciiTheme="majorHAnsi" w:eastAsiaTheme="majorEastAsia" w:hAnsiTheme="majorHAnsi" w:cstheme="majorBidi"/>
+      <w:rFonts w:asciiTheme="majorHAnsi" w:hAnsiTheme="majorHAnsi" w:eastAsiaTheme="majorEastAsia" w:cstheme="majorBidi"/>
       <w:b/>
       <w:bCs/>
       <w:color w:val="365F91" w:themeColor="accent1" w:themeShade="BF"/>
@@ -2413,14 +2406,14 @@
       <w:szCs w:val="28"/>
     </w:rPr>
   </w:style>
-  <w:style w:type="character" w:customStyle="1" w:styleId="Heading2Char">
+  <w:style w:type="character" w:styleId="Heading2Char" w:customStyle="1">
     <w:name w:val="Heading 2 Char"/>
     <w:basedOn w:val="DefaultParagraphFont"/>
     <w:link w:val="Heading2"/>
     <w:uiPriority w:val="9"/>
     <w:rsid w:val="00FC693F"/>
     <w:rPr>
-      <w:rFonts w:asciiTheme="majorHAnsi" w:eastAsiaTheme="majorEastAsia" w:hAnsiTheme="majorHAnsi" w:cstheme="majorBidi"/>
+      <w:rFonts w:asciiTheme="majorHAnsi" w:hAnsiTheme="majorHAnsi" w:eastAsiaTheme="majorEastAsia" w:cstheme="majorBidi"/>
       <w:b/>
       <w:bCs/>
       <w:color w:val="4F81BD" w:themeColor="accent1"/>
@@ -2428,14 +2421,14 @@
       <w:szCs w:val="26"/>
     </w:rPr>
   </w:style>
-  <w:style w:type="character" w:customStyle="1" w:styleId="Heading3Char">
+  <w:style w:type="character" w:styleId="Heading3Char" w:customStyle="1">
     <w:name w:val="Heading 3 Char"/>
     <w:basedOn w:val="DefaultParagraphFont"/>
     <w:link w:val="Heading3"/>
     <w:uiPriority w:val="9"/>
     <w:rsid w:val="00FC693F"/>
     <w:rPr>
-      <w:rFonts w:asciiTheme="majorHAnsi" w:eastAsiaTheme="majorEastAsia" w:hAnsiTheme="majorHAnsi" w:cstheme="majorBidi"/>
+      <w:rFonts w:asciiTheme="majorHAnsi" w:hAnsiTheme="majorHAnsi" w:eastAsiaTheme="majorEastAsia" w:cstheme="majorBidi"/>
       <w:b/>
       <w:bCs/>
       <w:color w:val="4F81BD" w:themeColor="accent1"/>
@@ -2451,13 +2444,13 @@
     <w:rsid w:val="00FC693F"/>
     <w:pPr>
       <w:pBdr>
-        <w:bottom w:val="single" w:sz="8" w:space="4" w:color="4F81BD" w:themeColor="accent1"/>
+        <w:bottom w:val="single" w:color="4F81BD" w:themeColor="accent1" w:sz="8" w:space="4"/>
       </w:pBdr>
       <w:spacing w:after="300" w:line="240" w:lineRule="auto"/>
       <w:contextualSpacing/>
     </w:pPr>
     <w:rPr>
-      <w:rFonts w:asciiTheme="majorHAnsi" w:eastAsiaTheme="majorEastAsia" w:hAnsiTheme="majorHAnsi" w:cstheme="majorBidi"/>
+      <w:rFonts w:asciiTheme="majorHAnsi" w:hAnsiTheme="majorHAnsi" w:eastAsiaTheme="majorEastAsia" w:cstheme="majorBidi"/>
       <w:color w:val="17365D" w:themeColor="text2" w:themeShade="BF"/>
       <w:spacing w:val="5"/>
       <w:kern w:val="28"/>
@@ -2465,14 +2458,14 @@
       <w:szCs w:val="52"/>
     </w:rPr>
   </w:style>
-  <w:style w:type="character" w:customStyle="1" w:styleId="TitleChar">
+  <w:style w:type="character" w:styleId="TitleChar" w:customStyle="1">
     <w:name w:val="Title Char"/>
     <w:basedOn w:val="DefaultParagraphFont"/>
     <w:link w:val="Title"/>
     <w:uiPriority w:val="10"/>
     <w:rsid w:val="00FC693F"/>
     <w:rPr>
-      <w:rFonts w:asciiTheme="majorHAnsi" w:eastAsiaTheme="majorEastAsia" w:hAnsiTheme="majorHAnsi" w:cstheme="majorBidi"/>
+      <w:rFonts w:asciiTheme="majorHAnsi" w:hAnsiTheme="majorHAnsi" w:eastAsiaTheme="majorEastAsia" w:cstheme="majorBidi"/>
       <w:color w:val="17365D" w:themeColor="text2" w:themeShade="BF"/>
       <w:spacing w:val="5"/>
       <w:kern w:val="28"/>
@@ -2494,7 +2487,7 @@
       </w:numPr>
     </w:pPr>
     <w:rPr>
-      <w:rFonts w:asciiTheme="majorHAnsi" w:eastAsiaTheme="majorEastAsia" w:hAnsiTheme="majorHAnsi" w:cstheme="majorBidi"/>
+      <w:rFonts w:asciiTheme="majorHAnsi" w:hAnsiTheme="majorHAnsi" w:eastAsiaTheme="majorEastAsia" w:cstheme="majorBidi"/>
       <w:i/>
       <w:iCs/>
       <w:color w:val="4F81BD" w:themeColor="accent1"/>
@@ -2503,14 +2496,14 @@
       <w:szCs w:val="24"/>
     </w:rPr>
   </w:style>
-  <w:style w:type="character" w:customStyle="1" w:styleId="SubtitleChar">
+  <w:style w:type="character" w:styleId="SubtitleChar" w:customStyle="1">
     <w:name w:val="Subtitle Char"/>
     <w:basedOn w:val="DefaultParagraphFont"/>
     <w:link w:val="Subtitle"/>
     <w:uiPriority w:val="11"/>
     <w:rsid w:val="00FC693F"/>
     <w:rPr>
-      <w:rFonts w:asciiTheme="majorHAnsi" w:eastAsiaTheme="majorEastAsia" w:hAnsiTheme="majorHAnsi" w:cstheme="majorBidi"/>
+      <w:rFonts w:asciiTheme="majorHAnsi" w:hAnsiTheme="majorHAnsi" w:eastAsiaTheme="majorEastAsia" w:cstheme="majorBidi"/>
       <w:i/>
       <w:iCs/>
       <w:color w:val="4F81BD" w:themeColor="accent1"/>
@@ -2541,7 +2534,7 @@
       <w:spacing w:after="120"/>
     </w:pPr>
   </w:style>
-  <w:style w:type="character" w:customStyle="1" w:styleId="BodyTextChar">
+  <w:style w:type="character" w:styleId="BodyTextChar" w:customStyle="1">
     <w:name w:val="Body Text Char"/>
     <w:basedOn w:val="DefaultParagraphFont"/>
     <w:link w:val="BodyText"/>
@@ -2559,7 +2552,7 @@
       <w:spacing w:after="120" w:line="480" w:lineRule="auto"/>
     </w:pPr>
   </w:style>
-  <w:style w:type="character" w:customStyle="1" w:styleId="BodyText2Char">
+  <w:style w:type="character" w:styleId="BodyText2Char" w:customStyle="1">
     <w:name w:val="Body Text 2 Char"/>
     <w:basedOn w:val="DefaultParagraphFont"/>
     <w:link w:val="BodyText2"/>
@@ -2581,7 +2574,7 @@
       <w:szCs w:val="16"/>
     </w:rPr>
   </w:style>
-  <w:style w:type="character" w:customStyle="1" w:styleId="BodyText3Char">
+  <w:style w:type="character" w:styleId="BodyText3Char" w:customStyle="1">
     <w:name w:val="Body Text 3 Char"/>
     <w:basedOn w:val="DefaultParagraphFont"/>
     <w:link w:val="BodyText3"/>
@@ -2762,7 +2755,7 @@
       <w:szCs w:val="20"/>
     </w:rPr>
   </w:style>
-  <w:style w:type="character" w:customStyle="1" w:styleId="MacroTextChar">
+  <w:style w:type="character" w:styleId="MacroTextChar" w:customStyle="1">
     <w:name w:val="Macro Text Char"/>
     <w:basedOn w:val="DefaultParagraphFont"/>
     <w:link w:val="MacroText"/>
@@ -2788,7 +2781,7 @@
       <w:color w:val="000000" w:themeColor="text1"/>
     </w:rPr>
   </w:style>
-  <w:style w:type="character" w:customStyle="1" w:styleId="QuoteChar">
+  <w:style w:type="character" w:styleId="QuoteChar" w:customStyle="1">
     <w:name w:val="Quote Char"/>
     <w:basedOn w:val="DefaultParagraphFont"/>
     <w:link w:val="Quote"/>
@@ -2800,7 +2793,7 @@
       <w:color w:val="000000" w:themeColor="text1"/>
     </w:rPr>
   </w:style>
-  <w:style w:type="character" w:customStyle="1" w:styleId="Heading4Char">
+  <w:style w:type="character" w:styleId="Heading4Char" w:customStyle="1">
     <w:name w:val="Heading 4 Char"/>
     <w:basedOn w:val="DefaultParagraphFont"/>
     <w:link w:val="Heading4"/>
@@ -2808,7 +2801,7 @@
     <w:semiHidden/>
     <w:rsid w:val="00FC693F"/>
     <w:rPr>
-      <w:rFonts w:asciiTheme="majorHAnsi" w:eastAsiaTheme="majorEastAsia" w:hAnsiTheme="majorHAnsi" w:cstheme="majorBidi"/>
+      <w:rFonts w:asciiTheme="majorHAnsi" w:hAnsiTheme="majorHAnsi" w:eastAsiaTheme="majorEastAsia" w:cstheme="majorBidi"/>
       <w:b/>
       <w:bCs/>
       <w:i/>
@@ -2816,7 +2809,7 @@
       <w:color w:val="4F81BD" w:themeColor="accent1"/>
     </w:rPr>
   </w:style>
-  <w:style w:type="character" w:customStyle="1" w:styleId="Heading5Char">
+  <w:style w:type="character" w:styleId="Heading5Char" w:customStyle="1">
     <w:name w:val="Heading 5 Char"/>
     <w:basedOn w:val="DefaultParagraphFont"/>
     <w:link w:val="Heading5"/>
@@ -2824,11 +2817,11 @@
     <w:semiHidden/>
     <w:rsid w:val="00FC693F"/>
     <w:rPr>
-      <w:rFonts w:asciiTheme="majorHAnsi" w:eastAsiaTheme="majorEastAsia" w:hAnsiTheme="majorHAnsi" w:cstheme="majorBidi"/>
+      <w:rFonts w:asciiTheme="majorHAnsi" w:hAnsiTheme="majorHAnsi" w:eastAsiaTheme="majorEastAsia" w:cstheme="majorBidi"/>
       <w:color w:val="243F60" w:themeColor="accent1" w:themeShade="7F"/>
     </w:rPr>
   </w:style>
-  <w:style w:type="character" w:customStyle="1" w:styleId="Heading6Char">
+  <w:style w:type="character" w:styleId="Heading6Char" w:customStyle="1">
     <w:name w:val="Heading 6 Char"/>
     <w:basedOn w:val="DefaultParagraphFont"/>
     <w:link w:val="Heading6"/>
@@ -2836,13 +2829,13 @@
     <w:semiHidden/>
     <w:rsid w:val="00FC693F"/>
     <w:rPr>
-      <w:rFonts w:asciiTheme="majorHAnsi" w:eastAsiaTheme="majorEastAsia" w:hAnsiTheme="majorHAnsi" w:cstheme="majorBidi"/>
+      <w:rFonts w:asciiTheme="majorHAnsi" w:hAnsiTheme="majorHAnsi" w:eastAsiaTheme="majorEastAsia" w:cstheme="majorBidi"/>
       <w:i/>
       <w:iCs/>
       <w:color w:val="243F60" w:themeColor="accent1" w:themeShade="7F"/>
     </w:rPr>
   </w:style>
-  <w:style w:type="character" w:customStyle="1" w:styleId="Heading7Char">
+  <w:style w:type="character" w:styleId="Heading7Char" w:customStyle="1">
     <w:name w:val="Heading 7 Char"/>
     <w:basedOn w:val="DefaultParagraphFont"/>
     <w:link w:val="Heading7"/>
@@ -2850,13 +2843,13 @@
     <w:semiHidden/>
     <w:rsid w:val="00FC693F"/>
     <w:rPr>
-      <w:rFonts w:asciiTheme="majorHAnsi" w:eastAsiaTheme="majorEastAsia" w:hAnsiTheme="majorHAnsi" w:cstheme="majorBidi"/>
+      <w:rFonts w:asciiTheme="majorHAnsi" w:hAnsiTheme="majorHAnsi" w:eastAsiaTheme="majorEastAsia" w:cstheme="majorBidi"/>
       <w:i/>
       <w:iCs/>
       <w:color w:val="404040" w:themeColor="text1" w:themeTint="BF"/>
     </w:rPr>
   </w:style>
-  <w:style w:type="character" w:customStyle="1" w:styleId="Heading8Char">
+  <w:style w:type="character" w:styleId="Heading8Char" w:customStyle="1">
     <w:name w:val="Heading 8 Char"/>
     <w:basedOn w:val="DefaultParagraphFont"/>
     <w:link w:val="Heading8"/>
@@ -2864,13 +2857,13 @@
     <w:semiHidden/>
     <w:rsid w:val="00FC693F"/>
     <w:rPr>
-      <w:rFonts w:asciiTheme="majorHAnsi" w:eastAsiaTheme="majorEastAsia" w:hAnsiTheme="majorHAnsi" w:cstheme="majorBidi"/>
+      <w:rFonts w:asciiTheme="majorHAnsi" w:hAnsiTheme="majorHAnsi" w:eastAsiaTheme="majorEastAsia" w:cstheme="majorBidi"/>
       <w:color w:val="4F81BD" w:themeColor="accent1"/>
       <w:sz w:val="20"/>
       <w:szCs w:val="20"/>
     </w:rPr>
   </w:style>
-  <w:style w:type="character" w:customStyle="1" w:styleId="Heading9Char">
+  <w:style w:type="character" w:styleId="Heading9Char" w:customStyle="1">
     <w:name w:val="Heading 9 Char"/>
     <w:basedOn w:val="DefaultParagraphFont"/>
     <w:link w:val="Heading9"/>
@@ -2878,7 +2871,7 @@
     <w:semiHidden/>
     <w:rsid w:val="00FC693F"/>
     <w:rPr>
-      <w:rFonts w:asciiTheme="majorHAnsi" w:eastAsiaTheme="majorEastAsia" w:hAnsiTheme="majorHAnsi" w:cstheme="majorBidi"/>
+      <w:rFonts w:asciiTheme="majorHAnsi" w:hAnsiTheme="majorHAnsi" w:eastAsiaTheme="majorEastAsia" w:cstheme="majorBidi"/>
       <w:i/>
       <w:iCs/>
       <w:color w:val="404040" w:themeColor="text1" w:themeTint="BF"/>
@@ -2938,7 +2931,7 @@
     <w:rsid w:val="00FC693F"/>
     <w:pPr>
       <w:pBdr>
-        <w:bottom w:val="single" w:sz="4" w:space="4" w:color="4F81BD" w:themeColor="accent1"/>
+        <w:bottom w:val="single" w:color="4F81BD" w:themeColor="accent1" w:sz="4" w:space="4"/>
       </w:pBdr>
       <w:spacing w:before="200" w:after="280"/>
       <w:ind w:left="936" w:right="936"/>
@@ -2951,7 +2944,7 @@
       <w:color w:val="4F81BD" w:themeColor="accent1"/>
     </w:rPr>
   </w:style>
-  <w:style w:type="character" w:customStyle="1" w:styleId="IntenseQuoteChar">
+  <w:style w:type="character" w:styleId="IntenseQuoteChar" w:customStyle="1">
     <w:name w:val="Intense Quote Char"/>
     <w:basedOn w:val="DefaultParagraphFont"/>
     <w:link w:val="IntenseQuote"/>
@@ -3055,12 +3048,12 @@
     <w:tblPr>
       <w:tblInd w:w="0" w:type="dxa"/>
       <w:tblBorders>
-        <w:top w:val="single" w:sz="4" w:space="0" w:color="auto"/>
-        <w:left w:val="single" w:sz="4" w:space="0" w:color="auto"/>
-        <w:bottom w:val="single" w:sz="4" w:space="0" w:color="auto"/>
-        <w:right w:val="single" w:sz="4" w:space="0" w:color="auto"/>
-        <w:insideH w:val="single" w:sz="4" w:space="0" w:color="auto"/>
-        <w:insideV w:val="single" w:sz="4" w:space="0" w:color="auto"/>
+        <w:top w:val="single" w:color="auto" w:sz="4" w:space="0"/>
+        <w:left w:val="single" w:color="auto" w:sz="4" w:space="0"/>
+        <w:bottom w:val="single" w:color="auto" w:sz="4" w:space="0"/>
+        <w:right w:val="single" w:color="auto" w:sz="4" w:space="0"/>
+        <w:insideH w:val="single" w:color="auto" w:sz="4" w:space="0"/>
+        <w:insideV w:val="single" w:color="auto" w:sz="4" w:space="0"/>
       </w:tblBorders>
       <w:tblCellMar>
         <w:top w:w="0" w:type="dxa"/>
@@ -3086,8 +3079,8 @@
       <w:tblStyleColBandSize w:val="1"/>
       <w:tblInd w:w="0" w:type="dxa"/>
       <w:tblBorders>
-        <w:top w:val="single" w:sz="8" w:space="0" w:color="000000" w:themeColor="text1"/>
-        <w:bottom w:val="single" w:sz="8" w:space="0" w:color="000000" w:themeColor="text1"/>
+        <w:top w:val="single" w:color="000000" w:themeColor="text1" w:sz="8" w:space="0"/>
+        <w:bottom w:val="single" w:color="000000" w:themeColor="text1" w:sz="8" w:space="0"/>
       </w:tblBorders>
       <w:tblCellMar>
         <w:top w:w="0" w:type="dxa"/>
@@ -3107,9 +3100,9 @@
       <w:tblPr/>
       <w:tcPr>
         <w:tcBorders>
-          <w:top w:val="single" w:sz="8" w:space="0" w:color="000000" w:themeColor="text1"/>
-          <w:left w:val="nil"/>
-          <w:bottom w:val="single" w:sz="8" w:space="0" w:color="000000" w:themeColor="text1"/>
+          <w:top w:val="single" w:color="000000" w:themeColor="text1" w:sz="8" w:space="0"/>
+          <w:left w:val="nil"/>
+          <w:bottom w:val="single" w:color="000000" w:themeColor="text1" w:sz="8" w:space="0"/>
           <w:right w:val="nil"/>
           <w:insideH w:val="nil"/>
           <w:insideV w:val="nil"/>
@@ -3127,9 +3120,9 @@
       <w:tblPr/>
       <w:tcPr>
         <w:tcBorders>
-          <w:top w:val="single" w:sz="8" w:space="0" w:color="000000" w:themeColor="text1"/>
-          <w:left w:val="nil"/>
-          <w:bottom w:val="single" w:sz="8" w:space="0" w:color="000000" w:themeColor="text1"/>
+          <w:top w:val="single" w:color="000000" w:themeColor="text1" w:sz="8" w:space="0"/>
+          <w:left w:val="nil"/>
+          <w:bottom w:val="single" w:color="000000" w:themeColor="text1" w:sz="8" w:space="0"/>
           <w:right w:val="nil"/>
           <w:insideH w:val="nil"/>
           <w:insideV w:val="nil"/>
@@ -3189,8 +3182,8 @@
       <w:tblStyleColBandSize w:val="1"/>
       <w:tblInd w:w="0" w:type="dxa"/>
       <w:tblBorders>
-        <w:top w:val="single" w:sz="8" w:space="0" w:color="4F81BD" w:themeColor="accent1"/>
-        <w:bottom w:val="single" w:sz="8" w:space="0" w:color="4F81BD" w:themeColor="accent1"/>
+        <w:top w:val="single" w:color="4F81BD" w:themeColor="accent1" w:sz="8" w:space="0"/>
+        <w:bottom w:val="single" w:color="4F81BD" w:themeColor="accent1" w:sz="8" w:space="0"/>
       </w:tblBorders>
       <w:tblCellMar>
         <w:top w:w="0" w:type="dxa"/>
@@ -3210,9 +3203,9 @@
       <w:tblPr/>
       <w:tcPr>
         <w:tcBorders>
-          <w:top w:val="single" w:sz="8" w:space="0" w:color="4F81BD" w:themeColor="accent1"/>
-          <w:left w:val="nil"/>
-          <w:bottom w:val="single" w:sz="8" w:space="0" w:color="4F81BD" w:themeColor="accent1"/>
+          <w:top w:val="single" w:color="4F81BD" w:themeColor="accent1" w:sz="8" w:space="0"/>
+          <w:left w:val="nil"/>
+          <w:bottom w:val="single" w:color="4F81BD" w:themeColor="accent1" w:sz="8" w:space="0"/>
           <w:right w:val="nil"/>
           <w:insideH w:val="nil"/>
           <w:insideV w:val="nil"/>
@@ -3230,9 +3223,9 @@
       <w:tblPr/>
       <w:tcPr>
         <w:tcBorders>
-          <w:top w:val="single" w:sz="8" w:space="0" w:color="4F81BD" w:themeColor="accent1"/>
-          <w:left w:val="nil"/>
-          <w:bottom w:val="single" w:sz="8" w:space="0" w:color="4F81BD" w:themeColor="accent1"/>
+          <w:top w:val="single" w:color="4F81BD" w:themeColor="accent1" w:sz="8" w:space="0"/>
+          <w:left w:val="nil"/>
+          <w:bottom w:val="single" w:color="4F81BD" w:themeColor="accent1" w:sz="8" w:space="0"/>
           <w:right w:val="nil"/>
           <w:insideH w:val="nil"/>
           <w:insideV w:val="nil"/>
@@ -3292,8 +3285,8 @@
       <w:tblStyleColBandSize w:val="1"/>
       <w:tblInd w:w="0" w:type="dxa"/>
       <w:tblBorders>
-        <w:top w:val="single" w:sz="8" w:space="0" w:color="C0504D" w:themeColor="accent2"/>
-        <w:bottom w:val="single" w:sz="8" w:space="0" w:color="C0504D" w:themeColor="accent2"/>
+        <w:top w:val="single" w:color="C0504D" w:themeColor="accent2" w:sz="8" w:space="0"/>
+        <w:bottom w:val="single" w:color="C0504D" w:themeColor="accent2" w:sz="8" w:space="0"/>
       </w:tblBorders>
       <w:tblCellMar>
         <w:top w:w="0" w:type="dxa"/>
@@ -3313,9 +3306,9 @@
       <w:tblPr/>
       <w:tcPr>
         <w:tcBorders>
-          <w:top w:val="single" w:sz="8" w:space="0" w:color="C0504D" w:themeColor="accent2"/>
-          <w:left w:val="nil"/>
-          <w:bottom w:val="single" w:sz="8" w:space="0" w:color="C0504D" w:themeColor="accent2"/>
+          <w:top w:val="single" w:color="C0504D" w:themeColor="accent2" w:sz="8" w:space="0"/>
+          <w:left w:val="nil"/>
+          <w:bottom w:val="single" w:color="C0504D" w:themeColor="accent2" w:sz="8" w:space="0"/>
           <w:right w:val="nil"/>
           <w:insideH w:val="nil"/>
           <w:insideV w:val="nil"/>
@@ -3333,9 +3326,9 @@
       <w:tblPr/>
       <w:tcPr>
         <w:tcBorders>
-          <w:top w:val="single" w:sz="8" w:space="0" w:color="C0504D" w:themeColor="accent2"/>
-          <w:left w:val="nil"/>
-          <w:bottom w:val="single" w:sz="8" w:space="0" w:color="C0504D" w:themeColor="accent2"/>
+          <w:top w:val="single" w:color="C0504D" w:themeColor="accent2" w:sz="8" w:space="0"/>
+          <w:left w:val="nil"/>
+          <w:bottom w:val="single" w:color="C0504D" w:themeColor="accent2" w:sz="8" w:space="0"/>
           <w:right w:val="nil"/>
           <w:insideH w:val="nil"/>
           <w:insideV w:val="nil"/>
@@ -3395,8 +3388,8 @@
       <w:tblStyleColBandSize w:val="1"/>
       <w:tblInd w:w="0" w:type="dxa"/>
       <w:tblBorders>
-        <w:top w:val="single" w:sz="8" w:space="0" w:color="9BBB59" w:themeColor="accent3"/>
-        <w:bottom w:val="single" w:sz="8" w:space="0" w:color="9BBB59" w:themeColor="accent3"/>
+        <w:top w:val="single" w:color="9BBB59" w:themeColor="accent3" w:sz="8" w:space="0"/>
+        <w:bottom w:val="single" w:color="9BBB59" w:themeColor="accent3" w:sz="8" w:space="0"/>
       </w:tblBorders>
       <w:tblCellMar>
         <w:top w:w="0" w:type="dxa"/>
@@ -3416,9 +3409,9 @@
       <w:tblPr/>
       <w:tcPr>
         <w:tcBorders>
-          <w:top w:val="single" w:sz="8" w:space="0" w:color="9BBB59" w:themeColor="accent3"/>
-          <w:left w:val="nil"/>
-          <w:bottom w:val="single" w:sz="8" w:space="0" w:color="9BBB59" w:themeColor="accent3"/>
+          <w:top w:val="single" w:color="9BBB59" w:themeColor="accent3" w:sz="8" w:space="0"/>
+          <w:left w:val="nil"/>
+          <w:bottom w:val="single" w:color="9BBB59" w:themeColor="accent3" w:sz="8" w:space="0"/>
           <w:right w:val="nil"/>
           <w:insideH w:val="nil"/>
           <w:insideV w:val="nil"/>
@@ -3436,9 +3429,9 @@
       <w:tblPr/>
       <w:tcPr>
         <w:tcBorders>
-          <w:top w:val="single" w:sz="8" w:space="0" w:color="9BBB59" w:themeColor="accent3"/>
-          <w:left w:val="nil"/>
-          <w:bottom w:val="single" w:sz="8" w:space="0" w:color="9BBB59" w:themeColor="accent3"/>
+          <w:top w:val="single" w:color="9BBB59" w:themeColor="accent3" w:sz="8" w:space="0"/>
+          <w:left w:val="nil"/>
+          <w:bottom w:val="single" w:color="9BBB59" w:themeColor="accent3" w:sz="8" w:space="0"/>
           <w:right w:val="nil"/>
           <w:insideH w:val="nil"/>
           <w:insideV w:val="nil"/>
@@ -3498,8 +3491,8 @@
       <w:tblStyleColBandSize w:val="1"/>
       <w:tblInd w:w="0" w:type="dxa"/>
       <w:tblBorders>
-        <w:top w:val="single" w:sz="8" w:space="0" w:color="8064A2" w:themeColor="accent4"/>
-        <w:bottom w:val="single" w:sz="8" w:space="0" w:color="8064A2" w:themeColor="accent4"/>
+        <w:top w:val="single" w:color="8064A2" w:themeColor="accent4" w:sz="8" w:space="0"/>
+        <w:bottom w:val="single" w:color="8064A2" w:themeColor="accent4" w:sz="8" w:space="0"/>
       </w:tblBorders>
       <w:tblCellMar>
         <w:top w:w="0" w:type="dxa"/>
@@ -3519,9 +3512,9 @@
       <w:tblPr/>
       <w:tcPr>
         <w:tcBorders>
-          <w:top w:val="single" w:sz="8" w:space="0" w:color="8064A2" w:themeColor="accent4"/>
-          <w:left w:val="nil"/>
-          <w:bottom w:val="single" w:sz="8" w:space="0" w:color="8064A2" w:themeColor="accent4"/>
+          <w:top w:val="single" w:color="8064A2" w:themeColor="accent4" w:sz="8" w:space="0"/>
+          <w:left w:val="nil"/>
+          <w:bottom w:val="single" w:color="8064A2" w:themeColor="accent4" w:sz="8" w:space="0"/>
           <w:right w:val="nil"/>
           <w:insideH w:val="nil"/>
           <w:insideV w:val="nil"/>
@@ -3539,9 +3532,9 @@
       <w:tblPr/>
       <w:tcPr>
         <w:tcBorders>
-          <w:top w:val="single" w:sz="8" w:space="0" w:color="8064A2" w:themeColor="accent4"/>
-          <w:left w:val="nil"/>
-          <w:bottom w:val="single" w:sz="8" w:space="0" w:color="8064A2" w:themeColor="accent4"/>
+          <w:top w:val="single" w:color="8064A2" w:themeColor="accent4" w:sz="8" w:space="0"/>
+          <w:left w:val="nil"/>
+          <w:bottom w:val="single" w:color="8064A2" w:themeColor="accent4" w:sz="8" w:space="0"/>
           <w:right w:val="nil"/>
           <w:insideH w:val="nil"/>
           <w:insideV w:val="nil"/>
@@ -3601,8 +3594,8 @@
       <w:tblStyleColBandSize w:val="1"/>
       <w:tblInd w:w="0" w:type="dxa"/>
       <w:tblBorders>
-        <w:top w:val="single" w:sz="8" w:space="0" w:color="4BACC6" w:themeColor="accent5"/>
-        <w:bottom w:val="single" w:sz="8" w:space="0" w:color="4BACC6" w:themeColor="accent5"/>
+        <w:top w:val="single" w:color="4BACC6" w:themeColor="accent5" w:sz="8" w:space="0"/>
+        <w:bottom w:val="single" w:color="4BACC6" w:themeColor="accent5" w:sz="8" w:space="0"/>
       </w:tblBorders>
       <w:tblCellMar>
         <w:top w:w="0" w:type="dxa"/>
@@ -3622,9 +3615,9 @@
       <w:tblPr/>
       <w:tcPr>
         <w:tcBorders>
-          <w:top w:val="single" w:sz="8" w:space="0" w:color="4BACC6" w:themeColor="accent5"/>
-          <w:left w:val="nil"/>
-          <w:bottom w:val="single" w:sz="8" w:space="0" w:color="4BACC6" w:themeColor="accent5"/>
+          <w:top w:val="single" w:color="4BACC6" w:themeColor="accent5" w:sz="8" w:space="0"/>
+          <w:left w:val="nil"/>
+          <w:bottom w:val="single" w:color="4BACC6" w:themeColor="accent5" w:sz="8" w:space="0"/>
           <w:right w:val="nil"/>
           <w:insideH w:val="nil"/>
           <w:insideV w:val="nil"/>
@@ -3642,9 +3635,9 @@
       <w:tblPr/>
       <w:tcPr>
         <w:tcBorders>
-          <w:top w:val="single" w:sz="8" w:space="0" w:color="4BACC6" w:themeColor="accent5"/>
-          <w:left w:val="nil"/>
-          <w:bottom w:val="single" w:sz="8" w:space="0" w:color="4BACC6" w:themeColor="accent5"/>
+          <w:top w:val="single" w:color="4BACC6" w:themeColor="accent5" w:sz="8" w:space="0"/>
+          <w:left w:val="nil"/>
+          <w:bottom w:val="single" w:color="4BACC6" w:themeColor="accent5" w:sz="8" w:space="0"/>
           <w:right w:val="nil"/>
           <w:insideH w:val="nil"/>
           <w:insideV w:val="nil"/>
@@ -3704,8 +3697,8 @@
       <w:tblStyleColBandSize w:val="1"/>
       <w:tblInd w:w="0" w:type="dxa"/>
       <w:tblBorders>
-        <w:top w:val="single" w:sz="8" w:space="0" w:color="F79646" w:themeColor="accent6"/>
-        <w:bottom w:val="single" w:sz="8" w:space="0" w:color="F79646" w:themeColor="accent6"/>
+        <w:top w:val="single" w:color="F79646" w:themeColor="accent6" w:sz="8" w:space="0"/>
+        <w:bottom w:val="single" w:color="F79646" w:themeColor="accent6" w:sz="8" w:space="0"/>
       </w:tblBorders>
       <w:tblCellMar>
         <w:top w:w="0" w:type="dxa"/>
@@ -3725,9 +3718,9 @@
       <w:tblPr/>
       <w:tcPr>
         <w:tcBorders>
-          <w:top w:val="single" w:sz="8" w:space="0" w:color="F79646" w:themeColor="accent6"/>
-          <w:left w:val="nil"/>
-          <w:bottom w:val="single" w:sz="8" w:space="0" w:color="F79646" w:themeColor="accent6"/>
+          <w:top w:val="single" w:color="F79646" w:themeColor="accent6" w:sz="8" w:space="0"/>
+          <w:left w:val="nil"/>
+          <w:bottom w:val="single" w:color="F79646" w:themeColor="accent6" w:sz="8" w:space="0"/>
           <w:right w:val="nil"/>
           <w:insideH w:val="nil"/>
           <w:insideV w:val="nil"/>
@@ -3745,9 +3738,9 @@
       <w:tblPr/>
       <w:tcPr>
         <w:tcBorders>
-          <w:top w:val="single" w:sz="8" w:space="0" w:color="F79646" w:themeColor="accent6"/>
-          <w:left w:val="nil"/>
-          <w:bottom w:val="single" w:sz="8" w:space="0" w:color="F79646" w:themeColor="accent6"/>
+          <w:top w:val="single" w:color="F79646" w:themeColor="accent6" w:sz="8" w:space="0"/>
+          <w:left w:val="nil"/>
+          <w:bottom w:val="single" w:color="F79646" w:themeColor="accent6" w:sz="8" w:space="0"/>
           <w:right w:val="nil"/>
           <w:insideH w:val="nil"/>
           <w:insideV w:val="nil"/>
@@ -3804,10 +3797,10 @@
       <w:tblStyleColBandSize w:val="1"/>
       <w:tblInd w:w="0" w:type="dxa"/>
       <w:tblBorders>
-        <w:top w:val="single" w:sz="8" w:space="0" w:color="000000" w:themeColor="text1"/>
-        <w:left w:val="single" w:sz="8" w:space="0" w:color="000000" w:themeColor="text1"/>
-        <w:bottom w:val="single" w:sz="8" w:space="0" w:color="000000" w:themeColor="text1"/>
-        <w:right w:val="single" w:sz="8" w:space="0" w:color="000000" w:themeColor="text1"/>
+        <w:top w:val="single" w:color="000000" w:themeColor="text1" w:sz="8" w:space="0"/>
+        <w:left w:val="single" w:color="000000" w:themeColor="text1" w:sz="8" w:space="0"/>
+        <w:bottom w:val="single" w:color="000000" w:themeColor="text1" w:sz="8" w:space="0"/>
+        <w:right w:val="single" w:color="000000" w:themeColor="text1" w:sz="8" w:space="0"/>
       </w:tblBorders>
       <w:tblCellMar>
         <w:top w:w="0" w:type="dxa"/>
@@ -3841,10 +3834,10 @@
       <w:tblPr/>
       <w:tcPr>
         <w:tcBorders>
-          <w:top w:val="double" w:sz="6" w:space="0" w:color="000000" w:themeColor="text1"/>
-          <w:left w:val="single" w:sz="8" w:space="0" w:color="000000" w:themeColor="text1"/>
-          <w:bottom w:val="single" w:sz="8" w:space="0" w:color="000000" w:themeColor="text1"/>
-          <w:right w:val="single" w:sz="8" w:space="0" w:color="000000" w:themeColor="text1"/>
+          <w:top w:val="double" w:color="000000" w:themeColor="text1" w:sz="6" w:space="0"/>
+          <w:left w:val="single" w:color="000000" w:themeColor="text1" w:sz="8" w:space="0"/>
+          <w:bottom w:val="single" w:color="000000" w:themeColor="text1" w:sz="8" w:space="0"/>
+          <w:right w:val="single" w:color="000000" w:themeColor="text1" w:sz="8" w:space="0"/>
         </w:tcBorders>
       </w:tcPr>
     </w:tblStylePr>
@@ -3864,10 +3857,10 @@
       <w:tblPr/>
       <w:tcPr>
         <w:tcBorders>
-          <w:top w:val="single" w:sz="8" w:space="0" w:color="000000" w:themeColor="text1"/>
-          <w:left w:val="single" w:sz="8" w:space="0" w:color="000000" w:themeColor="text1"/>
-          <w:bottom w:val="single" w:sz="8" w:space="0" w:color="000000" w:themeColor="text1"/>
-          <w:right w:val="single" w:sz="8" w:space="0" w:color="000000" w:themeColor="text1"/>
+          <w:top w:val="single" w:color="000000" w:themeColor="text1" w:sz="8" w:space="0"/>
+          <w:left w:val="single" w:color="000000" w:themeColor="text1" w:sz="8" w:space="0"/>
+          <w:bottom w:val="single" w:color="000000" w:themeColor="text1" w:sz="8" w:space="0"/>
+          <w:right w:val="single" w:color="000000" w:themeColor="text1" w:sz="8" w:space="0"/>
         </w:tcBorders>
       </w:tcPr>
     </w:tblStylePr>
@@ -3875,10 +3868,10 @@
       <w:tblPr/>
       <w:tcPr>
         <w:tcBorders>
-          <w:top w:val="single" w:sz="8" w:space="0" w:color="000000" w:themeColor="text1"/>
-          <w:left w:val="single" w:sz="8" w:space="0" w:color="000000" w:themeColor="text1"/>
-          <w:bottom w:val="single" w:sz="8" w:space="0" w:color="000000" w:themeColor="text1"/>
-          <w:right w:val="single" w:sz="8" w:space="0" w:color="000000" w:themeColor="text1"/>
+          <w:top w:val="single" w:color="000000" w:themeColor="text1" w:sz="8" w:space="0"/>
+          <w:left w:val="single" w:color="000000" w:themeColor="text1" w:sz="8" w:space="0"/>
+          <w:bottom w:val="single" w:color="000000" w:themeColor="text1" w:sz="8" w:space="0"/>
+          <w:right w:val="single" w:color="000000" w:themeColor="text1" w:sz="8" w:space="0"/>
         </w:tcBorders>
       </w:tcPr>
     </w:tblStylePr>
@@ -3896,10 +3889,10 @@
       <w:tblStyleColBandSize w:val="1"/>
       <w:tblInd w:w="0" w:type="dxa"/>
       <w:tblBorders>
-        <w:top w:val="single" w:sz="8" w:space="0" w:color="4F81BD" w:themeColor="accent1"/>
-        <w:left w:val="single" w:sz="8" w:space="0" w:color="4F81BD" w:themeColor="accent1"/>
-        <w:bottom w:val="single" w:sz="8" w:space="0" w:color="4F81BD" w:themeColor="accent1"/>
-        <w:right w:val="single" w:sz="8" w:space="0" w:color="4F81BD" w:themeColor="accent1"/>
+        <w:top w:val="single" w:color="4F81BD" w:themeColor="accent1" w:sz="8" w:space="0"/>
+        <w:left w:val="single" w:color="4F81BD" w:themeColor="accent1" w:sz="8" w:space="0"/>
+        <w:bottom w:val="single" w:color="4F81BD" w:themeColor="accent1" w:sz="8" w:space="0"/>
+        <w:right w:val="single" w:color="4F81BD" w:themeColor="accent1" w:sz="8" w:space="0"/>
       </w:tblBorders>
       <w:tblCellMar>
         <w:top w:w="0" w:type="dxa"/>
@@ -3933,10 +3926,10 @@
       <w:tblPr/>
       <w:tcPr>
         <w:tcBorders>
-          <w:top w:val="double" w:sz="6" w:space="0" w:color="4F81BD" w:themeColor="accent1"/>
-          <w:left w:val="single" w:sz="8" w:space="0" w:color="4F81BD" w:themeColor="accent1"/>
-          <w:bottom w:val="single" w:sz="8" w:space="0" w:color="4F81BD" w:themeColor="accent1"/>
-          <w:right w:val="single" w:sz="8" w:space="0" w:color="4F81BD" w:themeColor="accent1"/>
+          <w:top w:val="double" w:color="4F81BD" w:themeColor="accent1" w:sz="6" w:space="0"/>
+          <w:left w:val="single" w:color="4F81BD" w:themeColor="accent1" w:sz="8" w:space="0"/>
+          <w:bottom w:val="single" w:color="4F81BD" w:themeColor="accent1" w:sz="8" w:space="0"/>
+          <w:right w:val="single" w:color="4F81BD" w:themeColor="accent1" w:sz="8" w:space="0"/>
         </w:tcBorders>
       </w:tcPr>
     </w:tblStylePr>
@@ -3956,10 +3949,10 @@
       <w:tblPr/>
       <w:tcPr>
         <w:tcBorders>
-          <w:top w:val="single" w:sz="8" w:space="0" w:color="4F81BD" w:themeColor="accent1"/>
-          <w:left w:val="single" w:sz="8" w:space="0" w:color="4F81BD" w:themeColor="accent1"/>
-          <w:bottom w:val="single" w:sz="8" w:space="0" w:color="4F81BD" w:themeColor="accent1"/>
-          <w:right w:val="single" w:sz="8" w:space="0" w:color="4F81BD" w:themeColor="accent1"/>
+          <w:top w:val="single" w:color="4F81BD" w:themeColor="accent1" w:sz="8" w:space="0"/>
+          <w:left w:val="single" w:color="4F81BD" w:themeColor="accent1" w:sz="8" w:space="0"/>
+          <w:bottom w:val="single" w:color="4F81BD" w:themeColor="accent1" w:sz="8" w:space="0"/>
+          <w:right w:val="single" w:color="4F81BD" w:themeColor="accent1" w:sz="8" w:space="0"/>
         </w:tcBorders>
       </w:tcPr>
     </w:tblStylePr>
@@ -3967,10 +3960,10 @@
       <w:tblPr/>
       <w:tcPr>
         <w:tcBorders>
-          <w:top w:val="single" w:sz="8" w:space="0" w:color="4F81BD" w:themeColor="accent1"/>
-          <w:left w:val="single" w:sz="8" w:space="0" w:color="4F81BD" w:themeColor="accent1"/>
-          <w:bottom w:val="single" w:sz="8" w:space="0" w:color="4F81BD" w:themeColor="accent1"/>
-          <w:right w:val="single" w:sz="8" w:space="0" w:color="4F81BD" w:themeColor="accent1"/>
+          <w:top w:val="single" w:color="4F81BD" w:themeColor="accent1" w:sz="8" w:space="0"/>
+          <w:left w:val="single" w:color="4F81BD" w:themeColor="accent1" w:sz="8" w:space="0"/>
+          <w:bottom w:val="single" w:color="4F81BD" w:themeColor="accent1" w:sz="8" w:space="0"/>
+          <w:right w:val="single" w:color="4F81BD" w:themeColor="accent1" w:sz="8" w:space="0"/>
         </w:tcBorders>
       </w:tcPr>
     </w:tblStylePr>
@@ -3988,10 +3981,10 @@
       <w:tblStyleColBandSize w:val="1"/>
       <w:tblInd w:w="0" w:type="dxa"/>
       <w:tblBorders>
-        <w:top w:val="single" w:sz="8" w:space="0" w:color="C0504D" w:themeColor="accent2"/>
-        <w:left w:val="single" w:sz="8" w:space="0" w:color="C0504D" w:themeColor="accent2"/>
-        <w:bottom w:val="single" w:sz="8" w:space="0" w:color="C0504D" w:themeColor="accent2"/>
-        <w:right w:val="single" w:sz="8" w:space="0" w:color="C0504D" w:themeColor="accent2"/>
+        <w:top w:val="single" w:color="C0504D" w:themeColor="accent2" w:sz="8" w:space="0"/>
+        <w:left w:val="single" w:color="C0504D" w:themeColor="accent2" w:sz="8" w:space="0"/>
+        <w:bottom w:val="single" w:color="C0504D" w:themeColor="accent2" w:sz="8" w:space="0"/>
+        <w:right w:val="single" w:color="C0504D" w:themeColor="accent2" w:sz="8" w:space="0"/>
       </w:tblBorders>
       <w:tblCellMar>
         <w:top w:w="0" w:type="dxa"/>
@@ -4025,10 +4018,10 @@
       <w:tblPr/>
       <w:tcPr>
         <w:tcBorders>
-          <w:top w:val="double" w:sz="6" w:space="0" w:color="C0504D" w:themeColor="accent2"/>
-          <w:left w:val="single" w:sz="8" w:space="0" w:color="C0504D" w:themeColor="accent2"/>
-          <w:bottom w:val="single" w:sz="8" w:space="0" w:color="C0504D" w:themeColor="accent2"/>
-          <w:right w:val="single" w:sz="8" w:space="0" w:color="C0504D" w:themeColor="accent2"/>
+          <w:top w:val="double" w:color="C0504D" w:themeColor="accent2" w:sz="6" w:space="0"/>
+          <w:left w:val="single" w:color="C0504D" w:themeColor="accent2" w:sz="8" w:space="0"/>
+          <w:bottom w:val="single" w:color="C0504D" w:themeColor="accent2" w:sz="8" w:space="0"/>
+          <w:right w:val="single" w:color="C0504D" w:themeColor="accent2" w:sz="8" w:space="0"/>
         </w:tcBorders>
       </w:tcPr>
     </w:tblStylePr>
@@ -4048,10 +4041,10 @@
       <w:tblPr/>
       <w:tcPr>
         <w:tcBorders>
-          <w:top w:val="single" w:sz="8" w:space="0" w:color="C0504D" w:themeColor="accent2"/>
-          <w:left w:val="single" w:sz="8" w:space="0" w:color="C0504D" w:themeColor="accent2"/>
-          <w:bottom w:val="single" w:sz="8" w:space="0" w:color="C0504D" w:themeColor="accent2"/>
-          <w:right w:val="single" w:sz="8" w:space="0" w:color="C0504D" w:themeColor="accent2"/>
+          <w:top w:val="single" w:color="C0504D" w:themeColor="accent2" w:sz="8" w:space="0"/>
+          <w:left w:val="single" w:color="C0504D" w:themeColor="accent2" w:sz="8" w:space="0"/>
+          <w:bottom w:val="single" w:color="C0504D" w:themeColor="accent2" w:sz="8" w:space="0"/>
+          <w:right w:val="single" w:color="C0504D" w:themeColor="accent2" w:sz="8" w:space="0"/>
         </w:tcBorders>
       </w:tcPr>
     </w:tblStylePr>
@@ -4059,10 +4052,10 @@
       <w:tblPr/>
       <w:tcPr>
         <w:tcBorders>
-          <w:top w:val="single" w:sz="8" w:space="0" w:color="C0504D" w:themeColor="accent2"/>
-          <w:left w:val="single" w:sz="8" w:space="0" w:color="C0504D" w:themeColor="accent2"/>
-          <w:bottom w:val="single" w:sz="8" w:space="0" w:color="C0504D" w:themeColor="accent2"/>
-          <w:right w:val="single" w:sz="8" w:space="0" w:color="C0504D" w:themeColor="accent2"/>
+          <w:top w:val="single" w:color="C0504D" w:themeColor="accent2" w:sz="8" w:space="0"/>
+          <w:left w:val="single" w:color="C0504D" w:themeColor="accent2" w:sz="8" w:space="0"/>
+          <w:bottom w:val="single" w:color="C0504D" w:themeColor="accent2" w:sz="8" w:space="0"/>
+          <w:right w:val="single" w:color="C0504D" w:themeColor="accent2" w:sz="8" w:space="0"/>
         </w:tcBorders>
       </w:tcPr>
     </w:tblStylePr>
@@ -4080,10 +4073,10 @@
       <w:tblStyleColBandSize w:val="1"/>
       <w:tblInd w:w="0" w:type="dxa"/>
       <w:tblBorders>
-        <w:top w:val="single" w:sz="8" w:space="0" w:color="9BBB59" w:themeColor="accent3"/>
-        <w:left w:val="single" w:sz="8" w:space="0" w:color="9BBB59" w:themeColor="accent3"/>
-        <w:bottom w:val="single" w:sz="8" w:space="0" w:color="9BBB59" w:themeColor="accent3"/>
-        <w:right w:val="single" w:sz="8" w:space="0" w:color="9BBB59" w:themeColor="accent3"/>
+        <w:top w:val="single" w:color="9BBB59" w:themeColor="accent3" w:sz="8" w:space="0"/>
+        <w:left w:val="single" w:color="9BBB59" w:themeColor="accent3" w:sz="8" w:space="0"/>
+        <w:bottom w:val="single" w:color="9BBB59" w:themeColor="accent3" w:sz="8" w:space="0"/>
+        <w:right w:val="single" w:color="9BBB59" w:themeColor="accent3" w:sz="8" w:space="0"/>
       </w:tblBorders>
       <w:tblCellMar>
         <w:top w:w="0" w:type="dxa"/>
@@ -4117,10 +4110,10 @@
       <w:tblPr/>
       <w:tcPr>
         <w:tcBorders>
-          <w:top w:val="double" w:sz="6" w:space="0" w:color="9BBB59" w:themeColor="accent3"/>
-          <w:left w:val="single" w:sz="8" w:space="0" w:color="9BBB59" w:themeColor="accent3"/>
-          <w:bottom w:val="single" w:sz="8" w:space="0" w:color="9BBB59" w:themeColor="accent3"/>
-          <w:right w:val="single" w:sz="8" w:space="0" w:color="9BBB59" w:themeColor="accent3"/>
+          <w:top w:val="double" w:color="9BBB59" w:themeColor="accent3" w:sz="6" w:space="0"/>
+          <w:left w:val="single" w:color="9BBB59" w:themeColor="accent3" w:sz="8" w:space="0"/>
+          <w:bottom w:val="single" w:color="9BBB59" w:themeColor="accent3" w:sz="8" w:space="0"/>
+          <w:right w:val="single" w:color="9BBB59" w:themeColor="accent3" w:sz="8" w:space="0"/>
         </w:tcBorders>
       </w:tcPr>
     </w:tblStylePr>
@@ -4140,10 +4133,10 @@
       <w:tblPr/>
       <w:tcPr>
         <w:tcBorders>
-          <w:top w:val="single" w:sz="8" w:space="0" w:color="9BBB59" w:themeColor="accent3"/>
-          <w:left w:val="single" w:sz="8" w:space="0" w:color="9BBB59" w:themeColor="accent3"/>
-          <w:bottom w:val="single" w:sz="8" w:space="0" w:color="9BBB59" w:themeColor="accent3"/>
-          <w:right w:val="single" w:sz="8" w:space="0" w:color="9BBB59" w:themeColor="accent3"/>
+          <w:top w:val="single" w:color="9BBB59" w:themeColor="accent3" w:sz="8" w:space="0"/>
+          <w:left w:val="single" w:color="9BBB59" w:themeColor="accent3" w:sz="8" w:space="0"/>
+          <w:bottom w:val="single" w:color="9BBB59" w:themeColor="accent3" w:sz="8" w:space="0"/>
+          <w:right w:val="single" w:color="9BBB59" w:themeColor="accent3" w:sz="8" w:space="0"/>
         </w:tcBorders>
       </w:tcPr>
     </w:tblStylePr>
@@ -4151,10 +4144,10 @@
       <w:tblPr/>
       <w:tcPr>
         <w:tcBorders>
-          <w:top w:val="single" w:sz="8" w:space="0" w:color="9BBB59" w:themeColor="accent3"/>
-          <w:left w:val="single" w:sz="8" w:space="0" w:color="9BBB59" w:themeColor="accent3"/>
-          <w:bottom w:val="single" w:sz="8" w:space="0" w:color="9BBB59" w:themeColor="accent3"/>
-          <w:right w:val="single" w:sz="8" w:space="0" w:color="9BBB59" w:themeColor="accent3"/>
+          <w:top w:val="single" w:color="9BBB59" w:themeColor="accent3" w:sz="8" w:space="0"/>
+          <w:left w:val="single" w:color="9BBB59" w:themeColor="accent3" w:sz="8" w:space="0"/>
+          <w:bottom w:val="single" w:color="9BBB59" w:themeColor="accent3" w:sz="8" w:space="0"/>
+          <w:right w:val="single" w:color="9BBB59" w:themeColor="accent3" w:sz="8" w:space="0"/>
         </w:tcBorders>
       </w:tcPr>
     </w:tblStylePr>
@@ -4172,10 +4165,10 @@
       <w:tblStyleColBandSize w:val="1"/>
       <w:tblInd w:w="0" w:type="dxa"/>
       <w:tblBorders>
-        <w:top w:val="single" w:sz="8" w:space="0" w:color="8064A2" w:themeColor="accent4"/>
-        <w:left w:val="single" w:sz="8" w:space="0" w:color="8064A2" w:themeColor="accent4"/>
-        <w:bottom w:val="single" w:sz="8" w:space="0" w:color="8064A2" w:themeColor="accent4"/>
-        <w:right w:val="single" w:sz="8" w:space="0" w:color="8064A2" w:themeColor="accent4"/>
+        <w:top w:val="single" w:color="8064A2" w:themeColor="accent4" w:sz="8" w:space="0"/>
+        <w:left w:val="single" w:color="8064A2" w:themeColor="accent4" w:sz="8" w:space="0"/>
+        <w:bottom w:val="single" w:color="8064A2" w:themeColor="accent4" w:sz="8" w:space="0"/>
+        <w:right w:val="single" w:color="8064A2" w:themeColor="accent4" w:sz="8" w:space="0"/>
       </w:tblBorders>
       <w:tblCellMar>
         <w:top w:w="0" w:type="dxa"/>
@@ -4209,10 +4202,10 @@
       <w:tblPr/>
       <w:tcPr>
         <w:tcBorders>
-          <w:top w:val="double" w:sz="6" w:space="0" w:color="8064A2" w:themeColor="accent4"/>
-          <w:left w:val="single" w:sz="8" w:space="0" w:color="8064A2" w:themeColor="accent4"/>
-          <w:bottom w:val="single" w:sz="8" w:space="0" w:color="8064A2" w:themeColor="accent4"/>
-          <w:right w:val="single" w:sz="8" w:space="0" w:color="8064A2" w:themeColor="accent4"/>
+          <w:top w:val="double" w:color="8064A2" w:themeColor="accent4" w:sz="6" w:space="0"/>
+          <w:left w:val="single" w:color="8064A2" w:themeColor="accent4" w:sz="8" w:space="0"/>
+          <w:bottom w:val="single" w:color="8064A2" w:themeColor="accent4" w:sz="8" w:space="0"/>
+          <w:right w:val="single" w:color="8064A2" w:themeColor="accent4" w:sz="8" w:space="0"/>
         </w:tcBorders>
       </w:tcPr>
     </w:tblStylePr>
@@ -4232,10 +4225,10 @@
       <w:tblPr/>
       <w:tcPr>
         <w:tcBorders>
-          <w:top w:val="single" w:sz="8" w:space="0" w:color="8064A2" w:themeColor="accent4"/>
-          <w:left w:val="single" w:sz="8" w:space="0" w:color="8064A2" w:themeColor="accent4"/>
-          <w:bottom w:val="single" w:sz="8" w:space="0" w:color="8064A2" w:themeColor="accent4"/>
-          <w:right w:val="single" w:sz="8" w:space="0" w:color="8064A2" w:themeColor="accent4"/>
+          <w:top w:val="single" w:color="8064A2" w:themeColor="accent4" w:sz="8" w:space="0"/>
+          <w:left w:val="single" w:color="8064A2" w:themeColor="accent4" w:sz="8" w:space="0"/>
+          <w:bottom w:val="single" w:color="8064A2" w:themeColor="accent4" w:sz="8" w:space="0"/>
+          <w:right w:val="single" w:color="8064A2" w:themeColor="accent4" w:sz="8" w:space="0"/>
         </w:tcBorders>
       </w:tcPr>
     </w:tblStylePr>
@@ -4243,10 +4236,10 @@
       <w:tblPr/>
       <w:tcPr>
         <w:tcBorders>
-          <w:top w:val="single" w:sz="8" w:space="0" w:color="8064A2" w:themeColor="accent4"/>
-          <w:left w:val="single" w:sz="8" w:space="0" w:color="8064A2" w:themeColor="accent4"/>
-          <w:bottom w:val="single" w:sz="8" w:space="0" w:color="8064A2" w:themeColor="accent4"/>
-          <w:right w:val="single" w:sz="8" w:space="0" w:color="8064A2" w:themeColor="accent4"/>
+          <w:top w:val="single" w:color="8064A2" w:themeColor="accent4" w:sz="8" w:space="0"/>
+          <w:left w:val="single" w:color="8064A2" w:themeColor="accent4" w:sz="8" w:space="0"/>
+          <w:bottom w:val="single" w:color="8064A2" w:themeColor="accent4" w:sz="8" w:space="0"/>
+          <w:right w:val="single" w:color="8064A2" w:themeColor="accent4" w:sz="8" w:space="0"/>
         </w:tcBorders>
       </w:tcPr>
     </w:tblStylePr>
@@ -4264,10 +4257,10 @@
       <w:tblStyleColBandSize w:val="1"/>
       <w:tblInd w:w="0" w:type="dxa"/>
       <w:tblBorders>
-        <w:top w:val="single" w:sz="8" w:space="0" w:color="4BACC6" w:themeColor="accent5"/>
-        <w:left w:val="single" w:sz="8" w:space="0" w:color="4BACC6" w:themeColor="accent5"/>
-        <w:bottom w:val="single" w:sz="8" w:space="0" w:color="4BACC6" w:themeColor="accent5"/>
-        <w:right w:val="single" w:sz="8" w:space="0" w:color="4BACC6" w:themeColor="accent5"/>
+        <w:top w:val="single" w:color="4BACC6" w:themeColor="accent5" w:sz="8" w:space="0"/>
+        <w:left w:val="single" w:color="4BACC6" w:themeColor="accent5" w:sz="8" w:space="0"/>
+        <w:bottom w:val="single" w:color="4BACC6" w:themeColor="accent5" w:sz="8" w:space="0"/>
+        <w:right w:val="single" w:color="4BACC6" w:themeColor="accent5" w:sz="8" w:space="0"/>
       </w:tblBorders>
       <w:tblCellMar>
         <w:top w:w="0" w:type="dxa"/>
@@ -4301,10 +4294,10 @@
       <w:tblPr/>
       <w:tcPr>
         <w:tcBorders>
-          <w:top w:val="double" w:sz="6" w:space="0" w:color="4BACC6" w:themeColor="accent5"/>
-          <w:left w:val="single" w:sz="8" w:space="0" w:color="4BACC6" w:themeColor="accent5"/>
-          <w:bottom w:val="single" w:sz="8" w:space="0" w:color="4BACC6" w:themeColor="accent5"/>
-          <w:right w:val="single" w:sz="8" w:space="0" w:color="4BACC6" w:themeColor="accent5"/>
+          <w:top w:val="double" w:color="4BACC6" w:themeColor="accent5" w:sz="6" w:space="0"/>
+          <w:left w:val="single" w:color="4BACC6" w:themeColor="accent5" w:sz="8" w:space="0"/>
+          <w:bottom w:val="single" w:color="4BACC6" w:themeColor="accent5" w:sz="8" w:space="0"/>
+          <w:right w:val="single" w:color="4BACC6" w:themeColor="accent5" w:sz="8" w:space="0"/>
         </w:tcBorders>
       </w:tcPr>
     </w:tblStylePr>
@@ -4324,10 +4317,10 @@
       <w:tblPr/>
       <w:tcPr>
         <w:tcBorders>
-          <w:top w:val="single" w:sz="8" w:space="0" w:color="4BACC6" w:themeColor="accent5"/>
-          <w:left w:val="single" w:sz="8" w:space="0" w:color="4BACC6" w:themeColor="accent5"/>
-          <w:bottom w:val="single" w:sz="8" w:space="0" w:color="4BACC6" w:themeColor="accent5"/>
-          <w:right w:val="single" w:sz="8" w:space="0" w:color="4BACC6" w:themeColor="accent5"/>
+          <w:top w:val="single" w:color="4BACC6" w:themeColor="accent5" w:sz="8" w:space="0"/>
+          <w:left w:val="single" w:color="4BACC6" w:themeColor="accent5" w:sz="8" w:space="0"/>
+          <w:bottom w:val="single" w:color="4BACC6" w:themeColor="accent5" w:sz="8" w:space="0"/>
+          <w:right w:val="single" w:color="4BACC6" w:themeColor="accent5" w:sz="8" w:space="0"/>
         </w:tcBorders>
       </w:tcPr>
     </w:tblStylePr>
@@ -4335,10 +4328,10 @@
       <w:tblPr/>
       <w:tcPr>
         <w:tcBorders>
-          <w:top w:val="single" w:sz="8" w:space="0" w:color="4BACC6" w:themeColor="accent5"/>
-          <w:left w:val="single" w:sz="8" w:space="0" w:color="4BACC6" w:themeColor="accent5"/>
-          <w:bottom w:val="single" w:sz="8" w:space="0" w:color="4BACC6" w:themeColor="accent5"/>
-          <w:right w:val="single" w:sz="8" w:space="0" w:color="4BACC6" w:themeColor="accent5"/>
+          <w:top w:val="single" w:color="4BACC6" w:themeColor="accent5" w:sz="8" w:space="0"/>
+          <w:left w:val="single" w:color="4BACC6" w:themeColor="accent5" w:sz="8" w:space="0"/>
+          <w:bottom w:val="single" w:color="4BACC6" w:themeColor="accent5" w:sz="8" w:space="0"/>
+          <w:right w:val="single" w:color="4BACC6" w:themeColor="accent5" w:sz="8" w:space="0"/>
         </w:tcBorders>
       </w:tcPr>
     </w:tblStylePr>
@@ -4356,10 +4349,10 @@
       <w:tblStyleColBandSize w:val="1"/>
       <w:tblInd w:w="0" w:type="dxa"/>
       <w:tblBorders>
-        <w:top w:val="single" w:sz="8" w:space="0" w:color="F79646" w:themeColor="accent6"/>
-        <w:left w:val="single" w:sz="8" w:space="0" w:color="F79646" w:themeColor="accent6"/>
-        <w:bottom w:val="single" w:sz="8" w:space="0" w:color="F79646" w:themeColor="accent6"/>
-        <w:right w:val="single" w:sz="8" w:space="0" w:color="F79646" w:themeColor="accent6"/>
+        <w:top w:val="single" w:color="F79646" w:themeColor="accent6" w:sz="8" w:space="0"/>
+        <w:left w:val="single" w:color="F79646" w:themeColor="accent6" w:sz="8" w:space="0"/>
+        <w:bottom w:val="single" w:color="F79646" w:themeColor="accent6" w:sz="8" w:space="0"/>
+        <w:right w:val="single" w:color="F79646" w:themeColor="accent6" w:sz="8" w:space="0"/>
       </w:tblBorders>
       <w:tblCellMar>
         <w:top w:w="0" w:type="dxa"/>
@@ -4393,10 +4386,10 @@
       <w:tblPr/>
       <w:tcPr>
         <w:tcBorders>
-          <w:top w:val="double" w:sz="6" w:space="0" w:color="F79646" w:themeColor="accent6"/>
-          <w:left w:val="single" w:sz="8" w:space="0" w:color="F79646" w:themeColor="accent6"/>
-          <w:bottom w:val="single" w:sz="8" w:space="0" w:color="F79646" w:themeColor="accent6"/>
-          <w:right w:val="single" w:sz="8" w:space="0" w:color="F79646" w:themeColor="accent6"/>
+          <w:top w:val="double" w:color="F79646" w:themeColor="accent6" w:sz="6" w:space="0"/>
+          <w:left w:val="single" w:color="F79646" w:themeColor="accent6" w:sz="8" w:space="0"/>
+          <w:bottom w:val="single" w:color="F79646" w:themeColor="accent6" w:sz="8" w:space="0"/>
+          <w:right w:val="single" w:color="F79646" w:themeColor="accent6" w:sz="8" w:space="0"/>
         </w:tcBorders>
       </w:tcPr>
     </w:tblStylePr>
@@ -4416,10 +4409,10 @@
       <w:tblPr/>
       <w:tcPr>
         <w:tcBorders>
-          <w:top w:val="single" w:sz="8" w:space="0" w:color="F79646" w:themeColor="accent6"/>
-          <w:left w:val="single" w:sz="8" w:space="0" w:color="F79646" w:themeColor="accent6"/>
-          <w:bottom w:val="single" w:sz="8" w:space="0" w:color="F79646" w:themeColor="accent6"/>
-          <w:right w:val="single" w:sz="8" w:space="0" w:color="F79646" w:themeColor="accent6"/>
+          <w:top w:val="single" w:color="F79646" w:themeColor="accent6" w:sz="8" w:space="0"/>
+          <w:left w:val="single" w:color="F79646" w:themeColor="accent6" w:sz="8" w:space="0"/>
+          <w:bottom w:val="single" w:color="F79646" w:themeColor="accent6" w:sz="8" w:space="0"/>
+          <w:right w:val="single" w:color="F79646" w:themeColor="accent6" w:sz="8" w:space="0"/>
         </w:tcBorders>
       </w:tcPr>
     </w:tblStylePr>
@@ -4427,10 +4420,10 @@
       <w:tblPr/>
       <w:tcPr>
         <w:tcBorders>
-          <w:top w:val="single" w:sz="8" w:space="0" w:color="F79646" w:themeColor="accent6"/>
-          <w:left w:val="single" w:sz="8" w:space="0" w:color="F79646" w:themeColor="accent6"/>
-          <w:bottom w:val="single" w:sz="8" w:space="0" w:color="F79646" w:themeColor="accent6"/>
-          <w:right w:val="single" w:sz="8" w:space="0" w:color="F79646" w:themeColor="accent6"/>
+          <w:top w:val="single" w:color="F79646" w:themeColor="accent6" w:sz="8" w:space="0"/>
+          <w:left w:val="single" w:color="F79646" w:themeColor="accent6" w:sz="8" w:space="0"/>
+          <w:bottom w:val="single" w:color="F79646" w:themeColor="accent6" w:sz="8" w:space="0"/>
+          <w:right w:val="single" w:color="F79646" w:themeColor="accent6" w:sz="8" w:space="0"/>
         </w:tcBorders>
       </w:tcPr>
     </w:tblStylePr>
@@ -4448,12 +4441,12 @@
       <w:tblStyleColBandSize w:val="1"/>
       <w:tblInd w:w="0" w:type="dxa"/>
       <w:tblBorders>
-        <w:top w:val="single" w:sz="8" w:space="0" w:color="000000" w:themeColor="text1"/>
-        <w:left w:val="single" w:sz="8" w:space="0" w:color="000000" w:themeColor="text1"/>
-        <w:bottom w:val="single" w:sz="8" w:space="0" w:color="000000" w:themeColor="text1"/>
-        <w:right w:val="single" w:sz="8" w:space="0" w:color="000000" w:themeColor="text1"/>
-        <w:insideH w:val="single" w:sz="8" w:space="0" w:color="000000" w:themeColor="text1"/>
-        <w:insideV w:val="single" w:sz="8" w:space="0" w:color="000000" w:themeColor="text1"/>
+        <w:top w:val="single" w:color="000000" w:themeColor="text1" w:sz="8" w:space="0"/>
+        <w:left w:val="single" w:color="000000" w:themeColor="text1" w:sz="8" w:space="0"/>
+        <w:bottom w:val="single" w:color="000000" w:themeColor="text1" w:sz="8" w:space="0"/>
+        <w:right w:val="single" w:color="000000" w:themeColor="text1" w:sz="8" w:space="0"/>
+        <w:insideH w:val="single" w:color="000000" w:themeColor="text1" w:sz="8" w:space="0"/>
+        <w:insideV w:val="single" w:color="000000" w:themeColor="text1" w:sz="8" w:space="0"/>
       </w:tblBorders>
       <w:tblCellMar>
         <w:top w:w="0" w:type="dxa"/>
@@ -4467,19 +4460,19 @@
         <w:spacing w:before="0" w:after="0" w:line="240" w:lineRule="auto"/>
       </w:pPr>
       <w:rPr>
-        <w:rFonts w:asciiTheme="majorHAnsi" w:eastAsiaTheme="majorEastAsia" w:hAnsiTheme="majorHAnsi" w:cstheme="majorBidi"/>
-        <w:b/>
-        <w:bCs/>
-      </w:rPr>
-      <w:tblPr/>
-      <w:tcPr>
-        <w:tcBorders>
-          <w:top w:val="single" w:sz="8" w:space="0" w:color="000000" w:themeColor="text1"/>
-          <w:left w:val="single" w:sz="8" w:space="0" w:color="000000" w:themeColor="text1"/>
-          <w:bottom w:val="single" w:sz="18" w:space="0" w:color="000000" w:themeColor="text1"/>
-          <w:right w:val="single" w:sz="8" w:space="0" w:color="000000" w:themeColor="text1"/>
-          <w:insideH w:val="nil"/>
-          <w:insideV w:val="single" w:sz="8" w:space="0" w:color="000000" w:themeColor="text1"/>
+        <w:rFonts w:asciiTheme="majorHAnsi" w:hAnsiTheme="majorHAnsi" w:eastAsiaTheme="majorEastAsia" w:cstheme="majorBidi"/>
+        <w:b/>
+        <w:bCs/>
+      </w:rPr>
+      <w:tblPr/>
+      <w:tcPr>
+        <w:tcBorders>
+          <w:top w:val="single" w:color="000000" w:themeColor="text1" w:sz="8" w:space="0"/>
+          <w:left w:val="single" w:color="000000" w:themeColor="text1" w:sz="8" w:space="0"/>
+          <w:bottom w:val="single" w:color="000000" w:themeColor="text1" w:sz="18" w:space="0"/>
+          <w:right w:val="single" w:color="000000" w:themeColor="text1" w:sz="8" w:space="0"/>
+          <w:insideH w:val="nil"/>
+          <w:insideV w:val="single" w:color="000000" w:themeColor="text1" w:sz="8" w:space="0"/>
         </w:tcBorders>
       </w:tcPr>
     </w:tblStylePr>
@@ -4488,42 +4481,42 @@
         <w:spacing w:before="0" w:after="0" w:line="240" w:lineRule="auto"/>
       </w:pPr>
       <w:rPr>
-        <w:rFonts w:asciiTheme="majorHAnsi" w:eastAsiaTheme="majorEastAsia" w:hAnsiTheme="majorHAnsi" w:cstheme="majorBidi"/>
-        <w:b/>
-        <w:bCs/>
-      </w:rPr>
-      <w:tblPr/>
-      <w:tcPr>
-        <w:tcBorders>
-          <w:top w:val="double" w:sz="6" w:space="0" w:color="000000" w:themeColor="text1"/>
-          <w:left w:val="single" w:sz="8" w:space="0" w:color="000000" w:themeColor="text1"/>
-          <w:bottom w:val="single" w:sz="8" w:space="0" w:color="000000" w:themeColor="text1"/>
-          <w:right w:val="single" w:sz="8" w:space="0" w:color="000000" w:themeColor="text1"/>
-          <w:insideH w:val="nil"/>
-          <w:insideV w:val="single" w:sz="8" w:space="0" w:color="000000" w:themeColor="text1"/>
+        <w:rFonts w:asciiTheme="majorHAnsi" w:hAnsiTheme="majorHAnsi" w:eastAsiaTheme="majorEastAsia" w:cstheme="majorBidi"/>
+        <w:b/>
+        <w:bCs/>
+      </w:rPr>
+      <w:tblPr/>
+      <w:tcPr>
+        <w:tcBorders>
+          <w:top w:val="double" w:color="000000" w:themeColor="text1" w:sz="6" w:space="0"/>
+          <w:left w:val="single" w:color="000000" w:themeColor="text1" w:sz="8" w:space="0"/>
+          <w:bottom w:val="single" w:color="000000" w:themeColor="text1" w:sz="8" w:space="0"/>
+          <w:right w:val="single" w:color="000000" w:themeColor="text1" w:sz="8" w:space="0"/>
+          <w:insideH w:val="nil"/>
+          <w:insideV w:val="single" w:color="000000" w:themeColor="text1" w:sz="8" w:space="0"/>
         </w:tcBorders>
       </w:tcPr>
     </w:tblStylePr>
     <w:tblStylePr w:type="firstCol">
       <w:rPr>
-        <w:rFonts w:asciiTheme="majorHAnsi" w:eastAsiaTheme="majorEastAsia" w:hAnsiTheme="majorHAnsi" w:cstheme="majorBidi"/>
+        <w:rFonts w:asciiTheme="majorHAnsi" w:hAnsiTheme="majorHAnsi" w:eastAsiaTheme="majorEastAsia" w:cstheme="majorBidi"/>
         <w:b/>
         <w:bCs/>
       </w:rPr>
     </w:tblStylePr>
     <w:tblStylePr w:type="lastCol">
       <w:rPr>
-        <w:rFonts w:asciiTheme="majorHAnsi" w:eastAsiaTheme="majorEastAsia" w:hAnsiTheme="majorHAnsi" w:cstheme="majorBidi"/>
-        <w:b/>
-        <w:bCs/>
-      </w:rPr>
-      <w:tblPr/>
-      <w:tcPr>
-        <w:tcBorders>
-          <w:top w:val="single" w:sz="8" w:space="0" w:color="000000" w:themeColor="text1"/>
-          <w:left w:val="single" w:sz="8" w:space="0" w:color="000000" w:themeColor="text1"/>
-          <w:bottom w:val="single" w:sz="8" w:space="0" w:color="000000" w:themeColor="text1"/>
-          <w:right w:val="single" w:sz="8" w:space="0" w:color="000000" w:themeColor="text1"/>
+        <w:rFonts w:asciiTheme="majorHAnsi" w:hAnsiTheme="majorHAnsi" w:eastAsiaTheme="majorEastAsia" w:cstheme="majorBidi"/>
+        <w:b/>
+        <w:bCs/>
+      </w:rPr>
+      <w:tblPr/>
+      <w:tcPr>
+        <w:tcBorders>
+          <w:top w:val="single" w:color="000000" w:themeColor="text1" w:sz="8" w:space="0"/>
+          <w:left w:val="single" w:color="000000" w:themeColor="text1" w:sz="8" w:space="0"/>
+          <w:bottom w:val="single" w:color="000000" w:themeColor="text1" w:sz="8" w:space="0"/>
+          <w:right w:val="single" w:color="000000" w:themeColor="text1" w:sz="8" w:space="0"/>
         </w:tcBorders>
       </w:tcPr>
     </w:tblStylePr>
@@ -4531,10 +4524,10 @@
       <w:tblPr/>
       <w:tcPr>
         <w:tcBorders>
-          <w:top w:val="single" w:sz="8" w:space="0" w:color="000000" w:themeColor="text1"/>
-          <w:left w:val="single" w:sz="8" w:space="0" w:color="000000" w:themeColor="text1"/>
-          <w:bottom w:val="single" w:sz="8" w:space="0" w:color="000000" w:themeColor="text1"/>
-          <w:right w:val="single" w:sz="8" w:space="0" w:color="000000" w:themeColor="text1"/>
+          <w:top w:val="single" w:color="000000" w:themeColor="text1" w:sz="8" w:space="0"/>
+          <w:left w:val="single" w:color="000000" w:themeColor="text1" w:sz="8" w:space="0"/>
+          <w:bottom w:val="single" w:color="000000" w:themeColor="text1" w:sz="8" w:space="0"/>
+          <w:right w:val="single" w:color="000000" w:themeColor="text1" w:sz="8" w:space="0"/>
         </w:tcBorders>
         <w:shd w:val="clear" w:color="auto" w:fill="C0C0C0" w:themeFill="text1" w:themeFillTint="3F"/>
       </w:tcPr>
@@ -4543,11 +4536,11 @@
       <w:tblPr/>
       <w:tcPr>
         <w:tcBorders>
-          <w:top w:val="single" w:sz="8" w:space="0" w:color="000000" w:themeColor="text1"/>
-          <w:left w:val="single" w:sz="8" w:space="0" w:color="000000" w:themeColor="text1"/>
-          <w:bottom w:val="single" w:sz="8" w:space="0" w:color="000000" w:themeColor="text1"/>
-          <w:right w:val="single" w:sz="8" w:space="0" w:color="000000" w:themeColor="text1"/>
-          <w:insideV w:val="single" w:sz="8" w:space="0" w:color="000000" w:themeColor="text1"/>
+          <w:top w:val="single" w:color="000000" w:themeColor="text1" w:sz="8" w:space="0"/>
+          <w:left w:val="single" w:color="000000" w:themeColor="text1" w:sz="8" w:space="0"/>
+          <w:bottom w:val="single" w:color="000000" w:themeColor="text1" w:sz="8" w:space="0"/>
+          <w:right w:val="single" w:color="000000" w:themeColor="text1" w:sz="8" w:space="0"/>
+          <w:insideV w:val="single" w:color="000000" w:themeColor="text1" w:sz="8" w:space="0"/>
         </w:tcBorders>
         <w:shd w:val="clear" w:color="auto" w:fill="C0C0C0" w:themeFill="text1" w:themeFillTint="3F"/>
       </w:tcPr>
@@ -4556,11 +4549,11 @@
       <w:tblPr/>
       <w:tcPr>
         <w:tcBorders>
-          <w:top w:val="single" w:sz="8" w:space="0" w:color="000000" w:themeColor="text1"/>
-          <w:left w:val="single" w:sz="8" w:space="0" w:color="000000" w:themeColor="text1"/>
-          <w:bottom w:val="single" w:sz="8" w:space="0" w:color="000000" w:themeColor="text1"/>
-          <w:right w:val="single" w:sz="8" w:space="0" w:color="000000" w:themeColor="text1"/>
-          <w:insideV w:val="single" w:sz="8" w:space="0" w:color="000000" w:themeColor="text1"/>
+          <w:top w:val="single" w:color="000000" w:themeColor="text1" w:sz="8" w:space="0"/>
+          <w:left w:val="single" w:color="000000" w:themeColor="text1" w:sz="8" w:space="0"/>
+          <w:bottom w:val="single" w:color="000000" w:themeColor="text1" w:sz="8" w:space="0"/>
+          <w:right w:val="single" w:color="000000" w:themeColor="text1" w:sz="8" w:space="0"/>
+          <w:insideV w:val="single" w:color="000000" w:themeColor="text1" w:sz="8" w:space="0"/>
         </w:tcBorders>
       </w:tcPr>
     </w:tblStylePr>
@@ -4578,12 +4571,12 @@
       <w:tblStyleColBandSize w:val="1"/>
       <w:tblInd w:w="0" w:type="dxa"/>
       <w:tblBorders>
-        <w:top w:val="single" w:sz="8" w:space="0" w:color="4F81BD" w:themeColor="accent1"/>
-        <w:left w:val="single" w:sz="8" w:space="0" w:color="4F81BD" w:themeColor="accent1"/>
-        <w:bottom w:val="single" w:sz="8" w:space="0" w:color="4F81BD" w:themeColor="accent1"/>
-        <w:right w:val="single" w:sz="8" w:space="0" w:color="4F81BD" w:themeColor="accent1"/>
-        <w:insideH w:val="single" w:sz="8" w:space="0" w:color="4F81BD" w:themeColor="accent1"/>
-        <w:insideV w:val="single" w:sz="8" w:space="0" w:color="4F81BD" w:themeColor="accent1"/>
+        <w:top w:val="single" w:color="4F81BD" w:themeColor="accent1" w:sz="8" w:space="0"/>
+        <w:left w:val="single" w:color="4F81BD" w:themeColor="accent1" w:sz="8" w:space="0"/>
+        <w:bottom w:val="single" w:color="4F81BD" w:themeColor="accent1" w:sz="8" w:space="0"/>
+        <w:right w:val="single" w:color="4F81BD" w:themeColor="accent1" w:sz="8" w:space="0"/>
+        <w:insideH w:val="single" w:color="4F81BD" w:themeColor="accent1" w:sz="8" w:space="0"/>
+        <w:insideV w:val="single" w:color="4F81BD" w:themeColor="accent1" w:sz="8" w:space="0"/>
       </w:tblBorders>
       <w:tblCellMar>
         <w:top w:w="0" w:type="dxa"/>
@@ -4597,19 +4590,19 @@
         <w:spacing w:before="0" w:after="0" w:line="240" w:lineRule="auto"/>
       </w:pPr>
       <w:rPr>
-        <w:rFonts w:asciiTheme="majorHAnsi" w:eastAsiaTheme="majorEastAsia" w:hAnsiTheme="majorHAnsi" w:cstheme="majorBidi"/>
-        <w:b/>
-        <w:bCs/>
-      </w:rPr>
-      <w:tblPr/>
-      <w:tcPr>
-        <w:tcBorders>
-          <w:top w:val="single" w:sz="8" w:space="0" w:color="4F81BD" w:themeColor="accent1"/>
-          <w:left w:val="single" w:sz="8" w:space="0" w:color="4F81BD" w:themeColor="accent1"/>
-          <w:bottom w:val="single" w:sz="18" w:space="0" w:color="4F81BD" w:themeColor="accent1"/>
-          <w:right w:val="single" w:sz="8" w:space="0" w:color="4F81BD" w:themeColor="accent1"/>
-          <w:insideH w:val="nil"/>
-          <w:insideV w:val="single" w:sz="8" w:space="0" w:color="4F81BD" w:themeColor="accent1"/>
+        <w:rFonts w:asciiTheme="majorHAnsi" w:hAnsiTheme="majorHAnsi" w:eastAsiaTheme="majorEastAsia" w:cstheme="majorBidi"/>
+        <w:b/>
+        <w:bCs/>
+      </w:rPr>
+      <w:tblPr/>
+      <w:tcPr>
+        <w:tcBorders>
+          <w:top w:val="single" w:color="4F81BD" w:themeColor="accent1" w:sz="8" w:space="0"/>
+          <w:left w:val="single" w:color="4F81BD" w:themeColor="accent1" w:sz="8" w:space="0"/>
+          <w:bottom w:val="single" w:color="4F81BD" w:themeColor="accent1" w:sz="18" w:space="0"/>
+          <w:right w:val="single" w:color="4F81BD" w:themeColor="accent1" w:sz="8" w:space="0"/>
+          <w:insideH w:val="nil"/>
+          <w:insideV w:val="single" w:color="4F81BD" w:themeColor="accent1" w:sz="8" w:space="0"/>
         </w:tcBorders>
       </w:tcPr>
     </w:tblStylePr>
@@ -4618,42 +4611,42 @@
         <w:spacing w:before="0" w:after="0" w:line="240" w:lineRule="auto"/>
       </w:pPr>
       <w:rPr>
-        <w:rFonts w:asciiTheme="majorHAnsi" w:eastAsiaTheme="majorEastAsia" w:hAnsiTheme="majorHAnsi" w:cstheme="majorBidi"/>
-        <w:b/>
-        <w:bCs/>
-      </w:rPr>
-      <w:tblPr/>
-      <w:tcPr>
-        <w:tcBorders>
-          <w:top w:val="double" w:sz="6" w:space="0" w:color="4F81BD" w:themeColor="accent1"/>
-          <w:left w:val="single" w:sz="8" w:space="0" w:color="4F81BD" w:themeColor="accent1"/>
-          <w:bottom w:val="single" w:sz="8" w:space="0" w:color="4F81BD" w:themeColor="accent1"/>
-          <w:right w:val="single" w:sz="8" w:space="0" w:color="4F81BD" w:themeColor="accent1"/>
-          <w:insideH w:val="nil"/>
-          <w:insideV w:val="single" w:sz="8" w:space="0" w:color="4F81BD" w:themeColor="accent1"/>
+        <w:rFonts w:asciiTheme="majorHAnsi" w:hAnsiTheme="majorHAnsi" w:eastAsiaTheme="majorEastAsia" w:cstheme="majorBidi"/>
+        <w:b/>
+        <w:bCs/>
+      </w:rPr>
+      <w:tblPr/>
+      <w:tcPr>
+        <w:tcBorders>
+          <w:top w:val="double" w:color="4F81BD" w:themeColor="accent1" w:sz="6" w:space="0"/>
+          <w:left w:val="single" w:color="4F81BD" w:themeColor="accent1" w:sz="8" w:space="0"/>
+          <w:bottom w:val="single" w:color="4F81BD" w:themeColor="accent1" w:sz="8" w:space="0"/>
+          <w:right w:val="single" w:color="4F81BD" w:themeColor="accent1" w:sz="8" w:space="0"/>
+          <w:insideH w:val="nil"/>
+          <w:insideV w:val="single" w:color="4F81BD" w:themeColor="accent1" w:sz="8" w:space="0"/>
         </w:tcBorders>
       </w:tcPr>
     </w:tblStylePr>
     <w:tblStylePr w:type="firstCol">
       <w:rPr>
-        <w:rFonts w:asciiTheme="majorHAnsi" w:eastAsiaTheme="majorEastAsia" w:hAnsiTheme="majorHAnsi" w:cstheme="majorBidi"/>
+        <w:rFonts w:asciiTheme="majorHAnsi" w:hAnsiTheme="majorHAnsi" w:eastAsiaTheme="majorEastAsia" w:cstheme="majorBidi"/>
         <w:b/>
         <w:bCs/>
       </w:rPr>
     </w:tblStylePr>
     <w:tblStylePr w:type="lastCol">
       <w:rPr>
-        <w:rFonts w:asciiTheme="majorHAnsi" w:eastAsiaTheme="majorEastAsia" w:hAnsiTheme="majorHAnsi" w:cstheme="majorBidi"/>
-        <w:b/>
-        <w:bCs/>
-      </w:rPr>
-      <w:tblPr/>
-      <w:tcPr>
-        <w:tcBorders>
-          <w:top w:val="single" w:sz="8" w:space="0" w:color="4F81BD" w:themeColor="accent1"/>
-          <w:left w:val="single" w:sz="8" w:space="0" w:color="4F81BD" w:themeColor="accent1"/>
-          <w:bottom w:val="single" w:sz="8" w:space="0" w:color="4F81BD" w:themeColor="accent1"/>
-          <w:right w:val="single" w:sz="8" w:space="0" w:color="4F81BD" w:themeColor="accent1"/>
+        <w:rFonts w:asciiTheme="majorHAnsi" w:hAnsiTheme="majorHAnsi" w:eastAsiaTheme="majorEastAsia" w:cstheme="majorBidi"/>
+        <w:b/>
+        <w:bCs/>
+      </w:rPr>
+      <w:tblPr/>
+      <w:tcPr>
+        <w:tcBorders>
+          <w:top w:val="single" w:color="4F81BD" w:themeColor="accent1" w:sz="8" w:space="0"/>
+          <w:left w:val="single" w:color="4F81BD" w:themeColor="accent1" w:sz="8" w:space="0"/>
+          <w:bottom w:val="single" w:color="4F81BD" w:themeColor="accent1" w:sz="8" w:space="0"/>
+          <w:right w:val="single" w:color="4F81BD" w:themeColor="accent1" w:sz="8" w:space="0"/>
         </w:tcBorders>
       </w:tcPr>
     </w:tblStylePr>
@@ -4661,10 +4654,10 @@
       <w:tblPr/>
       <w:tcPr>
         <w:tcBorders>
-          <w:top w:val="single" w:sz="8" w:space="0" w:color="4F81BD" w:themeColor="accent1"/>
-          <w:left w:val="single" w:sz="8" w:space="0" w:color="4F81BD" w:themeColor="accent1"/>
-          <w:bottom w:val="single" w:sz="8" w:space="0" w:color="4F81BD" w:themeColor="accent1"/>
-          <w:right w:val="single" w:sz="8" w:space="0" w:color="4F81BD" w:themeColor="accent1"/>
+          <w:top w:val="single" w:color="4F81BD" w:themeColor="accent1" w:sz="8" w:space="0"/>
+          <w:left w:val="single" w:color="4F81BD" w:themeColor="accent1" w:sz="8" w:space="0"/>
+          <w:bottom w:val="single" w:color="4F81BD" w:themeColor="accent1" w:sz="8" w:space="0"/>
+          <w:right w:val="single" w:color="4F81BD" w:themeColor="accent1" w:sz="8" w:space="0"/>
         </w:tcBorders>
         <w:shd w:val="clear" w:color="auto" w:fill="D3DFEE" w:themeFill="accent1" w:themeFillTint="3F"/>
       </w:tcPr>
@@ -4673,11 +4666,11 @@
       <w:tblPr/>
       <w:tcPr>
         <w:tcBorders>
-          <w:top w:val="single" w:sz="8" w:space="0" w:color="4F81BD" w:themeColor="accent1"/>
-          <w:left w:val="single" w:sz="8" w:space="0" w:color="4F81BD" w:themeColor="accent1"/>
-          <w:bottom w:val="single" w:sz="8" w:space="0" w:color="4F81BD" w:themeColor="accent1"/>
-          <w:right w:val="single" w:sz="8" w:space="0" w:color="4F81BD" w:themeColor="accent1"/>
-          <w:insideV w:val="single" w:sz="8" w:space="0" w:color="4F81BD" w:themeColor="accent1"/>
+          <w:top w:val="single" w:color="4F81BD" w:themeColor="accent1" w:sz="8" w:space="0"/>
+          <w:left w:val="single" w:color="4F81BD" w:themeColor="accent1" w:sz="8" w:space="0"/>
+          <w:bottom w:val="single" w:color="4F81BD" w:themeColor="accent1" w:sz="8" w:space="0"/>
+          <w:right w:val="single" w:color="4F81BD" w:themeColor="accent1" w:sz="8" w:space="0"/>
+          <w:insideV w:val="single" w:color="4F81BD" w:themeColor="accent1" w:sz="8" w:space="0"/>
         </w:tcBorders>
         <w:shd w:val="clear" w:color="auto" w:fill="D3DFEE" w:themeFill="accent1" w:themeFillTint="3F"/>
       </w:tcPr>
@@ -4686,11 +4679,11 @@
       <w:tblPr/>
       <w:tcPr>
         <w:tcBorders>
-          <w:top w:val="single" w:sz="8" w:space="0" w:color="4F81BD" w:themeColor="accent1"/>
-          <w:left w:val="single" w:sz="8" w:space="0" w:color="4F81BD" w:themeColor="accent1"/>
-          <w:bottom w:val="single" w:sz="8" w:space="0" w:color="4F81BD" w:themeColor="accent1"/>
-          <w:right w:val="single" w:sz="8" w:space="0" w:color="4F81BD" w:themeColor="accent1"/>
-          <w:insideV w:val="single" w:sz="8" w:space="0" w:color="4F81BD" w:themeColor="accent1"/>
+          <w:top w:val="single" w:color="4F81BD" w:themeColor="accent1" w:sz="8" w:space="0"/>
+          <w:left w:val="single" w:color="4F81BD" w:themeColor="accent1" w:sz="8" w:space="0"/>
+          <w:bottom w:val="single" w:color="4F81BD" w:themeColor="accent1" w:sz="8" w:space="0"/>
+          <w:right w:val="single" w:color="4F81BD" w:themeColor="accent1" w:sz="8" w:space="0"/>
+          <w:insideV w:val="single" w:color="4F81BD" w:themeColor="accent1" w:sz="8" w:space="0"/>
         </w:tcBorders>
       </w:tcPr>
     </w:tblStylePr>
@@ -4708,12 +4701,12 @@
       <w:tblStyleColBandSize w:val="1"/>
       <w:tblInd w:w="0" w:type="dxa"/>
       <w:tblBorders>
-        <w:top w:val="single" w:sz="8" w:space="0" w:color="C0504D" w:themeColor="accent2"/>
-        <w:left w:val="single" w:sz="8" w:space="0" w:color="C0504D" w:themeColor="accent2"/>
-        <w:bottom w:val="single" w:sz="8" w:space="0" w:color="C0504D" w:themeColor="accent2"/>
-        <w:right w:val="single" w:sz="8" w:space="0" w:color="C0504D" w:themeColor="accent2"/>
-        <w:insideH w:val="single" w:sz="8" w:space="0" w:color="C0504D" w:themeColor="accent2"/>
-        <w:insideV w:val="single" w:sz="8" w:space="0" w:color="C0504D" w:themeColor="accent2"/>
+        <w:top w:val="single" w:color="C0504D" w:themeColor="accent2" w:sz="8" w:space="0"/>
+        <w:left w:val="single" w:color="C0504D" w:themeColor="accent2" w:sz="8" w:space="0"/>
+        <w:bottom w:val="single" w:color="C0504D" w:themeColor="accent2" w:sz="8" w:space="0"/>
+        <w:right w:val="single" w:color="C0504D" w:themeColor="accent2" w:sz="8" w:space="0"/>
+        <w:insideH w:val="single" w:color="C0504D" w:themeColor="accent2" w:sz="8" w:space="0"/>
+        <w:insideV w:val="single" w:color="C0504D" w:themeColor="accent2" w:sz="8" w:space="0"/>
       </w:tblBorders>
       <w:tblCellMar>
         <w:top w:w="0" w:type="dxa"/>
@@ -4727,19 +4720,19 @@
         <w:spacing w:before="0" w:after="0" w:line="240" w:lineRule="auto"/>
       </w:pPr>
       <w:rPr>
-        <w:rFonts w:asciiTheme="majorHAnsi" w:eastAsiaTheme="majorEastAsia" w:hAnsiTheme="majorHAnsi" w:cstheme="majorBidi"/>
-        <w:b/>
-        <w:bCs/>
-      </w:rPr>
-      <w:tblPr/>
-      <w:tcPr>
-        <w:tcBorders>
-          <w:top w:val="single" w:sz="8" w:space="0" w:color="C0504D" w:themeColor="accent2"/>
-          <w:left w:val="single" w:sz="8" w:space="0" w:color="C0504D" w:themeColor="accent2"/>
-          <w:bottom w:val="single" w:sz="18" w:space="0" w:color="C0504D" w:themeColor="accent2"/>
-          <w:right w:val="single" w:sz="8" w:space="0" w:color="C0504D" w:themeColor="accent2"/>
-          <w:insideH w:val="nil"/>
-          <w:insideV w:val="single" w:sz="8" w:space="0" w:color="C0504D" w:themeColor="accent2"/>
+        <w:rFonts w:asciiTheme="majorHAnsi" w:hAnsiTheme="majorHAnsi" w:eastAsiaTheme="majorEastAsia" w:cstheme="majorBidi"/>
+        <w:b/>
+        <w:bCs/>
+      </w:rPr>
+      <w:tblPr/>
+      <w:tcPr>
+        <w:tcBorders>
+          <w:top w:val="single" w:color="C0504D" w:themeColor="accent2" w:sz="8" w:space="0"/>
+          <w:left w:val="single" w:color="C0504D" w:themeColor="accent2" w:sz="8" w:space="0"/>
+          <w:bottom w:val="single" w:color="C0504D" w:themeColor="accent2" w:sz="18" w:space="0"/>
+          <w:right w:val="single" w:color="C0504D" w:themeColor="accent2" w:sz="8" w:space="0"/>
+          <w:insideH w:val="nil"/>
+          <w:insideV w:val="single" w:color="C0504D" w:themeColor="accent2" w:sz="8" w:space="0"/>
         </w:tcBorders>
       </w:tcPr>
     </w:tblStylePr>
@@ -4748,42 +4741,42 @@
         <w:spacing w:before="0" w:after="0" w:line="240" w:lineRule="auto"/>
       </w:pPr>
       <w:rPr>
-        <w:rFonts w:asciiTheme="majorHAnsi" w:eastAsiaTheme="majorEastAsia" w:hAnsiTheme="majorHAnsi" w:cstheme="majorBidi"/>
-        <w:b/>
-        <w:bCs/>
-      </w:rPr>
-      <w:tblPr/>
-      <w:tcPr>
-        <w:tcBorders>
-          <w:top w:val="double" w:sz="6" w:space="0" w:color="C0504D" w:themeColor="accent2"/>
-          <w:left w:val="single" w:sz="8" w:space="0" w:color="C0504D" w:themeColor="accent2"/>
-          <w:bottom w:val="single" w:sz="8" w:space="0" w:color="C0504D" w:themeColor="accent2"/>
-          <w:right w:val="single" w:sz="8" w:space="0" w:color="C0504D" w:themeColor="accent2"/>
-          <w:insideH w:val="nil"/>
-          <w:insideV w:val="single" w:sz="8" w:space="0" w:color="C0504D" w:themeColor="accent2"/>
+        <w:rFonts w:asciiTheme="majorHAnsi" w:hAnsiTheme="majorHAnsi" w:eastAsiaTheme="majorEastAsia" w:cstheme="majorBidi"/>
+        <w:b/>
+        <w:bCs/>
+      </w:rPr>
+      <w:tblPr/>
+      <w:tcPr>
+        <w:tcBorders>
+          <w:top w:val="double" w:color="C0504D" w:themeColor="accent2" w:sz="6" w:space="0"/>
+          <w:left w:val="single" w:color="C0504D" w:themeColor="accent2" w:sz="8" w:space="0"/>
+          <w:bottom w:val="single" w:color="C0504D" w:themeColor="accent2" w:sz="8" w:space="0"/>
+          <w:right w:val="single" w:color="C0504D" w:themeColor="accent2" w:sz="8" w:space="0"/>
+          <w:insideH w:val="nil"/>
+          <w:insideV w:val="single" w:color="C0504D" w:themeColor="accent2" w:sz="8" w:space="0"/>
         </w:tcBorders>
       </w:tcPr>
     </w:tblStylePr>
     <w:tblStylePr w:type="firstCol">
       <w:rPr>
-        <w:rFonts w:asciiTheme="majorHAnsi" w:eastAsiaTheme="majorEastAsia" w:hAnsiTheme="majorHAnsi" w:cstheme="majorBidi"/>
+        <w:rFonts w:asciiTheme="majorHAnsi" w:hAnsiTheme="majorHAnsi" w:eastAsiaTheme="majorEastAsia" w:cstheme="majorBidi"/>
         <w:b/>
         <w:bCs/>
       </w:rPr>
     </w:tblStylePr>
     <w:tblStylePr w:type="lastCol">
       <w:rPr>
-        <w:rFonts w:asciiTheme="majorHAnsi" w:eastAsiaTheme="majorEastAsia" w:hAnsiTheme="majorHAnsi" w:cstheme="majorBidi"/>
-        <w:b/>
-        <w:bCs/>
-      </w:rPr>
-      <w:tblPr/>
-      <w:tcPr>
-        <w:tcBorders>
-          <w:top w:val="single" w:sz="8" w:space="0" w:color="C0504D" w:themeColor="accent2"/>
-          <w:left w:val="single" w:sz="8" w:space="0" w:color="C0504D" w:themeColor="accent2"/>
-          <w:bottom w:val="single" w:sz="8" w:space="0" w:color="C0504D" w:themeColor="accent2"/>
-          <w:right w:val="single" w:sz="8" w:space="0" w:color="C0504D" w:themeColor="accent2"/>
+        <w:rFonts w:asciiTheme="majorHAnsi" w:hAnsiTheme="majorHAnsi" w:eastAsiaTheme="majorEastAsia" w:cstheme="majorBidi"/>
+        <w:b/>
+        <w:bCs/>
+      </w:rPr>
+      <w:tblPr/>
+      <w:tcPr>
+        <w:tcBorders>
+          <w:top w:val="single" w:color="C0504D" w:themeColor="accent2" w:sz="8" w:space="0"/>
+          <w:left w:val="single" w:color="C0504D" w:themeColor="accent2" w:sz="8" w:space="0"/>
+          <w:bottom w:val="single" w:color="C0504D" w:themeColor="accent2" w:sz="8" w:space="0"/>
+          <w:right w:val="single" w:color="C0504D" w:themeColor="accent2" w:sz="8" w:space="0"/>
         </w:tcBorders>
       </w:tcPr>
     </w:tblStylePr>
@@ -4791,10 +4784,10 @@
       <w:tblPr/>
       <w:tcPr>
         <w:tcBorders>
-          <w:top w:val="single" w:sz="8" w:space="0" w:color="C0504D" w:themeColor="accent2"/>
-          <w:left w:val="single" w:sz="8" w:space="0" w:color="C0504D" w:themeColor="accent2"/>
-          <w:bottom w:val="single" w:sz="8" w:space="0" w:color="C0504D" w:themeColor="accent2"/>
-          <w:right w:val="single" w:sz="8" w:space="0" w:color="C0504D" w:themeColor="accent2"/>
+          <w:top w:val="single" w:color="C0504D" w:themeColor="accent2" w:sz="8" w:space="0"/>
+          <w:left w:val="single" w:color="C0504D" w:themeColor="accent2" w:sz="8" w:space="0"/>
+          <w:bottom w:val="single" w:color="C0504D" w:themeColor="accent2" w:sz="8" w:space="0"/>
+          <w:right w:val="single" w:color="C0504D" w:themeColor="accent2" w:sz="8" w:space="0"/>
         </w:tcBorders>
         <w:shd w:val="clear" w:color="auto" w:fill="EFD3D2" w:themeFill="accent2" w:themeFillTint="3F"/>
       </w:tcPr>
@@ -4803,11 +4796,11 @@
       <w:tblPr/>
       <w:tcPr>
         <w:tcBorders>
-          <w:top w:val="single" w:sz="8" w:space="0" w:color="C0504D" w:themeColor="accent2"/>
-          <w:left w:val="single" w:sz="8" w:space="0" w:color="C0504D" w:themeColor="accent2"/>
-          <w:bottom w:val="single" w:sz="8" w:space="0" w:color="C0504D" w:themeColor="accent2"/>
-          <w:right w:val="single" w:sz="8" w:space="0" w:color="C0504D" w:themeColor="accent2"/>
-          <w:insideV w:val="single" w:sz="8" w:space="0" w:color="C0504D" w:themeColor="accent2"/>
+          <w:top w:val="single" w:color="C0504D" w:themeColor="accent2" w:sz="8" w:space="0"/>
+          <w:left w:val="single" w:color="C0504D" w:themeColor="accent2" w:sz="8" w:space="0"/>
+          <w:bottom w:val="single" w:color="C0504D" w:themeColor="accent2" w:sz="8" w:space="0"/>
+          <w:right w:val="single" w:color="C0504D" w:themeColor="accent2" w:sz="8" w:space="0"/>
+          <w:insideV w:val="single" w:color="C0504D" w:themeColor="accent2" w:sz="8" w:space="0"/>
         </w:tcBorders>
         <w:shd w:val="clear" w:color="auto" w:fill="EFD3D2" w:themeFill="accent2" w:themeFillTint="3F"/>
       </w:tcPr>
@@ -4816,11 +4809,11 @@
       <w:tblPr/>
       <w:tcPr>
         <w:tcBorders>
-          <w:top w:val="single" w:sz="8" w:space="0" w:color="C0504D" w:themeColor="accent2"/>
-          <w:left w:val="single" w:sz="8" w:space="0" w:color="C0504D" w:themeColor="accent2"/>
-          <w:bottom w:val="single" w:sz="8" w:space="0" w:color="C0504D" w:themeColor="accent2"/>
-          <w:right w:val="single" w:sz="8" w:space="0" w:color="C0504D" w:themeColor="accent2"/>
-          <w:insideV w:val="single" w:sz="8" w:space="0" w:color="C0504D" w:themeColor="accent2"/>
+          <w:top w:val="single" w:color="C0504D" w:themeColor="accent2" w:sz="8" w:space="0"/>
+          <w:left w:val="single" w:color="C0504D" w:themeColor="accent2" w:sz="8" w:space="0"/>
+          <w:bottom w:val="single" w:color="C0504D" w:themeColor="accent2" w:sz="8" w:space="0"/>
+          <w:right w:val="single" w:color="C0504D" w:themeColor="accent2" w:sz="8" w:space="0"/>
+          <w:insideV w:val="single" w:color="C0504D" w:themeColor="accent2" w:sz="8" w:space="0"/>
         </w:tcBorders>
       </w:tcPr>
     </w:tblStylePr>
@@ -4838,12 +4831,12 @@
       <w:tblStyleColBandSize w:val="1"/>
       <w:tblInd w:w="0" w:type="dxa"/>
       <w:tblBorders>
-        <w:top w:val="single" w:sz="8" w:space="0" w:color="9BBB59" w:themeColor="accent3"/>
-        <w:left w:val="single" w:sz="8" w:space="0" w:color="9BBB59" w:themeColor="accent3"/>
-        <w:bottom w:val="single" w:sz="8" w:space="0" w:color="9BBB59" w:themeColor="accent3"/>
-        <w:right w:val="single" w:sz="8" w:space="0" w:color="9BBB59" w:themeColor="accent3"/>
-        <w:insideH w:val="single" w:sz="8" w:space="0" w:color="9BBB59" w:themeColor="accent3"/>
-        <w:insideV w:val="single" w:sz="8" w:space="0" w:color="9BBB59" w:themeColor="accent3"/>
+        <w:top w:val="single" w:color="9BBB59" w:themeColor="accent3" w:sz="8" w:space="0"/>
+        <w:left w:val="single" w:color="9BBB59" w:themeColor="accent3" w:sz="8" w:space="0"/>
+        <w:bottom w:val="single" w:color="9BBB59" w:themeColor="accent3" w:sz="8" w:space="0"/>
+        <w:right w:val="single" w:color="9BBB59" w:themeColor="accent3" w:sz="8" w:space="0"/>
+        <w:insideH w:val="single" w:color="9BBB59" w:themeColor="accent3" w:sz="8" w:space="0"/>
+        <w:insideV w:val="single" w:color="9BBB59" w:themeColor="accent3" w:sz="8" w:space="0"/>
       </w:tblBorders>
       <w:tblCellMar>
         <w:top w:w="0" w:type="dxa"/>
@@ -4857,19 +4850,19 @@
         <w:spacing w:before="0" w:after="0" w:line="240" w:lineRule="auto"/>
       </w:pPr>
       <w:rPr>
-        <w:rFonts w:asciiTheme="majorHAnsi" w:eastAsiaTheme="majorEastAsia" w:hAnsiTheme="majorHAnsi" w:cstheme="majorBidi"/>
-        <w:b/>
-        <w:bCs/>
-      </w:rPr>
-      <w:tblPr/>
-      <w:tcPr>
-        <w:tcBorders>
-          <w:top w:val="single" w:sz="8" w:space="0" w:color="9BBB59" w:themeColor="accent3"/>
-          <w:left w:val="single" w:sz="8" w:space="0" w:color="9BBB59" w:themeColor="accent3"/>
-          <w:bottom w:val="single" w:sz="18" w:space="0" w:color="9BBB59" w:themeColor="accent3"/>
-          <w:right w:val="single" w:sz="8" w:space="0" w:color="9BBB59" w:themeColor="accent3"/>
-          <w:insideH w:val="nil"/>
-          <w:insideV w:val="single" w:sz="8" w:space="0" w:color="9BBB59" w:themeColor="accent3"/>
+        <w:rFonts w:asciiTheme="majorHAnsi" w:hAnsiTheme="majorHAnsi" w:eastAsiaTheme="majorEastAsia" w:cstheme="majorBidi"/>
+        <w:b/>
+        <w:bCs/>
+      </w:rPr>
+      <w:tblPr/>
+      <w:tcPr>
+        <w:tcBorders>
+          <w:top w:val="single" w:color="9BBB59" w:themeColor="accent3" w:sz="8" w:space="0"/>
+          <w:left w:val="single" w:color="9BBB59" w:themeColor="accent3" w:sz="8" w:space="0"/>
+          <w:bottom w:val="single" w:color="9BBB59" w:themeColor="accent3" w:sz="18" w:space="0"/>
+          <w:right w:val="single" w:color="9BBB59" w:themeColor="accent3" w:sz="8" w:space="0"/>
+          <w:insideH w:val="nil"/>
+          <w:insideV w:val="single" w:color="9BBB59" w:themeColor="accent3" w:sz="8" w:space="0"/>
         </w:tcBorders>
       </w:tcPr>
     </w:tblStylePr>
@@ -4878,42 +4871,42 @@
         <w:spacing w:before="0" w:after="0" w:line="240" w:lineRule="auto"/>
       </w:pPr>
       <w:rPr>
-        <w:rFonts w:asciiTheme="majorHAnsi" w:eastAsiaTheme="majorEastAsia" w:hAnsiTheme="majorHAnsi" w:cstheme="majorBidi"/>
-        <w:b/>
-        <w:bCs/>
-      </w:rPr>
-      <w:tblPr/>
-      <w:tcPr>
-        <w:tcBorders>
-          <w:top w:val="double" w:sz="6" w:space="0" w:color="9BBB59" w:themeColor="accent3"/>
-          <w:left w:val="single" w:sz="8" w:space="0" w:color="9BBB59" w:themeColor="accent3"/>
-          <w:bottom w:val="single" w:sz="8" w:space="0" w:color="9BBB59" w:themeColor="accent3"/>
-          <w:right w:val="single" w:sz="8" w:space="0" w:color="9BBB59" w:themeColor="accent3"/>
-          <w:insideH w:val="nil"/>
-          <w:insideV w:val="single" w:sz="8" w:space="0" w:color="9BBB59" w:themeColor="accent3"/>
+        <w:rFonts w:asciiTheme="majorHAnsi" w:hAnsiTheme="majorHAnsi" w:eastAsiaTheme="majorEastAsia" w:cstheme="majorBidi"/>
+        <w:b/>
+        <w:bCs/>
+      </w:rPr>
+      <w:tblPr/>
+      <w:tcPr>
+        <w:tcBorders>
+          <w:top w:val="double" w:color="9BBB59" w:themeColor="accent3" w:sz="6" w:space="0"/>
+          <w:left w:val="single" w:color="9BBB59" w:themeColor="accent3" w:sz="8" w:space="0"/>
+          <w:bottom w:val="single" w:color="9BBB59" w:themeColor="accent3" w:sz="8" w:space="0"/>
+          <w:right w:val="single" w:color="9BBB59" w:themeColor="accent3" w:sz="8" w:space="0"/>
+          <w:insideH w:val="nil"/>
+          <w:insideV w:val="single" w:color="9BBB59" w:themeColor="accent3" w:sz="8" w:space="0"/>
         </w:tcBorders>
       </w:tcPr>
     </w:tblStylePr>
     <w:tblStylePr w:type="firstCol">
       <w:rPr>
-        <w:rFonts w:asciiTheme="majorHAnsi" w:eastAsiaTheme="majorEastAsia" w:hAnsiTheme="majorHAnsi" w:cstheme="majorBidi"/>
+        <w:rFonts w:asciiTheme="majorHAnsi" w:hAnsiTheme="majorHAnsi" w:eastAsiaTheme="majorEastAsia" w:cstheme="majorBidi"/>
         <w:b/>
         <w:bCs/>
       </w:rPr>
     </w:tblStylePr>
     <w:tblStylePr w:type="lastCol">
       <w:rPr>
-        <w:rFonts w:asciiTheme="majorHAnsi" w:eastAsiaTheme="majorEastAsia" w:hAnsiTheme="majorHAnsi" w:cstheme="majorBidi"/>
-        <w:b/>
-        <w:bCs/>
-      </w:rPr>
-      <w:tblPr/>
-      <w:tcPr>
-        <w:tcBorders>
-          <w:top w:val="single" w:sz="8" w:space="0" w:color="9BBB59" w:themeColor="accent3"/>
-          <w:left w:val="single" w:sz="8" w:space="0" w:color="9BBB59" w:themeColor="accent3"/>
-          <w:bottom w:val="single" w:sz="8" w:space="0" w:color="9BBB59" w:themeColor="accent3"/>
-          <w:right w:val="single" w:sz="8" w:space="0" w:color="9BBB59" w:themeColor="accent3"/>
+        <w:rFonts w:asciiTheme="majorHAnsi" w:hAnsiTheme="majorHAnsi" w:eastAsiaTheme="majorEastAsia" w:cstheme="majorBidi"/>
+        <w:b/>
+        <w:bCs/>
+      </w:rPr>
+      <w:tblPr/>
+      <w:tcPr>
+        <w:tcBorders>
+          <w:top w:val="single" w:color="9BBB59" w:themeColor="accent3" w:sz="8" w:space="0"/>
+          <w:left w:val="single" w:color="9BBB59" w:themeColor="accent3" w:sz="8" w:space="0"/>
+          <w:bottom w:val="single" w:color="9BBB59" w:themeColor="accent3" w:sz="8" w:space="0"/>
+          <w:right w:val="single" w:color="9BBB59" w:themeColor="accent3" w:sz="8" w:space="0"/>
         </w:tcBorders>
       </w:tcPr>
     </w:tblStylePr>
@@ -4921,10 +4914,10 @@
       <w:tblPr/>
       <w:tcPr>
         <w:tcBorders>
-          <w:top w:val="single" w:sz="8" w:space="0" w:color="9BBB59" w:themeColor="accent3"/>
-          <w:left w:val="single" w:sz="8" w:space="0" w:color="9BBB59" w:themeColor="accent3"/>
-          <w:bottom w:val="single" w:sz="8" w:space="0" w:color="9BBB59" w:themeColor="accent3"/>
-          <w:right w:val="single" w:sz="8" w:space="0" w:color="9BBB59" w:themeColor="accent3"/>
+          <w:top w:val="single" w:color="9BBB59" w:themeColor="accent3" w:sz="8" w:space="0"/>
+          <w:left w:val="single" w:color="9BBB59" w:themeColor="accent3" w:sz="8" w:space="0"/>
+          <w:bottom w:val="single" w:color="9BBB59" w:themeColor="accent3" w:sz="8" w:space="0"/>
+          <w:right w:val="single" w:color="9BBB59" w:themeColor="accent3" w:sz="8" w:space="0"/>
         </w:tcBorders>
         <w:shd w:val="clear" w:color="auto" w:fill="E6EED5" w:themeFill="accent3" w:themeFillTint="3F"/>
       </w:tcPr>
@@ -4933,11 +4926,11 @@
       <w:tblPr/>
       <w:tcPr>
         <w:tcBorders>
-          <w:top w:val="single" w:sz="8" w:space="0" w:color="9BBB59" w:themeColor="accent3"/>
-          <w:left w:val="single" w:sz="8" w:space="0" w:color="9BBB59" w:themeColor="accent3"/>
-          <w:bottom w:val="single" w:sz="8" w:space="0" w:color="9BBB59" w:themeColor="accent3"/>
-          <w:right w:val="single" w:sz="8" w:space="0" w:color="9BBB59" w:themeColor="accent3"/>
-          <w:insideV w:val="single" w:sz="8" w:space="0" w:color="9BBB59" w:themeColor="accent3"/>
+          <w:top w:val="single" w:color="9BBB59" w:themeColor="accent3" w:sz="8" w:space="0"/>
+          <w:left w:val="single" w:color="9BBB59" w:themeColor="accent3" w:sz="8" w:space="0"/>
+          <w:bottom w:val="single" w:color="9BBB59" w:themeColor="accent3" w:sz="8" w:space="0"/>
+          <w:right w:val="single" w:color="9BBB59" w:themeColor="accent3" w:sz="8" w:space="0"/>
+          <w:insideV w:val="single" w:color="9BBB59" w:themeColor="accent3" w:sz="8" w:space="0"/>
         </w:tcBorders>
         <w:shd w:val="clear" w:color="auto" w:fill="E6EED5" w:themeFill="accent3" w:themeFillTint="3F"/>
       </w:tcPr>
@@ -4946,11 +4939,11 @@
       <w:tblPr/>
       <w:tcPr>
         <w:tcBorders>
-          <w:top w:val="single" w:sz="8" w:space="0" w:color="9BBB59" w:themeColor="accent3"/>
-          <w:left w:val="single" w:sz="8" w:space="0" w:color="9BBB59" w:themeColor="accent3"/>
-          <w:bottom w:val="single" w:sz="8" w:space="0" w:color="9BBB59" w:themeColor="accent3"/>
-          <w:right w:val="single" w:sz="8" w:space="0" w:color="9BBB59" w:themeColor="accent3"/>
-          <w:insideV w:val="single" w:sz="8" w:space="0" w:color="9BBB59" w:themeColor="accent3"/>
+          <w:top w:val="single" w:color="9BBB59" w:themeColor="accent3" w:sz="8" w:space="0"/>
+          <w:left w:val="single" w:color="9BBB59" w:themeColor="accent3" w:sz="8" w:space="0"/>
+          <w:bottom w:val="single" w:color="9BBB59" w:themeColor="accent3" w:sz="8" w:space="0"/>
+          <w:right w:val="single" w:color="9BBB59" w:themeColor="accent3" w:sz="8" w:space="0"/>
+          <w:insideV w:val="single" w:color="9BBB59" w:themeColor="accent3" w:sz="8" w:space="0"/>
         </w:tcBorders>
       </w:tcPr>
     </w:tblStylePr>
@@ -4968,12 +4961,12 @@
       <w:tblStyleColBandSize w:val="1"/>
       <w:tblInd w:w="0" w:type="dxa"/>
       <w:tblBorders>
-        <w:top w:val="single" w:sz="8" w:space="0" w:color="8064A2" w:themeColor="accent4"/>
-        <w:left w:val="single" w:sz="8" w:space="0" w:color="8064A2" w:themeColor="accent4"/>
-        <w:bottom w:val="single" w:sz="8" w:space="0" w:color="8064A2" w:themeColor="accent4"/>
-        <w:right w:val="single" w:sz="8" w:space="0" w:color="8064A2" w:themeColor="accent4"/>
-        <w:insideH w:val="single" w:sz="8" w:space="0" w:color="8064A2" w:themeColor="accent4"/>
-        <w:insideV w:val="single" w:sz="8" w:space="0" w:color="8064A2" w:themeColor="accent4"/>
+        <w:top w:val="single" w:color="8064A2" w:themeColor="accent4" w:sz="8" w:space="0"/>
+        <w:left w:val="single" w:color="8064A2" w:themeColor="accent4" w:sz="8" w:space="0"/>
+        <w:bottom w:val="single" w:color="8064A2" w:themeColor="accent4" w:sz="8" w:space="0"/>
+        <w:right w:val="single" w:color="8064A2" w:themeColor="accent4" w:sz="8" w:space="0"/>
+        <w:insideH w:val="single" w:color="8064A2" w:themeColor="accent4" w:sz="8" w:space="0"/>
+        <w:insideV w:val="single" w:color="8064A2" w:themeColor="accent4" w:sz="8" w:space="0"/>
       </w:tblBorders>
       <w:tblCellMar>
         <w:top w:w="0" w:type="dxa"/>
@@ -4987,19 +4980,19 @@
         <w:spacing w:before="0" w:after="0" w:line="240" w:lineRule="auto"/>
       </w:pPr>
       <w:rPr>
-        <w:rFonts w:asciiTheme="majorHAnsi" w:eastAsiaTheme="majorEastAsia" w:hAnsiTheme="majorHAnsi" w:cstheme="majorBidi"/>
-        <w:b/>
-        <w:bCs/>
-      </w:rPr>
-      <w:tblPr/>
-      <w:tcPr>
-        <w:tcBorders>
-          <w:top w:val="single" w:sz="8" w:space="0" w:color="8064A2" w:themeColor="accent4"/>
-          <w:left w:val="single" w:sz="8" w:space="0" w:color="8064A2" w:themeColor="accent4"/>
-          <w:bottom w:val="single" w:sz="18" w:space="0" w:color="8064A2" w:themeColor="accent4"/>
-          <w:right w:val="single" w:sz="8" w:space="0" w:color="8064A2" w:themeColor="accent4"/>
-          <w:insideH w:val="nil"/>
-          <w:insideV w:val="single" w:sz="8" w:space="0" w:color="8064A2" w:themeColor="accent4"/>
+        <w:rFonts w:asciiTheme="majorHAnsi" w:hAnsiTheme="majorHAnsi" w:eastAsiaTheme="majorEastAsia" w:cstheme="majorBidi"/>
+        <w:b/>
+        <w:bCs/>
+      </w:rPr>
+      <w:tblPr/>
+      <w:tcPr>
+        <w:tcBorders>
+          <w:top w:val="single" w:color="8064A2" w:themeColor="accent4" w:sz="8" w:space="0"/>
+          <w:left w:val="single" w:color="8064A2" w:themeColor="accent4" w:sz="8" w:space="0"/>
+          <w:bottom w:val="single" w:color="8064A2" w:themeColor="accent4" w:sz="18" w:space="0"/>
+          <w:right w:val="single" w:color="8064A2" w:themeColor="accent4" w:sz="8" w:space="0"/>
+          <w:insideH w:val="nil"/>
+          <w:insideV w:val="single" w:color="8064A2" w:themeColor="accent4" w:sz="8" w:space="0"/>
         </w:tcBorders>
       </w:tcPr>
     </w:tblStylePr>
@@ -5008,42 +5001,42 @@
         <w:spacing w:before="0" w:after="0" w:line="240" w:lineRule="auto"/>
       </w:pPr>
       <w:rPr>
-        <w:rFonts w:asciiTheme="majorHAnsi" w:eastAsiaTheme="majorEastAsia" w:hAnsiTheme="majorHAnsi" w:cstheme="majorBidi"/>
-        <w:b/>
-        <w:bCs/>
-      </w:rPr>
-      <w:tblPr/>
-      <w:tcPr>
-        <w:tcBorders>
-          <w:top w:val="double" w:sz="6" w:space="0" w:color="8064A2" w:themeColor="accent4"/>
-          <w:left w:val="single" w:sz="8" w:space="0" w:color="8064A2" w:themeColor="accent4"/>
-          <w:bottom w:val="single" w:sz="8" w:space="0" w:color="8064A2" w:themeColor="accent4"/>
-          <w:right w:val="single" w:sz="8" w:space="0" w:color="8064A2" w:themeColor="accent4"/>
-          <w:insideH w:val="nil"/>
-          <w:insideV w:val="single" w:sz="8" w:space="0" w:color="8064A2" w:themeColor="accent4"/>
+        <w:rFonts w:asciiTheme="majorHAnsi" w:hAnsiTheme="majorHAnsi" w:eastAsiaTheme="majorEastAsia" w:cstheme="majorBidi"/>
+        <w:b/>
+        <w:bCs/>
+      </w:rPr>
+      <w:tblPr/>
+      <w:tcPr>
+        <w:tcBorders>
+          <w:top w:val="double" w:color="8064A2" w:themeColor="accent4" w:sz="6" w:space="0"/>
+          <w:left w:val="single" w:color="8064A2" w:themeColor="accent4" w:sz="8" w:space="0"/>
+          <w:bottom w:val="single" w:color="8064A2" w:themeColor="accent4" w:sz="8" w:space="0"/>
+          <w:right w:val="single" w:color="8064A2" w:themeColor="accent4" w:sz="8" w:space="0"/>
+          <w:insideH w:val="nil"/>
+          <w:insideV w:val="single" w:color="8064A2" w:themeColor="accent4" w:sz="8" w:space="0"/>
         </w:tcBorders>
       </w:tcPr>
     </w:tblStylePr>
     <w:tblStylePr w:type="firstCol">
       <w:rPr>
-        <w:rFonts w:asciiTheme="majorHAnsi" w:eastAsiaTheme="majorEastAsia" w:hAnsiTheme="majorHAnsi" w:cstheme="majorBidi"/>
+        <w:rFonts w:asciiTheme="majorHAnsi" w:hAnsiTheme="majorHAnsi" w:eastAsiaTheme="majorEastAsia" w:cstheme="majorBidi"/>
         <w:b/>
         <w:bCs/>
       </w:rPr>
     </w:tblStylePr>
     <w:tblStylePr w:type="lastCol">
       <w:rPr>
-        <w:rFonts w:asciiTheme="majorHAnsi" w:eastAsiaTheme="majorEastAsia" w:hAnsiTheme="majorHAnsi" w:cstheme="majorBidi"/>
-        <w:b/>
-        <w:bCs/>
-      </w:rPr>
-      <w:tblPr/>
-      <w:tcPr>
-        <w:tcBorders>
-          <w:top w:val="single" w:sz="8" w:space="0" w:color="8064A2" w:themeColor="accent4"/>
-          <w:left w:val="single" w:sz="8" w:space="0" w:color="8064A2" w:themeColor="accent4"/>
-          <w:bottom w:val="single" w:sz="8" w:space="0" w:color="8064A2" w:themeColor="accent4"/>
-          <w:right w:val="single" w:sz="8" w:space="0" w:color="8064A2" w:themeColor="accent4"/>
+        <w:rFonts w:asciiTheme="majorHAnsi" w:hAnsiTheme="majorHAnsi" w:eastAsiaTheme="majorEastAsia" w:cstheme="majorBidi"/>
+        <w:b/>
+        <w:bCs/>
+      </w:rPr>
+      <w:tblPr/>
+      <w:tcPr>
+        <w:tcBorders>
+          <w:top w:val="single" w:color="8064A2" w:themeColor="accent4" w:sz="8" w:space="0"/>
+          <w:left w:val="single" w:color="8064A2" w:themeColor="accent4" w:sz="8" w:space="0"/>
+          <w:bottom w:val="single" w:color="8064A2" w:themeColor="accent4" w:sz="8" w:space="0"/>
+          <w:right w:val="single" w:color="8064A2" w:themeColor="accent4" w:sz="8" w:space="0"/>
         </w:tcBorders>
       </w:tcPr>
     </w:tblStylePr>
@@ -5051,10 +5044,10 @@
       <w:tblPr/>
       <w:tcPr>
         <w:tcBorders>
-          <w:top w:val="single" w:sz="8" w:space="0" w:color="8064A2" w:themeColor="accent4"/>
-          <w:left w:val="single" w:sz="8" w:space="0" w:color="8064A2" w:themeColor="accent4"/>
-          <w:bottom w:val="single" w:sz="8" w:space="0" w:color="8064A2" w:themeColor="accent4"/>
-          <w:right w:val="single" w:sz="8" w:space="0" w:color="8064A2" w:themeColor="accent4"/>
+          <w:top w:val="single" w:color="8064A2" w:themeColor="accent4" w:sz="8" w:space="0"/>
+          <w:left w:val="single" w:color="8064A2" w:themeColor="accent4" w:sz="8" w:space="0"/>
+          <w:bottom w:val="single" w:color="8064A2" w:themeColor="accent4" w:sz="8" w:space="0"/>
+          <w:right w:val="single" w:color="8064A2" w:themeColor="accent4" w:sz="8" w:space="0"/>
         </w:tcBorders>
         <w:shd w:val="clear" w:color="auto" w:fill="DFD8E8" w:themeFill="accent4" w:themeFillTint="3F"/>
       </w:tcPr>
@@ -5063,11 +5056,11 @@
       <w:tblPr/>
       <w:tcPr>
         <w:tcBorders>
-          <w:top w:val="single" w:sz="8" w:space="0" w:color="8064A2" w:themeColor="accent4"/>
-          <w:left w:val="single" w:sz="8" w:space="0" w:color="8064A2" w:themeColor="accent4"/>
-          <w:bottom w:val="single" w:sz="8" w:space="0" w:color="8064A2" w:themeColor="accent4"/>
-          <w:right w:val="single" w:sz="8" w:space="0" w:color="8064A2" w:themeColor="accent4"/>
-          <w:insideV w:val="single" w:sz="8" w:space="0" w:color="8064A2" w:themeColor="accent4"/>
+          <w:top w:val="single" w:color="8064A2" w:themeColor="accent4" w:sz="8" w:space="0"/>
+          <w:left w:val="single" w:color="8064A2" w:themeColor="accent4" w:sz="8" w:space="0"/>
+          <w:bottom w:val="single" w:color="8064A2" w:themeColor="accent4" w:sz="8" w:space="0"/>
+          <w:right w:val="single" w:color="8064A2" w:themeColor="accent4" w:sz="8" w:space="0"/>
+          <w:insideV w:val="single" w:color="8064A2" w:themeColor="accent4" w:sz="8" w:space="0"/>
         </w:tcBorders>
         <w:shd w:val="clear" w:color="auto" w:fill="DFD8E8" w:themeFill="accent4" w:themeFillTint="3F"/>
       </w:tcPr>
@@ -5076,11 +5069,11 @@
       <w:tblPr/>
       <w:tcPr>
         <w:tcBorders>
-          <w:top w:val="single" w:sz="8" w:space="0" w:color="8064A2" w:themeColor="accent4"/>
-          <w:left w:val="single" w:sz="8" w:space="0" w:color="8064A2" w:themeColor="accent4"/>
-          <w:bottom w:val="single" w:sz="8" w:space="0" w:color="8064A2" w:themeColor="accent4"/>
-          <w:right w:val="single" w:sz="8" w:space="0" w:color="8064A2" w:themeColor="accent4"/>
-          <w:insideV w:val="single" w:sz="8" w:space="0" w:color="8064A2" w:themeColor="accent4"/>
+          <w:top w:val="single" w:color="8064A2" w:themeColor="accent4" w:sz="8" w:space="0"/>
+          <w:left w:val="single" w:color="8064A2" w:themeColor="accent4" w:sz="8" w:space="0"/>
+          <w:bottom w:val="single" w:color="8064A2" w:themeColor="accent4" w:sz="8" w:space="0"/>
+          <w:right w:val="single" w:color="8064A2" w:themeColor="accent4" w:sz="8" w:space="0"/>
+          <w:insideV w:val="single" w:color="8064A2" w:themeColor="accent4" w:sz="8" w:space="0"/>
         </w:tcBorders>
       </w:tcPr>
     </w:tblStylePr>
@@ -5098,12 +5091,12 @@
       <w:tblStyleColBandSize w:val="1"/>
       <w:tblInd w:w="0" w:type="dxa"/>
       <w:tblBorders>
-        <w:top w:val="single" w:sz="8" w:space="0" w:color="4BACC6" w:themeColor="accent5"/>
-        <w:left w:val="single" w:sz="8" w:space="0" w:color="4BACC6" w:themeColor="accent5"/>
-        <w:bottom w:val="single" w:sz="8" w:space="0" w:color="4BACC6" w:themeColor="accent5"/>
-        <w:right w:val="single" w:sz="8" w:space="0" w:color="4BACC6" w:themeColor="accent5"/>
-        <w:insideH w:val="single" w:sz="8" w:space="0" w:color="4BACC6" w:themeColor="accent5"/>
-        <w:insideV w:val="single" w:sz="8" w:space="0" w:color="4BACC6" w:themeColor="accent5"/>
+        <w:top w:val="single" w:color="4BACC6" w:themeColor="accent5" w:sz="8" w:space="0"/>
+        <w:left w:val="single" w:color="4BACC6" w:themeColor="accent5" w:sz="8" w:space="0"/>
+        <w:bottom w:val="single" w:color="4BACC6" w:themeColor="accent5" w:sz="8" w:space="0"/>
+        <w:right w:val="single" w:color="4BACC6" w:themeColor="accent5" w:sz="8" w:space="0"/>
+        <w:insideH w:val="single" w:color="4BACC6" w:themeColor="accent5" w:sz="8" w:space="0"/>
+        <w:insideV w:val="single" w:color="4BACC6" w:themeColor="accent5" w:sz="8" w:space="0"/>
       </w:tblBorders>
       <w:tblCellMar>
         <w:top w:w="0" w:type="dxa"/>
@@ -5117,19 +5110,19 @@
         <w:spacing w:before="0" w:after="0" w:line="240" w:lineRule="auto"/>
       </w:pPr>
       <w:rPr>
-        <w:rFonts w:asciiTheme="majorHAnsi" w:eastAsiaTheme="majorEastAsia" w:hAnsiTheme="majorHAnsi" w:cstheme="majorBidi"/>
-        <w:b/>
-        <w:bCs/>
-      </w:rPr>
-      <w:tblPr/>
-      <w:tcPr>
-        <w:tcBorders>
-          <w:top w:val="single" w:sz="8" w:space="0" w:color="4BACC6" w:themeColor="accent5"/>
-          <w:left w:val="single" w:sz="8" w:space="0" w:color="4BACC6" w:themeColor="accent5"/>
-          <w:bottom w:val="single" w:sz="18" w:space="0" w:color="4BACC6" w:themeColor="accent5"/>
-          <w:right w:val="single" w:sz="8" w:space="0" w:color="4BACC6" w:themeColor="accent5"/>
-          <w:insideH w:val="nil"/>
-          <w:insideV w:val="single" w:sz="8" w:space="0" w:color="4BACC6" w:themeColor="accent5"/>
+        <w:rFonts w:asciiTheme="majorHAnsi" w:hAnsiTheme="majorHAnsi" w:eastAsiaTheme="majorEastAsia" w:cstheme="majorBidi"/>
+        <w:b/>
+        <w:bCs/>
+      </w:rPr>
+      <w:tblPr/>
+      <w:tcPr>
+        <w:tcBorders>
+          <w:top w:val="single" w:color="4BACC6" w:themeColor="accent5" w:sz="8" w:space="0"/>
+          <w:left w:val="single" w:color="4BACC6" w:themeColor="accent5" w:sz="8" w:space="0"/>
+          <w:bottom w:val="single" w:color="4BACC6" w:themeColor="accent5" w:sz="18" w:space="0"/>
+          <w:right w:val="single" w:color="4BACC6" w:themeColor="accent5" w:sz="8" w:space="0"/>
+          <w:insideH w:val="nil"/>
+          <w:insideV w:val="single" w:color="4BACC6" w:themeColor="accent5" w:sz="8" w:space="0"/>
         </w:tcBorders>
       </w:tcPr>
     </w:tblStylePr>
@@ -5138,42 +5131,42 @@
         <w:spacing w:before="0" w:after="0" w:line="240" w:lineRule="auto"/>
       </w:pPr>
       <w:rPr>
-        <w:rFonts w:asciiTheme="majorHAnsi" w:eastAsiaTheme="majorEastAsia" w:hAnsiTheme="majorHAnsi" w:cstheme="majorBidi"/>
-        <w:b/>
-        <w:bCs/>
-      </w:rPr>
-      <w:tblPr/>
-      <w:tcPr>
-        <w:tcBorders>
-          <w:top w:val="double" w:sz="6" w:space="0" w:color="4BACC6" w:themeColor="accent5"/>
-          <w:left w:val="single" w:sz="8" w:space="0" w:color="4BACC6" w:themeColor="accent5"/>
-          <w:bottom w:val="single" w:sz="8" w:space="0" w:color="4BACC6" w:themeColor="accent5"/>
-          <w:right w:val="single" w:sz="8" w:space="0" w:color="4BACC6" w:themeColor="accent5"/>
-          <w:insideH w:val="nil"/>
-          <w:insideV w:val="single" w:sz="8" w:space="0" w:color="4BACC6" w:themeColor="accent5"/>
+        <w:rFonts w:asciiTheme="majorHAnsi" w:hAnsiTheme="majorHAnsi" w:eastAsiaTheme="majorEastAsia" w:cstheme="majorBidi"/>
+        <w:b/>
+        <w:bCs/>
+      </w:rPr>
+      <w:tblPr/>
+      <w:tcPr>
+        <w:tcBorders>
+          <w:top w:val="double" w:color="4BACC6" w:themeColor="accent5" w:sz="6" w:space="0"/>
+          <w:left w:val="single" w:color="4BACC6" w:themeColor="accent5" w:sz="8" w:space="0"/>
+          <w:bottom w:val="single" w:color="4BACC6" w:themeColor="accent5" w:sz="8" w:space="0"/>
+          <w:right w:val="single" w:color="4BACC6" w:themeColor="accent5" w:sz="8" w:space="0"/>
+          <w:insideH w:val="nil"/>
+          <w:insideV w:val="single" w:color="4BACC6" w:themeColor="accent5" w:sz="8" w:space="0"/>
         </w:tcBorders>
       </w:tcPr>
     </w:tblStylePr>
     <w:tblStylePr w:type="firstCol">
       <w:rPr>
-        <w:rFonts w:asciiTheme="majorHAnsi" w:eastAsiaTheme="majorEastAsia" w:hAnsiTheme="majorHAnsi" w:cstheme="majorBidi"/>
+        <w:rFonts w:asciiTheme="majorHAnsi" w:hAnsiTheme="majorHAnsi" w:eastAsiaTheme="majorEastAsia" w:cstheme="majorBidi"/>
         <w:b/>
         <w:bCs/>
       </w:rPr>
     </w:tblStylePr>
     <w:tblStylePr w:type="lastCol">
       <w:rPr>
-        <w:rFonts w:asciiTheme="majorHAnsi" w:eastAsiaTheme="majorEastAsia" w:hAnsiTheme="majorHAnsi" w:cstheme="majorBidi"/>
-        <w:b/>
-        <w:bCs/>
-      </w:rPr>
-      <w:tblPr/>
-      <w:tcPr>
-        <w:tcBorders>
-          <w:top w:val="single" w:sz="8" w:space="0" w:color="4BACC6" w:themeColor="accent5"/>
-          <w:left w:val="single" w:sz="8" w:space="0" w:color="4BACC6" w:themeColor="accent5"/>
-          <w:bottom w:val="single" w:sz="8" w:space="0" w:color="4BACC6" w:themeColor="accent5"/>
-          <w:right w:val="single" w:sz="8" w:space="0" w:color="4BACC6" w:themeColor="accent5"/>
+        <w:rFonts w:asciiTheme="majorHAnsi" w:hAnsiTheme="majorHAnsi" w:eastAsiaTheme="majorEastAsia" w:cstheme="majorBidi"/>
+        <w:b/>
+        <w:bCs/>
+      </w:rPr>
+      <w:tblPr/>
+      <w:tcPr>
+        <w:tcBorders>
+          <w:top w:val="single" w:color="4BACC6" w:themeColor="accent5" w:sz="8" w:space="0"/>
+          <w:left w:val="single" w:color="4BACC6" w:themeColor="accent5" w:sz="8" w:space="0"/>
+          <w:bottom w:val="single" w:color="4BACC6" w:themeColor="accent5" w:sz="8" w:space="0"/>
+          <w:right w:val="single" w:color="4BACC6" w:themeColor="accent5" w:sz="8" w:space="0"/>
         </w:tcBorders>
       </w:tcPr>
     </w:tblStylePr>
@@ -5181,10 +5174,10 @@
       <w:tblPr/>
       <w:tcPr>
         <w:tcBorders>
-          <w:top w:val="single" w:sz="8" w:space="0" w:color="4BACC6" w:themeColor="accent5"/>
-          <w:left w:val="single" w:sz="8" w:space="0" w:color="4BACC6" w:themeColor="accent5"/>
-          <w:bottom w:val="single" w:sz="8" w:space="0" w:color="4BACC6" w:themeColor="accent5"/>
-          <w:right w:val="single" w:sz="8" w:space="0" w:color="4BACC6" w:themeColor="accent5"/>
+          <w:top w:val="single" w:color="4BACC6" w:themeColor="accent5" w:sz="8" w:space="0"/>
+          <w:left w:val="single" w:color="4BACC6" w:themeColor="accent5" w:sz="8" w:space="0"/>
+          <w:bottom w:val="single" w:color="4BACC6" w:themeColor="accent5" w:sz="8" w:space="0"/>
+          <w:right w:val="single" w:color="4BACC6" w:themeColor="accent5" w:sz="8" w:space="0"/>
         </w:tcBorders>
         <w:shd w:val="clear" w:color="auto" w:fill="D2EAF1" w:themeFill="accent5" w:themeFillTint="3F"/>
       </w:tcPr>
@@ -5193,11 +5186,11 @@
       <w:tblPr/>
       <w:tcPr>
         <w:tcBorders>
-          <w:top w:val="single" w:sz="8" w:space="0" w:color="4BACC6" w:themeColor="accent5"/>
-          <w:left w:val="single" w:sz="8" w:space="0" w:color="4BACC6" w:themeColor="accent5"/>
-          <w:bottom w:val="single" w:sz="8" w:space="0" w:color="4BACC6" w:themeColor="accent5"/>
-          <w:right w:val="single" w:sz="8" w:space="0" w:color="4BACC6" w:themeColor="accent5"/>
-          <w:insideV w:val="single" w:sz="8" w:space="0" w:color="4BACC6" w:themeColor="accent5"/>
+          <w:top w:val="single" w:color="4BACC6" w:themeColor="accent5" w:sz="8" w:space="0"/>
+          <w:left w:val="single" w:color="4BACC6" w:themeColor="accent5" w:sz="8" w:space="0"/>
+          <w:bottom w:val="single" w:color="4BACC6" w:themeColor="accent5" w:sz="8" w:space="0"/>
+          <w:right w:val="single" w:color="4BACC6" w:themeColor="accent5" w:sz="8" w:space="0"/>
+          <w:insideV w:val="single" w:color="4BACC6" w:themeColor="accent5" w:sz="8" w:space="0"/>
         </w:tcBorders>
         <w:shd w:val="clear" w:color="auto" w:fill="D2EAF1" w:themeFill="accent5" w:themeFillTint="3F"/>
       </w:tcPr>
@@ -5206,11 +5199,11 @@
       <w:tblPr/>
       <w:tcPr>
         <w:tcBorders>
-          <w:top w:val="single" w:sz="8" w:space="0" w:color="4BACC6" w:themeColor="accent5"/>
-          <w:left w:val="single" w:sz="8" w:space="0" w:color="4BACC6" w:themeColor="accent5"/>
-          <w:bottom w:val="single" w:sz="8" w:space="0" w:color="4BACC6" w:themeColor="accent5"/>
-          <w:right w:val="single" w:sz="8" w:space="0" w:color="4BACC6" w:themeColor="accent5"/>
-          <w:insideV w:val="single" w:sz="8" w:space="0" w:color="4BACC6" w:themeColor="accent5"/>
+          <w:top w:val="single" w:color="4BACC6" w:themeColor="accent5" w:sz="8" w:space="0"/>
+          <w:left w:val="single" w:color="4BACC6" w:themeColor="accent5" w:sz="8" w:space="0"/>
+          <w:bottom w:val="single" w:color="4BACC6" w:themeColor="accent5" w:sz="8" w:space="0"/>
+          <w:right w:val="single" w:color="4BACC6" w:themeColor="accent5" w:sz="8" w:space="0"/>
+          <w:insideV w:val="single" w:color="4BACC6" w:themeColor="accent5" w:sz="8" w:space="0"/>
         </w:tcBorders>
       </w:tcPr>
     </w:tblStylePr>
@@ -5228,12 +5221,12 @@
       <w:tblStyleColBandSize w:val="1"/>
       <w:tblInd w:w="0" w:type="dxa"/>
       <w:tblBorders>
-        <w:top w:val="single" w:sz="8" w:space="0" w:color="F79646" w:themeColor="accent6"/>
-        <w:left w:val="single" w:sz="8" w:space="0" w:color="F79646" w:themeColor="accent6"/>
-        <w:bottom w:val="single" w:sz="8" w:space="0" w:color="F79646" w:themeColor="accent6"/>
-        <w:right w:val="single" w:sz="8" w:space="0" w:color="F79646" w:themeColor="accent6"/>
-        <w:insideH w:val="single" w:sz="8" w:space="0" w:color="F79646" w:themeColor="accent6"/>
-        <w:insideV w:val="single" w:sz="8" w:space="0" w:color="F79646" w:themeColor="accent6"/>
+        <w:top w:val="single" w:color="F79646" w:themeColor="accent6" w:sz="8" w:space="0"/>
+        <w:left w:val="single" w:color="F79646" w:themeColor="accent6" w:sz="8" w:space="0"/>
+        <w:bottom w:val="single" w:color="F79646" w:themeColor="accent6" w:sz="8" w:space="0"/>
+        <w:right w:val="single" w:color="F79646" w:themeColor="accent6" w:sz="8" w:space="0"/>
+        <w:insideH w:val="single" w:color="F79646" w:themeColor="accent6" w:sz="8" w:space="0"/>
+        <w:insideV w:val="single" w:color="F79646" w:themeColor="accent6" w:sz="8" w:space="0"/>
       </w:tblBorders>
       <w:tblCellMar>
         <w:top w:w="0" w:type="dxa"/>
@@ -5247,19 +5240,19 @@
         <w:spacing w:before="0" w:after="0" w:line="240" w:lineRule="auto"/>
       </w:pPr>
       <w:rPr>
-        <w:rFonts w:asciiTheme="majorHAnsi" w:eastAsiaTheme="majorEastAsia" w:hAnsiTheme="majorHAnsi" w:cstheme="majorBidi"/>
-        <w:b/>
-        <w:bCs/>
-      </w:rPr>
-      <w:tblPr/>
-      <w:tcPr>
-        <w:tcBorders>
-          <w:top w:val="single" w:sz="8" w:space="0" w:color="F79646" w:themeColor="accent6"/>
-          <w:left w:val="single" w:sz="8" w:space="0" w:color="F79646" w:themeColor="accent6"/>
-          <w:bottom w:val="single" w:sz="18" w:space="0" w:color="F79646" w:themeColor="accent6"/>
-          <w:right w:val="single" w:sz="8" w:space="0" w:color="F79646" w:themeColor="accent6"/>
-          <w:insideH w:val="nil"/>
-          <w:insideV w:val="single" w:sz="8" w:space="0" w:color="F79646" w:themeColor="accent6"/>
+        <w:rFonts w:asciiTheme="majorHAnsi" w:hAnsiTheme="majorHAnsi" w:eastAsiaTheme="majorEastAsia" w:cstheme="majorBidi"/>
+        <w:b/>
+        <w:bCs/>
+      </w:rPr>
+      <w:tblPr/>
+      <w:tcPr>
+        <w:tcBorders>
+          <w:top w:val="single" w:color="F79646" w:themeColor="accent6" w:sz="8" w:space="0"/>
+          <w:left w:val="single" w:color="F79646" w:themeColor="accent6" w:sz="8" w:space="0"/>
+          <w:bottom w:val="single" w:color="F79646" w:themeColor="accent6" w:sz="18" w:space="0"/>
+          <w:right w:val="single" w:color="F79646" w:themeColor="accent6" w:sz="8" w:space="0"/>
+          <w:insideH w:val="nil"/>
+          <w:insideV w:val="single" w:color="F79646" w:themeColor="accent6" w:sz="8" w:space="0"/>
         </w:tcBorders>
       </w:tcPr>
     </w:tblStylePr>
@@ -5268,42 +5261,42 @@
         <w:spacing w:before="0" w:after="0" w:line="240" w:lineRule="auto"/>
       </w:pPr>
       <w:rPr>
-        <w:rFonts w:asciiTheme="majorHAnsi" w:eastAsiaTheme="majorEastAsia" w:hAnsiTheme="majorHAnsi" w:cstheme="majorBidi"/>
-        <w:b/>
-        <w:bCs/>
-      </w:rPr>
-      <w:tblPr/>
-      <w:tcPr>
-        <w:tcBorders>
-          <w:top w:val="double" w:sz="6" w:space="0" w:color="F79646" w:themeColor="accent6"/>
-          <w:left w:val="single" w:sz="8" w:space="0" w:color="F79646" w:themeColor="accent6"/>
-          <w:bottom w:val="single" w:sz="8" w:space="0" w:color="F79646" w:themeColor="accent6"/>
-          <w:right w:val="single" w:sz="8" w:space="0" w:color="F79646" w:themeColor="accent6"/>
-          <w:insideH w:val="nil"/>
-          <w:insideV w:val="single" w:sz="8" w:space="0" w:color="F79646" w:themeColor="accent6"/>
+        <w:rFonts w:asciiTheme="majorHAnsi" w:hAnsiTheme="majorHAnsi" w:eastAsiaTheme="majorEastAsia" w:cstheme="majorBidi"/>
+        <w:b/>
+        <w:bCs/>
+      </w:rPr>
+      <w:tblPr/>
+      <w:tcPr>
+        <w:tcBorders>
+          <w:top w:val="double" w:color="F79646" w:themeColor="accent6" w:sz="6" w:space="0"/>
+          <w:left w:val="single" w:color="F79646" w:themeColor="accent6" w:sz="8" w:space="0"/>
+          <w:bottom w:val="single" w:color="F79646" w:themeColor="accent6" w:sz="8" w:space="0"/>
+          <w:right w:val="single" w:color="F79646" w:themeColor="accent6" w:sz="8" w:space="0"/>
+          <w:insideH w:val="nil"/>
+          <w:insideV w:val="single" w:color="F79646" w:themeColor="accent6" w:sz="8" w:space="0"/>
         </w:tcBorders>
       </w:tcPr>
     </w:tblStylePr>
     <w:tblStylePr w:type="firstCol">
       <w:rPr>
-        <w:rFonts w:asciiTheme="majorHAnsi" w:eastAsiaTheme="majorEastAsia" w:hAnsiTheme="majorHAnsi" w:cstheme="majorBidi"/>
+        <w:rFonts w:asciiTheme="majorHAnsi" w:hAnsiTheme="majorHAnsi" w:eastAsiaTheme="majorEastAsia" w:cstheme="majorBidi"/>
         <w:b/>
         <w:bCs/>
       </w:rPr>
     </w:tblStylePr>
     <w:tblStylePr w:type="lastCol">
       <w:rPr>
-        <w:rFonts w:asciiTheme="majorHAnsi" w:eastAsiaTheme="majorEastAsia" w:hAnsiTheme="majorHAnsi" w:cstheme="majorBidi"/>
-        <w:b/>
-        <w:bCs/>
-      </w:rPr>
-      <w:tblPr/>
-      <w:tcPr>
-        <w:tcBorders>
-          <w:top w:val="single" w:sz="8" w:space="0" w:color="F79646" w:themeColor="accent6"/>
-          <w:left w:val="single" w:sz="8" w:space="0" w:color="F79646" w:themeColor="accent6"/>
-          <w:bottom w:val="single" w:sz="8" w:space="0" w:color="F79646" w:themeColor="accent6"/>
-          <w:right w:val="single" w:sz="8" w:space="0" w:color="F79646" w:themeColor="accent6"/>
+        <w:rFonts w:asciiTheme="majorHAnsi" w:hAnsiTheme="majorHAnsi" w:eastAsiaTheme="majorEastAsia" w:cstheme="majorBidi"/>
+        <w:b/>
+        <w:bCs/>
+      </w:rPr>
+      <w:tblPr/>
+      <w:tcPr>
+        <w:tcBorders>
+          <w:top w:val="single" w:color="F79646" w:themeColor="accent6" w:sz="8" w:space="0"/>
+          <w:left w:val="single" w:color="F79646" w:themeColor="accent6" w:sz="8" w:space="0"/>
+          <w:bottom w:val="single" w:color="F79646" w:themeColor="accent6" w:sz="8" w:space="0"/>
+          <w:right w:val="single" w:color="F79646" w:themeColor="accent6" w:sz="8" w:space="0"/>
         </w:tcBorders>
       </w:tcPr>
     </w:tblStylePr>
@@ -5311,10 +5304,10 @@
       <w:tblPr/>
       <w:tcPr>
         <w:tcBorders>
-          <w:top w:val="single" w:sz="8" w:space="0" w:color="F79646" w:themeColor="accent6"/>
-          <w:left w:val="single" w:sz="8" w:space="0" w:color="F79646" w:themeColor="accent6"/>
-          <w:bottom w:val="single" w:sz="8" w:space="0" w:color="F79646" w:themeColor="accent6"/>
-          <w:right w:val="single" w:sz="8" w:space="0" w:color="F79646" w:themeColor="accent6"/>
+          <w:top w:val="single" w:color="F79646" w:themeColor="accent6" w:sz="8" w:space="0"/>
+          <w:left w:val="single" w:color="F79646" w:themeColor="accent6" w:sz="8" w:space="0"/>
+          <w:bottom w:val="single" w:color="F79646" w:themeColor="accent6" w:sz="8" w:space="0"/>
+          <w:right w:val="single" w:color="F79646" w:themeColor="accent6" w:sz="8" w:space="0"/>
         </w:tcBorders>
         <w:shd w:val="clear" w:color="auto" w:fill="FDE4D0" w:themeFill="accent6" w:themeFillTint="3F"/>
       </w:tcPr>
@@ -5323,11 +5316,11 @@
       <w:tblPr/>
       <w:tcPr>
         <w:tcBorders>
-          <w:top w:val="single" w:sz="8" w:space="0" w:color="F79646" w:themeColor="accent6"/>
-          <w:left w:val="single" w:sz="8" w:space="0" w:color="F79646" w:themeColor="accent6"/>
-          <w:bottom w:val="single" w:sz="8" w:space="0" w:color="F79646" w:themeColor="accent6"/>
-          <w:right w:val="single" w:sz="8" w:space="0" w:color="F79646" w:themeColor="accent6"/>
-          <w:insideV w:val="single" w:sz="8" w:space="0" w:color="F79646" w:themeColor="accent6"/>
+          <w:top w:val="single" w:color="F79646" w:themeColor="accent6" w:sz="8" w:space="0"/>
+          <w:left w:val="single" w:color="F79646" w:themeColor="accent6" w:sz="8" w:space="0"/>
+          <w:bottom w:val="single" w:color="F79646" w:themeColor="accent6" w:sz="8" w:space="0"/>
+          <w:right w:val="single" w:color="F79646" w:themeColor="accent6" w:sz="8" w:space="0"/>
+          <w:insideV w:val="single" w:color="F79646" w:themeColor="accent6" w:sz="8" w:space="0"/>
         </w:tcBorders>
         <w:shd w:val="clear" w:color="auto" w:fill="FDE4D0" w:themeFill="accent6" w:themeFillTint="3F"/>
       </w:tcPr>
@@ -5336,11 +5329,11 @@
       <w:tblPr/>
       <w:tcPr>
         <w:tcBorders>
-          <w:top w:val="single" w:sz="8" w:space="0" w:color="F79646" w:themeColor="accent6"/>
-          <w:left w:val="single" w:sz="8" w:space="0" w:color="F79646" w:themeColor="accent6"/>
-          <w:bottom w:val="single" w:sz="8" w:space="0" w:color="F79646" w:themeColor="accent6"/>
-          <w:right w:val="single" w:sz="8" w:space="0" w:color="F79646" w:themeColor="accent6"/>
-          <w:insideV w:val="single" w:sz="8" w:space="0" w:color="F79646" w:themeColor="accent6"/>
+          <w:top w:val="single" w:color="F79646" w:themeColor="accent6" w:sz="8" w:space="0"/>
+          <w:left w:val="single" w:color="F79646" w:themeColor="accent6" w:sz="8" w:space="0"/>
+          <w:bottom w:val="single" w:color="F79646" w:themeColor="accent6" w:sz="8" w:space="0"/>
+          <w:right w:val="single" w:color="F79646" w:themeColor="accent6" w:sz="8" w:space="0"/>
+          <w:insideV w:val="single" w:color="F79646" w:themeColor="accent6" w:sz="8" w:space="0"/>
         </w:tcBorders>
       </w:tcPr>
     </w:tblStylePr>
@@ -5358,11 +5351,11 @@
       <w:tblStyleColBandSize w:val="1"/>
       <w:tblInd w:w="0" w:type="dxa"/>
       <w:tblBorders>
-        <w:top w:val="single" w:sz="8" w:space="0" w:color="404040" w:themeColor="text1" w:themeTint="BF"/>
-        <w:left w:val="single" w:sz="8" w:space="0" w:color="404040" w:themeColor="text1" w:themeTint="BF"/>
-        <w:bottom w:val="single" w:sz="8" w:space="0" w:color="404040" w:themeColor="text1" w:themeTint="BF"/>
-        <w:right w:val="single" w:sz="8" w:space="0" w:color="404040" w:themeColor="text1" w:themeTint="BF"/>
-        <w:insideH w:val="single" w:sz="8" w:space="0" w:color="404040" w:themeColor="text1" w:themeTint="BF"/>
+        <w:top w:val="single" w:color="404040" w:themeColor="text1" w:themeTint="BF" w:sz="8" w:space="0"/>
+        <w:left w:val="single" w:color="404040" w:themeColor="text1" w:themeTint="BF" w:sz="8" w:space="0"/>
+        <w:bottom w:val="single" w:color="404040" w:themeColor="text1" w:themeTint="BF" w:sz="8" w:space="0"/>
+        <w:right w:val="single" w:color="404040" w:themeColor="text1" w:themeTint="BF" w:sz="8" w:space="0"/>
+        <w:insideH w:val="single" w:color="404040" w:themeColor="text1" w:themeTint="BF" w:sz="8" w:space="0"/>
       </w:tblBorders>
       <w:tblCellMar>
         <w:top w:w="0" w:type="dxa"/>
@@ -5383,10 +5376,10 @@
       <w:tblPr/>
       <w:tcPr>
         <w:tcBorders>
-          <w:top w:val="single" w:sz="8" w:space="0" w:color="404040" w:themeColor="text1" w:themeTint="BF"/>
-          <w:left w:val="single" w:sz="8" w:space="0" w:color="404040" w:themeColor="text1" w:themeTint="BF"/>
-          <w:bottom w:val="single" w:sz="8" w:space="0" w:color="404040" w:themeColor="text1" w:themeTint="BF"/>
-          <w:right w:val="single" w:sz="8" w:space="0" w:color="404040" w:themeColor="text1" w:themeTint="BF"/>
+          <w:top w:val="single" w:color="404040" w:themeColor="text1" w:themeTint="BF" w:sz="8" w:space="0"/>
+          <w:left w:val="single" w:color="404040" w:themeColor="text1" w:themeTint="BF" w:sz="8" w:space="0"/>
+          <w:bottom w:val="single" w:color="404040" w:themeColor="text1" w:themeTint="BF" w:sz="8" w:space="0"/>
+          <w:right w:val="single" w:color="404040" w:themeColor="text1" w:themeTint="BF" w:sz="8" w:space="0"/>
           <w:insideH w:val="nil"/>
           <w:insideV w:val="nil"/>
         </w:tcBorders>
@@ -5404,10 +5397,10 @@
       <w:tblPr/>
       <w:tcPr>
         <w:tcBorders>
-          <w:top w:val="double" w:sz="6" w:space="0" w:color="404040" w:themeColor="text1" w:themeTint="BF"/>
-          <w:left w:val="single" w:sz="8" w:space="0" w:color="404040" w:themeColor="text1" w:themeTint="BF"/>
-          <w:bottom w:val="single" w:sz="8" w:space="0" w:color="404040" w:themeColor="text1" w:themeTint="BF"/>
-          <w:right w:val="single" w:sz="8" w:space="0" w:color="404040" w:themeColor="text1" w:themeTint="BF"/>
+          <w:top w:val="double" w:color="404040" w:themeColor="text1" w:themeTint="BF" w:sz="6" w:space="0"/>
+          <w:left w:val="single" w:color="404040" w:themeColor="text1" w:themeTint="BF" w:sz="8" w:space="0"/>
+          <w:bottom w:val="single" w:color="404040" w:themeColor="text1" w:themeTint="BF" w:sz="8" w:space="0"/>
+          <w:right w:val="single" w:color="404040" w:themeColor="text1" w:themeTint="BF" w:sz="8" w:space="0"/>
           <w:insideH w:val="nil"/>
           <w:insideV w:val="nil"/>
         </w:tcBorders>
@@ -5464,11 +5457,11 @@
       <w:tblStyleColBandSize w:val="1"/>
       <w:tblInd w:w="0" w:type="dxa"/>
       <w:tblBorders>
-        <w:top w:val="single" w:sz="8" w:space="0" w:color="7BA0CD" w:themeColor="accent1" w:themeTint="BF"/>
-        <w:left w:val="single" w:sz="8" w:space="0" w:color="7BA0CD" w:themeColor="accent1" w:themeTint="BF"/>
-        <w:bottom w:val="single" w:sz="8" w:space="0" w:color="7BA0CD" w:themeColor="accent1" w:themeTint="BF"/>
-        <w:right w:val="single" w:sz="8" w:space="0" w:color="7BA0CD" w:themeColor="accent1" w:themeTint="BF"/>
-        <w:insideH w:val="single" w:sz="8" w:space="0" w:color="7BA0CD" w:themeColor="accent1" w:themeTint="BF"/>
+        <w:top w:val="single" w:color="7BA0CD" w:themeColor="accent1" w:themeTint="BF" w:sz="8" w:space="0"/>
+        <w:left w:val="single" w:color="7BA0CD" w:themeColor="accent1" w:themeTint="BF" w:sz="8" w:space="0"/>
+        <w:bottom w:val="single" w:color="7BA0CD" w:themeColor="accent1" w:themeTint="BF" w:sz="8" w:space="0"/>
+        <w:right w:val="single" w:color="7BA0CD" w:themeColor="accent1" w:themeTint="BF" w:sz="8" w:space="0"/>
+        <w:insideH w:val="single" w:color="7BA0CD" w:themeColor="accent1" w:themeTint="BF" w:sz="8" w:space="0"/>
       </w:tblBorders>
       <w:tblCellMar>
         <w:top w:w="0" w:type="dxa"/>
@@ -5489,10 +5482,10 @@
       <w:tblPr/>
       <w:tcPr>
         <w:tcBorders>
-          <w:top w:val="single" w:sz="8" w:space="0" w:color="7BA0CD" w:themeColor="accent1" w:themeTint="BF"/>
-          <w:left w:val="single" w:sz="8" w:space="0" w:color="7BA0CD" w:themeColor="accent1" w:themeTint="BF"/>
-          <w:bottom w:val="single" w:sz="8" w:space="0" w:color="7BA0CD" w:themeColor="accent1" w:themeTint="BF"/>
-          <w:right w:val="single" w:sz="8" w:space="0" w:color="7BA0CD" w:themeColor="accent1" w:themeTint="BF"/>
+          <w:top w:val="single" w:color="7BA0CD" w:themeColor="accent1" w:themeTint="BF" w:sz="8" w:space="0"/>
+          <w:left w:val="single" w:color="7BA0CD" w:themeColor="accent1" w:themeTint="BF" w:sz="8" w:space="0"/>
+          <w:bottom w:val="single" w:color="7BA0CD" w:themeColor="accent1" w:themeTint="BF" w:sz="8" w:space="0"/>
+          <w:right w:val="single" w:color="7BA0CD" w:themeColor="accent1" w:themeTint="BF" w:sz="8" w:space="0"/>
           <w:insideH w:val="nil"/>
           <w:insideV w:val="nil"/>
         </w:tcBorders>
@@ -5510,10 +5503,10 @@
       <w:tblPr/>
       <w:tcPr>
         <w:tcBorders>
-          <w:top w:val="double" w:sz="6" w:space="0" w:color="7BA0CD" w:themeColor="accent1" w:themeTint="BF"/>
-          <w:left w:val="single" w:sz="8" w:space="0" w:color="7BA0CD" w:themeColor="accent1" w:themeTint="BF"/>
-          <w:bottom w:val="single" w:sz="8" w:space="0" w:color="7BA0CD" w:themeColor="accent1" w:themeTint="BF"/>
-          <w:right w:val="single" w:sz="8" w:space="0" w:color="7BA0CD" w:themeColor="accent1" w:themeTint="BF"/>
+          <w:top w:val="double" w:color="7BA0CD" w:themeColor="accent1" w:themeTint="BF" w:sz="6" w:space="0"/>
+          <w:left w:val="single" w:color="7BA0CD" w:themeColor="accent1" w:themeTint="BF" w:sz="8" w:space="0"/>
+          <w:bottom w:val="single" w:color="7BA0CD" w:themeColor="accent1" w:themeTint="BF" w:sz="8" w:space="0"/>
+          <w:right w:val="single" w:color="7BA0CD" w:themeColor="accent1" w:themeTint="BF" w:sz="8" w:space="0"/>
           <w:insideH w:val="nil"/>
           <w:insideV w:val="nil"/>
         </w:tcBorders>
@@ -5570,11 +5563,11 @@
       <w:tblStyleColBandSize w:val="1"/>
       <w:tblInd w:w="0" w:type="dxa"/>
       <w:tblBorders>
-        <w:top w:val="single" w:sz="8" w:space="0" w:color="CF7B79" w:themeColor="accent2" w:themeTint="BF"/>
-        <w:left w:val="single" w:sz="8" w:space="0" w:color="CF7B79" w:themeColor="accent2" w:themeTint="BF"/>
-        <w:bottom w:val="single" w:sz="8" w:space="0" w:color="CF7B79" w:themeColor="accent2" w:themeTint="BF"/>
-        <w:right w:val="single" w:sz="8" w:space="0" w:color="CF7B79" w:themeColor="accent2" w:themeTint="BF"/>
-        <w:insideH w:val="single" w:sz="8" w:space="0" w:color="CF7B79" w:themeColor="accent2" w:themeTint="BF"/>
+        <w:top w:val="single" w:color="CF7B79" w:themeColor="accent2" w:themeTint="BF" w:sz="8" w:space="0"/>
+        <w:left w:val="single" w:color="CF7B79" w:themeColor="accent2" w:themeTint="BF" w:sz="8" w:space="0"/>
+        <w:bottom w:val="single" w:color="CF7B79" w:themeColor="accent2" w:themeTint="BF" w:sz="8" w:space="0"/>
+        <w:right w:val="single" w:color="CF7B79" w:themeColor="accent2" w:themeTint="BF" w:sz="8" w:space="0"/>
+        <w:insideH w:val="single" w:color="CF7B79" w:themeColor="accent2" w:themeTint="BF" w:sz="8" w:space="0"/>
       </w:tblBorders>
       <w:tblCellMar>
         <w:top w:w="0" w:type="dxa"/>
@@ -5595,10 +5588,10 @@
       <w:tblPr/>
       <w:tcPr>
         <w:tcBorders>
-          <w:top w:val="single" w:sz="8" w:space="0" w:color="CF7B79" w:themeColor="accent2" w:themeTint="BF"/>
-          <w:left w:val="single" w:sz="8" w:space="0" w:color="CF7B79" w:themeColor="accent2" w:themeTint="BF"/>
-          <w:bottom w:val="single" w:sz="8" w:space="0" w:color="CF7B79" w:themeColor="accent2" w:themeTint="BF"/>
-          <w:right w:val="single" w:sz="8" w:space="0" w:color="CF7B79" w:themeColor="accent2" w:themeTint="BF"/>
+          <w:top w:val="single" w:color="CF7B79" w:themeColor="accent2" w:themeTint="BF" w:sz="8" w:space="0"/>
+          <w:left w:val="single" w:color="CF7B79" w:themeColor="accent2" w:themeTint="BF" w:sz="8" w:space="0"/>
+          <w:bottom w:val="single" w:color="CF7B79" w:themeColor="accent2" w:themeTint="BF" w:sz="8" w:space="0"/>
+          <w:right w:val="single" w:color="CF7B79" w:themeColor="accent2" w:themeTint="BF" w:sz="8" w:space="0"/>
           <w:insideH w:val="nil"/>
           <w:insideV w:val="nil"/>
         </w:tcBorders>
@@ -5616,10 +5609,10 @@
       <w:tblPr/>
       <w:tcPr>
         <w:tcBorders>
-          <w:top w:val="double" w:sz="6" w:space="0" w:color="CF7B79" w:themeColor="accent2" w:themeTint="BF"/>
-          <w:left w:val="single" w:sz="8" w:space="0" w:color="CF7B79" w:themeColor="accent2" w:themeTint="BF"/>
-          <w:bottom w:val="single" w:sz="8" w:space="0" w:color="CF7B79" w:themeColor="accent2" w:themeTint="BF"/>
-          <w:right w:val="single" w:sz="8" w:space="0" w:color="CF7B79" w:themeColor="accent2" w:themeTint="BF"/>
+          <w:top w:val="double" w:color="CF7B79" w:themeColor="accent2" w:themeTint="BF" w:sz="6" w:space="0"/>
+          <w:left w:val="single" w:color="CF7B79" w:themeColor="accent2" w:themeTint="BF" w:sz="8" w:space="0"/>
+          <w:bottom w:val="single" w:color="CF7B79" w:themeColor="accent2" w:themeTint="BF" w:sz="8" w:space="0"/>
+          <w:right w:val="single" w:color="CF7B79" w:themeColor="accent2" w:themeTint="BF" w:sz="8" w:space="0"/>
           <w:insideH w:val="nil"/>
           <w:insideV w:val="nil"/>
         </w:tcBorders>
@@ -5676,11 +5669,11 @@
       <w:tblStyleColBandSize w:val="1"/>
       <w:tblInd w:w="0" w:type="dxa"/>
       <w:tblBorders>
-        <w:top w:val="single" w:sz="8" w:space="0" w:color="B3CC82" w:themeColor="accent3" w:themeTint="BF"/>
-        <w:left w:val="single" w:sz="8" w:space="0" w:color="B3CC82" w:themeColor="accent3" w:themeTint="BF"/>
-        <w:bottom w:val="single" w:sz="8" w:space="0" w:color="B3CC82" w:themeColor="accent3" w:themeTint="BF"/>
-        <w:right w:val="single" w:sz="8" w:space="0" w:color="B3CC82" w:themeColor="accent3" w:themeTint="BF"/>
-        <w:insideH w:val="single" w:sz="8" w:space="0" w:color="B3CC82" w:themeColor="accent3" w:themeTint="BF"/>
+        <w:top w:val="single" w:color="B3CC82" w:themeColor="accent3" w:themeTint="BF" w:sz="8" w:space="0"/>
+        <w:left w:val="single" w:color="B3CC82" w:themeColor="accent3" w:themeTint="BF" w:sz="8" w:space="0"/>
+        <w:bottom w:val="single" w:color="B3CC82" w:themeColor="accent3" w:themeTint="BF" w:sz="8" w:space="0"/>
+        <w:right w:val="single" w:color="B3CC82" w:themeColor="accent3" w:themeTint="BF" w:sz="8" w:space="0"/>
+        <w:insideH w:val="single" w:color="B3CC82" w:themeColor="accent3" w:themeTint="BF" w:sz="8" w:space="0"/>
       </w:tblBorders>
       <w:tblCellMar>
         <w:top w:w="0" w:type="dxa"/>
@@ -5701,10 +5694,10 @@
       <w:tblPr/>
       <w:tcPr>
         <w:tcBorders>
-          <w:top w:val="single" w:sz="8" w:space="0" w:color="B3CC82" w:themeColor="accent3" w:themeTint="BF"/>
-          <w:left w:val="single" w:sz="8" w:space="0" w:color="B3CC82" w:themeColor="accent3" w:themeTint="BF"/>
-          <w:bottom w:val="single" w:sz="8" w:space="0" w:color="B3CC82" w:themeColor="accent3" w:themeTint="BF"/>
-          <w:right w:val="single" w:sz="8" w:space="0" w:color="B3CC82" w:themeColor="accent3" w:themeTint="BF"/>
+          <w:top w:val="single" w:color="B3CC82" w:themeColor="accent3" w:themeTint="BF" w:sz="8" w:space="0"/>
+          <w:left w:val="single" w:color="B3CC82" w:themeColor="accent3" w:themeTint="BF" w:sz="8" w:space="0"/>
+          <w:bottom w:val="single" w:color="B3CC82" w:themeColor="accent3" w:themeTint="BF" w:sz="8" w:space="0"/>
+          <w:right w:val="single" w:color="B3CC82" w:themeColor="accent3" w:themeTint="BF" w:sz="8" w:space="0"/>
           <w:insideH w:val="nil"/>
           <w:insideV w:val="nil"/>
         </w:tcBorders>
@@ -5722,10 +5715,10 @@
       <w:tblPr/>
       <w:tcPr>
         <w:tcBorders>
-          <w:top w:val="double" w:sz="6" w:space="0" w:color="B3CC82" w:themeColor="accent3" w:themeTint="BF"/>
-          <w:left w:val="single" w:sz="8" w:space="0" w:color="B3CC82" w:themeColor="accent3" w:themeTint="BF"/>
-          <w:bottom w:val="single" w:sz="8" w:space="0" w:color="B3CC82" w:themeColor="accent3" w:themeTint="BF"/>
-          <w:right w:val="single" w:sz="8" w:space="0" w:color="B3CC82" w:themeColor="accent3" w:themeTint="BF"/>
+          <w:top w:val="double" w:color="B3CC82" w:themeColor="accent3" w:themeTint="BF" w:sz="6" w:space="0"/>
+          <w:left w:val="single" w:color="B3CC82" w:themeColor="accent3" w:themeTint="BF" w:sz="8" w:space="0"/>
+          <w:bottom w:val="single" w:color="B3CC82" w:themeColor="accent3" w:themeTint="BF" w:sz="8" w:space="0"/>
+          <w:right w:val="single" w:color="B3CC82" w:themeColor="accent3" w:themeTint="BF" w:sz="8" w:space="0"/>
           <w:insideH w:val="nil"/>
           <w:insideV w:val="nil"/>
         </w:tcBorders>
@@ -5782,11 +5775,11 @@
       <w:tblStyleColBandSize w:val="1"/>
       <w:tblInd w:w="0" w:type="dxa"/>
       <w:tblBorders>
-        <w:top w:val="single" w:sz="8" w:space="0" w:color="9F8AB9" w:themeColor="accent4" w:themeTint="BF"/>
-        <w:left w:val="single" w:sz="8" w:space="0" w:color="9F8AB9" w:themeColor="accent4" w:themeTint="BF"/>
-        <w:bottom w:val="single" w:sz="8" w:space="0" w:color="9F8AB9" w:themeColor="accent4" w:themeTint="BF"/>
-        <w:right w:val="single" w:sz="8" w:space="0" w:color="9F8AB9" w:themeColor="accent4" w:themeTint="BF"/>
-        <w:insideH w:val="single" w:sz="8" w:space="0" w:color="9F8AB9" w:themeColor="accent4" w:themeTint="BF"/>
+        <w:top w:val="single" w:color="9F8AB9" w:themeColor="accent4" w:themeTint="BF" w:sz="8" w:space="0"/>
+        <w:left w:val="single" w:color="9F8AB9" w:themeColor="accent4" w:themeTint="BF" w:sz="8" w:space="0"/>
+        <w:bottom w:val="single" w:color="9F8AB9" w:themeColor="accent4" w:themeTint="BF" w:sz="8" w:space="0"/>
+        <w:right w:val="single" w:color="9F8AB9" w:themeColor="accent4" w:themeTint="BF" w:sz="8" w:space="0"/>
+        <w:insideH w:val="single" w:color="9F8AB9" w:themeColor="accent4" w:themeTint="BF" w:sz="8" w:space="0"/>
       </w:tblBorders>
       <w:tblCellMar>
         <w:top w:w="0" w:type="dxa"/>
@@ -5807,10 +5800,10 @@
       <w:tblPr/>
       <w:tcPr>
         <w:tcBorders>
-          <w:top w:val="single" w:sz="8" w:space="0" w:color="9F8AB9" w:themeColor="accent4" w:themeTint="BF"/>
-          <w:left w:val="single" w:sz="8" w:space="0" w:color="9F8AB9" w:themeColor="accent4" w:themeTint="BF"/>
-          <w:bottom w:val="single" w:sz="8" w:space="0" w:color="9F8AB9" w:themeColor="accent4" w:themeTint="BF"/>
-          <w:right w:val="single" w:sz="8" w:space="0" w:color="9F8AB9" w:themeColor="accent4" w:themeTint="BF"/>
+          <w:top w:val="single" w:color="9F8AB9" w:themeColor="accent4" w:themeTint="BF" w:sz="8" w:space="0"/>
+          <w:left w:val="single" w:color="9F8AB9" w:themeColor="accent4" w:themeTint="BF" w:sz="8" w:space="0"/>
+          <w:bottom w:val="single" w:color="9F8AB9" w:themeColor="accent4" w:themeTint="BF" w:sz="8" w:space="0"/>
+          <w:right w:val="single" w:color="9F8AB9" w:themeColor="accent4" w:themeTint="BF" w:sz="8" w:space="0"/>
           <w:insideH w:val="nil"/>
           <w:insideV w:val="nil"/>
         </w:tcBorders>
@@ -5828,10 +5821,10 @@
       <w:tblPr/>
       <w:tcPr>
         <w:tcBorders>
-          <w:top w:val="double" w:sz="6" w:space="0" w:color="9F8AB9" w:themeColor="accent4" w:themeTint="BF"/>
-          <w:left w:val="single" w:sz="8" w:space="0" w:color="9F8AB9" w:themeColor="accent4" w:themeTint="BF"/>
-          <w:bottom w:val="single" w:sz="8" w:space="0" w:color="9F8AB9" w:themeColor="accent4" w:themeTint="BF"/>
-          <w:right w:val="single" w:sz="8" w:space="0" w:color="9F8AB9" w:themeColor="accent4" w:themeTint="BF"/>
+          <w:top w:val="double" w:color="9F8AB9" w:themeColor="accent4" w:themeTint="BF" w:sz="6" w:space="0"/>
+          <w:left w:val="single" w:color="9F8AB9" w:themeColor="accent4" w:themeTint="BF" w:sz="8" w:space="0"/>
+          <w:bottom w:val="single" w:color="9F8AB9" w:themeColor="accent4" w:themeTint="BF" w:sz="8" w:space="0"/>
+          <w:right w:val="single" w:color="9F8AB9" w:themeColor="accent4" w:themeTint="BF" w:sz="8" w:space="0"/>
           <w:insideH w:val="nil"/>
           <w:insideV w:val="nil"/>
         </w:tcBorders>
@@ -5888,11 +5881,11 @@
       <w:tblStyleColBandSize w:val="1"/>
       <w:tblInd w:w="0" w:type="dxa"/>
       <w:tblBorders>
-        <w:top w:val="single" w:sz="8" w:space="0" w:color="78C0D4" w:themeColor="accent5" w:themeTint="BF"/>
-        <w:left w:val="single" w:sz="8" w:space="0" w:color="78C0D4" w:themeColor="accent5" w:themeTint="BF"/>
-        <w:bottom w:val="single" w:sz="8" w:space="0" w:color="78C0D4" w:themeColor="accent5" w:themeTint="BF"/>
-        <w:right w:val="single" w:sz="8" w:space="0" w:color="78C0D4" w:themeColor="accent5" w:themeTint="BF"/>
-        <w:insideH w:val="single" w:sz="8" w:space="0" w:color="78C0D4" w:themeColor="accent5" w:themeTint="BF"/>
+        <w:top w:val="single" w:color="78C0D4" w:themeColor="accent5" w:themeTint="BF" w:sz="8" w:space="0"/>
+        <w:left w:val="single" w:color="78C0D4" w:themeColor="accent5" w:themeTint="BF" w:sz="8" w:space="0"/>
+        <w:bottom w:val="single" w:color="78C0D4" w:themeColor="accent5" w:themeTint="BF" w:sz="8" w:space="0"/>
+        <w:right w:val="single" w:color="78C0D4" w:themeColor="accent5" w:themeTint="BF" w:sz="8" w:space="0"/>
+        <w:insideH w:val="single" w:color="78C0D4" w:themeColor="accent5" w:themeTint="BF" w:sz="8" w:space="0"/>
       </w:tblBorders>
       <w:tblCellMar>
         <w:top w:w="0" w:type="dxa"/>
@@ -5913,10 +5906,10 @@
       <w:tblPr/>
       <w:tcPr>
         <w:tcBorders>
-          <w:top w:val="single" w:sz="8" w:space="0" w:color="78C0D4" w:themeColor="accent5" w:themeTint="BF"/>
-          <w:left w:val="single" w:sz="8" w:space="0" w:color="78C0D4" w:themeColor="accent5" w:themeTint="BF"/>
-          <w:bottom w:val="single" w:sz="8" w:space="0" w:color="78C0D4" w:themeColor="accent5" w:themeTint="BF"/>
-          <w:right w:val="single" w:sz="8" w:space="0" w:color="78C0D4" w:themeColor="accent5" w:themeTint="BF"/>
+          <w:top w:val="single" w:color="78C0D4" w:themeColor="accent5" w:themeTint="BF" w:sz="8" w:space="0"/>
+          <w:left w:val="single" w:color="78C0D4" w:themeColor="accent5" w:themeTint="BF" w:sz="8" w:space="0"/>
+          <w:bottom w:val="single" w:color="78C0D4" w:themeColor="accent5" w:themeTint="BF" w:sz="8" w:space="0"/>
+          <w:right w:val="single" w:color="78C0D4" w:themeColor="accent5" w:themeTint="BF" w:sz="8" w:space="0"/>
           <w:insideH w:val="nil"/>
           <w:insideV w:val="nil"/>
         </w:tcBorders>
@@ -5934,10 +5927,10 @@
       <w:tblPr/>
       <w:tcPr>
         <w:tcBorders>
-          <w:top w:val="double" w:sz="6" w:space="0" w:color="78C0D4" w:themeColor="accent5" w:themeTint="BF"/>
-          <w:left w:val="single" w:sz="8" w:space="0" w:color="78C0D4" w:themeColor="accent5" w:themeTint="BF"/>
-          <w:bottom w:val="single" w:sz="8" w:space="0" w:color="78C0D4" w:themeColor="accent5" w:themeTint="BF"/>
-          <w:right w:val="single" w:sz="8" w:space="0" w:color="78C0D4" w:themeColor="accent5" w:themeTint="BF"/>
+          <w:top w:val="double" w:color="78C0D4" w:themeColor="accent5" w:themeTint="BF" w:sz="6" w:space="0"/>
+          <w:left w:val="single" w:color="78C0D4" w:themeColor="accent5" w:themeTint="BF" w:sz="8" w:space="0"/>
+          <w:bottom w:val="single" w:color="78C0D4" w:themeColor="accent5" w:themeTint="BF" w:sz="8" w:space="0"/>
+          <w:right w:val="single" w:color="78C0D4" w:themeColor="accent5" w:themeTint="BF" w:sz="8" w:space="0"/>
           <w:insideH w:val="nil"/>
           <w:insideV w:val="nil"/>
         </w:tcBorders>
@@ -5994,11 +5987,11 @@
       <w:tblStyleColBandSize w:val="1"/>
       <w:tblInd w:w="0" w:type="dxa"/>
       <w:tblBorders>
-        <w:top w:val="single" w:sz="8" w:space="0" w:color="F9B074" w:themeColor="accent6" w:themeTint="BF"/>
-        <w:left w:val="single" w:sz="8" w:space="0" w:color="F9B074" w:themeColor="accent6" w:themeTint="BF"/>
-        <w:bottom w:val="single" w:sz="8" w:space="0" w:color="F9B074" w:themeColor="accent6" w:themeTint="BF"/>
-        <w:right w:val="single" w:sz="8" w:space="0" w:color="F9B074" w:themeColor="accent6" w:themeTint="BF"/>
-        <w:insideH w:val="single" w:sz="8" w:space="0" w:color="F9B074" w:themeColor="accent6" w:themeTint="BF"/>
+        <w:top w:val="single" w:color="F9B074" w:themeColor="accent6" w:themeTint="BF" w:sz="8" w:space="0"/>
+        <w:left w:val="single" w:color="F9B074" w:themeColor="accent6" w:themeTint="BF" w:sz="8" w:space="0"/>
+        <w:bottom w:val="single" w:color="F9B074" w:themeColor="accent6" w:themeTint="BF" w:sz="8" w:space="0"/>
+        <w:right w:val="single" w:color="F9B074" w:themeColor="accent6" w:themeTint="BF" w:sz="8" w:space="0"/>
+        <w:insideH w:val="single" w:color="F9B074" w:themeColor="accent6" w:themeTint="BF" w:sz="8" w:space="0"/>
       </w:tblBorders>
       <w:tblCellMar>
         <w:top w:w="0" w:type="dxa"/>
@@ -6019,10 +6012,10 @@
       <w:tblPr/>
       <w:tcPr>
         <w:tcBorders>
-          <w:top w:val="single" w:sz="8" w:space="0" w:color="F9B074" w:themeColor="accent6" w:themeTint="BF"/>
-          <w:left w:val="single" w:sz="8" w:space="0" w:color="F9B074" w:themeColor="accent6" w:themeTint="BF"/>
-          <w:bottom w:val="single" w:sz="8" w:space="0" w:color="F9B074" w:themeColor="accent6" w:themeTint="BF"/>
-          <w:right w:val="single" w:sz="8" w:space="0" w:color="F9B074" w:themeColor="accent6" w:themeTint="BF"/>
+          <w:top w:val="single" w:color="F9B074" w:themeColor="accent6" w:themeTint="BF" w:sz="8" w:space="0"/>
+          <w:left w:val="single" w:color="F9B074" w:themeColor="accent6" w:themeTint="BF" w:sz="8" w:space="0"/>
+          <w:bottom w:val="single" w:color="F9B074" w:themeColor="accent6" w:themeTint="BF" w:sz="8" w:space="0"/>
+          <w:right w:val="single" w:color="F9B074" w:themeColor="accent6" w:themeTint="BF" w:sz="8" w:space="0"/>
           <w:insideH w:val="nil"/>
           <w:insideV w:val="nil"/>
         </w:tcBorders>
@@ -6040,10 +6033,10 @@
       <w:tblPr/>
       <w:tcPr>
         <w:tcBorders>
-          <w:top w:val="double" w:sz="6" w:space="0" w:color="F9B074" w:themeColor="accent6" w:themeTint="BF"/>
-          <w:left w:val="single" w:sz="8" w:space="0" w:color="F9B074" w:themeColor="accent6" w:themeTint="BF"/>
-          <w:bottom w:val="single" w:sz="8" w:space="0" w:color="F9B074" w:themeColor="accent6" w:themeTint="BF"/>
-          <w:right w:val="single" w:sz="8" w:space="0" w:color="F9B074" w:themeColor="accent6" w:themeTint="BF"/>
+          <w:top w:val="double" w:color="F9B074" w:themeColor="accent6" w:themeTint="BF" w:sz="6" w:space="0"/>
+          <w:left w:val="single" w:color="F9B074" w:themeColor="accent6" w:themeTint="BF" w:sz="8" w:space="0"/>
+          <w:bottom w:val="single" w:color="F9B074" w:themeColor="accent6" w:themeTint="BF" w:sz="8" w:space="0"/>
+          <w:right w:val="single" w:color="F9B074" w:themeColor="accent6" w:themeTint="BF" w:sz="8" w:space="0"/>
           <w:insideH w:val="nil"/>
           <w:insideV w:val="nil"/>
         </w:tcBorders>
@@ -6100,8 +6093,8 @@
       <w:tblStyleColBandSize w:val="1"/>
       <w:tblInd w:w="0" w:type="dxa"/>
       <w:tblBorders>
-        <w:top w:val="single" w:sz="18" w:space="0" w:color="auto"/>
-        <w:bottom w:val="single" w:sz="18" w:space="0" w:color="auto"/>
+        <w:top w:val="single" w:color="auto" w:sz="18" w:space="0"/>
+        <w:bottom w:val="single" w:color="auto" w:sz="18" w:space="0"/>
       </w:tblBorders>
       <w:tblCellMar>
         <w:top w:w="0" w:type="dxa"/>
@@ -6122,9 +6115,9 @@
       <w:tblPr/>
       <w:tcPr>
         <w:tcBorders>
-          <w:top w:val="single" w:sz="18" w:space="0" w:color="auto"/>
-          <w:left w:val="nil"/>
-          <w:bottom w:val="single" w:sz="18" w:space="0" w:color="auto"/>
+          <w:top w:val="single" w:color="auto" w:sz="18" w:space="0"/>
+          <w:left w:val="nil"/>
+          <w:bottom w:val="single" w:color="auto" w:sz="18" w:space="0"/>
           <w:right w:val="nil"/>
           <w:insideH w:val="nil"/>
           <w:insideV w:val="nil"/>
@@ -6142,9 +6135,9 @@
       <w:tblPr/>
       <w:tcPr>
         <w:tcBorders>
-          <w:top w:val="double" w:sz="6" w:space="0" w:color="auto"/>
-          <w:left w:val="nil"/>
-          <w:bottom w:val="single" w:sz="18" w:space="0" w:color="auto"/>
+          <w:top w:val="double" w:color="auto" w:sz="6" w:space="0"/>
+          <w:left w:val="nil"/>
+          <w:bottom w:val="single" w:color="auto" w:sz="18" w:space="0"/>
           <w:right w:val="nil"/>
           <w:insideH w:val="nil"/>
           <w:insideV w:val="nil"/>
@@ -6163,7 +6156,7 @@
         <w:tcBorders>
           <w:top w:val="nil"/>
           <w:left w:val="nil"/>
-          <w:bottom w:val="single" w:sz="18" w:space="0" w:color="auto"/>
+          <w:bottom w:val="single" w:color="auto" w:sz="18" w:space="0"/>
           <w:right w:val="nil"/>
           <w:insideH w:val="nil"/>
           <w:insideV w:val="nil"/>
@@ -6210,9 +6203,9 @@
       <w:tblPr/>
       <w:tcPr>
         <w:tcBorders>
-          <w:top w:val="single" w:sz="18" w:space="0" w:color="auto"/>
-          <w:left w:val="nil"/>
-          <w:bottom w:val="single" w:sz="18" w:space="0" w:color="auto"/>
+          <w:top w:val="single" w:color="auto" w:sz="18" w:space="0"/>
+          <w:left w:val="nil"/>
+          <w:bottom w:val="single" w:color="auto" w:sz="18" w:space="0"/>
           <w:right w:val="nil"/>
           <w:insideH w:val="nil"/>
           <w:insideV w:val="nil"/>
@@ -6226,9 +6219,9 @@
       <w:tblPr/>
       <w:tcPr>
         <w:tcBorders>
-          <w:top w:val="single" w:sz="18" w:space="0" w:color="auto"/>
-          <w:left w:val="nil"/>
-          <w:bottom w:val="single" w:sz="18" w:space="0" w:color="auto"/>
+          <w:top w:val="single" w:color="auto" w:sz="18" w:space="0"/>
+          <w:left w:val="nil"/>
+          <w:bottom w:val="single" w:color="auto" w:sz="18" w:space="0"/>
           <w:right w:val="nil"/>
           <w:insideH w:val="nil"/>
           <w:insideV w:val="nil"/>
@@ -6249,8 +6242,8 @@
       <w:tblStyleColBandSize w:val="1"/>
       <w:tblInd w:w="0" w:type="dxa"/>
       <w:tblBorders>
-        <w:top w:val="single" w:sz="18" w:space="0" w:color="auto"/>
-        <w:bottom w:val="single" w:sz="18" w:space="0" w:color="auto"/>
+        <w:top w:val="single" w:color="auto" w:sz="18" w:space="0"/>
+        <w:bottom w:val="single" w:color="auto" w:sz="18" w:space="0"/>
       </w:tblBorders>
       <w:tblCellMar>
         <w:top w:w="0" w:type="dxa"/>
@@ -6271,9 +6264,9 @@
       <w:tblPr/>
       <w:tcPr>
         <w:tcBorders>
-          <w:top w:val="single" w:sz="18" w:space="0" w:color="auto"/>
-          <w:left w:val="nil"/>
-          <w:bottom w:val="single" w:sz="18" w:space="0" w:color="auto"/>
+          <w:top w:val="single" w:color="auto" w:sz="18" w:space="0"/>
+          <w:left w:val="nil"/>
+          <w:bottom w:val="single" w:color="auto" w:sz="18" w:space="0"/>
           <w:right w:val="nil"/>
           <w:insideH w:val="nil"/>
           <w:insideV w:val="nil"/>
@@ -6291,9 +6284,9 @@
       <w:tblPr/>
       <w:tcPr>
         <w:tcBorders>
-          <w:top w:val="double" w:sz="6" w:space="0" w:color="auto"/>
-          <w:left w:val="nil"/>
-          <w:bottom w:val="single" w:sz="18" w:space="0" w:color="auto"/>
+          <w:top w:val="double" w:color="auto" w:sz="6" w:space="0"/>
+          <w:left w:val="nil"/>
+          <w:bottom w:val="single" w:color="auto" w:sz="18" w:space="0"/>
           <w:right w:val="nil"/>
           <w:insideH w:val="nil"/>
           <w:insideV w:val="nil"/>
@@ -6312,7 +6305,7 @@
         <w:tcBorders>
           <w:top w:val="nil"/>
           <w:left w:val="nil"/>
-          <w:bottom w:val="single" w:sz="18" w:space="0" w:color="auto"/>
+          <w:bottom w:val="single" w:color="auto" w:sz="18" w:space="0"/>
           <w:right w:val="nil"/>
           <w:insideH w:val="nil"/>
           <w:insideV w:val="nil"/>
@@ -6359,9 +6352,9 @@
       <w:tblPr/>
       <w:tcPr>
         <w:tcBorders>
-          <w:top w:val="single" w:sz="18" w:space="0" w:color="auto"/>
-          <w:left w:val="nil"/>
-          <w:bottom w:val="single" w:sz="18" w:space="0" w:color="auto"/>
+          <w:top w:val="single" w:color="auto" w:sz="18" w:space="0"/>
+          <w:left w:val="nil"/>
+          <w:bottom w:val="single" w:color="auto" w:sz="18" w:space="0"/>
           <w:right w:val="nil"/>
           <w:insideH w:val="nil"/>
           <w:insideV w:val="nil"/>
@@ -6375,9 +6368,9 @@
       <w:tblPr/>
       <w:tcPr>
         <w:tcBorders>
-          <w:top w:val="single" w:sz="18" w:space="0" w:color="auto"/>
-          <w:left w:val="nil"/>
-          <w:bottom w:val="single" w:sz="18" w:space="0" w:color="auto"/>
+          <w:top w:val="single" w:color="auto" w:sz="18" w:space="0"/>
+          <w:left w:val="nil"/>
+          <w:bottom w:val="single" w:color="auto" w:sz="18" w:space="0"/>
           <w:right w:val="nil"/>
           <w:insideH w:val="nil"/>
           <w:insideV w:val="nil"/>
@@ -6398,8 +6391,8 @@
       <w:tblStyleColBandSize w:val="1"/>
       <w:tblInd w:w="0" w:type="dxa"/>
       <w:tblBorders>
-        <w:top w:val="single" w:sz="18" w:space="0" w:color="auto"/>
-        <w:bottom w:val="single" w:sz="18" w:space="0" w:color="auto"/>
+        <w:top w:val="single" w:color="auto" w:sz="18" w:space="0"/>
+        <w:bottom w:val="single" w:color="auto" w:sz="18" w:space="0"/>
       </w:tblBorders>
       <w:tblCellMar>
         <w:top w:w="0" w:type="dxa"/>
@@ -6420,9 +6413,9 @@
       <w:tblPr/>
       <w:tcPr>
         <w:tcBorders>
-          <w:top w:val="single" w:sz="18" w:space="0" w:color="auto"/>
-          <w:left w:val="nil"/>
-          <w:bottom w:val="single" w:sz="18" w:space="0" w:color="auto"/>
+          <w:top w:val="single" w:color="auto" w:sz="18" w:space="0"/>
+          <w:left w:val="nil"/>
+          <w:bottom w:val="single" w:color="auto" w:sz="18" w:space="0"/>
           <w:right w:val="nil"/>
           <w:insideH w:val="nil"/>
           <w:insideV w:val="nil"/>
@@ -6440,9 +6433,9 @@
       <w:tblPr/>
       <w:tcPr>
         <w:tcBorders>
-          <w:top w:val="double" w:sz="6" w:space="0" w:color="auto"/>
-          <w:left w:val="nil"/>
-          <w:bottom w:val="single" w:sz="18" w:space="0" w:color="auto"/>
+          <w:top w:val="double" w:color="auto" w:sz="6" w:space="0"/>
+          <w:left w:val="nil"/>
+          <w:bottom w:val="single" w:color="auto" w:sz="18" w:space="0"/>
           <w:right w:val="nil"/>
           <w:insideH w:val="nil"/>
           <w:insideV w:val="nil"/>
@@ -6461,7 +6454,7 @@
         <w:tcBorders>
           <w:top w:val="nil"/>
           <w:left w:val="nil"/>
-          <w:bottom w:val="single" w:sz="18" w:space="0" w:color="auto"/>
+          <w:bottom w:val="single" w:color="auto" w:sz="18" w:space="0"/>
           <w:right w:val="nil"/>
           <w:insideH w:val="nil"/>
           <w:insideV w:val="nil"/>
@@ -6508,9 +6501,9 @@
       <w:tblPr/>
       <w:tcPr>
         <w:tcBorders>
-          <w:top w:val="single" w:sz="18" w:space="0" w:color="auto"/>
-          <w:left w:val="nil"/>
-          <w:bottom w:val="single" w:sz="18" w:space="0" w:color="auto"/>
+          <w:top w:val="single" w:color="auto" w:sz="18" w:space="0"/>
+          <w:left w:val="nil"/>
+          <w:bottom w:val="single" w:color="auto" w:sz="18" w:space="0"/>
           <w:right w:val="nil"/>
           <w:insideH w:val="nil"/>
           <w:insideV w:val="nil"/>
@@ -6524,9 +6517,9 @@
       <w:tblPr/>
       <w:tcPr>
         <w:tcBorders>
-          <w:top w:val="single" w:sz="18" w:space="0" w:color="auto"/>
-          <w:left w:val="nil"/>
-          <w:bottom w:val="single" w:sz="18" w:space="0" w:color="auto"/>
+          <w:top w:val="single" w:color="auto" w:sz="18" w:space="0"/>
+          <w:left w:val="nil"/>
+          <w:bottom w:val="single" w:color="auto" w:sz="18" w:space="0"/>
           <w:right w:val="nil"/>
           <w:insideH w:val="nil"/>
           <w:insideV w:val="nil"/>
@@ -6547,8 +6540,8 @@
       <w:tblStyleColBandSize w:val="1"/>
       <w:tblInd w:w="0" w:type="dxa"/>
       <w:tblBorders>
-        <w:top w:val="single" w:sz="18" w:space="0" w:color="auto"/>
-        <w:bottom w:val="single" w:sz="18" w:space="0" w:color="auto"/>
+        <w:top w:val="single" w:color="auto" w:sz="18" w:space="0"/>
+        <w:bottom w:val="single" w:color="auto" w:sz="18" w:space="0"/>
       </w:tblBorders>
       <w:tblCellMar>
         <w:top w:w="0" w:type="dxa"/>
@@ -6569,9 +6562,9 @@
       <w:tblPr/>
       <w:tcPr>
         <w:tcBorders>
-          <w:top w:val="single" w:sz="18" w:space="0" w:color="auto"/>
-          <w:left w:val="nil"/>
-          <w:bottom w:val="single" w:sz="18" w:space="0" w:color="auto"/>
+          <w:top w:val="single" w:color="auto" w:sz="18" w:space="0"/>
+          <w:left w:val="nil"/>
+          <w:bottom w:val="single" w:color="auto" w:sz="18" w:space="0"/>
           <w:right w:val="nil"/>
           <w:insideH w:val="nil"/>
           <w:insideV w:val="nil"/>
@@ -6589,9 +6582,9 @@
       <w:tblPr/>
       <w:tcPr>
         <w:tcBorders>
-          <w:top w:val="double" w:sz="6" w:space="0" w:color="auto"/>
-          <w:left w:val="nil"/>
-          <w:bottom w:val="single" w:sz="18" w:space="0" w:color="auto"/>
+          <w:top w:val="double" w:color="auto" w:sz="6" w:space="0"/>
+          <w:left w:val="nil"/>
+          <w:bottom w:val="single" w:color="auto" w:sz="18" w:space="0"/>
           <w:right w:val="nil"/>
           <w:insideH w:val="nil"/>
           <w:insideV w:val="nil"/>
@@ -6610,7 +6603,7 @@
         <w:tcBorders>
           <w:top w:val="nil"/>
           <w:left w:val="nil"/>
-          <w:bottom w:val="single" w:sz="18" w:space="0" w:color="auto"/>
+          <w:bottom w:val="single" w:color="auto" w:sz="18" w:space="0"/>
           <w:right w:val="nil"/>
           <w:insideH w:val="nil"/>
           <w:insideV w:val="nil"/>
@@ -6657,9 +6650,9 @@
       <w:tblPr/>
       <w:tcPr>
         <w:tcBorders>
-          <w:top w:val="single" w:sz="18" w:space="0" w:color="auto"/>
-          <w:left w:val="nil"/>
-          <w:bottom w:val="single" w:sz="18" w:space="0" w:color="auto"/>
+          <w:top w:val="single" w:color="auto" w:sz="18" w:space="0"/>
+          <w:left w:val="nil"/>
+          <w:bottom w:val="single" w:color="auto" w:sz="18" w:space="0"/>
           <w:right w:val="nil"/>
           <w:insideH w:val="nil"/>
           <w:insideV w:val="nil"/>
@@ -6673,9 +6666,9 @@
       <w:tblPr/>
       <w:tcPr>
         <w:tcBorders>
-          <w:top w:val="single" w:sz="18" w:space="0" w:color="auto"/>
-          <w:left w:val="nil"/>
-          <w:bottom w:val="single" w:sz="18" w:space="0" w:color="auto"/>
+          <w:top w:val="single" w:color="auto" w:sz="18" w:space="0"/>
+          <w:left w:val="nil"/>
+          <w:bottom w:val="single" w:color="auto" w:sz="18" w:space="0"/>
           <w:right w:val="nil"/>
           <w:insideH w:val="nil"/>
           <w:insideV w:val="nil"/>
@@ -6696,8 +6689,8 @@
       <w:tblStyleColBandSize w:val="1"/>
       <w:tblInd w:w="0" w:type="dxa"/>
       <w:tblBorders>
-        <w:top w:val="single" w:sz="18" w:space="0" w:color="auto"/>
-        <w:bottom w:val="single" w:sz="18" w:space="0" w:color="auto"/>
+        <w:top w:val="single" w:color="auto" w:sz="18" w:space="0"/>
+        <w:bottom w:val="single" w:color="auto" w:sz="18" w:space="0"/>
       </w:tblBorders>
       <w:tblCellMar>
         <w:top w:w="0" w:type="dxa"/>
@@ -6718,9 +6711,9 @@
       <w:tblPr/>
       <w:tcPr>
         <w:tcBorders>
-          <w:top w:val="single" w:sz="18" w:space="0" w:color="auto"/>
-          <w:left w:val="nil"/>
-          <w:bottom w:val="single" w:sz="18" w:space="0" w:color="auto"/>
+          <w:top w:val="single" w:color="auto" w:sz="18" w:space="0"/>
+          <w:left w:val="nil"/>
+          <w:bottom w:val="single" w:color="auto" w:sz="18" w:space="0"/>
           <w:right w:val="nil"/>
           <w:insideH w:val="nil"/>
           <w:insideV w:val="nil"/>
@@ -6738,9 +6731,9 @@
       <w:tblPr/>
       <w:tcPr>
         <w:tcBorders>
-          <w:top w:val="double" w:sz="6" w:space="0" w:color="auto"/>
-          <w:left w:val="nil"/>
-          <w:bottom w:val="single" w:sz="18" w:space="0" w:color="auto"/>
+          <w:top w:val="double" w:color="auto" w:sz="6" w:space="0"/>
+          <w:left w:val="nil"/>
+          <w:bottom w:val="single" w:color="auto" w:sz="18" w:space="0"/>
           <w:right w:val="nil"/>
           <w:insideH w:val="nil"/>
           <w:insideV w:val="nil"/>
@@ -6759,7 +6752,7 @@
         <w:tcBorders>
           <w:top w:val="nil"/>
           <w:left w:val="nil"/>
-          <w:bottom w:val="single" w:sz="18" w:space="0" w:color="auto"/>
+          <w:bottom w:val="single" w:color="auto" w:sz="18" w:space="0"/>
           <w:right w:val="nil"/>
           <w:insideH w:val="nil"/>
           <w:insideV w:val="nil"/>
@@ -6806,9 +6799,9 @@
       <w:tblPr/>
       <w:tcPr>
         <w:tcBorders>
-          <w:top w:val="single" w:sz="18" w:space="0" w:color="auto"/>
-          <w:left w:val="nil"/>
-          <w:bottom w:val="single" w:sz="18" w:space="0" w:color="auto"/>
+          <w:top w:val="single" w:color="auto" w:sz="18" w:space="0"/>
+          <w:left w:val="nil"/>
+          <w:bottom w:val="single" w:color="auto" w:sz="18" w:space="0"/>
           <w:right w:val="nil"/>
           <w:insideH w:val="nil"/>
           <w:insideV w:val="nil"/>
@@ -6822,9 +6815,9 @@
       <w:tblPr/>
       <w:tcPr>
         <w:tcBorders>
-          <w:top w:val="single" w:sz="18" w:space="0" w:color="auto"/>
-          <w:left w:val="nil"/>
-          <w:bottom w:val="single" w:sz="18" w:space="0" w:color="auto"/>
+          <w:top w:val="single" w:color="auto" w:sz="18" w:space="0"/>
+          <w:left w:val="nil"/>
+          <w:bottom w:val="single" w:color="auto" w:sz="18" w:space="0"/>
           <w:right w:val="nil"/>
           <w:insideH w:val="nil"/>
           <w:insideV w:val="nil"/>
@@ -6845,8 +6838,8 @@
       <w:tblStyleColBandSize w:val="1"/>
       <w:tblInd w:w="0" w:type="dxa"/>
       <w:tblBorders>
-        <w:top w:val="single" w:sz="18" w:space="0" w:color="auto"/>
-        <w:bottom w:val="single" w:sz="18" w:space="0" w:color="auto"/>
+        <w:top w:val="single" w:color="auto" w:sz="18" w:space="0"/>
+        <w:bottom w:val="single" w:color="auto" w:sz="18" w:space="0"/>
       </w:tblBorders>
       <w:tblCellMar>
         <w:top w:w="0" w:type="dxa"/>
@@ -6867,9 +6860,9 @@
       <w:tblPr/>
       <w:tcPr>
         <w:tcBorders>
-          <w:top w:val="single" w:sz="18" w:space="0" w:color="auto"/>
-          <w:left w:val="nil"/>
-          <w:bottom w:val="single" w:sz="18" w:space="0" w:color="auto"/>
+          <w:top w:val="single" w:color="auto" w:sz="18" w:space="0"/>
+          <w:left w:val="nil"/>
+          <w:bottom w:val="single" w:color="auto" w:sz="18" w:space="0"/>
           <w:right w:val="nil"/>
           <w:insideH w:val="nil"/>
           <w:insideV w:val="nil"/>
@@ -6887,9 +6880,9 @@
       <w:tblPr/>
       <w:tcPr>
         <w:tcBorders>
-          <w:top w:val="double" w:sz="6" w:space="0" w:color="auto"/>
-          <w:left w:val="nil"/>
-          <w:bottom w:val="single" w:sz="18" w:space="0" w:color="auto"/>
+          <w:top w:val="double" w:color="auto" w:sz="6" w:space="0"/>
+          <w:left w:val="nil"/>
+          <w:bottom w:val="single" w:color="auto" w:sz="18" w:space="0"/>
           <w:right w:val="nil"/>
           <w:insideH w:val="nil"/>
           <w:insideV w:val="nil"/>
@@ -6908,7 +6901,7 @@
         <w:tcBorders>
           <w:top w:val="nil"/>
           <w:left w:val="nil"/>
-          <w:bottom w:val="single" w:sz="18" w:space="0" w:color="auto"/>
+          <w:bottom w:val="single" w:color="auto" w:sz="18" w:space="0"/>
           <w:right w:val="nil"/>
           <w:insideH w:val="nil"/>
           <w:insideV w:val="nil"/>
@@ -6955,9 +6948,9 @@
       <w:tblPr/>
       <w:tcPr>
         <w:tcBorders>
-          <w:top w:val="single" w:sz="18" w:space="0" w:color="auto"/>
-          <w:left w:val="nil"/>
-          <w:bottom w:val="single" w:sz="18" w:space="0" w:color="auto"/>
+          <w:top w:val="single" w:color="auto" w:sz="18" w:space="0"/>
+          <w:left w:val="nil"/>
+          <w:bottom w:val="single" w:color="auto" w:sz="18" w:space="0"/>
           <w:right w:val="nil"/>
           <w:insideH w:val="nil"/>
           <w:insideV w:val="nil"/>
@@ -6971,9 +6964,9 @@
       <w:tblPr/>
       <w:tcPr>
         <w:tcBorders>
-          <w:top w:val="single" w:sz="18" w:space="0" w:color="auto"/>
-          <w:left w:val="nil"/>
-          <w:bottom w:val="single" w:sz="18" w:space="0" w:color="auto"/>
+          <w:top w:val="single" w:color="auto" w:sz="18" w:space="0"/>
+          <w:left w:val="nil"/>
+          <w:bottom w:val="single" w:color="auto" w:sz="18" w:space="0"/>
           <w:right w:val="nil"/>
           <w:insideH w:val="nil"/>
           <w:insideV w:val="nil"/>
@@ -6994,8 +6987,8 @@
       <w:tblStyleColBandSize w:val="1"/>
       <w:tblInd w:w="0" w:type="dxa"/>
       <w:tblBorders>
-        <w:top w:val="single" w:sz="18" w:space="0" w:color="auto"/>
-        <w:bottom w:val="single" w:sz="18" w:space="0" w:color="auto"/>
+        <w:top w:val="single" w:color="auto" w:sz="18" w:space="0"/>
+        <w:bottom w:val="single" w:color="auto" w:sz="18" w:space="0"/>
       </w:tblBorders>
       <w:tblCellMar>
         <w:top w:w="0" w:type="dxa"/>
@@ -7016,9 +7009,9 @@
       <w:tblPr/>
       <w:tcPr>
         <w:tcBorders>
-          <w:top w:val="single" w:sz="18" w:space="0" w:color="auto"/>
-          <w:left w:val="nil"/>
-          <w:bottom w:val="single" w:sz="18" w:space="0" w:color="auto"/>
+          <w:top w:val="single" w:color="auto" w:sz="18" w:space="0"/>
+          <w:left w:val="nil"/>
+          <w:bottom w:val="single" w:color="auto" w:sz="18" w:space="0"/>
           <w:right w:val="nil"/>
           <w:insideH w:val="nil"/>
           <w:insideV w:val="nil"/>
@@ -7036,9 +7029,9 @@
       <w:tblPr/>
       <w:tcPr>
         <w:tcBorders>
-          <w:top w:val="double" w:sz="6" w:space="0" w:color="auto"/>
-          <w:left w:val="nil"/>
-          <w:bottom w:val="single" w:sz="18" w:space="0" w:color="auto"/>
+          <w:top w:val="double" w:color="auto" w:sz="6" w:space="0"/>
+          <w:left w:val="nil"/>
+          <w:bottom w:val="single" w:color="auto" w:sz="18" w:space="0"/>
           <w:right w:val="nil"/>
           <w:insideH w:val="nil"/>
           <w:insideV w:val="nil"/>
@@ -7057,7 +7050,7 @@
         <w:tcBorders>
           <w:top w:val="nil"/>
           <w:left w:val="nil"/>
-          <w:bottom w:val="single" w:sz="18" w:space="0" w:color="auto"/>
+          <w:bottom w:val="single" w:color="auto" w:sz="18" w:space="0"/>
           <w:right w:val="nil"/>
           <w:insideH w:val="nil"/>
           <w:insideV w:val="nil"/>
@@ -7104,9 +7097,9 @@
       <w:tblPr/>
       <w:tcPr>
         <w:tcBorders>
-          <w:top w:val="single" w:sz="18" w:space="0" w:color="auto"/>
-          <w:left w:val="nil"/>
-          <w:bottom w:val="single" w:sz="18" w:space="0" w:color="auto"/>
+          <w:top w:val="single" w:color="auto" w:sz="18" w:space="0"/>
+          <w:left w:val="nil"/>
+          <w:bottom w:val="single" w:color="auto" w:sz="18" w:space="0"/>
           <w:right w:val="nil"/>
           <w:insideH w:val="nil"/>
           <w:insideV w:val="nil"/>
@@ -7120,9 +7113,9 @@
       <w:tblPr/>
       <w:tcPr>
         <w:tcBorders>
-          <w:top w:val="single" w:sz="18" w:space="0" w:color="auto"/>
-          <w:left w:val="nil"/>
-          <w:bottom w:val="single" w:sz="18" w:space="0" w:color="auto"/>
+          <w:top w:val="single" w:color="auto" w:sz="18" w:space="0"/>
+          <w:left w:val="nil"/>
+          <w:bottom w:val="single" w:color="auto" w:sz="18" w:space="0"/>
           <w:right w:val="nil"/>
           <w:insideH w:val="nil"/>
           <w:insideV w:val="nil"/>
@@ -7146,8 +7139,8 @@
       <w:tblStyleColBandSize w:val="1"/>
       <w:tblInd w:w="0" w:type="dxa"/>
       <w:tblBorders>
-        <w:top w:val="single" w:sz="8" w:space="0" w:color="000000" w:themeColor="text1"/>
-        <w:bottom w:val="single" w:sz="8" w:space="0" w:color="000000" w:themeColor="text1"/>
+        <w:top w:val="single" w:color="000000" w:themeColor="text1" w:sz="8" w:space="0"/>
+        <w:bottom w:val="single" w:color="000000" w:themeColor="text1" w:sz="8" w:space="0"/>
       </w:tblBorders>
       <w:tblCellMar>
         <w:top w:w="0" w:type="dxa"/>
@@ -7158,13 +7151,13 @@
     </w:tblPr>
     <w:tblStylePr w:type="firstRow">
       <w:rPr>
-        <w:rFonts w:asciiTheme="majorHAnsi" w:eastAsiaTheme="majorEastAsia" w:hAnsiTheme="majorHAnsi" w:cstheme="majorBidi"/>
-      </w:rPr>
-      <w:tblPr/>
-      <w:tcPr>
-        <w:tcBorders>
-          <w:top w:val="nil"/>
-          <w:bottom w:val="single" w:sz="8" w:space="0" w:color="000000" w:themeColor="text1"/>
+        <w:rFonts w:asciiTheme="majorHAnsi" w:hAnsiTheme="majorHAnsi" w:eastAsiaTheme="majorEastAsia" w:cstheme="majorBidi"/>
+      </w:rPr>
+      <w:tblPr/>
+      <w:tcPr>
+        <w:tcBorders>
+          <w:top w:val="nil"/>
+          <w:bottom w:val="single" w:color="000000" w:themeColor="text1" w:sz="8" w:space="0"/>
         </w:tcBorders>
       </w:tcPr>
     </w:tblStylePr>
@@ -7177,8 +7170,8 @@
       <w:tblPr/>
       <w:tcPr>
         <w:tcBorders>
-          <w:top w:val="single" w:sz="8" w:space="0" w:color="000000" w:themeColor="text1"/>
-          <w:bottom w:val="single" w:sz="8" w:space="0" w:color="000000" w:themeColor="text1"/>
+          <w:top w:val="single" w:color="000000" w:themeColor="text1" w:sz="8" w:space="0"/>
+          <w:bottom w:val="single" w:color="000000" w:themeColor="text1" w:sz="8" w:space="0"/>
         </w:tcBorders>
       </w:tcPr>
     </w:tblStylePr>
@@ -7196,8 +7189,8 @@
       <w:tblPr/>
       <w:tcPr>
         <w:tcBorders>
-          <w:top w:val="single" w:sz="8" w:space="0" w:color="000000" w:themeColor="text1"/>
-          <w:bottom w:val="single" w:sz="8" w:space="0" w:color="000000" w:themeColor="text1"/>
+          <w:top w:val="single" w:color="000000" w:themeColor="text1" w:sz="8" w:space="0"/>
+          <w:bottom w:val="single" w:color="000000" w:themeColor="text1" w:sz="8" w:space="0"/>
         </w:tcBorders>
       </w:tcPr>
     </w:tblStylePr>
@@ -7230,8 +7223,8 @@
       <w:tblStyleColBandSize w:val="1"/>
       <w:tblInd w:w="0" w:type="dxa"/>
       <w:tblBorders>
-        <w:top w:val="single" w:sz="8" w:space="0" w:color="4F81BD" w:themeColor="accent1"/>
-        <w:bottom w:val="single" w:sz="8" w:space="0" w:color="4F81BD" w:themeColor="accent1"/>
+        <w:top w:val="single" w:color="4F81BD" w:themeColor="accent1" w:sz="8" w:space="0"/>
+        <w:bottom w:val="single" w:color="4F81BD" w:themeColor="accent1" w:sz="8" w:space="0"/>
       </w:tblBorders>
       <w:tblCellMar>
         <w:top w:w="0" w:type="dxa"/>
@@ -7242,13 +7235,13 @@
     </w:tblPr>
     <w:tblStylePr w:type="firstRow">
       <w:rPr>
-        <w:rFonts w:asciiTheme="majorHAnsi" w:eastAsiaTheme="majorEastAsia" w:hAnsiTheme="majorHAnsi" w:cstheme="majorBidi"/>
-      </w:rPr>
-      <w:tblPr/>
-      <w:tcPr>
-        <w:tcBorders>
-          <w:top w:val="nil"/>
-          <w:bottom w:val="single" w:sz="8" w:space="0" w:color="4F81BD" w:themeColor="accent1"/>
+        <w:rFonts w:asciiTheme="majorHAnsi" w:hAnsiTheme="majorHAnsi" w:eastAsiaTheme="majorEastAsia" w:cstheme="majorBidi"/>
+      </w:rPr>
+      <w:tblPr/>
+      <w:tcPr>
+        <w:tcBorders>
+          <w:top w:val="nil"/>
+          <w:bottom w:val="single" w:color="4F81BD" w:themeColor="accent1" w:sz="8" w:space="0"/>
         </w:tcBorders>
       </w:tcPr>
     </w:tblStylePr>
@@ -7261,8 +7254,8 @@
       <w:tblPr/>
       <w:tcPr>
         <w:tcBorders>
-          <w:top w:val="single" w:sz="8" w:space="0" w:color="4F81BD" w:themeColor="accent1"/>
-          <w:bottom w:val="single" w:sz="8" w:space="0" w:color="4F81BD" w:themeColor="accent1"/>
+          <w:top w:val="single" w:color="4F81BD" w:themeColor="accent1" w:sz="8" w:space="0"/>
+          <w:bottom w:val="single" w:color="4F81BD" w:themeColor="accent1" w:sz="8" w:space="0"/>
         </w:tcBorders>
       </w:tcPr>
     </w:tblStylePr>
@@ -7280,8 +7273,8 @@
       <w:tblPr/>
       <w:tcPr>
         <w:tcBorders>
-          <w:top w:val="single" w:sz="8" w:space="0" w:color="4F81BD" w:themeColor="accent1"/>
-          <w:bottom w:val="single" w:sz="8" w:space="0" w:color="4F81BD" w:themeColor="accent1"/>
+          <w:top w:val="single" w:color="4F81BD" w:themeColor="accent1" w:sz="8" w:space="0"/>
+          <w:bottom w:val="single" w:color="4F81BD" w:themeColor="accent1" w:sz="8" w:space="0"/>
         </w:tcBorders>
       </w:tcPr>
     </w:tblStylePr>
@@ -7314,8 +7307,8 @@
       <w:tblStyleColBandSize w:val="1"/>
       <w:tblInd w:w="0" w:type="dxa"/>
       <w:tblBorders>
-        <w:top w:val="single" w:sz="8" w:space="0" w:color="C0504D" w:themeColor="accent2"/>
-        <w:bottom w:val="single" w:sz="8" w:space="0" w:color="C0504D" w:themeColor="accent2"/>
+        <w:top w:val="single" w:color="C0504D" w:themeColor="accent2" w:sz="8" w:space="0"/>
+        <w:bottom w:val="single" w:color="C0504D" w:themeColor="accent2" w:sz="8" w:space="0"/>
       </w:tblBorders>
       <w:tblCellMar>
         <w:top w:w="0" w:type="dxa"/>
@@ -7326,13 +7319,13 @@
     </w:tblPr>
     <w:tblStylePr w:type="firstRow">
       <w:rPr>
-        <w:rFonts w:asciiTheme="majorHAnsi" w:eastAsiaTheme="majorEastAsia" w:hAnsiTheme="majorHAnsi" w:cstheme="majorBidi"/>
-      </w:rPr>
-      <w:tblPr/>
-      <w:tcPr>
-        <w:tcBorders>
-          <w:top w:val="nil"/>
-          <w:bottom w:val="single" w:sz="8" w:space="0" w:color="C0504D" w:themeColor="accent2"/>
+        <w:rFonts w:asciiTheme="majorHAnsi" w:hAnsiTheme="majorHAnsi" w:eastAsiaTheme="majorEastAsia" w:cstheme="majorBidi"/>
+      </w:rPr>
+      <w:tblPr/>
+      <w:tcPr>
+        <w:tcBorders>
+          <w:top w:val="nil"/>
+          <w:bottom w:val="single" w:color="C0504D" w:themeColor="accent2" w:sz="8" w:space="0"/>
         </w:tcBorders>
       </w:tcPr>
     </w:tblStylePr>
@@ -7345,8 +7338,8 @@
       <w:tblPr/>
       <w:tcPr>
         <w:tcBorders>
-          <w:top w:val="single" w:sz="8" w:space="0" w:color="C0504D" w:themeColor="accent2"/>
-          <w:bottom w:val="single" w:sz="8" w:space="0" w:color="C0504D" w:themeColor="accent2"/>
+          <w:top w:val="single" w:color="C0504D" w:themeColor="accent2" w:sz="8" w:space="0"/>
+          <w:bottom w:val="single" w:color="C0504D" w:themeColor="accent2" w:sz="8" w:space="0"/>
         </w:tcBorders>
       </w:tcPr>
     </w:tblStylePr>
@@ -7364,8 +7357,8 @@
       <w:tblPr/>
       <w:tcPr>
         <w:tcBorders>
-          <w:top w:val="single" w:sz="8" w:space="0" w:color="C0504D" w:themeColor="accent2"/>
-          <w:bottom w:val="single" w:sz="8" w:space="0" w:color="C0504D" w:themeColor="accent2"/>
+          <w:top w:val="single" w:color="C0504D" w:themeColor="accent2" w:sz="8" w:space="0"/>
+          <w:bottom w:val="single" w:color="C0504D" w:themeColor="accent2" w:sz="8" w:space="0"/>
         </w:tcBorders>
       </w:tcPr>
     </w:tblStylePr>
@@ -7398,8 +7391,8 @@
       <w:tblStyleColBandSize w:val="1"/>
       <w:tblInd w:w="0" w:type="dxa"/>
       <w:tblBorders>
-        <w:top w:val="single" w:sz="8" w:space="0" w:color="9BBB59" w:themeColor="accent3"/>
-        <w:bottom w:val="single" w:sz="8" w:space="0" w:color="9BBB59" w:themeColor="accent3"/>
+        <w:top w:val="single" w:color="9BBB59" w:themeColor="accent3" w:sz="8" w:space="0"/>
+        <w:bottom w:val="single" w:color="9BBB59" w:themeColor="accent3" w:sz="8" w:space="0"/>
       </w:tblBorders>
       <w:tblCellMar>
         <w:top w:w="0" w:type="dxa"/>
@@ -7410,13 +7403,13 @@
     </w:tblPr>
     <w:tblStylePr w:type="firstRow">
       <w:rPr>
-        <w:rFonts w:asciiTheme="majorHAnsi" w:eastAsiaTheme="majorEastAsia" w:hAnsiTheme="majorHAnsi" w:cstheme="majorBidi"/>
-      </w:rPr>
-      <w:tblPr/>
-      <w:tcPr>
-        <w:tcBorders>
-          <w:top w:val="nil"/>
-          <w:bottom w:val="single" w:sz="8" w:space="0" w:color="9BBB59" w:themeColor="accent3"/>
+        <w:rFonts w:asciiTheme="majorHAnsi" w:hAnsiTheme="majorHAnsi" w:eastAsiaTheme="majorEastAsia" w:cstheme="majorBidi"/>
+      </w:rPr>
+      <w:tblPr/>
+      <w:tcPr>
+        <w:tcBorders>
+          <w:top w:val="nil"/>
+          <w:bottom w:val="single" w:color="9BBB59" w:themeColor="accent3" w:sz="8" w:space="0"/>
         </w:tcBorders>
       </w:tcPr>
     </w:tblStylePr>
@@ -7429,8 +7422,8 @@
       <w:tblPr/>
       <w:tcPr>
         <w:tcBorders>
-          <w:top w:val="single" w:sz="8" w:space="0" w:color="9BBB59" w:themeColor="accent3"/>
-          <w:bottom w:val="single" w:sz="8" w:space="0" w:color="9BBB59" w:themeColor="accent3"/>
+          <w:top w:val="single" w:color="9BBB59" w:themeColor="accent3" w:sz="8" w:space="0"/>
+          <w:bottom w:val="single" w:color="9BBB59" w:themeColor="accent3" w:sz="8" w:space="0"/>
         </w:tcBorders>
       </w:tcPr>
     </w:tblStylePr>
@@ -7448,8 +7441,8 @@
       <w:tblPr/>
       <w:tcPr>
         <w:tcBorders>
-          <w:top w:val="single" w:sz="8" w:space="0" w:color="9BBB59" w:themeColor="accent3"/>
-          <w:bottom w:val="single" w:sz="8" w:space="0" w:color="9BBB59" w:themeColor="accent3"/>
+          <w:top w:val="single" w:color="9BBB59" w:themeColor="accent3" w:sz="8" w:space="0"/>
+          <w:bottom w:val="single" w:color="9BBB59" w:themeColor="accent3" w:sz="8" w:space="0"/>
         </w:tcBorders>
       </w:tcPr>
     </w:tblStylePr>
@@ -7482,8 +7475,8 @@
       <w:tblStyleColBandSize w:val="1"/>
       <w:tblInd w:w="0" w:type="dxa"/>
       <w:tblBorders>
-        <w:top w:val="single" w:sz="8" w:space="0" w:color="8064A2" w:themeColor="accent4"/>
-        <w:bottom w:val="single" w:sz="8" w:space="0" w:color="8064A2" w:themeColor="accent4"/>
+        <w:top w:val="single" w:color="8064A2" w:themeColor="accent4" w:sz="8" w:space="0"/>
+        <w:bottom w:val="single" w:color="8064A2" w:themeColor="accent4" w:sz="8" w:space="0"/>
       </w:tblBorders>
       <w:tblCellMar>
         <w:top w:w="0" w:type="dxa"/>
@@ -7494,13 +7487,13 @@
     </w:tblPr>
     <w:tblStylePr w:type="firstRow">
       <w:rPr>
-        <w:rFonts w:asciiTheme="majorHAnsi" w:eastAsiaTheme="majorEastAsia" w:hAnsiTheme="majorHAnsi" w:cstheme="majorBidi"/>
-      </w:rPr>
-      <w:tblPr/>
-      <w:tcPr>
-        <w:tcBorders>
-          <w:top w:val="nil"/>
-          <w:bottom w:val="single" w:sz="8" w:space="0" w:color="8064A2" w:themeColor="accent4"/>
+        <w:rFonts w:asciiTheme="majorHAnsi" w:hAnsiTheme="majorHAnsi" w:eastAsiaTheme="majorEastAsia" w:cstheme="majorBidi"/>
+      </w:rPr>
+      <w:tblPr/>
+      <w:tcPr>
+        <w:tcBorders>
+          <w:top w:val="nil"/>
+          <w:bottom w:val="single" w:color="8064A2" w:themeColor="accent4" w:sz="8" w:space="0"/>
         </w:tcBorders>
       </w:tcPr>
     </w:tblStylePr>
@@ -7513,8 +7506,8 @@
       <w:tblPr/>
       <w:tcPr>
         <w:tcBorders>
-          <w:top w:val="single" w:sz="8" w:space="0" w:color="8064A2" w:themeColor="accent4"/>
-          <w:bottom w:val="single" w:sz="8" w:space="0" w:color="8064A2" w:themeColor="accent4"/>
+          <w:top w:val="single" w:color="8064A2" w:themeColor="accent4" w:sz="8" w:space="0"/>
+          <w:bottom w:val="single" w:color="8064A2" w:themeColor="accent4" w:sz="8" w:space="0"/>
         </w:tcBorders>
       </w:tcPr>
     </w:tblStylePr>
@@ -7532,8 +7525,8 @@
       <w:tblPr/>
       <w:tcPr>
         <w:tcBorders>
-          <w:top w:val="single" w:sz="8" w:space="0" w:color="8064A2" w:themeColor="accent4"/>
-          <w:bottom w:val="single" w:sz="8" w:space="0" w:color="8064A2" w:themeColor="accent4"/>
+          <w:top w:val="single" w:color="8064A2" w:themeColor="accent4" w:sz="8" w:space="0"/>
+          <w:bottom w:val="single" w:color="8064A2" w:themeColor="accent4" w:sz="8" w:space="0"/>
         </w:tcBorders>
       </w:tcPr>
     </w:tblStylePr>
@@ -7566,8 +7559,8 @@
       <w:tblStyleColBandSize w:val="1"/>
       <w:tblInd w:w="0" w:type="dxa"/>
       <w:tblBorders>
-        <w:top w:val="single" w:sz="8" w:space="0" w:color="4BACC6" w:themeColor="accent5"/>
-        <w:bottom w:val="single" w:sz="8" w:space="0" w:color="4BACC6" w:themeColor="accent5"/>
+        <w:top w:val="single" w:color="4BACC6" w:themeColor="accent5" w:sz="8" w:space="0"/>
+        <w:bottom w:val="single" w:color="4BACC6" w:themeColor="accent5" w:sz="8" w:space="0"/>
       </w:tblBorders>
       <w:tblCellMar>
         <w:top w:w="0" w:type="dxa"/>
@@ -7578,13 +7571,13 @@
     </w:tblPr>
     <w:tblStylePr w:type="firstRow">
       <w:rPr>
-        <w:rFonts w:asciiTheme="majorHAnsi" w:eastAsiaTheme="majorEastAsia" w:hAnsiTheme="majorHAnsi" w:cstheme="majorBidi"/>
-      </w:rPr>
-      <w:tblPr/>
-      <w:tcPr>
-        <w:tcBorders>
-          <w:top w:val="nil"/>
-          <w:bottom w:val="single" w:sz="8" w:space="0" w:color="4BACC6" w:themeColor="accent5"/>
+        <w:rFonts w:asciiTheme="majorHAnsi" w:hAnsiTheme="majorHAnsi" w:eastAsiaTheme="majorEastAsia" w:cstheme="majorBidi"/>
+      </w:rPr>
+      <w:tblPr/>
+      <w:tcPr>
+        <w:tcBorders>
+          <w:top w:val="nil"/>
+          <w:bottom w:val="single" w:color="4BACC6" w:themeColor="accent5" w:sz="8" w:space="0"/>
         </w:tcBorders>
       </w:tcPr>
     </w:tblStylePr>
@@ -7597,8 +7590,8 @@
       <w:tblPr/>
       <w:tcPr>
         <w:tcBorders>
-          <w:top w:val="single" w:sz="8" w:space="0" w:color="4BACC6" w:themeColor="accent5"/>
-          <w:bottom w:val="single" w:sz="8" w:space="0" w:color="4BACC6" w:themeColor="accent5"/>
+          <w:top w:val="single" w:color="4BACC6" w:themeColor="accent5" w:sz="8" w:space="0"/>
+          <w:bottom w:val="single" w:color="4BACC6" w:themeColor="accent5" w:sz="8" w:space="0"/>
         </w:tcBorders>
       </w:tcPr>
     </w:tblStylePr>
@@ -7616,8 +7609,8 @@
       <w:tblPr/>
       <w:tcPr>
         <w:tcBorders>
-          <w:top w:val="single" w:sz="8" w:space="0" w:color="4BACC6" w:themeColor="accent5"/>
-          <w:bottom w:val="single" w:sz="8" w:space="0" w:color="4BACC6" w:themeColor="accent5"/>
+          <w:top w:val="single" w:color="4BACC6" w:themeColor="accent5" w:sz="8" w:space="0"/>
+          <w:bottom w:val="single" w:color="4BACC6" w:themeColor="accent5" w:sz="8" w:space="0"/>
         </w:tcBorders>
       </w:tcPr>
     </w:tblStylePr>
@@ -7650,8 +7643,8 @@
       <w:tblStyleColBandSize w:val="1"/>
       <w:tblInd w:w="0" w:type="dxa"/>
       <w:tblBorders>
-        <w:top w:val="single" w:sz="8" w:space="0" w:color="F79646" w:themeColor="accent6"/>
-        <w:bottom w:val="single" w:sz="8" w:space="0" w:color="F79646" w:themeColor="accent6"/>
+        <w:top w:val="single" w:color="F79646" w:themeColor="accent6" w:sz="8" w:space="0"/>
+        <w:bottom w:val="single" w:color="F79646" w:themeColor="accent6" w:sz="8" w:space="0"/>
       </w:tblBorders>
       <w:tblCellMar>
         <w:top w:w="0" w:type="dxa"/>
@@ -7662,13 +7655,13 @@
     </w:tblPr>
     <w:tblStylePr w:type="firstRow">
       <w:rPr>
-        <w:rFonts w:asciiTheme="majorHAnsi" w:eastAsiaTheme="majorEastAsia" w:hAnsiTheme="majorHAnsi" w:cstheme="majorBidi"/>
-      </w:rPr>
-      <w:tblPr/>
-      <w:tcPr>
-        <w:tcBorders>
-          <w:top w:val="nil"/>
-          <w:bottom w:val="single" w:sz="8" w:space="0" w:color="F79646" w:themeColor="accent6"/>
+        <w:rFonts w:asciiTheme="majorHAnsi" w:hAnsiTheme="majorHAnsi" w:eastAsiaTheme="majorEastAsia" w:cstheme="majorBidi"/>
+      </w:rPr>
+      <w:tblPr/>
+      <w:tcPr>
+        <w:tcBorders>
+          <w:top w:val="nil"/>
+          <w:bottom w:val="single" w:color="F79646" w:themeColor="accent6" w:sz="8" w:space="0"/>
         </w:tcBorders>
       </w:tcPr>
     </w:tblStylePr>
@@ -7681,8 +7674,8 @@
       <w:tblPr/>
       <w:tcPr>
         <w:tcBorders>
-          <w:top w:val="single" w:sz="8" w:space="0" w:color="F79646" w:themeColor="accent6"/>
-          <w:bottom w:val="single" w:sz="8" w:space="0" w:color="F79646" w:themeColor="accent6"/>
+          <w:top w:val="single" w:color="F79646" w:themeColor="accent6" w:sz="8" w:space="0"/>
+          <w:bottom w:val="single" w:color="F79646" w:themeColor="accent6" w:sz="8" w:space="0"/>
         </w:tcBorders>
       </w:tcPr>
     </w:tblStylePr>
@@ -7700,8 +7693,8 @@
       <w:tblPr/>
       <w:tcPr>
         <w:tcBorders>
-          <w:top w:val="single" w:sz="8" w:space="0" w:color="F79646" w:themeColor="accent6"/>
-          <w:bottom w:val="single" w:sz="8" w:space="0" w:color="F79646" w:themeColor="accent6"/>
+          <w:top w:val="single" w:color="F79646" w:themeColor="accent6" w:sz="8" w:space="0"/>
+          <w:bottom w:val="single" w:color="F79646" w:themeColor="accent6" w:sz="8" w:space="0"/>
         </w:tcBorders>
       </w:tcPr>
     </w:tblStylePr>
@@ -7727,7 +7720,7 @@
       <w:spacing w:after="0" w:line="240" w:lineRule="auto"/>
     </w:pPr>
     <w:rPr>
-      <w:rFonts w:asciiTheme="majorHAnsi" w:eastAsiaTheme="majorEastAsia" w:hAnsiTheme="majorHAnsi" w:cstheme="majorBidi"/>
+      <w:rFonts w:asciiTheme="majorHAnsi" w:hAnsiTheme="majorHAnsi" w:eastAsiaTheme="majorEastAsia" w:cstheme="majorBidi"/>
       <w:color w:val="000000" w:themeColor="text1"/>
     </w:rPr>
     <w:tblPr>
@@ -7735,10 +7728,10 @@
       <w:tblStyleColBandSize w:val="1"/>
       <w:tblInd w:w="0" w:type="dxa"/>
       <w:tblBorders>
-        <w:top w:val="single" w:sz="8" w:space="0" w:color="000000" w:themeColor="text1"/>
-        <w:left w:val="single" w:sz="8" w:space="0" w:color="000000" w:themeColor="text1"/>
-        <w:bottom w:val="single" w:sz="8" w:space="0" w:color="000000" w:themeColor="text1"/>
-        <w:right w:val="single" w:sz="8" w:space="0" w:color="000000" w:themeColor="text1"/>
+        <w:top w:val="single" w:color="000000" w:themeColor="text1" w:sz="8" w:space="0"/>
+        <w:left w:val="single" w:color="000000" w:themeColor="text1" w:sz="8" w:space="0"/>
+        <w:bottom w:val="single" w:color="000000" w:themeColor="text1" w:sz="8" w:space="0"/>
+        <w:right w:val="single" w:color="000000" w:themeColor="text1" w:sz="8" w:space="0"/>
       </w:tblBorders>
       <w:tblCellMar>
         <w:top w:w="0" w:type="dxa"/>
@@ -7757,7 +7750,7 @@
         <w:tcBorders>
           <w:top w:val="nil"/>
           <w:left w:val="nil"/>
-          <w:bottom w:val="single" w:sz="24" w:space="0" w:color="000000" w:themeColor="text1"/>
+          <w:bottom w:val="single" w:color="000000" w:themeColor="text1" w:sz="24" w:space="0"/>
           <w:right w:val="nil"/>
           <w:insideH w:val="nil"/>
           <w:insideV w:val="nil"/>
@@ -7769,7 +7762,7 @@
       <w:tblPr/>
       <w:tcPr>
         <w:tcBorders>
-          <w:top w:val="single" w:sz="8" w:space="0" w:color="000000" w:themeColor="text1"/>
+          <w:top w:val="single" w:color="000000" w:themeColor="text1" w:sz="8" w:space="0"/>
           <w:left w:val="nil"/>
           <w:bottom w:val="nil"/>
           <w:right w:val="nil"/>
@@ -7786,7 +7779,7 @@
           <w:top w:val="nil"/>
           <w:left w:val="nil"/>
           <w:bottom w:val="nil"/>
-          <w:right w:val="single" w:sz="8" w:space="0" w:color="000000" w:themeColor="text1"/>
+          <w:right w:val="single" w:color="000000" w:themeColor="text1" w:sz="8" w:space="0"/>
           <w:insideH w:val="nil"/>
           <w:insideV w:val="nil"/>
         </w:tcBorders>
@@ -7798,7 +7791,7 @@
       <w:tcPr>
         <w:tcBorders>
           <w:top w:val="nil"/>
-          <w:left w:val="single" w:sz="8" w:space="0" w:color="000000" w:themeColor="text1"/>
+          <w:left w:val="single" w:color="000000" w:themeColor="text1" w:sz="8" w:space="0"/>
           <w:bottom w:val="nil"/>
           <w:right w:val="nil"/>
           <w:insideH w:val="nil"/>
@@ -7855,7 +7848,7 @@
       <w:spacing w:after="0" w:line="240" w:lineRule="auto"/>
     </w:pPr>
     <w:rPr>
-      <w:rFonts w:asciiTheme="majorHAnsi" w:eastAsiaTheme="majorEastAsia" w:hAnsiTheme="majorHAnsi" w:cstheme="majorBidi"/>
+      <w:rFonts w:asciiTheme="majorHAnsi" w:hAnsiTheme="majorHAnsi" w:eastAsiaTheme="majorEastAsia" w:cstheme="majorBidi"/>
       <w:color w:val="000000" w:themeColor="text1"/>
     </w:rPr>
     <w:tblPr>
@@ -7863,10 +7856,10 @@
       <w:tblStyleColBandSize w:val="1"/>
       <w:tblInd w:w="0" w:type="dxa"/>
       <w:tblBorders>
-        <w:top w:val="single" w:sz="8" w:space="0" w:color="4F81BD" w:themeColor="accent1"/>
-        <w:left w:val="single" w:sz="8" w:space="0" w:color="4F81BD" w:themeColor="accent1"/>
-        <w:bottom w:val="single" w:sz="8" w:space="0" w:color="4F81BD" w:themeColor="accent1"/>
-        <w:right w:val="single" w:sz="8" w:space="0" w:color="4F81BD" w:themeColor="accent1"/>
+        <w:top w:val="single" w:color="4F81BD" w:themeColor="accent1" w:sz="8" w:space="0"/>
+        <w:left w:val="single" w:color="4F81BD" w:themeColor="accent1" w:sz="8" w:space="0"/>
+        <w:bottom w:val="single" w:color="4F81BD" w:themeColor="accent1" w:sz="8" w:space="0"/>
+        <w:right w:val="single" w:color="4F81BD" w:themeColor="accent1" w:sz="8" w:space="0"/>
       </w:tblBorders>
       <w:tblCellMar>
         <w:top w:w="0" w:type="dxa"/>
@@ -7885,7 +7878,7 @@
         <w:tcBorders>
           <w:top w:val="nil"/>
           <w:left w:val="nil"/>
-          <w:bottom w:val="single" w:sz="24" w:space="0" w:color="4F81BD" w:themeColor="accent1"/>
+          <w:bottom w:val="single" w:color="4F81BD" w:themeColor="accent1" w:sz="24" w:space="0"/>
           <w:right w:val="nil"/>
           <w:insideH w:val="nil"/>
           <w:insideV w:val="nil"/>
@@ -7897,7 +7890,7 @@
       <w:tblPr/>
       <w:tcPr>
         <w:tcBorders>
-          <w:top w:val="single" w:sz="8" w:space="0" w:color="4F81BD" w:themeColor="accent1"/>
+          <w:top w:val="single" w:color="4F81BD" w:themeColor="accent1" w:sz="8" w:space="0"/>
           <w:left w:val="nil"/>
           <w:bottom w:val="nil"/>
           <w:right w:val="nil"/>
@@ -7914,7 +7907,7 @@
           <w:top w:val="nil"/>
           <w:left w:val="nil"/>
           <w:bottom w:val="nil"/>
-          <w:right w:val="single" w:sz="8" w:space="0" w:color="4F81BD" w:themeColor="accent1"/>
+          <w:right w:val="single" w:color="4F81BD" w:themeColor="accent1" w:sz="8" w:space="0"/>
           <w:insideH w:val="nil"/>
           <w:insideV w:val="nil"/>
         </w:tcBorders>
@@ -7926,7 +7919,7 @@
       <w:tcPr>
         <w:tcBorders>
           <w:top w:val="nil"/>
-          <w:left w:val="single" w:sz="8" w:space="0" w:color="4F81BD" w:themeColor="accent1"/>
+          <w:left w:val="single" w:color="4F81BD" w:themeColor="accent1" w:sz="8" w:space="0"/>
           <w:bottom w:val="nil"/>
           <w:right w:val="nil"/>
           <w:insideH w:val="nil"/>
@@ -7983,7 +7976,7 @@
       <w:spacing w:after="0" w:line="240" w:lineRule="auto"/>
     </w:pPr>
     <w:rPr>
-      <w:rFonts w:asciiTheme="majorHAnsi" w:eastAsiaTheme="majorEastAsia" w:hAnsiTheme="majorHAnsi" w:cstheme="majorBidi"/>
+      <w:rFonts w:asciiTheme="majorHAnsi" w:hAnsiTheme="majorHAnsi" w:eastAsiaTheme="majorEastAsia" w:cstheme="majorBidi"/>
       <w:color w:val="000000" w:themeColor="text1"/>
     </w:rPr>
     <w:tblPr>
@@ -7991,10 +7984,10 @@
       <w:tblStyleColBandSize w:val="1"/>
       <w:tblInd w:w="0" w:type="dxa"/>
       <w:tblBorders>
-        <w:top w:val="single" w:sz="8" w:space="0" w:color="C0504D" w:themeColor="accent2"/>
-        <w:left w:val="single" w:sz="8" w:space="0" w:color="C0504D" w:themeColor="accent2"/>
-        <w:bottom w:val="single" w:sz="8" w:space="0" w:color="C0504D" w:themeColor="accent2"/>
-        <w:right w:val="single" w:sz="8" w:space="0" w:color="C0504D" w:themeColor="accent2"/>
+        <w:top w:val="single" w:color="C0504D" w:themeColor="accent2" w:sz="8" w:space="0"/>
+        <w:left w:val="single" w:color="C0504D" w:themeColor="accent2" w:sz="8" w:space="0"/>
+        <w:bottom w:val="single" w:color="C0504D" w:themeColor="accent2" w:sz="8" w:space="0"/>
+        <w:right w:val="single" w:color="C0504D" w:themeColor="accent2" w:sz="8" w:space="0"/>
       </w:tblBorders>
       <w:tblCellMar>
         <w:top w:w="0" w:type="dxa"/>
@@ -8013,7 +8006,7 @@
         <w:tcBorders>
           <w:top w:val="nil"/>
           <w:left w:val="nil"/>
-          <w:bottom w:val="single" w:sz="24" w:space="0" w:color="C0504D" w:themeColor="accent2"/>
+          <w:bottom w:val="single" w:color="C0504D" w:themeColor="accent2" w:sz="24" w:space="0"/>
           <w:right w:val="nil"/>
           <w:insideH w:val="nil"/>
           <w:insideV w:val="nil"/>
@@ -8025,7 +8018,7 @@
       <w:tblPr/>
       <w:tcPr>
         <w:tcBorders>
-          <w:top w:val="single" w:sz="8" w:space="0" w:color="C0504D" w:themeColor="accent2"/>
+          <w:top w:val="single" w:color="C0504D" w:themeColor="accent2" w:sz="8" w:space="0"/>
           <w:left w:val="nil"/>
           <w:bottom w:val="nil"/>
           <w:right w:val="nil"/>
@@ -8042,7 +8035,7 @@
           <w:top w:val="nil"/>
           <w:left w:val="nil"/>
           <w:bottom w:val="nil"/>
-          <w:right w:val="single" w:sz="8" w:space="0" w:color="C0504D" w:themeColor="accent2"/>
+          <w:right w:val="single" w:color="C0504D" w:themeColor="accent2" w:sz="8" w:space="0"/>
           <w:insideH w:val="nil"/>
           <w:insideV w:val="nil"/>
         </w:tcBorders>
@@ -8054,7 +8047,7 @@
       <w:tcPr>
         <w:tcBorders>
           <w:top w:val="nil"/>
-          <w:left w:val="single" w:sz="8" w:space="0" w:color="C0504D" w:themeColor="accent2"/>
+          <w:left w:val="single" w:color="C0504D" w:themeColor="accent2" w:sz="8" w:space="0"/>
           <w:bottom w:val="nil"/>
           <w:right w:val="nil"/>
           <w:insideH w:val="nil"/>
@@ -8111,7 +8104,7 @@
       <w:spacing w:after="0" w:line="240" w:lineRule="auto"/>
     </w:pPr>
     <w:rPr>
-      <w:rFonts w:asciiTheme="majorHAnsi" w:eastAsiaTheme="majorEastAsia" w:hAnsiTheme="majorHAnsi" w:cstheme="majorBidi"/>
+      <w:rFonts w:asciiTheme="majorHAnsi" w:hAnsiTheme="majorHAnsi" w:eastAsiaTheme="majorEastAsia" w:cstheme="majorBidi"/>
       <w:color w:val="000000" w:themeColor="text1"/>
     </w:rPr>
     <w:tblPr>
@@ -8119,10 +8112,10 @@
       <w:tblStyleColBandSize w:val="1"/>
       <w:tblInd w:w="0" w:type="dxa"/>
       <w:tblBorders>
-        <w:top w:val="single" w:sz="8" w:space="0" w:color="9BBB59" w:themeColor="accent3"/>
-        <w:left w:val="single" w:sz="8" w:space="0" w:color="9BBB59" w:themeColor="accent3"/>
-        <w:bottom w:val="single" w:sz="8" w:space="0" w:color="9BBB59" w:themeColor="accent3"/>
-        <w:right w:val="single" w:sz="8" w:space="0" w:color="9BBB59" w:themeColor="accent3"/>
+        <w:top w:val="single" w:color="9BBB59" w:themeColor="accent3" w:sz="8" w:space="0"/>
+        <w:left w:val="single" w:color="9BBB59" w:themeColor="accent3" w:sz="8" w:space="0"/>
+        <w:bottom w:val="single" w:color="9BBB59" w:themeColor="accent3" w:sz="8" w:space="0"/>
+        <w:right w:val="single" w:color="9BBB59" w:themeColor="accent3" w:sz="8" w:space="0"/>
       </w:tblBorders>
       <w:tblCellMar>
         <w:top w:w="0" w:type="dxa"/>
@@ -8141,7 +8134,7 @@
         <w:tcBorders>
           <w:top w:val="nil"/>
           <w:left w:val="nil"/>
-          <w:bottom w:val="single" w:sz="24" w:space="0" w:color="9BBB59" w:themeColor="accent3"/>
+          <w:bottom w:val="single" w:color="9BBB59" w:themeColor="accent3" w:sz="24" w:space="0"/>
           <w:right w:val="nil"/>
           <w:insideH w:val="nil"/>
           <w:insideV w:val="nil"/>
@@ -8153,7 +8146,7 @@
       <w:tblPr/>
       <w:tcPr>
         <w:tcBorders>
-          <w:top w:val="single" w:sz="8" w:space="0" w:color="9BBB59" w:themeColor="accent3"/>
+          <w:top w:val="single" w:color="9BBB59" w:themeColor="accent3" w:sz="8" w:space="0"/>
           <w:left w:val="nil"/>
           <w:bottom w:val="nil"/>
           <w:right w:val="nil"/>
@@ -8170,7 +8163,7 @@
           <w:top w:val="nil"/>
           <w:left w:val="nil"/>
           <w:bottom w:val="nil"/>
-          <w:right w:val="single" w:sz="8" w:space="0" w:color="9BBB59" w:themeColor="accent3"/>
+          <w:right w:val="single" w:color="9BBB59" w:themeColor="accent3" w:sz="8" w:space="0"/>
           <w:insideH w:val="nil"/>
           <w:insideV w:val="nil"/>
         </w:tcBorders>
@@ -8182,7 +8175,7 @@
       <w:tcPr>
         <w:tcBorders>
           <w:top w:val="nil"/>
-          <w:left w:val="single" w:sz="8" w:space="0" w:color="9BBB59" w:themeColor="accent3"/>
+          <w:left w:val="single" w:color="9BBB59" w:themeColor="accent3" w:sz="8" w:space="0"/>
           <w:bottom w:val="nil"/>
           <w:right w:val="nil"/>
           <w:insideH w:val="nil"/>
@@ -8239,7 +8232,7 @@
       <w:spacing w:after="0" w:line="240" w:lineRule="auto"/>
     </w:pPr>
     <w:rPr>
-      <w:rFonts w:asciiTheme="majorHAnsi" w:eastAsiaTheme="majorEastAsia" w:hAnsiTheme="majorHAnsi" w:cstheme="majorBidi"/>
+      <w:rFonts w:asciiTheme="majorHAnsi" w:hAnsiTheme="majorHAnsi" w:eastAsiaTheme="majorEastAsia" w:cstheme="majorBidi"/>
       <w:color w:val="000000" w:themeColor="text1"/>
     </w:rPr>
     <w:tblPr>
@@ -8247,10 +8240,10 @@
       <w:tblStyleColBandSize w:val="1"/>
       <w:tblInd w:w="0" w:type="dxa"/>
       <w:tblBorders>
-        <w:top w:val="single" w:sz="8" w:space="0" w:color="8064A2" w:themeColor="accent4"/>
-        <w:left w:val="single" w:sz="8" w:space="0" w:color="8064A2" w:themeColor="accent4"/>
-        <w:bottom w:val="single" w:sz="8" w:space="0" w:color="8064A2" w:themeColor="accent4"/>
-        <w:right w:val="single" w:sz="8" w:space="0" w:color="8064A2" w:themeColor="accent4"/>
+        <w:top w:val="single" w:color="8064A2" w:themeColor="accent4" w:sz="8" w:space="0"/>
+        <w:left w:val="single" w:color="8064A2" w:themeColor="accent4" w:sz="8" w:space="0"/>
+        <w:bottom w:val="single" w:color="8064A2" w:themeColor="accent4" w:sz="8" w:space="0"/>
+        <w:right w:val="single" w:color="8064A2" w:themeColor="accent4" w:sz="8" w:space="0"/>
       </w:tblBorders>
       <w:tblCellMar>
         <w:top w:w="0" w:type="dxa"/>
@@ -8269,7 +8262,7 @@
         <w:tcBorders>
           <w:top w:val="nil"/>
           <w:left w:val="nil"/>
-          <w:bottom w:val="single" w:sz="24" w:space="0" w:color="8064A2" w:themeColor="accent4"/>
+          <w:bottom w:val="single" w:color="8064A2" w:themeColor="accent4" w:sz="24" w:space="0"/>
           <w:right w:val="nil"/>
           <w:insideH w:val="nil"/>
           <w:insideV w:val="nil"/>
@@ -8281,7 +8274,7 @@
       <w:tblPr/>
       <w:tcPr>
         <w:tcBorders>
-          <w:top w:val="single" w:sz="8" w:space="0" w:color="8064A2" w:themeColor="accent4"/>
+          <w:top w:val="single" w:color="8064A2" w:themeColor="accent4" w:sz="8" w:space="0"/>
           <w:left w:val="nil"/>
           <w:bottom w:val="nil"/>
           <w:right w:val="nil"/>
@@ -8298,7 +8291,7 @@
           <w:top w:val="nil"/>
           <w:left w:val="nil"/>
           <w:bottom w:val="nil"/>
-          <w:right w:val="single" w:sz="8" w:space="0" w:color="8064A2" w:themeColor="accent4"/>
+          <w:right w:val="single" w:color="8064A2" w:themeColor="accent4" w:sz="8" w:space="0"/>
           <w:insideH w:val="nil"/>
           <w:insideV w:val="nil"/>
         </w:tcBorders>
@@ -8310,7 +8303,7 @@
       <w:tcPr>
         <w:tcBorders>
           <w:top w:val="nil"/>
-          <w:left w:val="single" w:sz="8" w:space="0" w:color="8064A2" w:themeColor="accent4"/>
+          <w:left w:val="single" w:color="8064A2" w:themeColor="accent4" w:sz="8" w:space="0"/>
           <w:bottom w:val="nil"/>
           <w:right w:val="nil"/>
           <w:insideH w:val="nil"/>
@@ -8367,7 +8360,7 @@
       <w:spacing w:after="0" w:line="240" w:lineRule="auto"/>
     </w:pPr>
     <w:rPr>
-      <w:rFonts w:asciiTheme="majorHAnsi" w:eastAsiaTheme="majorEastAsia" w:hAnsiTheme="majorHAnsi" w:cstheme="majorBidi"/>
+      <w:rFonts w:asciiTheme="majorHAnsi" w:hAnsiTheme="majorHAnsi" w:eastAsiaTheme="majorEastAsia" w:cstheme="majorBidi"/>
       <w:color w:val="000000" w:themeColor="text1"/>
     </w:rPr>
     <w:tblPr>
@@ -8375,10 +8368,10 @@
       <w:tblStyleColBandSize w:val="1"/>
       <w:tblInd w:w="0" w:type="dxa"/>
       <w:tblBorders>
-        <w:top w:val="single" w:sz="8" w:space="0" w:color="4BACC6" w:themeColor="accent5"/>
-        <w:left w:val="single" w:sz="8" w:space="0" w:color="4BACC6" w:themeColor="accent5"/>
-        <w:bottom w:val="single" w:sz="8" w:space="0" w:color="4BACC6" w:themeColor="accent5"/>
-        <w:right w:val="single" w:sz="8" w:space="0" w:color="4BACC6" w:themeColor="accent5"/>
+        <w:top w:val="single" w:color="4BACC6" w:themeColor="accent5" w:sz="8" w:space="0"/>
+        <w:left w:val="single" w:color="4BACC6" w:themeColor="accent5" w:sz="8" w:space="0"/>
+        <w:bottom w:val="single" w:color="4BACC6" w:themeColor="accent5" w:sz="8" w:space="0"/>
+        <w:right w:val="single" w:color="4BACC6" w:themeColor="accent5" w:sz="8" w:space="0"/>
       </w:tblBorders>
       <w:tblCellMar>
         <w:top w:w="0" w:type="dxa"/>
@@ -8397,7 +8390,7 @@
         <w:tcBorders>
           <w:top w:val="nil"/>
           <w:left w:val="nil"/>
-          <w:bottom w:val="single" w:sz="24" w:space="0" w:color="4BACC6" w:themeColor="accent5"/>
+          <w:bottom w:val="single" w:color="4BACC6" w:themeColor="accent5" w:sz="24" w:space="0"/>
           <w:right w:val="nil"/>
           <w:insideH w:val="nil"/>
           <w:insideV w:val="nil"/>
@@ -8409,7 +8402,7 @@
       <w:tblPr/>
       <w:tcPr>
         <w:tcBorders>
-          <w:top w:val="single" w:sz="8" w:space="0" w:color="4BACC6" w:themeColor="accent5"/>
+          <w:top w:val="single" w:color="4BACC6" w:themeColor="accent5" w:sz="8" w:space="0"/>
           <w:left w:val="nil"/>
           <w:bottom w:val="nil"/>
           <w:right w:val="nil"/>
@@ -8426,7 +8419,7 @@
           <w:top w:val="nil"/>
           <w:left w:val="nil"/>
           <w:bottom w:val="nil"/>
-          <w:right w:val="single" w:sz="8" w:space="0" w:color="4BACC6" w:themeColor="accent5"/>
+          <w:right w:val="single" w:color="4BACC6" w:themeColor="accent5" w:sz="8" w:space="0"/>
           <w:insideH w:val="nil"/>
           <w:insideV w:val="nil"/>
         </w:tcBorders>
@@ -8438,7 +8431,7 @@
       <w:tcPr>
         <w:tcBorders>
           <w:top w:val="nil"/>
-          <w:left w:val="single" w:sz="8" w:space="0" w:color="4BACC6" w:themeColor="accent5"/>
+          <w:left w:val="single" w:color="4BACC6" w:themeColor="accent5" w:sz="8" w:space="0"/>
           <w:bottom w:val="nil"/>
           <w:right w:val="nil"/>
           <w:insideH w:val="nil"/>
@@ -8495,7 +8488,7 @@
       <w:spacing w:after="0" w:line="240" w:lineRule="auto"/>
     </w:pPr>
     <w:rPr>
-      <w:rFonts w:asciiTheme="majorHAnsi" w:eastAsiaTheme="majorEastAsia" w:hAnsiTheme="majorHAnsi" w:cstheme="majorBidi"/>
+      <w:rFonts w:asciiTheme="majorHAnsi" w:hAnsiTheme="majorHAnsi" w:eastAsiaTheme="majorEastAsia" w:cstheme="majorBidi"/>
       <w:color w:val="000000" w:themeColor="text1"/>
     </w:rPr>
     <w:tblPr>
@@ -8503,10 +8496,10 @@
       <w:tblStyleColBandSize w:val="1"/>
       <w:tblInd w:w="0" w:type="dxa"/>
       <w:tblBorders>
-        <w:top w:val="single" w:sz="8" w:space="0" w:color="F79646" w:themeColor="accent6"/>
-        <w:left w:val="single" w:sz="8" w:space="0" w:color="F79646" w:themeColor="accent6"/>
-        <w:bottom w:val="single" w:sz="8" w:space="0" w:color="F79646" w:themeColor="accent6"/>
-        <w:right w:val="single" w:sz="8" w:space="0" w:color="F79646" w:themeColor="accent6"/>
+        <w:top w:val="single" w:color="F79646" w:themeColor="accent6" w:sz="8" w:space="0"/>
+        <w:left w:val="single" w:color="F79646" w:themeColor="accent6" w:sz="8" w:space="0"/>
+        <w:bottom w:val="single" w:color="F79646" w:themeColor="accent6" w:sz="8" w:space="0"/>
+        <w:right w:val="single" w:color="F79646" w:themeColor="accent6" w:sz="8" w:space="0"/>
       </w:tblBorders>
       <w:tblCellMar>
         <w:top w:w="0" w:type="dxa"/>
@@ -8525,7 +8518,7 @@
         <w:tcBorders>
           <w:top w:val="nil"/>
           <w:left w:val="nil"/>
-          <w:bottom w:val="single" w:sz="24" w:space="0" w:color="F79646" w:themeColor="accent6"/>
+          <w:bottom w:val="single" w:color="F79646" w:themeColor="accent6" w:sz="24" w:space="0"/>
           <w:right w:val="nil"/>
           <w:insideH w:val="nil"/>
           <w:insideV w:val="nil"/>
@@ -8537,7 +8530,7 @@
       <w:tblPr/>
       <w:tcPr>
         <w:tcBorders>
-          <w:top w:val="single" w:sz="8" w:space="0" w:color="F79646" w:themeColor="accent6"/>
+          <w:top w:val="single" w:color="F79646" w:themeColor="accent6" w:sz="8" w:space="0"/>
           <w:left w:val="nil"/>
           <w:bottom w:val="nil"/>
           <w:right w:val="nil"/>
@@ -8554,7 +8547,7 @@
           <w:top w:val="nil"/>
           <w:left w:val="nil"/>
           <w:bottom w:val="nil"/>
-          <w:right w:val="single" w:sz="8" w:space="0" w:color="F79646" w:themeColor="accent6"/>
+          <w:right w:val="single" w:color="F79646" w:themeColor="accent6" w:sz="8" w:space="0"/>
           <w:insideH w:val="nil"/>
           <w:insideV w:val="nil"/>
         </w:tcBorders>
@@ -8566,7 +8559,7 @@
       <w:tcPr>
         <w:tcBorders>
           <w:top w:val="nil"/>
-          <w:left w:val="single" w:sz="8" w:space="0" w:color="F79646" w:themeColor="accent6"/>
+          <w:left w:val="single" w:color="F79646" w:themeColor="accent6" w:sz="8" w:space="0"/>
           <w:bottom w:val="nil"/>
           <w:right w:val="nil"/>
           <w:insideH w:val="nil"/>
@@ -8627,12 +8620,12 @@
       <w:tblStyleColBandSize w:val="1"/>
       <w:tblInd w:w="0" w:type="dxa"/>
       <w:tblBorders>
-        <w:top w:val="single" w:sz="8" w:space="0" w:color="404040" w:themeColor="text1" w:themeTint="BF"/>
-        <w:left w:val="single" w:sz="8" w:space="0" w:color="404040" w:themeColor="text1" w:themeTint="BF"/>
-        <w:bottom w:val="single" w:sz="8" w:space="0" w:color="404040" w:themeColor="text1" w:themeTint="BF"/>
-        <w:right w:val="single" w:sz="8" w:space="0" w:color="404040" w:themeColor="text1" w:themeTint="BF"/>
-        <w:insideH w:val="single" w:sz="8" w:space="0" w:color="404040" w:themeColor="text1" w:themeTint="BF"/>
-        <w:insideV w:val="single" w:sz="8" w:space="0" w:color="404040" w:themeColor="text1" w:themeTint="BF"/>
+        <w:top w:val="single" w:color="404040" w:themeColor="text1" w:themeTint="BF" w:sz="8" w:space="0"/>
+        <w:left w:val="single" w:color="404040" w:themeColor="text1" w:themeTint="BF" w:sz="8" w:space="0"/>
+        <w:bottom w:val="single" w:color="404040" w:themeColor="text1" w:themeTint="BF" w:sz="8" w:space="0"/>
+        <w:right w:val="single" w:color="404040" w:themeColor="text1" w:themeTint="BF" w:sz="8" w:space="0"/>
+        <w:insideH w:val="single" w:color="404040" w:themeColor="text1" w:themeTint="BF" w:sz="8" w:space="0"/>
+        <w:insideV w:val="single" w:color="404040" w:themeColor="text1" w:themeTint="BF" w:sz="8" w:space="0"/>
       </w:tblBorders>
       <w:tblCellMar>
         <w:top w:w="0" w:type="dxa"/>
@@ -8658,7 +8651,7 @@
       <w:tblPr/>
       <w:tcPr>
         <w:tcBorders>
-          <w:top w:val="single" w:sz="18" w:space="0" w:color="404040" w:themeColor="text1" w:themeTint="BF"/>
+          <w:top w:val="single" w:color="404040" w:themeColor="text1" w:themeTint="BF" w:sz="18" w:space="0"/>
         </w:tcBorders>
       </w:tcPr>
     </w:tblStylePr>
@@ -8700,12 +8693,12 @@
       <w:tblStyleColBandSize w:val="1"/>
       <w:tblInd w:w="0" w:type="dxa"/>
       <w:tblBorders>
-        <w:top w:val="single" w:sz="8" w:space="0" w:color="7BA0CD" w:themeColor="accent1" w:themeTint="BF"/>
-        <w:left w:val="single" w:sz="8" w:space="0" w:color="7BA0CD" w:themeColor="accent1" w:themeTint="BF"/>
-        <w:bottom w:val="single" w:sz="8" w:space="0" w:color="7BA0CD" w:themeColor="accent1" w:themeTint="BF"/>
-        <w:right w:val="single" w:sz="8" w:space="0" w:color="7BA0CD" w:themeColor="accent1" w:themeTint="BF"/>
-        <w:insideH w:val="single" w:sz="8" w:space="0" w:color="7BA0CD" w:themeColor="accent1" w:themeTint="BF"/>
-        <w:insideV w:val="single" w:sz="8" w:space="0" w:color="7BA0CD" w:themeColor="accent1" w:themeTint="BF"/>
+        <w:top w:val="single" w:color="7BA0CD" w:themeColor="accent1" w:themeTint="BF" w:sz="8" w:space="0"/>
+        <w:left w:val="single" w:color="7BA0CD" w:themeColor="accent1" w:themeTint="BF" w:sz="8" w:space="0"/>
+        <w:bottom w:val="single" w:color="7BA0CD" w:themeColor="accent1" w:themeTint="BF" w:sz="8" w:space="0"/>
+        <w:right w:val="single" w:color="7BA0CD" w:themeColor="accent1" w:themeTint="BF" w:sz="8" w:space="0"/>
+        <w:insideH w:val="single" w:color="7BA0CD" w:themeColor="accent1" w:themeTint="BF" w:sz="8" w:space="0"/>
+        <w:insideV w:val="single" w:color="7BA0CD" w:themeColor="accent1" w:themeTint="BF" w:sz="8" w:space="0"/>
       </w:tblBorders>
       <w:tblCellMar>
         <w:top w:w="0" w:type="dxa"/>
@@ -8731,7 +8724,7 @@
       <w:tblPr/>
       <w:tcPr>
         <w:tcBorders>
-          <w:top w:val="single" w:sz="18" w:space="0" w:color="7BA0CD" w:themeColor="accent1" w:themeTint="BF"/>
+          <w:top w:val="single" w:color="7BA0CD" w:themeColor="accent1" w:themeTint="BF" w:sz="18" w:space="0"/>
         </w:tcBorders>
       </w:tcPr>
     </w:tblStylePr>
@@ -8773,12 +8766,12 @@
       <w:tblStyleColBandSize w:val="1"/>
       <w:tblInd w:w="0" w:type="dxa"/>
       <w:tblBorders>
-        <w:top w:val="single" w:sz="8" w:space="0" w:color="CF7B79" w:themeColor="accent2" w:themeTint="BF"/>
-        <w:left w:val="single" w:sz="8" w:space="0" w:color="CF7B79" w:themeColor="accent2" w:themeTint="BF"/>
-        <w:bottom w:val="single" w:sz="8" w:space="0" w:color="CF7B79" w:themeColor="accent2" w:themeTint="BF"/>
-        <w:right w:val="single" w:sz="8" w:space="0" w:color="CF7B79" w:themeColor="accent2" w:themeTint="BF"/>
-        <w:insideH w:val="single" w:sz="8" w:space="0" w:color="CF7B79" w:themeColor="accent2" w:themeTint="BF"/>
-        <w:insideV w:val="single" w:sz="8" w:space="0" w:color="CF7B79" w:themeColor="accent2" w:themeTint="BF"/>
+        <w:top w:val="single" w:color="CF7B79" w:themeColor="accent2" w:themeTint="BF" w:sz="8" w:space="0"/>
+        <w:left w:val="single" w:color="CF7B79" w:themeColor="accent2" w:themeTint="BF" w:sz="8" w:space="0"/>
+        <w:bottom w:val="single" w:color="CF7B79" w:themeColor="accent2" w:themeTint="BF" w:sz="8" w:space="0"/>
+        <w:right w:val="single" w:color="CF7B79" w:themeColor="accent2" w:themeTint="BF" w:sz="8" w:space="0"/>
+        <w:insideH w:val="single" w:color="CF7B79" w:themeColor="accent2" w:themeTint="BF" w:sz="8" w:space="0"/>
+        <w:insideV w:val="single" w:color="CF7B79" w:themeColor="accent2" w:themeTint="BF" w:sz="8" w:space="0"/>
       </w:tblBorders>
       <w:tblCellMar>
         <w:top w:w="0" w:type="dxa"/>
@@ -8804,7 +8797,7 @@
       <w:tblPr/>
       <w:tcPr>
         <w:tcBorders>
-          <w:top w:val="single" w:sz="18" w:space="0" w:color="CF7B79" w:themeColor="accent2" w:themeTint="BF"/>
+          <w:top w:val="single" w:color="CF7B79" w:themeColor="accent2" w:themeTint="BF" w:sz="18" w:space="0"/>
         </w:tcBorders>
       </w:tcPr>
     </w:tblStylePr>
@@ -8846,12 +8839,12 @@
       <w:tblStyleColBandSize w:val="1"/>
       <w:tblInd w:w="0" w:type="dxa"/>
       <w:tblBorders>
-        <w:top w:val="single" w:sz="8" w:space="0" w:color="B3CC82" w:themeColor="accent3" w:themeTint="BF"/>
-        <w:left w:val="single" w:sz="8" w:space="0" w:color="B3CC82" w:themeColor="accent3" w:themeTint="BF"/>
-        <w:bottom w:val="single" w:sz="8" w:space="0" w:color="B3CC82" w:themeColor="accent3" w:themeTint="BF"/>
-        <w:right w:val="single" w:sz="8" w:space="0" w:color="B3CC82" w:themeColor="accent3" w:themeTint="BF"/>
-        <w:insideH w:val="single" w:sz="8" w:space="0" w:color="B3CC82" w:themeColor="accent3" w:themeTint="BF"/>
-        <w:insideV w:val="single" w:sz="8" w:space="0" w:color="B3CC82" w:themeColor="accent3" w:themeTint="BF"/>
+        <w:top w:val="single" w:color="B3CC82" w:themeColor="accent3" w:themeTint="BF" w:sz="8" w:space="0"/>
+        <w:left w:val="single" w:color="B3CC82" w:themeColor="accent3" w:themeTint="BF" w:sz="8" w:space="0"/>
+        <w:bottom w:val="single" w:color="B3CC82" w:themeColor="accent3" w:themeTint="BF" w:sz="8" w:space="0"/>
+        <w:right w:val="single" w:color="B3CC82" w:themeColor="accent3" w:themeTint="BF" w:sz="8" w:space="0"/>
+        <w:insideH w:val="single" w:color="B3CC82" w:themeColor="accent3" w:themeTint="BF" w:sz="8" w:space="0"/>
+        <w:insideV w:val="single" w:color="B3CC82" w:themeColor="accent3" w:themeTint="BF" w:sz="8" w:space="0"/>
       </w:tblBorders>
       <w:tblCellMar>
         <w:top w:w="0" w:type="dxa"/>
@@ -8877,7 +8870,7 @@
       <w:tblPr/>
       <w:tcPr>
         <w:tcBorders>
-          <w:top w:val="single" w:sz="18" w:space="0" w:color="B3CC82" w:themeColor="accent3" w:themeTint="BF"/>
+          <w:top w:val="single" w:color="B3CC82" w:themeColor="accent3" w:themeTint="BF" w:sz="18" w:space="0"/>
         </w:tcBorders>
       </w:tcPr>
     </w:tblStylePr>
@@ -8919,12 +8912,12 @@
       <w:tblStyleColBandSize w:val="1"/>
       <w:tblInd w:w="0" w:type="dxa"/>
       <w:tblBorders>
-        <w:top w:val="single" w:sz="8" w:space="0" w:color="9F8AB9" w:themeColor="accent4" w:themeTint="BF"/>
-        <w:left w:val="single" w:sz="8" w:space="0" w:color="9F8AB9" w:themeColor="accent4" w:themeTint="BF"/>
-        <w:bottom w:val="single" w:sz="8" w:space="0" w:color="9F8AB9" w:themeColor="accent4" w:themeTint="BF"/>
-        <w:right w:val="single" w:sz="8" w:space="0" w:color="9F8AB9" w:themeColor="accent4" w:themeTint="BF"/>
-        <w:insideH w:val="single" w:sz="8" w:space="0" w:color="9F8AB9" w:themeColor="accent4" w:themeTint="BF"/>
-        <w:insideV w:val="single" w:sz="8" w:space="0" w:color="9F8AB9" w:themeColor="accent4" w:themeTint="BF"/>
+        <w:top w:val="single" w:color="9F8AB9" w:themeColor="accent4" w:themeTint="BF" w:sz="8" w:space="0"/>
+        <w:left w:val="single" w:color="9F8AB9" w:themeColor="accent4" w:themeTint="BF" w:sz="8" w:space="0"/>
+        <w:bottom w:val="single" w:color="9F8AB9" w:themeColor="accent4" w:themeTint="BF" w:sz="8" w:space="0"/>
+        <w:right w:val="single" w:color="9F8AB9" w:themeColor="accent4" w:themeTint="BF" w:sz="8" w:space="0"/>
+        <w:insideH w:val="single" w:color="9F8AB9" w:themeColor="accent4" w:themeTint="BF" w:sz="8" w:space="0"/>
+        <w:insideV w:val="single" w:color="9F8AB9" w:themeColor="accent4" w:themeTint="BF" w:sz="8" w:space="0"/>
       </w:tblBorders>
       <w:tblCellMar>
         <w:top w:w="0" w:type="dxa"/>
@@ -8950,7 +8943,7 @@
       <w:tblPr/>
       <w:tcPr>
         <w:tcBorders>
-          <w:top w:val="single" w:sz="18" w:space="0" w:color="9F8AB9" w:themeColor="accent4" w:themeTint="BF"/>
+          <w:top w:val="single" w:color="9F8AB9" w:themeColor="accent4" w:themeTint="BF" w:sz="18" w:space="0"/>
         </w:tcBorders>
       </w:tcPr>
     </w:tblStylePr>
@@ -8992,12 +8985,12 @@
       <w:tblStyleColBandSize w:val="1"/>
       <w:tblInd w:w="0" w:type="dxa"/>
       <w:tblBorders>
-        <w:top w:val="single" w:sz="8" w:space="0" w:color="78C0D4" w:themeColor="accent5" w:themeTint="BF"/>
-        <w:left w:val="single" w:sz="8" w:space="0" w:color="78C0D4" w:themeColor="accent5" w:themeTint="BF"/>
-        <w:bottom w:val="single" w:sz="8" w:space="0" w:color="78C0D4" w:themeColor="accent5" w:themeTint="BF"/>
-        <w:right w:val="single" w:sz="8" w:space="0" w:color="78C0D4" w:themeColor="accent5" w:themeTint="BF"/>
-        <w:insideH w:val="single" w:sz="8" w:space="0" w:color="78C0D4" w:themeColor="accent5" w:themeTint="BF"/>
-        <w:insideV w:val="single" w:sz="8" w:space="0" w:color="78C0D4" w:themeColor="accent5" w:themeTint="BF"/>
+        <w:top w:val="single" w:color="78C0D4" w:themeColor="accent5" w:themeTint="BF" w:sz="8" w:space="0"/>
+        <w:left w:val="single" w:color="78C0D4" w:themeColor="accent5" w:themeTint="BF" w:sz="8" w:space="0"/>
+        <w:bottom w:val="single" w:color="78C0D4" w:themeColor="accent5" w:themeTint="BF" w:sz="8" w:space="0"/>
+        <w:right w:val="single" w:color="78C0D4" w:themeColor="accent5" w:themeTint="BF" w:sz="8" w:space="0"/>
+        <w:insideH w:val="single" w:color="78C0D4" w:themeColor="accent5" w:themeTint="BF" w:sz="8" w:space="0"/>
+        <w:insideV w:val="single" w:color="78C0D4" w:themeColor="accent5" w:themeTint="BF" w:sz="8" w:space="0"/>
       </w:tblBorders>
       <w:tblCellMar>
         <w:top w:w="0" w:type="dxa"/>
@@ -9023,7 +9016,7 @@
       <w:tblPr/>
       <w:tcPr>
         <w:tcBorders>
-          <w:top w:val="single" w:sz="18" w:space="0" w:color="78C0D4" w:themeColor="accent5" w:themeTint="BF"/>
+          <w:top w:val="single" w:color="78C0D4" w:themeColor="accent5" w:themeTint="BF" w:sz="18" w:space="0"/>
         </w:tcBorders>
       </w:tcPr>
     </w:tblStylePr>
@@ -9065,12 +9058,12 @@
       <w:tblStyleColBandSize w:val="1"/>
       <w:tblInd w:w="0" w:type="dxa"/>
       <w:tblBorders>
-        <w:top w:val="single" w:sz="8" w:space="0" w:color="F9B074" w:themeColor="accent6" w:themeTint="BF"/>
-        <w:left w:val="single" w:sz="8" w:space="0" w:color="F9B074" w:themeColor="accent6" w:themeTint="BF"/>
-        <w:bottom w:val="single" w:sz="8" w:space="0" w:color="F9B074" w:themeColor="accent6" w:themeTint="BF"/>
-        <w:right w:val="single" w:sz="8" w:space="0" w:color="F9B074" w:themeColor="accent6" w:themeTint="BF"/>
-        <w:insideH w:val="single" w:sz="8" w:space="0" w:color="F9B074" w:themeColor="accent6" w:themeTint="BF"/>
-        <w:insideV w:val="single" w:sz="8" w:space="0" w:color="F9B074" w:themeColor="accent6" w:themeTint="BF"/>
+        <w:top w:val="single" w:color="F9B074" w:themeColor="accent6" w:themeTint="BF" w:sz="8" w:space="0"/>
+        <w:left w:val="single" w:color="F9B074" w:themeColor="accent6" w:themeTint="BF" w:sz="8" w:space="0"/>
+        <w:bottom w:val="single" w:color="F9B074" w:themeColor="accent6" w:themeTint="BF" w:sz="8" w:space="0"/>
+        <w:right w:val="single" w:color="F9B074" w:themeColor="accent6" w:themeTint="BF" w:sz="8" w:space="0"/>
+        <w:insideH w:val="single" w:color="F9B074" w:themeColor="accent6" w:themeTint="BF" w:sz="8" w:space="0"/>
+        <w:insideV w:val="single" w:color="F9B074" w:themeColor="accent6" w:themeTint="BF" w:sz="8" w:space="0"/>
       </w:tblBorders>
       <w:tblCellMar>
         <w:top w:w="0" w:type="dxa"/>
@@ -9096,7 +9089,7 @@
       <w:tblPr/>
       <w:tcPr>
         <w:tcBorders>
-          <w:top w:val="single" w:sz="18" w:space="0" w:color="F9B074" w:themeColor="accent6" w:themeTint="BF"/>
+          <w:top w:val="single" w:color="F9B074" w:themeColor="accent6" w:themeTint="BF" w:sz="18" w:space="0"/>
         </w:tcBorders>
       </w:tcPr>
     </w:tblStylePr>
@@ -9134,7 +9127,7 @@
       <w:spacing w:after="0" w:line="240" w:lineRule="auto"/>
     </w:pPr>
     <w:rPr>
-      <w:rFonts w:asciiTheme="majorHAnsi" w:eastAsiaTheme="majorEastAsia" w:hAnsiTheme="majorHAnsi" w:cstheme="majorBidi"/>
+      <w:rFonts w:asciiTheme="majorHAnsi" w:hAnsiTheme="majorHAnsi" w:eastAsiaTheme="majorEastAsia" w:cstheme="majorBidi"/>
       <w:color w:val="000000" w:themeColor="text1"/>
     </w:rPr>
     <w:tblPr>
@@ -9142,12 +9135,12 @@
       <w:tblStyleColBandSize w:val="1"/>
       <w:tblInd w:w="0" w:type="dxa"/>
       <w:tblBorders>
-        <w:top w:val="single" w:sz="8" w:space="0" w:color="000000" w:themeColor="text1"/>
-        <w:left w:val="single" w:sz="8" w:space="0" w:color="000000" w:themeColor="text1"/>
-        <w:bottom w:val="single" w:sz="8" w:space="0" w:color="000000" w:themeColor="text1"/>
-        <w:right w:val="single" w:sz="8" w:space="0" w:color="000000" w:themeColor="text1"/>
-        <w:insideH w:val="single" w:sz="8" w:space="0" w:color="000000" w:themeColor="text1"/>
-        <w:insideV w:val="single" w:sz="8" w:space="0" w:color="000000" w:themeColor="text1"/>
+        <w:top w:val="single" w:color="000000" w:themeColor="text1" w:sz="8" w:space="0"/>
+        <w:left w:val="single" w:color="000000" w:themeColor="text1" w:sz="8" w:space="0"/>
+        <w:bottom w:val="single" w:color="000000" w:themeColor="text1" w:sz="8" w:space="0"/>
+        <w:right w:val="single" w:color="000000" w:themeColor="text1" w:sz="8" w:space="0"/>
+        <w:insideH w:val="single" w:color="000000" w:themeColor="text1" w:sz="8" w:space="0"/>
+        <w:insideV w:val="single" w:color="000000" w:themeColor="text1" w:sz="8" w:space="0"/>
       </w:tblBorders>
       <w:tblCellMar>
         <w:top w:w="0" w:type="dxa"/>
@@ -9179,7 +9172,7 @@
       <w:tblPr/>
       <w:tcPr>
         <w:tcBorders>
-          <w:top w:val="single" w:sz="12" w:space="0" w:color="000000" w:themeColor="text1"/>
+          <w:top w:val="single" w:color="000000" w:themeColor="text1" w:sz="12" w:space="0"/>
           <w:left w:val="nil"/>
           <w:bottom w:val="nil"/>
           <w:right w:val="nil"/>
@@ -9237,8 +9230,8 @@
       <w:tblPr/>
       <w:tcPr>
         <w:tcBorders>
-          <w:insideH w:val="single" w:sz="6" w:space="0" w:color="000000" w:themeColor="text1"/>
-          <w:insideV w:val="single" w:sz="6" w:space="0" w:color="000000" w:themeColor="text1"/>
+          <w:insideH w:val="single" w:color="000000" w:themeColor="text1" w:sz="6" w:space="0"/>
+          <w:insideV w:val="single" w:color="000000" w:themeColor="text1" w:sz="6" w:space="0"/>
         </w:tcBorders>
         <w:shd w:val="clear" w:color="auto" w:fill="808080" w:themeFill="text1" w:themeFillTint="7F"/>
       </w:tcPr>
@@ -9259,7 +9252,7 @@
       <w:spacing w:after="0" w:line="240" w:lineRule="auto"/>
     </w:pPr>
     <w:rPr>
-      <w:rFonts w:asciiTheme="majorHAnsi" w:eastAsiaTheme="majorEastAsia" w:hAnsiTheme="majorHAnsi" w:cstheme="majorBidi"/>
+      <w:rFonts w:asciiTheme="majorHAnsi" w:hAnsiTheme="majorHAnsi" w:eastAsiaTheme="majorEastAsia" w:cstheme="majorBidi"/>
       <w:color w:val="000000" w:themeColor="text1"/>
     </w:rPr>
     <w:tblPr>
@@ -9267,12 +9260,12 @@
       <w:tblStyleColBandSize w:val="1"/>
       <w:tblInd w:w="0" w:type="dxa"/>
       <w:tblBorders>
-        <w:top w:val="single" w:sz="8" w:space="0" w:color="4F81BD" w:themeColor="accent1"/>
-        <w:left w:val="single" w:sz="8" w:space="0" w:color="4F81BD" w:themeColor="accent1"/>
-        <w:bottom w:val="single" w:sz="8" w:space="0" w:color="4F81BD" w:themeColor="accent1"/>
-        <w:right w:val="single" w:sz="8" w:space="0" w:color="4F81BD" w:themeColor="accent1"/>
-        <w:insideH w:val="single" w:sz="8" w:space="0" w:color="4F81BD" w:themeColor="accent1"/>
-        <w:insideV w:val="single" w:sz="8" w:space="0" w:color="4F81BD" w:themeColor="accent1"/>
+        <w:top w:val="single" w:color="4F81BD" w:themeColor="accent1" w:sz="8" w:space="0"/>
+        <w:left w:val="single" w:color="4F81BD" w:themeColor="accent1" w:sz="8" w:space="0"/>
+        <w:bottom w:val="single" w:color="4F81BD" w:themeColor="accent1" w:sz="8" w:space="0"/>
+        <w:right w:val="single" w:color="4F81BD" w:themeColor="accent1" w:sz="8" w:space="0"/>
+        <w:insideH w:val="single" w:color="4F81BD" w:themeColor="accent1" w:sz="8" w:space="0"/>
+        <w:insideV w:val="single" w:color="4F81BD" w:themeColor="accent1" w:sz="8" w:space="0"/>
       </w:tblBorders>
       <w:tblCellMar>
         <w:top w:w="0" w:type="dxa"/>
@@ -9304,7 +9297,7 @@
       <w:tblPr/>
       <w:tcPr>
         <w:tcBorders>
-          <w:top w:val="single" w:sz="12" w:space="0" w:color="000000" w:themeColor="text1"/>
+          <w:top w:val="single" w:color="000000" w:themeColor="text1" w:sz="12" w:space="0"/>
           <w:left w:val="nil"/>
           <w:bottom w:val="nil"/>
           <w:right w:val="nil"/>
@@ -9362,8 +9355,8 @@
       <w:tblPr/>
       <w:tcPr>
         <w:tcBorders>
-          <w:insideH w:val="single" w:sz="6" w:space="0" w:color="4F81BD" w:themeColor="accent1"/>
-          <w:insideV w:val="single" w:sz="6" w:space="0" w:color="4F81BD" w:themeColor="accent1"/>
+          <w:insideH w:val="single" w:color="4F81BD" w:themeColor="accent1" w:sz="6" w:space="0"/>
+          <w:insideV w:val="single" w:color="4F81BD" w:themeColor="accent1" w:sz="6" w:space="0"/>
         </w:tcBorders>
         <w:shd w:val="clear" w:color="auto" w:fill="A7BFDE" w:themeFill="accent1" w:themeFillTint="7F"/>
       </w:tcPr>
@@ -9384,7 +9377,7 @@
       <w:spacing w:after="0" w:line="240" w:lineRule="auto"/>
     </w:pPr>
     <w:rPr>
-      <w:rFonts w:asciiTheme="majorHAnsi" w:eastAsiaTheme="majorEastAsia" w:hAnsiTheme="majorHAnsi" w:cstheme="majorBidi"/>
+      <w:rFonts w:asciiTheme="majorHAnsi" w:hAnsiTheme="majorHAnsi" w:eastAsiaTheme="majorEastAsia" w:cstheme="majorBidi"/>
       <w:color w:val="000000" w:themeColor="text1"/>
     </w:rPr>
     <w:tblPr>
@@ -9392,12 +9385,12 @@
       <w:tblStyleColBandSize w:val="1"/>
       <w:tblInd w:w="0" w:type="dxa"/>
       <w:tblBorders>
-        <w:top w:val="single" w:sz="8" w:space="0" w:color="C0504D" w:themeColor="accent2"/>
-        <w:left w:val="single" w:sz="8" w:space="0" w:color="C0504D" w:themeColor="accent2"/>
-        <w:bottom w:val="single" w:sz="8" w:space="0" w:color="C0504D" w:themeColor="accent2"/>
-        <w:right w:val="single" w:sz="8" w:space="0" w:color="C0504D" w:themeColor="accent2"/>
-        <w:insideH w:val="single" w:sz="8" w:space="0" w:color="C0504D" w:themeColor="accent2"/>
-        <w:insideV w:val="single" w:sz="8" w:space="0" w:color="C0504D" w:themeColor="accent2"/>
+        <w:top w:val="single" w:color="C0504D" w:themeColor="accent2" w:sz="8" w:space="0"/>
+        <w:left w:val="single" w:color="C0504D" w:themeColor="accent2" w:sz="8" w:space="0"/>
+        <w:bottom w:val="single" w:color="C0504D" w:themeColor="accent2" w:sz="8" w:space="0"/>
+        <w:right w:val="single" w:color="C0504D" w:themeColor="accent2" w:sz="8" w:space="0"/>
+        <w:insideH w:val="single" w:color="C0504D" w:themeColor="accent2" w:sz="8" w:space="0"/>
+        <w:insideV w:val="single" w:color="C0504D" w:themeColor="accent2" w:sz="8" w:space="0"/>
       </w:tblBorders>
       <w:tblCellMar>
         <w:top w:w="0" w:type="dxa"/>
@@ -9429,7 +9422,7 @@
       <w:tblPr/>
       <w:tcPr>
         <w:tcBorders>
-          <w:top w:val="single" w:sz="12" w:space="0" w:color="000000" w:themeColor="text1"/>
+          <w:top w:val="single" w:color="000000" w:themeColor="text1" w:sz="12" w:space="0"/>
           <w:left w:val="nil"/>
           <w:bottom w:val="nil"/>
           <w:right w:val="nil"/>
@@ -9487,8 +9480,8 @@
       <w:tblPr/>
       <w:tcPr>
         <w:tcBorders>
-          <w:insideH w:val="single" w:sz="6" w:space="0" w:color="C0504D" w:themeColor="accent2"/>
-          <w:insideV w:val="single" w:sz="6" w:space="0" w:color="C0504D" w:themeColor="accent2"/>
+          <w:insideH w:val="single" w:color="C0504D" w:themeColor="accent2" w:sz="6" w:space="0"/>
+          <w:insideV w:val="single" w:color="C0504D" w:themeColor="accent2" w:sz="6" w:space="0"/>
         </w:tcBorders>
         <w:shd w:val="clear" w:color="auto" w:fill="DFA7A6" w:themeFill="accent2" w:themeFillTint="7F"/>
       </w:tcPr>
@@ -9509,7 +9502,7 @@
       <w:spacing w:after="0" w:line="240" w:lineRule="auto"/>
     </w:pPr>
     <w:rPr>
-      <w:rFonts w:asciiTheme="majorHAnsi" w:eastAsiaTheme="majorEastAsia" w:hAnsiTheme="majorHAnsi" w:cstheme="majorBidi"/>
+      <w:rFonts w:asciiTheme="majorHAnsi" w:hAnsiTheme="majorHAnsi" w:eastAsiaTheme="majorEastAsia" w:cstheme="majorBidi"/>
       <w:color w:val="000000" w:themeColor="text1"/>
     </w:rPr>
     <w:tblPr>
@@ -9517,12 +9510,12 @@
       <w:tblStyleColBandSize w:val="1"/>
       <w:tblInd w:w="0" w:type="dxa"/>
       <w:tblBorders>
-        <w:top w:val="single" w:sz="8" w:space="0" w:color="9BBB59" w:themeColor="accent3"/>
-        <w:left w:val="single" w:sz="8" w:space="0" w:color="9BBB59" w:themeColor="accent3"/>
-        <w:bottom w:val="single" w:sz="8" w:space="0" w:color="9BBB59" w:themeColor="accent3"/>
-        <w:right w:val="single" w:sz="8" w:space="0" w:color="9BBB59" w:themeColor="accent3"/>
-        <w:insideH w:val="single" w:sz="8" w:space="0" w:color="9BBB59" w:themeColor="accent3"/>
-        <w:insideV w:val="single" w:sz="8" w:space="0" w:color="9BBB59" w:themeColor="accent3"/>
+        <w:top w:val="single" w:color="9BBB59" w:themeColor="accent3" w:sz="8" w:space="0"/>
+        <w:left w:val="single" w:color="9BBB59" w:themeColor="accent3" w:sz="8" w:space="0"/>
+        <w:bottom w:val="single" w:color="9BBB59" w:themeColor="accent3" w:sz="8" w:space="0"/>
+        <w:right w:val="single" w:color="9BBB59" w:themeColor="accent3" w:sz="8" w:space="0"/>
+        <w:insideH w:val="single" w:color="9BBB59" w:themeColor="accent3" w:sz="8" w:space="0"/>
+        <w:insideV w:val="single" w:color="9BBB59" w:themeColor="accent3" w:sz="8" w:space="0"/>
       </w:tblBorders>
       <w:tblCellMar>
         <w:top w:w="0" w:type="dxa"/>
@@ -9554,7 +9547,7 @@
       <w:tblPr/>
       <w:tcPr>
         <w:tcBorders>
-          <w:top w:val="single" w:sz="12" w:space="0" w:color="000000" w:themeColor="text1"/>
+          <w:top w:val="single" w:color="000000" w:themeColor="text1" w:sz="12" w:space="0"/>
           <w:left w:val="nil"/>
           <w:bottom w:val="nil"/>
           <w:right w:val="nil"/>
@@ -9612,8 +9605,8 @@
       <w:tblPr/>
       <w:tcPr>
         <w:tcBorders>
-          <w:insideH w:val="single" w:sz="6" w:space="0" w:color="9BBB59" w:themeColor="accent3"/>
-          <w:insideV w:val="single" w:sz="6" w:space="0" w:color="9BBB59" w:themeColor="accent3"/>
+          <w:insideH w:val="single" w:color="9BBB59" w:themeColor="accent3" w:sz="6" w:space="0"/>
+          <w:insideV w:val="single" w:color="9BBB59" w:themeColor="accent3" w:sz="6" w:space="0"/>
         </w:tcBorders>
         <w:shd w:val="clear" w:color="auto" w:fill="CDDDAC" w:themeFill="accent3" w:themeFillTint="7F"/>
       </w:tcPr>
@@ -9634,7 +9627,7 @@
       <w:spacing w:after="0" w:line="240" w:lineRule="auto"/>
     </w:pPr>
     <w:rPr>
-      <w:rFonts w:asciiTheme="majorHAnsi" w:eastAsiaTheme="majorEastAsia" w:hAnsiTheme="majorHAnsi" w:cstheme="majorBidi"/>
+      <w:rFonts w:asciiTheme="majorHAnsi" w:hAnsiTheme="majorHAnsi" w:eastAsiaTheme="majorEastAsia" w:cstheme="majorBidi"/>
       <w:color w:val="000000" w:themeColor="text1"/>
     </w:rPr>
     <w:tblPr>
@@ -9642,12 +9635,12 @@
       <w:tblStyleColBandSize w:val="1"/>
       <w:tblInd w:w="0" w:type="dxa"/>
       <w:tblBorders>
-        <w:top w:val="single" w:sz="8" w:space="0" w:color="8064A2" w:themeColor="accent4"/>
-        <w:left w:val="single" w:sz="8" w:space="0" w:color="8064A2" w:themeColor="accent4"/>
-        <w:bottom w:val="single" w:sz="8" w:space="0" w:color="8064A2" w:themeColor="accent4"/>
-        <w:right w:val="single" w:sz="8" w:space="0" w:color="8064A2" w:themeColor="accent4"/>
-        <w:insideH w:val="single" w:sz="8" w:space="0" w:color="8064A2" w:themeColor="accent4"/>
-        <w:insideV w:val="single" w:sz="8" w:space="0" w:color="8064A2" w:themeColor="accent4"/>
+        <w:top w:val="single" w:color="8064A2" w:themeColor="accent4" w:sz="8" w:space="0"/>
+        <w:left w:val="single" w:color="8064A2" w:themeColor="accent4" w:sz="8" w:space="0"/>
+        <w:bottom w:val="single" w:color="8064A2" w:themeColor="accent4" w:sz="8" w:space="0"/>
+        <w:right w:val="single" w:color="8064A2" w:themeColor="accent4" w:sz="8" w:space="0"/>
+        <w:insideH w:val="single" w:color="8064A2" w:themeColor="accent4" w:sz="8" w:space="0"/>
+        <w:insideV w:val="single" w:color="8064A2" w:themeColor="accent4" w:sz="8" w:space="0"/>
       </w:tblBorders>
       <w:tblCellMar>
         <w:top w:w="0" w:type="dxa"/>
@@ -9679,7 +9672,7 @@
       <w:tblPr/>
       <w:tcPr>
         <w:tcBorders>
-          <w:top w:val="single" w:sz="12" w:space="0" w:color="000000" w:themeColor="text1"/>
+          <w:top w:val="single" w:color="000000" w:themeColor="text1" w:sz="12" w:space="0"/>
           <w:left w:val="nil"/>
           <w:bottom w:val="nil"/>
           <w:right w:val="nil"/>
@@ -9737,8 +9730,8 @@
       <w:tblPr/>
       <w:tcPr>
         <w:tcBorders>
-          <w:insideH w:val="single" w:sz="6" w:space="0" w:color="8064A2" w:themeColor="accent4"/>
-          <w:insideV w:val="single" w:sz="6" w:space="0" w:color="8064A2" w:themeColor="accent4"/>
+          <w:insideH w:val="single" w:color="8064A2" w:themeColor="accent4" w:sz="6" w:space="0"/>
+          <w:insideV w:val="single" w:color="8064A2" w:themeColor="accent4" w:sz="6" w:space="0"/>
         </w:tcBorders>
         <w:shd w:val="clear" w:color="auto" w:fill="BFB1D0" w:themeFill="accent4" w:themeFillTint="7F"/>
       </w:tcPr>
@@ -9759,7 +9752,7 @@
       <w:spacing w:after="0" w:line="240" w:lineRule="auto"/>
     </w:pPr>
     <w:rPr>
-      <w:rFonts w:asciiTheme="majorHAnsi" w:eastAsiaTheme="majorEastAsia" w:hAnsiTheme="majorHAnsi" w:cstheme="majorBidi"/>
+      <w:rFonts w:asciiTheme="majorHAnsi" w:hAnsiTheme="majorHAnsi" w:eastAsiaTheme="majorEastAsia" w:cstheme="majorBidi"/>
       <w:color w:val="000000" w:themeColor="text1"/>
     </w:rPr>
     <w:tblPr>
@@ -9767,12 +9760,12 @@
       <w:tblStyleColBandSize w:val="1"/>
       <w:tblInd w:w="0" w:type="dxa"/>
       <w:tblBorders>
-        <w:top w:val="single" w:sz="8" w:space="0" w:color="4BACC6" w:themeColor="accent5"/>
-        <w:left w:val="single" w:sz="8" w:space="0" w:color="4BACC6" w:themeColor="accent5"/>
-        <w:bottom w:val="single" w:sz="8" w:space="0" w:color="4BACC6" w:themeColor="accent5"/>
-        <w:right w:val="single" w:sz="8" w:space="0" w:color="4BACC6" w:themeColor="accent5"/>
-        <w:insideH w:val="single" w:sz="8" w:space="0" w:color="4BACC6" w:themeColor="accent5"/>
-        <w:insideV w:val="single" w:sz="8" w:space="0" w:color="4BACC6" w:themeColor="accent5"/>
+        <w:top w:val="single" w:color="4BACC6" w:themeColor="accent5" w:sz="8" w:space="0"/>
+        <w:left w:val="single" w:color="4BACC6" w:themeColor="accent5" w:sz="8" w:space="0"/>
+        <w:bottom w:val="single" w:color="4BACC6" w:themeColor="accent5" w:sz="8" w:space="0"/>
+        <w:right w:val="single" w:color="4BACC6" w:themeColor="accent5" w:sz="8" w:space="0"/>
+        <w:insideH w:val="single" w:color="4BACC6" w:themeColor="accent5" w:sz="8" w:space="0"/>
+        <w:insideV w:val="single" w:color="4BACC6" w:themeColor="accent5" w:sz="8" w:space="0"/>
       </w:tblBorders>
       <w:tblCellMar>
         <w:top w:w="0" w:type="dxa"/>
@@ -9804,7 +9797,7 @@
       <w:tblPr/>
       <w:tcPr>
         <w:tcBorders>
-          <w:top w:val="single" w:sz="12" w:space="0" w:color="000000" w:themeColor="text1"/>
+          <w:top w:val="single" w:color="000000" w:themeColor="text1" w:sz="12" w:space="0"/>
           <w:left w:val="nil"/>
           <w:bottom w:val="nil"/>
           <w:right w:val="nil"/>
@@ -9862,8 +9855,8 @@
       <w:tblPr/>
       <w:tcPr>
         <w:tcBorders>
-          <w:insideH w:val="single" w:sz="6" w:space="0" w:color="4BACC6" w:themeColor="accent5"/>
-          <w:insideV w:val="single" w:sz="6" w:space="0" w:color="4BACC6" w:themeColor="accent5"/>
+          <w:insideH w:val="single" w:color="4BACC6" w:themeColor="accent5" w:sz="6" w:space="0"/>
+          <w:insideV w:val="single" w:color="4BACC6" w:themeColor="accent5" w:sz="6" w:space="0"/>
         </w:tcBorders>
         <w:shd w:val="clear" w:color="auto" w:fill="A5D5E2" w:themeFill="accent5" w:themeFillTint="7F"/>
       </w:tcPr>
@@ -9884,7 +9877,7 @@
       <w:spacing w:after="0" w:line="240" w:lineRule="auto"/>
     </w:pPr>
     <w:rPr>
-      <w:rFonts w:asciiTheme="majorHAnsi" w:eastAsiaTheme="majorEastAsia" w:hAnsiTheme="majorHAnsi" w:cstheme="majorBidi"/>
+      <w:rFonts w:asciiTheme="majorHAnsi" w:hAnsiTheme="majorHAnsi" w:eastAsiaTheme="majorEastAsia" w:cstheme="majorBidi"/>
       <w:color w:val="000000" w:themeColor="text1"/>
     </w:rPr>
     <w:tblPr>
@@ -9892,12 +9885,12 @@
       <w:tblStyleColBandSize w:val="1"/>
       <w:tblInd w:w="0" w:type="dxa"/>
       <w:tblBorders>
-        <w:top w:val="single" w:sz="8" w:space="0" w:color="F79646" w:themeColor="accent6"/>
-        <w:left w:val="single" w:sz="8" w:space="0" w:color="F79646" w:themeColor="accent6"/>
-        <w:bottom w:val="single" w:sz="8" w:space="0" w:color="F79646" w:themeColor="accent6"/>
-        <w:right w:val="single" w:sz="8" w:space="0" w:color="F79646" w:themeColor="accent6"/>
-        <w:insideH w:val="single" w:sz="8" w:space="0" w:color="F79646" w:themeColor="accent6"/>
-        <w:insideV w:val="single" w:sz="8" w:space="0" w:color="F79646" w:themeColor="accent6"/>
+        <w:top w:val="single" w:color="F79646" w:themeColor="accent6" w:sz="8" w:space="0"/>
+        <w:left w:val="single" w:color="F79646" w:themeColor="accent6" w:sz="8" w:space="0"/>
+        <w:bottom w:val="single" w:color="F79646" w:themeColor="accent6" w:sz="8" w:space="0"/>
+        <w:right w:val="single" w:color="F79646" w:themeColor="accent6" w:sz="8" w:space="0"/>
+        <w:insideH w:val="single" w:color="F79646" w:themeColor="accent6" w:sz="8" w:space="0"/>
+        <w:insideV w:val="single" w:color="F79646" w:themeColor="accent6" w:sz="8" w:space="0"/>
       </w:tblBorders>
       <w:tblCellMar>
         <w:top w:w="0" w:type="dxa"/>
@@ -9929,7 +9922,7 @@
       <w:tblPr/>
       <w:tcPr>
         <w:tcBorders>
-          <w:top w:val="single" w:sz="12" w:space="0" w:color="000000" w:themeColor="text1"/>
+          <w:top w:val="single" w:color="000000" w:themeColor="text1" w:sz="12" w:space="0"/>
           <w:left w:val="nil"/>
           <w:bottom w:val="nil"/>
           <w:right w:val="nil"/>
@@ -9987,8 +9980,8 @@
       <w:tblPr/>
       <w:tcPr>
         <w:tcBorders>
-          <w:insideH w:val="single" w:sz="6" w:space="0" w:color="F79646" w:themeColor="accent6"/>
-          <w:insideV w:val="single" w:sz="6" w:space="0" w:color="F79646" w:themeColor="accent6"/>
+          <w:insideH w:val="single" w:color="F79646" w:themeColor="accent6" w:sz="6" w:space="0"/>
+          <w:insideV w:val="single" w:color="F79646" w:themeColor="accent6" w:sz="6" w:space="0"/>
         </w:tcBorders>
         <w:shd w:val="clear" w:color="auto" w:fill="FBCAA2" w:themeFill="accent6" w:themeFillTint="7F"/>
       </w:tcPr>
@@ -10013,12 +10006,12 @@
       <w:tblStyleColBandSize w:val="1"/>
       <w:tblInd w:w="0" w:type="dxa"/>
       <w:tblBorders>
-        <w:top w:val="single" w:sz="8" w:space="0" w:color="FFFFFF" w:themeColor="background1"/>
-        <w:left w:val="single" w:sz="8" w:space="0" w:color="FFFFFF" w:themeColor="background1"/>
-        <w:bottom w:val="single" w:sz="8" w:space="0" w:color="FFFFFF" w:themeColor="background1"/>
-        <w:right w:val="single" w:sz="8" w:space="0" w:color="FFFFFF" w:themeColor="background1"/>
-        <w:insideH w:val="single" w:sz="6" w:space="0" w:color="FFFFFF" w:themeColor="background1"/>
-        <w:insideV w:val="single" w:sz="6" w:space="0" w:color="FFFFFF" w:themeColor="background1"/>
+        <w:top w:val="single" w:color="FFFFFF" w:themeColor="background1" w:sz="8" w:space="0"/>
+        <w:left w:val="single" w:color="FFFFFF" w:themeColor="background1" w:sz="8" w:space="0"/>
+        <w:bottom w:val="single" w:color="FFFFFF" w:themeColor="background1" w:sz="8" w:space="0"/>
+        <w:right w:val="single" w:color="FFFFFF" w:themeColor="background1" w:sz="8" w:space="0"/>
+        <w:insideH w:val="single" w:color="FFFFFF" w:themeColor="background1" w:sz="6" w:space="0"/>
+        <w:insideV w:val="single" w:color="FFFFFF" w:themeColor="background1" w:sz="6" w:space="0"/>
       </w:tblBorders>
       <w:tblCellMar>
         <w:top w:w="0" w:type="dxa"/>
@@ -10041,12 +10034,12 @@
       <w:tblPr/>
       <w:tcPr>
         <w:tcBorders>
-          <w:top w:val="single" w:sz="8" w:space="0" w:color="FFFFFF" w:themeColor="background1"/>
-          <w:left w:val="single" w:sz="8" w:space="0" w:color="FFFFFF" w:themeColor="background1"/>
-          <w:bottom w:val="single" w:sz="24" w:space="0" w:color="FFFFFF" w:themeColor="background1"/>
-          <w:right w:val="single" w:sz="8" w:space="0" w:color="FFFFFF" w:themeColor="background1"/>
-          <w:insideH w:val="nil"/>
-          <w:insideV w:val="single" w:sz="8" w:space="0" w:color="FFFFFF" w:themeColor="background1"/>
+          <w:top w:val="single" w:color="FFFFFF" w:themeColor="background1" w:sz="8" w:space="0"/>
+          <w:left w:val="single" w:color="FFFFFF" w:themeColor="background1" w:sz="8" w:space="0"/>
+          <w:bottom w:val="single" w:color="FFFFFF" w:themeColor="background1" w:sz="24" w:space="0"/>
+          <w:right w:val="single" w:color="FFFFFF" w:themeColor="background1" w:sz="8" w:space="0"/>
+          <w:insideH w:val="nil"/>
+          <w:insideV w:val="single" w:color="FFFFFF" w:themeColor="background1" w:sz="8" w:space="0"/>
         </w:tcBorders>
         <w:shd w:val="clear" w:color="auto" w:fill="000000" w:themeFill="text1"/>
       </w:tcPr>
@@ -10062,12 +10055,12 @@
       <w:tblPr/>
       <w:tcPr>
         <w:tcBorders>
-          <w:top w:val="single" w:sz="24" w:space="0" w:color="FFFFFF" w:themeColor="background1"/>
-          <w:left w:val="single" w:sz="8" w:space="0" w:color="FFFFFF" w:themeColor="background1"/>
-          <w:bottom w:val="single" w:sz="8" w:space="0" w:color="FFFFFF" w:themeColor="background1"/>
-          <w:right w:val="single" w:sz="8" w:space="0" w:color="FFFFFF" w:themeColor="background1"/>
-          <w:insideH w:val="nil"/>
-          <w:insideV w:val="single" w:sz="8" w:space="0" w:color="FFFFFF" w:themeColor="background1"/>
+          <w:top w:val="single" w:color="FFFFFF" w:themeColor="background1" w:sz="24" w:space="0"/>
+          <w:left w:val="single" w:color="FFFFFF" w:themeColor="background1" w:sz="8" w:space="0"/>
+          <w:bottom w:val="single" w:color="FFFFFF" w:themeColor="background1" w:sz="8" w:space="0"/>
+          <w:right w:val="single" w:color="FFFFFF" w:themeColor="background1" w:sz="8" w:space="0"/>
+          <w:insideH w:val="nil"/>
+          <w:insideV w:val="single" w:color="FFFFFF" w:themeColor="background1" w:sz="8" w:space="0"/>
         </w:tcBorders>
         <w:shd w:val="clear" w:color="auto" w:fill="000000" w:themeFill="text1"/>
       </w:tcPr>
@@ -10083,8 +10076,8 @@
       <w:tblPr/>
       <w:tcPr>
         <w:tcBorders>
-          <w:left w:val="single" w:sz="8" w:space="0" w:color="FFFFFF" w:themeColor="background1"/>
-          <w:right w:val="single" w:sz="24" w:space="0" w:color="FFFFFF" w:themeColor="background1"/>
+          <w:left w:val="single" w:color="FFFFFF" w:themeColor="background1" w:sz="8" w:space="0"/>
+          <w:right w:val="single" w:color="FFFFFF" w:themeColor="background1" w:sz="24" w:space="0"/>
           <w:insideH w:val="nil"/>
           <w:insideV w:val="nil"/>
         </w:tcBorders>
@@ -10103,7 +10096,7 @@
       <w:tcPr>
         <w:tcBorders>
           <w:top w:val="nil"/>
-          <w:left w:val="single" w:sz="24" w:space="0" w:color="FFFFFF" w:themeColor="background1"/>
+          <w:left w:val="single" w:color="FFFFFF" w:themeColor="background1" w:sz="24" w:space="0"/>
           <w:bottom w:val="nil"/>
           <w:right w:val="nil"/>
           <w:insideH w:val="nil"/>
@@ -10116,10 +10109,10 @@
       <w:tblPr/>
       <w:tcPr>
         <w:tcBorders>
-          <w:top w:val="single" w:sz="8" w:space="0" w:color="FFFFFF" w:themeColor="background1"/>
-          <w:left w:val="single" w:sz="8" w:space="0" w:color="FFFFFF" w:themeColor="background1"/>
-          <w:bottom w:val="single" w:sz="8" w:space="0" w:color="FFFFFF" w:themeColor="background1"/>
-          <w:right w:val="single" w:sz="8" w:space="0" w:color="FFFFFF" w:themeColor="background1"/>
+          <w:top w:val="single" w:color="FFFFFF" w:themeColor="background1" w:sz="8" w:space="0"/>
+          <w:left w:val="single" w:color="FFFFFF" w:themeColor="background1" w:sz="8" w:space="0"/>
+          <w:bottom w:val="single" w:color="FFFFFF" w:themeColor="background1" w:sz="8" w:space="0"/>
+          <w:right w:val="single" w:color="FFFFFF" w:themeColor="background1" w:sz="8" w:space="0"/>
           <w:insideH w:val="nil"/>
           <w:insideV w:val="nil"/>
         </w:tcBorders>
@@ -10130,12 +10123,12 @@
       <w:tblPr/>
       <w:tcPr>
         <w:tcBorders>
-          <w:top w:val="single" w:sz="8" w:space="0" w:color="FFFFFF" w:themeColor="background1"/>
-          <w:left w:val="single" w:sz="8" w:space="0" w:color="FFFFFF" w:themeColor="background1"/>
-          <w:bottom w:val="single" w:sz="8" w:space="0" w:color="FFFFFF" w:themeColor="background1"/>
-          <w:right w:val="single" w:sz="8" w:space="0" w:color="FFFFFF" w:themeColor="background1"/>
-          <w:insideH w:val="single" w:sz="8" w:space="0" w:color="FFFFFF" w:themeColor="background1"/>
-          <w:insideV w:val="single" w:sz="8" w:space="0" w:color="FFFFFF" w:themeColor="background1"/>
+          <w:top w:val="single" w:color="FFFFFF" w:themeColor="background1" w:sz="8" w:space="0"/>
+          <w:left w:val="single" w:color="FFFFFF" w:themeColor="background1" w:sz="8" w:space="0"/>
+          <w:bottom w:val="single" w:color="FFFFFF" w:themeColor="background1" w:sz="8" w:space="0"/>
+          <w:right w:val="single" w:color="FFFFFF" w:themeColor="background1" w:sz="8" w:space="0"/>
+          <w:insideH w:val="single" w:color="FFFFFF" w:themeColor="background1" w:sz="8" w:space="0"/>
+          <w:insideV w:val="single" w:color="FFFFFF" w:themeColor="background1" w:sz="8" w:space="0"/>
         </w:tcBorders>
         <w:shd w:val="clear" w:color="auto" w:fill="808080" w:themeFill="text1" w:themeFillTint="7F"/>
       </w:tcPr>
@@ -10154,12 +10147,12 @@
       <w:tblStyleColBandSize w:val="1"/>
       <w:tblInd w:w="0" w:type="dxa"/>
       <w:tblBorders>
-        <w:top w:val="single" w:sz="8" w:space="0" w:color="FFFFFF" w:themeColor="background1"/>
-        <w:left w:val="single" w:sz="8" w:space="0" w:color="FFFFFF" w:themeColor="background1"/>
-        <w:bottom w:val="single" w:sz="8" w:space="0" w:color="FFFFFF" w:themeColor="background1"/>
-        <w:right w:val="single" w:sz="8" w:space="0" w:color="FFFFFF" w:themeColor="background1"/>
-        <w:insideH w:val="single" w:sz="6" w:space="0" w:color="FFFFFF" w:themeColor="background1"/>
-        <w:insideV w:val="single" w:sz="6" w:space="0" w:color="FFFFFF" w:themeColor="background1"/>
+        <w:top w:val="single" w:color="FFFFFF" w:themeColor="background1" w:sz="8" w:space="0"/>
+        <w:left w:val="single" w:color="FFFFFF" w:themeColor="background1" w:sz="8" w:space="0"/>
+        <w:bottom w:val="single" w:color="FFFFFF" w:themeColor="background1" w:sz="8" w:space="0"/>
+        <w:right w:val="single" w:color="FFFFFF" w:themeColor="background1" w:sz="8" w:space="0"/>
+        <w:insideH w:val="single" w:color="FFFFFF" w:themeColor="background1" w:sz="6" w:space="0"/>
+        <w:insideV w:val="single" w:color="FFFFFF" w:themeColor="background1" w:sz="6" w:space="0"/>
       </w:tblBorders>
       <w:tblCellMar>
         <w:top w:w="0" w:type="dxa"/>
@@ -10182,12 +10175,12 @@
       <w:tblPr/>
       <w:tcPr>
         <w:tcBorders>
-          <w:top w:val="single" w:sz="8" w:space="0" w:color="FFFFFF" w:themeColor="background1"/>
-          <w:left w:val="single" w:sz="8" w:space="0" w:color="FFFFFF" w:themeColor="background1"/>
-          <w:bottom w:val="single" w:sz="24" w:space="0" w:color="FFFFFF" w:themeColor="background1"/>
-          <w:right w:val="single" w:sz="8" w:space="0" w:color="FFFFFF" w:themeColor="background1"/>
-          <w:insideH w:val="nil"/>
-          <w:insideV w:val="single" w:sz="8" w:space="0" w:color="FFFFFF" w:themeColor="background1"/>
+          <w:top w:val="single" w:color="FFFFFF" w:themeColor="background1" w:sz="8" w:space="0"/>
+          <w:left w:val="single" w:color="FFFFFF" w:themeColor="background1" w:sz="8" w:space="0"/>
+          <w:bottom w:val="single" w:color="FFFFFF" w:themeColor="background1" w:sz="24" w:space="0"/>
+          <w:right w:val="single" w:color="FFFFFF" w:themeColor="background1" w:sz="8" w:space="0"/>
+          <w:insideH w:val="nil"/>
+          <w:insideV w:val="single" w:color="FFFFFF" w:themeColor="background1" w:sz="8" w:space="0"/>
         </w:tcBorders>
         <w:shd w:val="clear" w:color="auto" w:fill="4F81BD" w:themeFill="accent1"/>
       </w:tcPr>
@@ -10203,12 +10196,12 @@
       <w:tblPr/>
       <w:tcPr>
         <w:tcBorders>
-          <w:top w:val="single" w:sz="24" w:space="0" w:color="FFFFFF" w:themeColor="background1"/>
-          <w:left w:val="single" w:sz="8" w:space="0" w:color="FFFFFF" w:themeColor="background1"/>
-          <w:bottom w:val="single" w:sz="8" w:space="0" w:color="FFFFFF" w:themeColor="background1"/>
-          <w:right w:val="single" w:sz="8" w:space="0" w:color="FFFFFF" w:themeColor="background1"/>
-          <w:insideH w:val="nil"/>
-          <w:insideV w:val="single" w:sz="8" w:space="0" w:color="FFFFFF" w:themeColor="background1"/>
+          <w:top w:val="single" w:color="FFFFFF" w:themeColor="background1" w:sz="24" w:space="0"/>
+          <w:left w:val="single" w:color="FFFFFF" w:themeColor="background1" w:sz="8" w:space="0"/>
+          <w:bottom w:val="single" w:color="FFFFFF" w:themeColor="background1" w:sz="8" w:space="0"/>
+          <w:right w:val="single" w:color="FFFFFF" w:themeColor="background1" w:sz="8" w:space="0"/>
+          <w:insideH w:val="nil"/>
+          <w:insideV w:val="single" w:color="FFFFFF" w:themeColor="background1" w:sz="8" w:space="0"/>
         </w:tcBorders>
         <w:shd w:val="clear" w:color="auto" w:fill="4F81BD" w:themeFill="accent1"/>
       </w:tcPr>
@@ -10224,8 +10217,8 @@
       <w:tblPr/>
       <w:tcPr>
         <w:tcBorders>
-          <w:left w:val="single" w:sz="8" w:space="0" w:color="FFFFFF" w:themeColor="background1"/>
-          <w:right w:val="single" w:sz="24" w:space="0" w:color="FFFFFF" w:themeColor="background1"/>
+          <w:left w:val="single" w:color="FFFFFF" w:themeColor="background1" w:sz="8" w:space="0"/>
+          <w:right w:val="single" w:color="FFFFFF" w:themeColor="background1" w:sz="24" w:space="0"/>
           <w:insideH w:val="nil"/>
           <w:insideV w:val="nil"/>
         </w:tcBorders>
@@ -10244,7 +10237,7 @@
       <w:tcPr>
         <w:tcBorders>
           <w:top w:val="nil"/>
-          <w:left w:val="single" w:sz="24" w:space="0" w:color="FFFFFF" w:themeColor="background1"/>
+          <w:left w:val="single" w:color="FFFFFF" w:themeColor="background1" w:sz="24" w:space="0"/>
           <w:bottom w:val="nil"/>
           <w:right w:val="nil"/>
           <w:insideH w:val="nil"/>
@@ -10257,10 +10250,10 @@
       <w:tblPr/>
       <w:tcPr>
         <w:tcBorders>
-          <w:top w:val="single" w:sz="8" w:space="0" w:color="FFFFFF" w:themeColor="background1"/>
-          <w:left w:val="single" w:sz="8" w:space="0" w:color="FFFFFF" w:themeColor="background1"/>
-          <w:bottom w:val="single" w:sz="8" w:space="0" w:color="FFFFFF" w:themeColor="background1"/>
-          <w:right w:val="single" w:sz="8" w:space="0" w:color="FFFFFF" w:themeColor="background1"/>
+          <w:top w:val="single" w:color="FFFFFF" w:themeColor="background1" w:sz="8" w:space="0"/>
+          <w:left w:val="single" w:color="FFFFFF" w:themeColor="background1" w:sz="8" w:space="0"/>
+          <w:bottom w:val="single" w:color="FFFFFF" w:themeColor="background1" w:sz="8" w:space="0"/>
+          <w:right w:val="single" w:color="FFFFFF" w:themeColor="background1" w:sz="8" w:space="0"/>
           <w:insideH w:val="nil"/>
           <w:insideV w:val="nil"/>
         </w:tcBorders>
@@ -10271,12 +10264,12 @@
       <w:tblPr/>
       <w:tcPr>
         <w:tcBorders>
-          <w:top w:val="single" w:sz="8" w:space="0" w:color="FFFFFF" w:themeColor="background1"/>
-          <w:left w:val="single" w:sz="8" w:space="0" w:color="FFFFFF" w:themeColor="background1"/>
-          <w:bottom w:val="single" w:sz="8" w:space="0" w:color="FFFFFF" w:themeColor="background1"/>
-          <w:right w:val="single" w:sz="8" w:space="0" w:color="FFFFFF" w:themeColor="background1"/>
-          <w:insideH w:val="single" w:sz="8" w:space="0" w:color="FFFFFF" w:themeColor="background1"/>
-          <w:insideV w:val="single" w:sz="8" w:space="0" w:color="FFFFFF" w:themeColor="background1"/>
+          <w:top w:val="single" w:color="FFFFFF" w:themeColor="background1" w:sz="8" w:space="0"/>
+          <w:left w:val="single" w:color="FFFFFF" w:themeColor="background1" w:sz="8" w:space="0"/>
+          <w:bottom w:val="single" w:color="FFFFFF" w:themeColor="background1" w:sz="8" w:space="0"/>
+          <w:right w:val="single" w:color="FFFFFF" w:themeColor="background1" w:sz="8" w:space="0"/>
+          <w:insideH w:val="single" w:color="FFFFFF" w:themeColor="background1" w:sz="8" w:space="0"/>
+          <w:insideV w:val="single" w:color="FFFFFF" w:themeColor="background1" w:sz="8" w:space="0"/>
         </w:tcBorders>
         <w:shd w:val="clear" w:color="auto" w:fill="A7BFDE" w:themeFill="accent1" w:themeFillTint="7F"/>
       </w:tcPr>
@@ -10295,12 +10288,12 @@
       <w:tblStyleColBandSize w:val="1"/>
       <w:tblInd w:w="0" w:type="dxa"/>
       <w:tblBorders>
-        <w:top w:val="single" w:sz="8" w:space="0" w:color="FFFFFF" w:themeColor="background1"/>
-        <w:left w:val="single" w:sz="8" w:space="0" w:color="FFFFFF" w:themeColor="background1"/>
-        <w:bottom w:val="single" w:sz="8" w:space="0" w:color="FFFFFF" w:themeColor="background1"/>
-        <w:right w:val="single" w:sz="8" w:space="0" w:color="FFFFFF" w:themeColor="background1"/>
-        <w:insideH w:val="single" w:sz="6" w:space="0" w:color="FFFFFF" w:themeColor="background1"/>
-        <w:insideV w:val="single" w:sz="6" w:space="0" w:color="FFFFFF" w:themeColor="background1"/>
+        <w:top w:val="single" w:color="FFFFFF" w:themeColor="background1" w:sz="8" w:space="0"/>
+        <w:left w:val="single" w:color="FFFFFF" w:themeColor="background1" w:sz="8" w:space="0"/>
+        <w:bottom w:val="single" w:color="FFFFFF" w:themeColor="background1" w:sz="8" w:space="0"/>
+        <w:right w:val="single" w:color="FFFFFF" w:themeColor="background1" w:sz="8" w:space="0"/>
+        <w:insideH w:val="single" w:color="FFFFFF" w:themeColor="background1" w:sz="6" w:space="0"/>
+        <w:insideV w:val="single" w:color="FFFFFF" w:themeColor="background1" w:sz="6" w:space="0"/>
       </w:tblBorders>
       <w:tblCellMar>
         <w:top w:w="0" w:type="dxa"/>
@@ -10323,12 +10316,12 @@
       <w:tblPr/>
       <w:tcPr>
         <w:tcBorders>
-          <w:top w:val="single" w:sz="8" w:space="0" w:color="FFFFFF" w:themeColor="background1"/>
-          <w:left w:val="single" w:sz="8" w:space="0" w:color="FFFFFF" w:themeColor="background1"/>
-          <w:bottom w:val="single" w:sz="24" w:space="0" w:color="FFFFFF" w:themeColor="background1"/>
-          <w:right w:val="single" w:sz="8" w:space="0" w:color="FFFFFF" w:themeColor="background1"/>
-          <w:insideH w:val="nil"/>
-          <w:insideV w:val="single" w:sz="8" w:space="0" w:color="FFFFFF" w:themeColor="background1"/>
+          <w:top w:val="single" w:color="FFFFFF" w:themeColor="background1" w:sz="8" w:space="0"/>
+          <w:left w:val="single" w:color="FFFFFF" w:themeColor="background1" w:sz="8" w:space="0"/>
+          <w:bottom w:val="single" w:color="FFFFFF" w:themeColor="background1" w:sz="24" w:space="0"/>
+          <w:right w:val="single" w:color="FFFFFF" w:themeColor="background1" w:sz="8" w:space="0"/>
+          <w:insideH w:val="nil"/>
+          <w:insideV w:val="single" w:color="FFFFFF" w:themeColor="background1" w:sz="8" w:space="0"/>
         </w:tcBorders>
         <w:shd w:val="clear" w:color="auto" w:fill="C0504D" w:themeFill="accent2"/>
       </w:tcPr>
@@ -10344,12 +10337,12 @@
       <w:tblPr/>
       <w:tcPr>
         <w:tcBorders>
-          <w:top w:val="single" w:sz="24" w:space="0" w:color="FFFFFF" w:themeColor="background1"/>
-          <w:left w:val="single" w:sz="8" w:space="0" w:color="FFFFFF" w:themeColor="background1"/>
-          <w:bottom w:val="single" w:sz="8" w:space="0" w:color="FFFFFF" w:themeColor="background1"/>
-          <w:right w:val="single" w:sz="8" w:space="0" w:color="FFFFFF" w:themeColor="background1"/>
-          <w:insideH w:val="nil"/>
-          <w:insideV w:val="single" w:sz="8" w:space="0" w:color="FFFFFF" w:themeColor="background1"/>
+          <w:top w:val="single" w:color="FFFFFF" w:themeColor="background1" w:sz="24" w:space="0"/>
+          <w:left w:val="single" w:color="FFFFFF" w:themeColor="background1" w:sz="8" w:space="0"/>
+          <w:bottom w:val="single" w:color="FFFFFF" w:themeColor="background1" w:sz="8" w:space="0"/>
+          <w:right w:val="single" w:color="FFFFFF" w:themeColor="background1" w:sz="8" w:space="0"/>
+          <w:insideH w:val="nil"/>
+          <w:insideV w:val="single" w:color="FFFFFF" w:themeColor="background1" w:sz="8" w:space="0"/>
         </w:tcBorders>
         <w:shd w:val="clear" w:color="auto" w:fill="C0504D" w:themeFill="accent2"/>
       </w:tcPr>
@@ -10365,8 +10358,8 @@
       <w:tblPr/>
       <w:tcPr>
         <w:tcBorders>
-          <w:left w:val="single" w:sz="8" w:space="0" w:color="FFFFFF" w:themeColor="background1"/>
-          <w:right w:val="single" w:sz="24" w:space="0" w:color="FFFFFF" w:themeColor="background1"/>
+          <w:left w:val="single" w:color="FFFFFF" w:themeColor="background1" w:sz="8" w:space="0"/>
+          <w:right w:val="single" w:color="FFFFFF" w:themeColor="background1" w:sz="24" w:space="0"/>
           <w:insideH w:val="nil"/>
           <w:insideV w:val="nil"/>
         </w:tcBorders>
@@ -10385,7 +10378,7 @@
       <w:tcPr>
         <w:tcBorders>
           <w:top w:val="nil"/>
-          <w:left w:val="single" w:sz="24" w:space="0" w:color="FFFFFF" w:themeColor="background1"/>
+          <w:left w:val="single" w:color="FFFFFF" w:themeColor="background1" w:sz="24" w:space="0"/>
           <w:bottom w:val="nil"/>
           <w:right w:val="nil"/>
           <w:insideH w:val="nil"/>
@@ -10398,10 +10391,10 @@
       <w:tblPr/>
       <w:tcPr>
         <w:tcBorders>
-          <w:top w:val="single" w:sz="8" w:space="0" w:color="FFFFFF" w:themeColor="background1"/>
-          <w:left w:val="single" w:sz="8" w:space="0" w:color="FFFFFF" w:themeColor="background1"/>
-          <w:bottom w:val="single" w:sz="8" w:space="0" w:color="FFFFFF" w:themeColor="background1"/>
-          <w:right w:val="single" w:sz="8" w:space="0" w:color="FFFFFF" w:themeColor="background1"/>
+          <w:top w:val="single" w:color="FFFFFF" w:themeColor="background1" w:sz="8" w:space="0"/>
+          <w:left w:val="single" w:color="FFFFFF" w:themeColor="background1" w:sz="8" w:space="0"/>
+          <w:bottom w:val="single" w:color="FFFFFF" w:themeColor="background1" w:sz="8" w:space="0"/>
+          <w:right w:val="single" w:color="FFFFFF" w:themeColor="background1" w:sz="8" w:space="0"/>
           <w:insideH w:val="nil"/>
           <w:insideV w:val="nil"/>
         </w:tcBorders>
@@ -10412,12 +10405,12 @@
       <w:tblPr/>
       <w:tcPr>
         <w:tcBorders>
-          <w:top w:val="single" w:sz="8" w:space="0" w:color="FFFFFF" w:themeColor="background1"/>
-          <w:left w:val="single" w:sz="8" w:space="0" w:color="FFFFFF" w:themeColor="background1"/>
-          <w:bottom w:val="single" w:sz="8" w:space="0" w:color="FFFFFF" w:themeColor="background1"/>
-          <w:right w:val="single" w:sz="8" w:space="0" w:color="FFFFFF" w:themeColor="background1"/>
-          <w:insideH w:val="single" w:sz="8" w:space="0" w:color="FFFFFF" w:themeColor="background1"/>
-          <w:insideV w:val="single" w:sz="8" w:space="0" w:color="FFFFFF" w:themeColor="background1"/>
+          <w:top w:val="single" w:color="FFFFFF" w:themeColor="background1" w:sz="8" w:space="0"/>
+          <w:left w:val="single" w:color="FFFFFF" w:themeColor="background1" w:sz="8" w:space="0"/>
+          <w:bottom w:val="single" w:color="FFFFFF" w:themeColor="background1" w:sz="8" w:space="0"/>
+          <w:right w:val="single" w:color="FFFFFF" w:themeColor="background1" w:sz="8" w:space="0"/>
+          <w:insideH w:val="single" w:color="FFFFFF" w:themeColor="background1" w:sz="8" w:space="0"/>
+          <w:insideV w:val="single" w:color="FFFFFF" w:themeColor="background1" w:sz="8" w:space="0"/>
         </w:tcBorders>
         <w:shd w:val="clear" w:color="auto" w:fill="DFA7A6" w:themeFill="accent2" w:themeFillTint="7F"/>
       </w:tcPr>
@@ -10436,12 +10429,12 @@
       <w:tblStyleColBandSize w:val="1"/>
       <w:tblInd w:w="0" w:type="dxa"/>
       <w:tblBorders>
-        <w:top w:val="single" w:sz="8" w:space="0" w:color="FFFFFF" w:themeColor="background1"/>
-        <w:left w:val="single" w:sz="8" w:space="0" w:color="FFFFFF" w:themeColor="background1"/>
-        <w:bottom w:val="single" w:sz="8" w:space="0" w:color="FFFFFF" w:themeColor="background1"/>
-        <w:right w:val="single" w:sz="8" w:space="0" w:color="FFFFFF" w:themeColor="background1"/>
-        <w:insideH w:val="single" w:sz="6" w:space="0" w:color="FFFFFF" w:themeColor="background1"/>
-        <w:insideV w:val="single" w:sz="6" w:space="0" w:color="FFFFFF" w:themeColor="background1"/>
+        <w:top w:val="single" w:color="FFFFFF" w:themeColor="background1" w:sz="8" w:space="0"/>
+        <w:left w:val="single" w:color="FFFFFF" w:themeColor="background1" w:sz="8" w:space="0"/>
+        <w:bottom w:val="single" w:color="FFFFFF" w:themeColor="background1" w:sz="8" w:space="0"/>
+        <w:right w:val="single" w:color="FFFFFF" w:themeColor="background1" w:sz="8" w:space="0"/>
+        <w:insideH w:val="single" w:color="FFFFFF" w:themeColor="background1" w:sz="6" w:space="0"/>
+        <w:insideV w:val="single" w:color="FFFFFF" w:themeColor="background1" w:sz="6" w:space="0"/>
       </w:tblBorders>
       <w:tblCellMar>
         <w:top w:w="0" w:type="dxa"/>
@@ -10464,12 +10457,12 @@
       <w:tblPr/>
       <w:tcPr>
         <w:tcBorders>
-          <w:top w:val="single" w:sz="8" w:space="0" w:color="FFFFFF" w:themeColor="background1"/>
-          <w:left w:val="single" w:sz="8" w:space="0" w:color="FFFFFF" w:themeColor="background1"/>
-          <w:bottom w:val="single" w:sz="24" w:space="0" w:color="FFFFFF" w:themeColor="background1"/>
-          <w:right w:val="single" w:sz="8" w:space="0" w:color="FFFFFF" w:themeColor="background1"/>
-          <w:insideH w:val="nil"/>
-          <w:insideV w:val="single" w:sz="8" w:space="0" w:color="FFFFFF" w:themeColor="background1"/>
+          <w:top w:val="single" w:color="FFFFFF" w:themeColor="background1" w:sz="8" w:space="0"/>
+          <w:left w:val="single" w:color="FFFFFF" w:themeColor="background1" w:sz="8" w:space="0"/>
+          <w:bottom w:val="single" w:color="FFFFFF" w:themeColor="background1" w:sz="24" w:space="0"/>
+          <w:right w:val="single" w:color="FFFFFF" w:themeColor="background1" w:sz="8" w:space="0"/>
+          <w:insideH w:val="nil"/>
+          <w:insideV w:val="single" w:color="FFFFFF" w:themeColor="background1" w:sz="8" w:space="0"/>
         </w:tcBorders>
         <w:shd w:val="clear" w:color="auto" w:fill="9BBB59" w:themeFill="accent3"/>
       </w:tcPr>
@@ -10485,12 +10478,12 @@
       <w:tblPr/>
       <w:tcPr>
         <w:tcBorders>
-          <w:top w:val="single" w:sz="24" w:space="0" w:color="FFFFFF" w:themeColor="background1"/>
-          <w:left w:val="single" w:sz="8" w:space="0" w:color="FFFFFF" w:themeColor="background1"/>
-          <w:bottom w:val="single" w:sz="8" w:space="0" w:color="FFFFFF" w:themeColor="background1"/>
-          <w:right w:val="single" w:sz="8" w:space="0" w:color="FFFFFF" w:themeColor="background1"/>
-          <w:insideH w:val="nil"/>
-          <w:insideV w:val="single" w:sz="8" w:space="0" w:color="FFFFFF" w:themeColor="background1"/>
+          <w:top w:val="single" w:color="FFFFFF" w:themeColor="background1" w:sz="24" w:space="0"/>
+          <w:left w:val="single" w:color="FFFFFF" w:themeColor="background1" w:sz="8" w:space="0"/>
+          <w:bottom w:val="single" w:color="FFFFFF" w:themeColor="background1" w:sz="8" w:space="0"/>
+          <w:right w:val="single" w:color="FFFFFF" w:themeColor="background1" w:sz="8" w:space="0"/>
+          <w:insideH w:val="nil"/>
+          <w:insideV w:val="single" w:color="FFFFFF" w:themeColor="background1" w:sz="8" w:space="0"/>
         </w:tcBorders>
         <w:shd w:val="clear" w:color="auto" w:fill="9BBB59" w:themeFill="accent3"/>
       </w:tcPr>
@@ -10506,8 +10499,8 @@
       <w:tblPr/>
       <w:tcPr>
         <w:tcBorders>
-          <w:left w:val="single" w:sz="8" w:space="0" w:color="FFFFFF" w:themeColor="background1"/>
-          <w:right w:val="single" w:sz="24" w:space="0" w:color="FFFFFF" w:themeColor="background1"/>
+          <w:left w:val="single" w:color="FFFFFF" w:themeColor="background1" w:sz="8" w:space="0"/>
+          <w:right w:val="single" w:color="FFFFFF" w:themeColor="background1" w:sz="24" w:space="0"/>
           <w:insideH w:val="nil"/>
           <w:insideV w:val="nil"/>
         </w:tcBorders>
@@ -10526,7 +10519,7 @@
       <w:tcPr>
         <w:tcBorders>
           <w:top w:val="nil"/>
-          <w:left w:val="single" w:sz="24" w:space="0" w:color="FFFFFF" w:themeColor="background1"/>
+          <w:left w:val="single" w:color="FFFFFF" w:themeColor="background1" w:sz="24" w:space="0"/>
           <w:bottom w:val="nil"/>
           <w:right w:val="nil"/>
           <w:insideH w:val="nil"/>
@@ -10539,10 +10532,10 @@
       <w:tblPr/>
       <w:tcPr>
         <w:tcBorders>
-          <w:top w:val="single" w:sz="8" w:space="0" w:color="FFFFFF" w:themeColor="background1"/>
-          <w:left w:val="single" w:sz="8" w:space="0" w:color="FFFFFF" w:themeColor="background1"/>
-          <w:bottom w:val="single" w:sz="8" w:space="0" w:color="FFFFFF" w:themeColor="background1"/>
-          <w:right w:val="single" w:sz="8" w:space="0" w:color="FFFFFF" w:themeColor="background1"/>
+          <w:top w:val="single" w:color="FFFFFF" w:themeColor="background1" w:sz="8" w:space="0"/>
+          <w:left w:val="single" w:color="FFFFFF" w:themeColor="background1" w:sz="8" w:space="0"/>
+          <w:bottom w:val="single" w:color="FFFFFF" w:themeColor="background1" w:sz="8" w:space="0"/>
+          <w:right w:val="single" w:color="FFFFFF" w:themeColor="background1" w:sz="8" w:space="0"/>
           <w:insideH w:val="nil"/>
           <w:insideV w:val="nil"/>
         </w:tcBorders>
@@ -10553,12 +10546,12 @@
       <w:tblPr/>
       <w:tcPr>
         <w:tcBorders>
-          <w:top w:val="single" w:sz="8" w:space="0" w:color="FFFFFF" w:themeColor="background1"/>
-          <w:left w:val="single" w:sz="8" w:space="0" w:color="FFFFFF" w:themeColor="background1"/>
-          <w:bottom w:val="single" w:sz="8" w:space="0" w:color="FFFFFF" w:themeColor="background1"/>
-          <w:right w:val="single" w:sz="8" w:space="0" w:color="FFFFFF" w:themeColor="background1"/>
-          <w:insideH w:val="single" w:sz="8" w:space="0" w:color="FFFFFF" w:themeColor="background1"/>
-          <w:insideV w:val="single" w:sz="8" w:space="0" w:color="FFFFFF" w:themeColor="background1"/>
+          <w:top w:val="single" w:color="FFFFFF" w:themeColor="background1" w:sz="8" w:space="0"/>
+          <w:left w:val="single" w:color="FFFFFF" w:themeColor="background1" w:sz="8" w:space="0"/>
+          <w:bottom w:val="single" w:color="FFFFFF" w:themeColor="background1" w:sz="8" w:space="0"/>
+          <w:right w:val="single" w:color="FFFFFF" w:themeColor="background1" w:sz="8" w:space="0"/>
+          <w:insideH w:val="single" w:color="FFFFFF" w:themeColor="background1" w:sz="8" w:space="0"/>
+          <w:insideV w:val="single" w:color="FFFFFF" w:themeColor="background1" w:sz="8" w:space="0"/>
         </w:tcBorders>
         <w:shd w:val="clear" w:color="auto" w:fill="CDDDAC" w:themeFill="accent3" w:themeFillTint="7F"/>
       </w:tcPr>
@@ -10577,12 +10570,12 @@
       <w:tblStyleColBandSize w:val="1"/>
       <w:tblInd w:w="0" w:type="dxa"/>
       <w:tblBorders>
-        <w:top w:val="single" w:sz="8" w:space="0" w:color="FFFFFF" w:themeColor="background1"/>
-        <w:left w:val="single" w:sz="8" w:space="0" w:color="FFFFFF" w:themeColor="background1"/>
-        <w:bottom w:val="single" w:sz="8" w:space="0" w:color="FFFFFF" w:themeColor="background1"/>
-        <w:right w:val="single" w:sz="8" w:space="0" w:color="FFFFFF" w:themeColor="background1"/>
-        <w:insideH w:val="single" w:sz="6" w:space="0" w:color="FFFFFF" w:themeColor="background1"/>
-        <w:insideV w:val="single" w:sz="6" w:space="0" w:color="FFFFFF" w:themeColor="background1"/>
+        <w:top w:val="single" w:color="FFFFFF" w:themeColor="background1" w:sz="8" w:space="0"/>
+        <w:left w:val="single" w:color="FFFFFF" w:themeColor="background1" w:sz="8" w:space="0"/>
+        <w:bottom w:val="single" w:color="FFFFFF" w:themeColor="background1" w:sz="8" w:space="0"/>
+        <w:right w:val="single" w:color="FFFFFF" w:themeColor="background1" w:sz="8" w:space="0"/>
+        <w:insideH w:val="single" w:color="FFFFFF" w:themeColor="background1" w:sz="6" w:space="0"/>
+        <w:insideV w:val="single" w:color="FFFFFF" w:themeColor="background1" w:sz="6" w:space="0"/>
       </w:tblBorders>
       <w:tblCellMar>
         <w:top w:w="0" w:type="dxa"/>
@@ -10605,12 +10598,12 @@
       <w:tblPr/>
       <w:tcPr>
         <w:tcBorders>
-          <w:top w:val="single" w:sz="8" w:space="0" w:color="FFFFFF" w:themeColor="background1"/>
-          <w:left w:val="single" w:sz="8" w:space="0" w:color="FFFFFF" w:themeColor="background1"/>
-          <w:bottom w:val="single" w:sz="24" w:space="0" w:color="FFFFFF" w:themeColor="background1"/>
-          <w:right w:val="single" w:sz="8" w:space="0" w:color="FFFFFF" w:themeColor="background1"/>
-          <w:insideH w:val="nil"/>
-          <w:insideV w:val="single" w:sz="8" w:space="0" w:color="FFFFFF" w:themeColor="background1"/>
+          <w:top w:val="single" w:color="FFFFFF" w:themeColor="background1" w:sz="8" w:space="0"/>
+          <w:left w:val="single" w:color="FFFFFF" w:themeColor="background1" w:sz="8" w:space="0"/>
+          <w:bottom w:val="single" w:color="FFFFFF" w:themeColor="background1" w:sz="24" w:space="0"/>
+          <w:right w:val="single" w:color="FFFFFF" w:themeColor="background1" w:sz="8" w:space="0"/>
+          <w:insideH w:val="nil"/>
+          <w:insideV w:val="single" w:color="FFFFFF" w:themeColor="background1" w:sz="8" w:space="0"/>
         </w:tcBorders>
         <w:shd w:val="clear" w:color="auto" w:fill="8064A2" w:themeFill="accent4"/>
       </w:tcPr>
@@ -10626,12 +10619,12 @@
       <w:tblPr/>
       <w:tcPr>
         <w:tcBorders>
-          <w:top w:val="single" w:sz="24" w:space="0" w:color="FFFFFF" w:themeColor="background1"/>
-          <w:left w:val="single" w:sz="8" w:space="0" w:color="FFFFFF" w:themeColor="background1"/>
-          <w:bottom w:val="single" w:sz="8" w:space="0" w:color="FFFFFF" w:themeColor="background1"/>
-          <w:right w:val="single" w:sz="8" w:space="0" w:color="FFFFFF" w:themeColor="background1"/>
-          <w:insideH w:val="nil"/>
-          <w:insideV w:val="single" w:sz="8" w:space="0" w:color="FFFFFF" w:themeColor="background1"/>
+          <w:top w:val="single" w:color="FFFFFF" w:themeColor="background1" w:sz="24" w:space="0"/>
+          <w:left w:val="single" w:color="FFFFFF" w:themeColor="background1" w:sz="8" w:space="0"/>
+          <w:bottom w:val="single" w:color="FFFFFF" w:themeColor="background1" w:sz="8" w:space="0"/>
+          <w:right w:val="single" w:color="FFFFFF" w:themeColor="background1" w:sz="8" w:space="0"/>
+          <w:insideH w:val="nil"/>
+          <w:insideV w:val="single" w:color="FFFFFF" w:themeColor="background1" w:sz="8" w:space="0"/>
         </w:tcBorders>
         <w:shd w:val="clear" w:color="auto" w:fill="8064A2" w:themeFill="accent4"/>
       </w:tcPr>
@@ -10647,8 +10640,8 @@
       <w:tblPr/>
       <w:tcPr>
         <w:tcBorders>
-          <w:left w:val="single" w:sz="8" w:space="0" w:color="FFFFFF" w:themeColor="background1"/>
-          <w:right w:val="single" w:sz="24" w:space="0" w:color="FFFFFF" w:themeColor="background1"/>
+          <w:left w:val="single" w:color="FFFFFF" w:themeColor="background1" w:sz="8" w:space="0"/>
+          <w:right w:val="single" w:color="FFFFFF" w:themeColor="background1" w:sz="24" w:space="0"/>
           <w:insideH w:val="nil"/>
           <w:insideV w:val="nil"/>
         </w:tcBorders>
@@ -10667,7 +10660,7 @@
       <w:tcPr>
         <w:tcBorders>
           <w:top w:val="nil"/>
-          <w:left w:val="single" w:sz="24" w:space="0" w:color="FFFFFF" w:themeColor="background1"/>
+          <w:left w:val="single" w:color="FFFFFF" w:themeColor="background1" w:sz="24" w:space="0"/>
           <w:bottom w:val="nil"/>
           <w:right w:val="nil"/>
           <w:insideH w:val="nil"/>
@@ -10680,10 +10673,10 @@
       <w:tblPr/>
       <w:tcPr>
         <w:tcBorders>
-          <w:top w:val="single" w:sz="8" w:space="0" w:color="FFFFFF" w:themeColor="background1"/>
-          <w:left w:val="single" w:sz="8" w:space="0" w:color="FFFFFF" w:themeColor="background1"/>
-          <w:bottom w:val="single" w:sz="8" w:space="0" w:color="FFFFFF" w:themeColor="background1"/>
-          <w:right w:val="single" w:sz="8" w:space="0" w:color="FFFFFF" w:themeColor="background1"/>
+          <w:top w:val="single" w:color="FFFFFF" w:themeColor="background1" w:sz="8" w:space="0"/>
+          <w:left w:val="single" w:color="FFFFFF" w:themeColor="background1" w:sz="8" w:space="0"/>
+          <w:bottom w:val="single" w:color="FFFFFF" w:themeColor="background1" w:sz="8" w:space="0"/>
+          <w:right w:val="single" w:color="FFFFFF" w:themeColor="background1" w:sz="8" w:space="0"/>
           <w:insideH w:val="nil"/>
           <w:insideV w:val="nil"/>
         </w:tcBorders>
@@ -10694,12 +10687,12 @@
       <w:tblPr/>
       <w:tcPr>
         <w:tcBorders>
-          <w:top w:val="single" w:sz="8" w:space="0" w:color="FFFFFF" w:themeColor="background1"/>
-          <w:left w:val="single" w:sz="8" w:space="0" w:color="FFFFFF" w:themeColor="background1"/>
-          <w:bottom w:val="single" w:sz="8" w:space="0" w:color="FFFFFF" w:themeColor="background1"/>
-          <w:right w:val="single" w:sz="8" w:space="0" w:color="FFFFFF" w:themeColor="background1"/>
-          <w:insideH w:val="single" w:sz="8" w:space="0" w:color="FFFFFF" w:themeColor="background1"/>
-          <w:insideV w:val="single" w:sz="8" w:space="0" w:color="FFFFFF" w:themeColor="background1"/>
+          <w:top w:val="single" w:color="FFFFFF" w:themeColor="background1" w:sz="8" w:space="0"/>
+          <w:left w:val="single" w:color="FFFFFF" w:themeColor="background1" w:sz="8" w:space="0"/>
+          <w:bottom w:val="single" w:color="FFFFFF" w:themeColor="background1" w:sz="8" w:space="0"/>
+          <w:right w:val="single" w:color="FFFFFF" w:themeColor="background1" w:sz="8" w:space="0"/>
+          <w:insideH w:val="single" w:color="FFFFFF" w:themeColor="background1" w:sz="8" w:space="0"/>
+          <w:insideV w:val="single" w:color="FFFFFF" w:themeColor="background1" w:sz="8" w:space="0"/>
         </w:tcBorders>
         <w:shd w:val="clear" w:color="auto" w:fill="BFB1D0" w:themeFill="accent4" w:themeFillTint="7F"/>
       </w:tcPr>
@@ -10718,12 +10711,12 @@
       <w:tblStyleColBandSize w:val="1"/>
       <w:tblInd w:w="0" w:type="dxa"/>
       <w:tblBorders>
-        <w:top w:val="single" w:sz="8" w:space="0" w:color="FFFFFF" w:themeColor="background1"/>
-        <w:left w:val="single" w:sz="8" w:space="0" w:color="FFFFFF" w:themeColor="background1"/>
-        <w:bottom w:val="single" w:sz="8" w:space="0" w:color="FFFFFF" w:themeColor="background1"/>
-        <w:right w:val="single" w:sz="8" w:space="0" w:color="FFFFFF" w:themeColor="background1"/>
-        <w:insideH w:val="single" w:sz="6" w:space="0" w:color="FFFFFF" w:themeColor="background1"/>
-        <w:insideV w:val="single" w:sz="6" w:space="0" w:color="FFFFFF" w:themeColor="background1"/>
+        <w:top w:val="single" w:color="FFFFFF" w:themeColor="background1" w:sz="8" w:space="0"/>
+        <w:left w:val="single" w:color="FFFFFF" w:themeColor="background1" w:sz="8" w:space="0"/>
+        <w:bottom w:val="single" w:color="FFFFFF" w:themeColor="background1" w:sz="8" w:space="0"/>
+        <w:right w:val="single" w:color="FFFFFF" w:themeColor="background1" w:sz="8" w:space="0"/>
+        <w:insideH w:val="single" w:color="FFFFFF" w:themeColor="background1" w:sz="6" w:space="0"/>
+        <w:insideV w:val="single" w:color="FFFFFF" w:themeColor="background1" w:sz="6" w:space="0"/>
       </w:tblBorders>
       <w:tblCellMar>
         <w:top w:w="0" w:type="dxa"/>
@@ -10746,12 +10739,12 @@
       <w:tblPr/>
       <w:tcPr>
         <w:tcBorders>
-          <w:top w:val="single" w:sz="8" w:space="0" w:color="FFFFFF" w:themeColor="background1"/>
-          <w:left w:val="single" w:sz="8" w:space="0" w:color="FFFFFF" w:themeColor="background1"/>
-          <w:bottom w:val="single" w:sz="24" w:space="0" w:color="FFFFFF" w:themeColor="background1"/>
-          <w:right w:val="single" w:sz="8" w:space="0" w:color="FFFFFF" w:themeColor="background1"/>
-          <w:insideH w:val="nil"/>
-          <w:insideV w:val="single" w:sz="8" w:space="0" w:color="FFFFFF" w:themeColor="background1"/>
+          <w:top w:val="single" w:color="FFFFFF" w:themeColor="background1" w:sz="8" w:space="0"/>
+          <w:left w:val="single" w:color="FFFFFF" w:themeColor="background1" w:sz="8" w:space="0"/>
+          <w:bottom w:val="single" w:color="FFFFFF" w:themeColor="background1" w:sz="24" w:space="0"/>
+          <w:right w:val="single" w:color="FFFFFF" w:themeColor="background1" w:sz="8" w:space="0"/>
+          <w:insideH w:val="nil"/>
+          <w:insideV w:val="single" w:color="FFFFFF" w:themeColor="background1" w:sz="8" w:space="0"/>
         </w:tcBorders>
         <w:shd w:val="clear" w:color="auto" w:fill="4BACC6" w:themeFill="accent5"/>
       </w:tcPr>
@@ -10767,12 +10760,12 @@
       <w:tblPr/>
       <w:tcPr>
         <w:tcBorders>
-          <w:top w:val="single" w:sz="24" w:space="0" w:color="FFFFFF" w:themeColor="background1"/>
-          <w:left w:val="single" w:sz="8" w:space="0" w:color="FFFFFF" w:themeColor="background1"/>
-          <w:bottom w:val="single" w:sz="8" w:space="0" w:color="FFFFFF" w:themeColor="background1"/>
-          <w:right w:val="single" w:sz="8" w:space="0" w:color="FFFFFF" w:themeColor="background1"/>
-          <w:insideH w:val="nil"/>
-          <w:insideV w:val="single" w:sz="8" w:space="0" w:color="FFFFFF" w:themeColor="background1"/>
+          <w:top w:val="single" w:color="FFFFFF" w:themeColor="background1" w:sz="24" w:space="0"/>
+          <w:left w:val="single" w:color="FFFFFF" w:themeColor="background1" w:sz="8" w:space="0"/>
+          <w:bottom w:val="single" w:color="FFFFFF" w:themeColor="background1" w:sz="8" w:space="0"/>
+          <w:right w:val="single" w:color="FFFFFF" w:themeColor="background1" w:sz="8" w:space="0"/>
+          <w:insideH w:val="nil"/>
+          <w:insideV w:val="single" w:color="FFFFFF" w:themeColor="background1" w:sz="8" w:space="0"/>
         </w:tcBorders>
         <w:shd w:val="clear" w:color="auto" w:fill="4BACC6" w:themeFill="accent5"/>
       </w:tcPr>
@@ -10788,8 +10781,8 @@
       <w:tblPr/>
       <w:tcPr>
         <w:tcBorders>
-          <w:left w:val="single" w:sz="8" w:space="0" w:color="FFFFFF" w:themeColor="background1"/>
-          <w:right w:val="single" w:sz="24" w:space="0" w:color="FFFFFF" w:themeColor="background1"/>
+          <w:left w:val="single" w:color="FFFFFF" w:themeColor="background1" w:sz="8" w:space="0"/>
+          <w:right w:val="single" w:color="FFFFFF" w:themeColor="background1" w:sz="24" w:space="0"/>
           <w:insideH w:val="nil"/>
           <w:insideV w:val="nil"/>
         </w:tcBorders>
@@ -10808,7 +10801,7 @@
       <w:tcPr>
         <w:tcBorders>
           <w:top w:val="nil"/>
-          <w:left w:val="single" w:sz="24" w:space="0" w:color="FFFFFF" w:themeColor="background1"/>
+          <w:left w:val="single" w:color="FFFFFF" w:themeColor="background1" w:sz="24" w:space="0"/>
           <w:bottom w:val="nil"/>
           <w:right w:val="nil"/>
           <w:insideH w:val="nil"/>
@@ -10821,10 +10814,10 @@
       <w:tblPr/>
       <w:tcPr>
         <w:tcBorders>
-          <w:top w:val="single" w:sz="8" w:space="0" w:color="FFFFFF" w:themeColor="background1"/>
-          <w:left w:val="single" w:sz="8" w:space="0" w:color="FFFFFF" w:themeColor="background1"/>
-          <w:bottom w:val="single" w:sz="8" w:space="0" w:color="FFFFFF" w:themeColor="background1"/>
-          <w:right w:val="single" w:sz="8" w:space="0" w:color="FFFFFF" w:themeColor="background1"/>
+          <w:top w:val="single" w:color="FFFFFF" w:themeColor="background1" w:sz="8" w:space="0"/>
+          <w:left w:val="single" w:color="FFFFFF" w:themeColor="background1" w:sz="8" w:space="0"/>
+          <w:bottom w:val="single" w:color="FFFFFF" w:themeColor="background1" w:sz="8" w:space="0"/>
+          <w:right w:val="single" w:color="FFFFFF" w:themeColor="background1" w:sz="8" w:space="0"/>
           <w:insideH w:val="nil"/>
           <w:insideV w:val="nil"/>
         </w:tcBorders>
@@ -10835,12 +10828,12 @@
       <w:tblPr/>
       <w:tcPr>
         <w:tcBorders>
-          <w:top w:val="single" w:sz="8" w:space="0" w:color="FFFFFF" w:themeColor="background1"/>
-          <w:left w:val="single" w:sz="8" w:space="0" w:color="FFFFFF" w:themeColor="background1"/>
-          <w:bottom w:val="single" w:sz="8" w:space="0" w:color="FFFFFF" w:themeColor="background1"/>
-          <w:right w:val="single" w:sz="8" w:space="0" w:color="FFFFFF" w:themeColor="background1"/>
-          <w:insideH w:val="single" w:sz="8" w:space="0" w:color="FFFFFF" w:themeColor="background1"/>
-          <w:insideV w:val="single" w:sz="8" w:space="0" w:color="FFFFFF" w:themeColor="background1"/>
+          <w:top w:val="single" w:color="FFFFFF" w:themeColor="background1" w:sz="8" w:space="0"/>
+          <w:left w:val="single" w:color="FFFFFF" w:themeColor="background1" w:sz="8" w:space="0"/>
+          <w:bottom w:val="single" w:color="FFFFFF" w:themeColor="background1" w:sz="8" w:space="0"/>
+          <w:right w:val="single" w:color="FFFFFF" w:themeColor="background1" w:sz="8" w:space="0"/>
+          <w:insideH w:val="single" w:color="FFFFFF" w:themeColor="background1" w:sz="8" w:space="0"/>
+          <w:insideV w:val="single" w:color="FFFFFF" w:themeColor="background1" w:sz="8" w:space="0"/>
         </w:tcBorders>
         <w:shd w:val="clear" w:color="auto" w:fill="A5D5E2" w:themeFill="accent5" w:themeFillTint="7F"/>
       </w:tcPr>
@@ -10859,12 +10852,12 @@
       <w:tblStyleColBandSize w:val="1"/>
       <w:tblInd w:w="0" w:type="dxa"/>
       <w:tblBorders>
-        <w:top w:val="single" w:sz="8" w:space="0" w:color="FFFFFF" w:themeColor="background1"/>
-        <w:left w:val="single" w:sz="8" w:space="0" w:color="FFFFFF" w:themeColor="background1"/>
-        <w:bottom w:val="single" w:sz="8" w:space="0" w:color="FFFFFF" w:themeColor="background1"/>
-        <w:right w:val="single" w:sz="8" w:space="0" w:color="FFFFFF" w:themeColor="background1"/>
-        <w:insideH w:val="single" w:sz="6" w:space="0" w:color="FFFFFF" w:themeColor="background1"/>
-        <w:insideV w:val="single" w:sz="6" w:space="0" w:color="FFFFFF" w:themeColor="background1"/>
+        <w:top w:val="single" w:color="FFFFFF" w:themeColor="background1" w:sz="8" w:space="0"/>
+        <w:left w:val="single" w:color="FFFFFF" w:themeColor="background1" w:sz="8" w:space="0"/>
+        <w:bottom w:val="single" w:color="FFFFFF" w:themeColor="background1" w:sz="8" w:space="0"/>
+        <w:right w:val="single" w:color="FFFFFF" w:themeColor="background1" w:sz="8" w:space="0"/>
+        <w:insideH w:val="single" w:color="FFFFFF" w:themeColor="background1" w:sz="6" w:space="0"/>
+        <w:insideV w:val="single" w:color="FFFFFF" w:themeColor="background1" w:sz="6" w:space="0"/>
       </w:tblBorders>
       <w:tblCellMar>
         <w:top w:w="0" w:type="dxa"/>
@@ -10887,12 +10880,12 @@
       <w:tblPr/>
       <w:tcPr>
         <w:tcBorders>
-          <w:top w:val="single" w:sz="8" w:space="0" w:color="FFFFFF" w:themeColor="background1"/>
-          <w:left w:val="single" w:sz="8" w:space="0" w:color="FFFFFF" w:themeColor="background1"/>
-          <w:bottom w:val="single" w:sz="24" w:space="0" w:color="FFFFFF" w:themeColor="background1"/>
-          <w:right w:val="single" w:sz="8" w:space="0" w:color="FFFFFF" w:themeColor="background1"/>
-          <w:insideH w:val="nil"/>
-          <w:insideV w:val="single" w:sz="8" w:space="0" w:color="FFFFFF" w:themeColor="background1"/>
+          <w:top w:val="single" w:color="FFFFFF" w:themeColor="background1" w:sz="8" w:space="0"/>
+          <w:left w:val="single" w:color="FFFFFF" w:themeColor="background1" w:sz="8" w:space="0"/>
+          <w:bottom w:val="single" w:color="FFFFFF" w:themeColor="background1" w:sz="24" w:space="0"/>
+          <w:right w:val="single" w:color="FFFFFF" w:themeColor="background1" w:sz="8" w:space="0"/>
+          <w:insideH w:val="nil"/>
+          <w:insideV w:val="single" w:color="FFFFFF" w:themeColor="background1" w:sz="8" w:space="0"/>
         </w:tcBorders>
         <w:shd w:val="clear" w:color="auto" w:fill="F79646" w:themeFill="accent6"/>
       </w:tcPr>
@@ -10908,12 +10901,12 @@
       <w:tblPr/>
       <w:tcPr>
         <w:tcBorders>
-          <w:top w:val="single" w:sz="24" w:space="0" w:color="FFFFFF" w:themeColor="background1"/>
-          <w:left w:val="single" w:sz="8" w:space="0" w:color="FFFFFF" w:themeColor="background1"/>
-          <w:bottom w:val="single" w:sz="8" w:space="0" w:color="FFFFFF" w:themeColor="background1"/>
-          <w:right w:val="single" w:sz="8" w:space="0" w:color="FFFFFF" w:themeColor="background1"/>
-          <w:insideH w:val="nil"/>
-          <w:insideV w:val="single" w:sz="8" w:space="0" w:color="FFFFFF" w:themeColor="background1"/>
+          <w:top w:val="single" w:color="FFFFFF" w:themeColor="background1" w:sz="24" w:space="0"/>
+          <w:left w:val="single" w:color="FFFFFF" w:themeColor="background1" w:sz="8" w:space="0"/>
+          <w:bottom w:val="single" w:color="FFFFFF" w:themeColor="background1" w:sz="8" w:space="0"/>
+          <w:right w:val="single" w:color="FFFFFF" w:themeColor="background1" w:sz="8" w:space="0"/>
+          <w:insideH w:val="nil"/>
+          <w:insideV w:val="single" w:color="FFFFFF" w:themeColor="background1" w:sz="8" w:space="0"/>
         </w:tcBorders>
         <w:shd w:val="clear" w:color="auto" w:fill="F79646" w:themeFill="accent6"/>
       </w:tcPr>
@@ -10929,8 +10922,8 @@
       <w:tblPr/>
       <w:tcPr>
         <w:tcBorders>
-          <w:left w:val="single" w:sz="8" w:space="0" w:color="FFFFFF" w:themeColor="background1"/>
-          <w:right w:val="single" w:sz="24" w:space="0" w:color="FFFFFF" w:themeColor="background1"/>
+          <w:left w:val="single" w:color="FFFFFF" w:themeColor="background1" w:sz="8" w:space="0"/>
+          <w:right w:val="single" w:color="FFFFFF" w:themeColor="background1" w:sz="24" w:space="0"/>
           <w:insideH w:val="nil"/>
           <w:insideV w:val="nil"/>
         </w:tcBorders>
@@ -10949,7 +10942,7 @@
       <w:tcPr>
         <w:tcBorders>
           <w:top w:val="nil"/>
-          <w:left w:val="single" w:sz="24" w:space="0" w:color="FFFFFF" w:themeColor="background1"/>
+          <w:left w:val="single" w:color="FFFFFF" w:themeColor="background1" w:sz="24" w:space="0"/>
           <w:bottom w:val="nil"/>
           <w:right w:val="nil"/>
           <w:insideH w:val="nil"/>
@@ -10962,10 +10955,10 @@
       <w:tblPr/>
       <w:tcPr>
         <w:tcBorders>
-          <w:top w:val="single" w:sz="8" w:space="0" w:color="FFFFFF" w:themeColor="background1"/>
-          <w:left w:val="single" w:sz="8" w:space="0" w:color="FFFFFF" w:themeColor="background1"/>
-          <w:bottom w:val="single" w:sz="8" w:space="0" w:color="FFFFFF" w:themeColor="background1"/>
-          <w:right w:val="single" w:sz="8" w:space="0" w:color="FFFFFF" w:themeColor="background1"/>
+          <w:top w:val="single" w:color="FFFFFF" w:themeColor="background1" w:sz="8" w:space="0"/>
+          <w:left w:val="single" w:color="FFFFFF" w:themeColor="background1" w:sz="8" w:space="0"/>
+          <w:bottom w:val="single" w:color="FFFFFF" w:themeColor="background1" w:sz="8" w:space="0"/>
+          <w:right w:val="single" w:color="FFFFFF" w:themeColor="background1" w:sz="8" w:space="0"/>
           <w:insideH w:val="nil"/>
           <w:insideV w:val="nil"/>
         </w:tcBorders>
@@ -10976,12 +10969,12 @@
       <w:tblPr/>
       <w:tcPr>
         <w:tcBorders>
-          <w:top w:val="single" w:sz="8" w:space="0" w:color="FFFFFF" w:themeColor="background1"/>
-          <w:left w:val="single" w:sz="8" w:space="0" w:color="FFFFFF" w:themeColor="background1"/>
-          <w:bottom w:val="single" w:sz="8" w:space="0" w:color="FFFFFF" w:themeColor="background1"/>
-          <w:right w:val="single" w:sz="8" w:space="0" w:color="FFFFFF" w:themeColor="background1"/>
-          <w:insideH w:val="single" w:sz="8" w:space="0" w:color="FFFFFF" w:themeColor="background1"/>
-          <w:insideV w:val="single" w:sz="8" w:space="0" w:color="FFFFFF" w:themeColor="background1"/>
+          <w:top w:val="single" w:color="FFFFFF" w:themeColor="background1" w:sz="8" w:space="0"/>
+          <w:left w:val="single" w:color="FFFFFF" w:themeColor="background1" w:sz="8" w:space="0"/>
+          <w:bottom w:val="single" w:color="FFFFFF" w:themeColor="background1" w:sz="8" w:space="0"/>
+          <w:right w:val="single" w:color="FFFFFF" w:themeColor="background1" w:sz="8" w:space="0"/>
+          <w:insideH w:val="single" w:color="FFFFFF" w:themeColor="background1" w:sz="8" w:space="0"/>
+          <w:insideV w:val="single" w:color="FFFFFF" w:themeColor="background1" w:sz="8" w:space="0"/>
         </w:tcBorders>
         <w:shd w:val="clear" w:color="auto" w:fill="FBCAA2" w:themeFill="accent6" w:themeFillTint="7F"/>
       </w:tcPr>
@@ -11022,7 +11015,7 @@
         <w:tcBorders>
           <w:top w:val="nil"/>
           <w:left w:val="nil"/>
-          <w:bottom w:val="single" w:sz="18" w:space="0" w:color="FFFFFF" w:themeColor="background1"/>
+          <w:bottom w:val="single" w:color="FFFFFF" w:themeColor="background1" w:sz="18" w:space="0"/>
           <w:right w:val="nil"/>
           <w:insideH w:val="nil"/>
           <w:insideV w:val="nil"/>
@@ -11034,7 +11027,7 @@
       <w:tblPr/>
       <w:tcPr>
         <w:tcBorders>
-          <w:top w:val="single" w:sz="18" w:space="0" w:color="FFFFFF" w:themeColor="background1"/>
+          <w:top w:val="single" w:color="FFFFFF" w:themeColor="background1" w:sz="18" w:space="0"/>
           <w:left w:val="nil"/>
           <w:bottom w:val="nil"/>
           <w:right w:val="nil"/>
@@ -11051,7 +11044,7 @@
           <w:top w:val="nil"/>
           <w:left w:val="nil"/>
           <w:bottom w:val="nil"/>
-          <w:right w:val="single" w:sz="18" w:space="0" w:color="FFFFFF" w:themeColor="background1"/>
+          <w:right w:val="single" w:color="FFFFFF" w:themeColor="background1" w:sz="18" w:space="0"/>
           <w:insideH w:val="nil"/>
           <w:insideV w:val="nil"/>
         </w:tcBorders>
@@ -11063,7 +11056,7 @@
       <w:tcPr>
         <w:tcBorders>
           <w:top w:val="nil"/>
-          <w:left w:val="single" w:sz="18" w:space="0" w:color="FFFFFF" w:themeColor="background1"/>
+          <w:left w:val="single" w:color="FFFFFF" w:themeColor="background1" w:sz="18" w:space="0"/>
           <w:bottom w:val="nil"/>
           <w:right w:val="nil"/>
           <w:insideH w:val="nil"/>
@@ -11136,7 +11129,7 @@
         <w:tcBorders>
           <w:top w:val="nil"/>
           <w:left w:val="nil"/>
-          <w:bottom w:val="single" w:sz="18" w:space="0" w:color="FFFFFF" w:themeColor="background1"/>
+          <w:bottom w:val="single" w:color="FFFFFF" w:themeColor="background1" w:sz="18" w:space="0"/>
           <w:right w:val="nil"/>
           <w:insideH w:val="nil"/>
           <w:insideV w:val="nil"/>
@@ -11148,7 +11141,7 @@
       <w:tblPr/>
       <w:tcPr>
         <w:tcBorders>
-          <w:top w:val="single" w:sz="18" w:space="0" w:color="FFFFFF" w:themeColor="background1"/>
+          <w:top w:val="single" w:color="FFFFFF" w:themeColor="background1" w:sz="18" w:space="0"/>
           <w:left w:val="nil"/>
           <w:bottom w:val="nil"/>
           <w:right w:val="nil"/>
@@ -11165,7 +11158,7 @@
           <w:top w:val="nil"/>
           <w:left w:val="nil"/>
           <w:bottom w:val="nil"/>
-          <w:right w:val="single" w:sz="18" w:space="0" w:color="FFFFFF" w:themeColor="background1"/>
+          <w:right w:val="single" w:color="FFFFFF" w:themeColor="background1" w:sz="18" w:space="0"/>
           <w:insideH w:val="nil"/>
           <w:insideV w:val="nil"/>
         </w:tcBorders>
@@ -11177,7 +11170,7 @@
       <w:tcPr>
         <w:tcBorders>
           <w:top w:val="nil"/>
-          <w:left w:val="single" w:sz="18" w:space="0" w:color="FFFFFF" w:themeColor="background1"/>
+          <w:left w:val="single" w:color="FFFFFF" w:themeColor="background1" w:sz="18" w:space="0"/>
           <w:bottom w:val="nil"/>
           <w:right w:val="nil"/>
           <w:insideH w:val="nil"/>
@@ -11250,7 +11243,7 @@
         <w:tcBorders>
           <w:top w:val="nil"/>
           <w:left w:val="nil"/>
-          <w:bottom w:val="single" w:sz="18" w:space="0" w:color="FFFFFF" w:themeColor="background1"/>
+          <w:bottom w:val="single" w:color="FFFFFF" w:themeColor="background1" w:sz="18" w:space="0"/>
           <w:right w:val="nil"/>
           <w:insideH w:val="nil"/>
           <w:insideV w:val="nil"/>
@@ -11262,7 +11255,7 @@
       <w:tblPr/>
       <w:tcPr>
         <w:tcBorders>
-          <w:top w:val="single" w:sz="18" w:space="0" w:color="FFFFFF" w:themeColor="background1"/>
+          <w:top w:val="single" w:color="FFFFFF" w:themeColor="background1" w:sz="18" w:space="0"/>
           <w:left w:val="nil"/>
           <w:bottom w:val="nil"/>
           <w:right w:val="nil"/>
@@ -11279,7 +11272,7 @@
           <w:top w:val="nil"/>
           <w:left w:val="nil"/>
           <w:bottom w:val="nil"/>
-          <w:right w:val="single" w:sz="18" w:space="0" w:color="FFFFFF" w:themeColor="background1"/>
+          <w:right w:val="single" w:color="FFFFFF" w:themeColor="background1" w:sz="18" w:space="0"/>
           <w:insideH w:val="nil"/>
           <w:insideV w:val="nil"/>
         </w:tcBorders>
@@ -11291,7 +11284,7 @@
       <w:tcPr>
         <w:tcBorders>
           <w:top w:val="nil"/>
-          <w:left w:val="single" w:sz="18" w:space="0" w:color="FFFFFF" w:themeColor="background1"/>
+          <w:left w:val="single" w:color="FFFFFF" w:themeColor="background1" w:sz="18" w:space="0"/>
           <w:bottom w:val="nil"/>
           <w:right w:val="nil"/>
           <w:insideH w:val="nil"/>
@@ -11364,7 +11357,7 @@
         <w:tcBorders>
           <w:top w:val="nil"/>
           <w:left w:val="nil"/>
-          <w:bottom w:val="single" w:sz="18" w:space="0" w:color="FFFFFF" w:themeColor="background1"/>
+          <w:bottom w:val="single" w:color="FFFFFF" w:themeColor="background1" w:sz="18" w:space="0"/>
           <w:right w:val="nil"/>
           <w:insideH w:val="nil"/>
           <w:insideV w:val="nil"/>
@@ -11376,7 +11369,7 @@
       <w:tblPr/>
       <w:tcPr>
         <w:tcBorders>
-          <w:top w:val="single" w:sz="18" w:space="0" w:color="FFFFFF" w:themeColor="background1"/>
+          <w:top w:val="single" w:color="FFFFFF" w:themeColor="background1" w:sz="18" w:space="0"/>
           <w:left w:val="nil"/>
           <w:bottom w:val="nil"/>
           <w:right w:val="nil"/>
@@ -11393,7 +11386,7 @@
           <w:top w:val="nil"/>
           <w:left w:val="nil"/>
           <w:bottom w:val="nil"/>
-          <w:right w:val="single" w:sz="18" w:space="0" w:color="FFFFFF" w:themeColor="background1"/>
+          <w:right w:val="single" w:color="FFFFFF" w:themeColor="background1" w:sz="18" w:space="0"/>
           <w:insideH w:val="nil"/>
           <w:insideV w:val="nil"/>
         </w:tcBorders>
@@ -11405,7 +11398,7 @@
       <w:tcPr>
         <w:tcBorders>
           <w:top w:val="nil"/>
-          <w:left w:val="single" w:sz="18" w:space="0" w:color="FFFFFF" w:themeColor="background1"/>
+          <w:left w:val="single" w:color="FFFFFF" w:themeColor="background1" w:sz="18" w:space="0"/>
           <w:bottom w:val="nil"/>
           <w:right w:val="nil"/>
           <w:insideH w:val="nil"/>
@@ -11478,7 +11471,7 @@
         <w:tcBorders>
           <w:top w:val="nil"/>
           <w:left w:val="nil"/>
-          <w:bottom w:val="single" w:sz="18" w:space="0" w:color="FFFFFF" w:themeColor="background1"/>
+          <w:bottom w:val="single" w:color="FFFFFF" w:themeColor="background1" w:sz="18" w:space="0"/>
           <w:right w:val="nil"/>
           <w:insideH w:val="nil"/>
           <w:insideV w:val="nil"/>
@@ -11490,7 +11483,7 @@
       <w:tblPr/>
       <w:tcPr>
         <w:tcBorders>
-          <w:top w:val="single" w:sz="18" w:space="0" w:color="FFFFFF" w:themeColor="background1"/>
+          <w:top w:val="single" w:color="FFFFFF" w:themeColor="background1" w:sz="18" w:space="0"/>
           <w:left w:val="nil"/>
           <w:bottom w:val="nil"/>
           <w:right w:val="nil"/>
@@ -11507,7 +11500,7 @@
           <w:top w:val="nil"/>
           <w:left w:val="nil"/>
           <w:bottom w:val="nil"/>
-          <w:right w:val="single" w:sz="18" w:space="0" w:color="FFFFFF" w:themeColor="background1"/>
+          <w:right w:val="single" w:color="FFFFFF" w:themeColor="background1" w:sz="18" w:space="0"/>
           <w:insideH w:val="nil"/>
           <w:insideV w:val="nil"/>
         </w:tcBorders>
@@ -11519,7 +11512,7 @@
       <w:tcPr>
         <w:tcBorders>
           <w:top w:val="nil"/>
-          <w:left w:val="single" w:sz="18" w:space="0" w:color="FFFFFF" w:themeColor="background1"/>
+          <w:left w:val="single" w:color="FFFFFF" w:themeColor="background1" w:sz="18" w:space="0"/>
           <w:bottom w:val="nil"/>
           <w:right w:val="nil"/>
           <w:insideH w:val="nil"/>
@@ -11592,7 +11585,7 @@
         <w:tcBorders>
           <w:top w:val="nil"/>
           <w:left w:val="nil"/>
-          <w:bottom w:val="single" w:sz="18" w:space="0" w:color="FFFFFF" w:themeColor="background1"/>
+          <w:bottom w:val="single" w:color="FFFFFF" w:themeColor="background1" w:sz="18" w:space="0"/>
           <w:right w:val="nil"/>
           <w:insideH w:val="nil"/>
           <w:insideV w:val="nil"/>
@@ -11604,7 +11597,7 @@
       <w:tblPr/>
       <w:tcPr>
         <w:tcBorders>
-          <w:top w:val="single" w:sz="18" w:space="0" w:color="FFFFFF" w:themeColor="background1"/>
+          <w:top w:val="single" w:color="FFFFFF" w:themeColor="background1" w:sz="18" w:space="0"/>
           <w:left w:val="nil"/>
           <w:bottom w:val="nil"/>
           <w:right w:val="nil"/>
@@ -11621,7 +11614,7 @@
           <w:top w:val="nil"/>
           <w:left w:val="nil"/>
           <w:bottom w:val="nil"/>
-          <w:right w:val="single" w:sz="18" w:space="0" w:color="FFFFFF" w:themeColor="background1"/>
+          <w:right w:val="single" w:color="FFFFFF" w:themeColor="background1" w:sz="18" w:space="0"/>
           <w:insideH w:val="nil"/>
           <w:insideV w:val="nil"/>
         </w:tcBorders>
@@ -11633,7 +11626,7 @@
       <w:tcPr>
         <w:tcBorders>
           <w:top w:val="nil"/>
-          <w:left w:val="single" w:sz="18" w:space="0" w:color="FFFFFF" w:themeColor="background1"/>
+          <w:left w:val="single" w:color="FFFFFF" w:themeColor="background1" w:sz="18" w:space="0"/>
           <w:bottom w:val="nil"/>
           <w:right w:val="nil"/>
           <w:insideH w:val="nil"/>
@@ -11706,7 +11699,7 @@
         <w:tcBorders>
           <w:top w:val="nil"/>
           <w:left w:val="nil"/>
-          <w:bottom w:val="single" w:sz="18" w:space="0" w:color="FFFFFF" w:themeColor="background1"/>
+          <w:bottom w:val="single" w:color="FFFFFF" w:themeColor="background1" w:sz="18" w:space="0"/>
           <w:right w:val="nil"/>
           <w:insideH w:val="nil"/>
           <w:insideV w:val="nil"/>
@@ -11718,7 +11711,7 @@
       <w:tblPr/>
       <w:tcPr>
         <w:tcBorders>
-          <w:top w:val="single" w:sz="18" w:space="0" w:color="FFFFFF" w:themeColor="background1"/>
+          <w:top w:val="single" w:color="FFFFFF" w:themeColor="background1" w:sz="18" w:space="0"/>
           <w:left w:val="nil"/>
           <w:bottom w:val="nil"/>
           <w:right w:val="nil"/>
@@ -11735,7 +11728,7 @@
           <w:top w:val="nil"/>
           <w:left w:val="nil"/>
           <w:bottom w:val="nil"/>
-          <w:right w:val="single" w:sz="18" w:space="0" w:color="FFFFFF" w:themeColor="background1"/>
+          <w:right w:val="single" w:color="FFFFFF" w:themeColor="background1" w:sz="18" w:space="0"/>
           <w:insideH w:val="nil"/>
           <w:insideV w:val="nil"/>
         </w:tcBorders>
@@ -11747,7 +11740,7 @@
       <w:tcPr>
         <w:tcBorders>
           <w:top w:val="nil"/>
-          <w:left w:val="single" w:sz="18" w:space="0" w:color="FFFFFF" w:themeColor="background1"/>
+          <w:left w:val="single" w:color="FFFFFF" w:themeColor="background1" w:sz="18" w:space="0"/>
           <w:bottom w:val="nil"/>
           <w:right w:val="nil"/>
           <w:insideH w:val="nil"/>
@@ -11801,12 +11794,12 @@
       <w:tblStyleColBandSize w:val="1"/>
       <w:tblInd w:w="0" w:type="dxa"/>
       <w:tblBorders>
-        <w:top w:val="single" w:sz="24" w:space="0" w:color="C0504D" w:themeColor="accent2"/>
-        <w:left w:val="single" w:sz="4" w:space="0" w:color="000000" w:themeColor="text1"/>
-        <w:bottom w:val="single" w:sz="4" w:space="0" w:color="000000" w:themeColor="text1"/>
-        <w:right w:val="single" w:sz="4" w:space="0" w:color="000000" w:themeColor="text1"/>
-        <w:insideH w:val="single" w:sz="4" w:space="0" w:color="FFFFFF" w:themeColor="background1"/>
-        <w:insideV w:val="single" w:sz="4" w:space="0" w:color="FFFFFF" w:themeColor="background1"/>
+        <w:top w:val="single" w:color="C0504D" w:themeColor="accent2" w:sz="24" w:space="0"/>
+        <w:left w:val="single" w:color="000000" w:themeColor="text1" w:sz="4" w:space="0"/>
+        <w:bottom w:val="single" w:color="000000" w:themeColor="text1" w:sz="4" w:space="0"/>
+        <w:right w:val="single" w:color="000000" w:themeColor="text1" w:sz="4" w:space="0"/>
+        <w:insideH w:val="single" w:color="FFFFFF" w:themeColor="background1" w:sz="4" w:space="0"/>
+        <w:insideV w:val="single" w:color="FFFFFF" w:themeColor="background1" w:sz="4" w:space="0"/>
       </w:tblBorders>
       <w:tblCellMar>
         <w:top w:w="0" w:type="dxa"/>
@@ -11828,7 +11821,7 @@
         <w:tcBorders>
           <w:top w:val="nil"/>
           <w:left w:val="nil"/>
-          <w:bottom w:val="single" w:sz="24" w:space="0" w:color="C0504D" w:themeColor="accent2"/>
+          <w:bottom w:val="single" w:color="C0504D" w:themeColor="accent2" w:sz="24" w:space="0"/>
           <w:right w:val="nil"/>
           <w:insideH w:val="nil"/>
           <w:insideV w:val="nil"/>
@@ -11845,7 +11838,7 @@
       <w:tblPr/>
       <w:tcPr>
         <w:tcBorders>
-          <w:top w:val="single" w:sz="6" w:space="0" w:color="FFFFFF" w:themeColor="background1"/>
+          <w:top w:val="single" w:color="FFFFFF" w:themeColor="background1" w:sz="6" w:space="0"/>
         </w:tcBorders>
         <w:shd w:val="clear" w:color="auto" w:fill="000000" w:themeFill="text1" w:themeFillShade="99"/>
       </w:tcPr>
@@ -11861,7 +11854,7 @@
           <w:left w:val="nil"/>
           <w:bottom w:val="nil"/>
           <w:right w:val="nil"/>
-          <w:insideH w:val="single" w:sz="4" w:space="0" w:color="000000" w:themeColor="text1" w:themeShade="99"/>
+          <w:insideH w:val="single" w:color="000000" w:themeColor="text1" w:themeShade="99" w:sz="4" w:space="0"/>
           <w:insideV w:val="nil"/>
         </w:tcBorders>
         <w:shd w:val="clear" w:color="auto" w:fill="000000" w:themeFill="text1" w:themeFillShade="99"/>
@@ -11923,12 +11916,12 @@
       <w:tblStyleColBandSize w:val="1"/>
       <w:tblInd w:w="0" w:type="dxa"/>
       <w:tblBorders>
-        <w:top w:val="single" w:sz="24" w:space="0" w:color="C0504D" w:themeColor="accent2"/>
-        <w:left w:val="single" w:sz="4" w:space="0" w:color="4F81BD" w:themeColor="accent1"/>
-        <w:bottom w:val="single" w:sz="4" w:space="0" w:color="4F81BD" w:themeColor="accent1"/>
-        <w:right w:val="single" w:sz="4" w:space="0" w:color="4F81BD" w:themeColor="accent1"/>
-        <w:insideH w:val="single" w:sz="4" w:space="0" w:color="FFFFFF" w:themeColor="background1"/>
-        <w:insideV w:val="single" w:sz="4" w:space="0" w:color="FFFFFF" w:themeColor="background1"/>
+        <w:top w:val="single" w:color="C0504D" w:themeColor="accent2" w:sz="24" w:space="0"/>
+        <w:left w:val="single" w:color="4F81BD" w:themeColor="accent1" w:sz="4" w:space="0"/>
+        <w:bottom w:val="single" w:color="4F81BD" w:themeColor="accent1" w:sz="4" w:space="0"/>
+        <w:right w:val="single" w:color="4F81BD" w:themeColor="accent1" w:sz="4" w:space="0"/>
+        <w:insideH w:val="single" w:color="FFFFFF" w:themeColor="background1" w:sz="4" w:space="0"/>
+        <w:insideV w:val="single" w:color="FFFFFF" w:themeColor="background1" w:sz="4" w:space="0"/>
       </w:tblBorders>
       <w:tblCellMar>
         <w:top w:w="0" w:type="dxa"/>
@@ -11950,7 +11943,7 @@
         <w:tcBorders>
           <w:top w:val="nil"/>
           <w:left w:val="nil"/>
-          <w:bottom w:val="single" w:sz="24" w:space="0" w:color="C0504D" w:themeColor="accent2"/>
+          <w:bottom w:val="single" w:color="C0504D" w:themeColor="accent2" w:sz="24" w:space="0"/>
           <w:right w:val="nil"/>
           <w:insideH w:val="nil"/>
           <w:insideV w:val="nil"/>
@@ -11967,7 +11960,7 @@
       <w:tblPr/>
       <w:tcPr>
         <w:tcBorders>
-          <w:top w:val="single" w:sz="6" w:space="0" w:color="FFFFFF" w:themeColor="background1"/>
+          <w:top w:val="single" w:color="FFFFFF" w:themeColor="background1" w:sz="6" w:space="0"/>
         </w:tcBorders>
         <w:shd w:val="clear" w:color="auto" w:fill="2C4C74" w:themeFill="accent1" w:themeFillShade="99"/>
       </w:tcPr>
@@ -11983,7 +11976,7 @@
           <w:left w:val="nil"/>
           <w:bottom w:val="nil"/>
           <w:right w:val="nil"/>
-          <w:insideH w:val="single" w:sz="4" w:space="0" w:color="2C4C74" w:themeColor="accent1" w:themeShade="99"/>
+          <w:insideH w:val="single" w:color="2C4C74" w:themeColor="accent1" w:themeShade="99" w:sz="4" w:space="0"/>
           <w:insideV w:val="nil"/>
         </w:tcBorders>
         <w:shd w:val="clear" w:color="auto" w:fill="2C4C74" w:themeFill="accent1" w:themeFillShade="99"/>
@@ -12045,12 +12038,12 @@
       <w:tblStyleColBandSize w:val="1"/>
       <w:tblInd w:w="0" w:type="dxa"/>
       <w:tblBorders>
-        <w:top w:val="single" w:sz="24" w:space="0" w:color="C0504D" w:themeColor="accent2"/>
-        <w:left w:val="single" w:sz="4" w:space="0" w:color="C0504D" w:themeColor="accent2"/>
-        <w:bottom w:val="single" w:sz="4" w:space="0" w:color="C0504D" w:themeColor="accent2"/>
-        <w:right w:val="single" w:sz="4" w:space="0" w:color="C0504D" w:themeColor="accent2"/>
-        <w:insideH w:val="single" w:sz="4" w:space="0" w:color="FFFFFF" w:themeColor="background1"/>
-        <w:insideV w:val="single" w:sz="4" w:space="0" w:color="FFFFFF" w:themeColor="background1"/>
+        <w:top w:val="single" w:color="C0504D" w:themeColor="accent2" w:sz="24" w:space="0"/>
+        <w:left w:val="single" w:color="C0504D" w:themeColor="accent2" w:sz="4" w:space="0"/>
+        <w:bottom w:val="single" w:color="C0504D" w:themeColor="accent2" w:sz="4" w:space="0"/>
+        <w:right w:val="single" w:color="C0504D" w:themeColor="accent2" w:sz="4" w:space="0"/>
+        <w:insideH w:val="single" w:color="FFFFFF" w:themeColor="background1" w:sz="4" w:space="0"/>
+        <w:insideV w:val="single" w:color="FFFFFF" w:themeColor="background1" w:sz="4" w:space="0"/>
       </w:tblBorders>
       <w:tblCellMar>
         <w:top w:w="0" w:type="dxa"/>
@@ -12072,7 +12065,7 @@
         <w:tcBorders>
           <w:top w:val="nil"/>
           <w:left w:val="nil"/>
-          <w:bottom w:val="single" w:sz="24" w:space="0" w:color="C0504D" w:themeColor="accent2"/>
+          <w:bottom w:val="single" w:color="C0504D" w:themeColor="accent2" w:sz="24" w:space="0"/>
           <w:right w:val="nil"/>
           <w:insideH w:val="nil"/>
           <w:insideV w:val="nil"/>
@@ -12089,7 +12082,7 @@
       <w:tblPr/>
       <w:tcPr>
         <w:tcBorders>
-          <w:top w:val="single" w:sz="6" w:space="0" w:color="FFFFFF" w:themeColor="background1"/>
+          <w:top w:val="single" w:color="FFFFFF" w:themeColor="background1" w:sz="6" w:space="0"/>
         </w:tcBorders>
         <w:shd w:val="clear" w:color="auto" w:fill="772C2A" w:themeFill="accent2" w:themeFillShade="99"/>
       </w:tcPr>
@@ -12105,7 +12098,7 @@
           <w:left w:val="nil"/>
           <w:bottom w:val="nil"/>
           <w:right w:val="nil"/>
-          <w:insideH w:val="single" w:sz="4" w:space="0" w:color="772C2A" w:themeColor="accent2" w:themeShade="99"/>
+          <w:insideH w:val="single" w:color="772C2A" w:themeColor="accent2" w:themeShade="99" w:sz="4" w:space="0"/>
           <w:insideV w:val="nil"/>
         </w:tcBorders>
         <w:shd w:val="clear" w:color="auto" w:fill="772C2A" w:themeFill="accent2" w:themeFillShade="99"/>
@@ -12167,12 +12160,12 @@
       <w:tblStyleColBandSize w:val="1"/>
       <w:tblInd w:w="0" w:type="dxa"/>
       <w:tblBorders>
-        <w:top w:val="single" w:sz="24" w:space="0" w:color="8064A2" w:themeColor="accent4"/>
-        <w:left w:val="single" w:sz="4" w:space="0" w:color="9BBB59" w:themeColor="accent3"/>
-        <w:bottom w:val="single" w:sz="4" w:space="0" w:color="9BBB59" w:themeColor="accent3"/>
-        <w:right w:val="single" w:sz="4" w:space="0" w:color="9BBB59" w:themeColor="accent3"/>
-        <w:insideH w:val="single" w:sz="4" w:space="0" w:color="FFFFFF" w:themeColor="background1"/>
-        <w:insideV w:val="single" w:sz="4" w:space="0" w:color="FFFFFF" w:themeColor="background1"/>
+        <w:top w:val="single" w:color="8064A2" w:themeColor="accent4" w:sz="24" w:space="0"/>
+        <w:left w:val="single" w:color="9BBB59" w:themeColor="accent3" w:sz="4" w:space="0"/>
+        <w:bottom w:val="single" w:color="9BBB59" w:themeColor="accent3" w:sz="4" w:space="0"/>
+        <w:right w:val="single" w:color="9BBB59" w:themeColor="accent3" w:sz="4" w:space="0"/>
+        <w:insideH w:val="single" w:color="FFFFFF" w:themeColor="background1" w:sz="4" w:space="0"/>
+        <w:insideV w:val="single" w:color="FFFFFF" w:themeColor="background1" w:sz="4" w:space="0"/>
       </w:tblBorders>
       <w:tblCellMar>
         <w:top w:w="0" w:type="dxa"/>
@@ -12194,7 +12187,7 @@
         <w:tcBorders>
           <w:top w:val="nil"/>
           <w:left w:val="nil"/>
-          <w:bottom w:val="single" w:sz="24" w:space="0" w:color="8064A2" w:themeColor="accent4"/>
+          <w:bottom w:val="single" w:color="8064A2" w:themeColor="accent4" w:sz="24" w:space="0"/>
           <w:right w:val="nil"/>
           <w:insideH w:val="nil"/>
           <w:insideV w:val="nil"/>
@@ -12211,7 +12204,7 @@
       <w:tblPr/>
       <w:tcPr>
         <w:tcBorders>
-          <w:top w:val="single" w:sz="6" w:space="0" w:color="FFFFFF" w:themeColor="background1"/>
+          <w:top w:val="single" w:color="FFFFFF" w:themeColor="background1" w:sz="6" w:space="0"/>
         </w:tcBorders>
         <w:shd w:val="clear" w:color="auto" w:fill="5E7530" w:themeFill="accent3" w:themeFillShade="99"/>
       </w:tcPr>
@@ -12227,7 +12220,7 @@
           <w:left w:val="nil"/>
           <w:bottom w:val="nil"/>
           <w:right w:val="nil"/>
-          <w:insideH w:val="single" w:sz="4" w:space="0" w:color="5E7530" w:themeColor="accent3" w:themeShade="99"/>
+          <w:insideH w:val="single" w:color="5E7530" w:themeColor="accent3" w:themeShade="99" w:sz="4" w:space="0"/>
           <w:insideV w:val="nil"/>
         </w:tcBorders>
         <w:shd w:val="clear" w:color="auto" w:fill="5E7530" w:themeFill="accent3" w:themeFillShade="99"/>
@@ -12279,12 +12272,12 @@
       <w:tblStyleColBandSize w:val="1"/>
       <w:tblInd w:w="0" w:type="dxa"/>
       <w:tblBorders>
-        <w:top w:val="single" w:sz="24" w:space="0" w:color="9BBB59" w:themeColor="accent3"/>
-        <w:left w:val="single" w:sz="4" w:space="0" w:color="8064A2" w:themeColor="accent4"/>
-        <w:bottom w:val="single" w:sz="4" w:space="0" w:color="8064A2" w:themeColor="accent4"/>
-        <w:right w:val="single" w:sz="4" w:space="0" w:color="8064A2" w:themeColor="accent4"/>
-        <w:insideH w:val="single" w:sz="4" w:space="0" w:color="FFFFFF" w:themeColor="background1"/>
-        <w:insideV w:val="single" w:sz="4" w:space="0" w:color="FFFFFF" w:themeColor="background1"/>
+        <w:top w:val="single" w:color="9BBB59" w:themeColor="accent3" w:sz="24" w:space="0"/>
+        <w:left w:val="single" w:color="8064A2" w:themeColor="accent4" w:sz="4" w:space="0"/>
+        <w:bottom w:val="single" w:color="8064A2" w:themeColor="accent4" w:sz="4" w:space="0"/>
+        <w:right w:val="single" w:color="8064A2" w:themeColor="accent4" w:sz="4" w:space="0"/>
+        <w:insideH w:val="single" w:color="FFFFFF" w:themeColor="background1" w:sz="4" w:space="0"/>
+        <w:insideV w:val="single" w:color="FFFFFF" w:themeColor="background1" w:sz="4" w:space="0"/>
       </w:tblBorders>
       <w:tblCellMar>
         <w:top w:w="0" w:type="dxa"/>
@@ -12306,7 +12299,7 @@
         <w:tcBorders>
           <w:top w:val="nil"/>
           <w:left w:val="nil"/>
-          <w:bottom w:val="single" w:sz="24" w:space="0" w:color="9BBB59" w:themeColor="accent3"/>
+          <w:bottom w:val="single" w:color="9BBB59" w:themeColor="accent3" w:sz="24" w:space="0"/>
           <w:right w:val="nil"/>
           <w:insideH w:val="nil"/>
           <w:insideV w:val="nil"/>
@@ -12323,7 +12316,7 @@
       <w:tblPr/>
       <w:tcPr>
         <w:tcBorders>
-          <w:top w:val="single" w:sz="6" w:space="0" w:color="FFFFFF" w:themeColor="background1"/>
+          <w:top w:val="single" w:color="FFFFFF" w:themeColor="background1" w:sz="6" w:space="0"/>
         </w:tcBorders>
         <w:shd w:val="clear" w:color="auto" w:fill="4C3B62" w:themeFill="accent4" w:themeFillShade="99"/>
       </w:tcPr>
@@ -12339,7 +12332,7 @@
           <w:left w:val="nil"/>
           <w:bottom w:val="nil"/>
           <w:right w:val="nil"/>
-          <w:insideH w:val="single" w:sz="4" w:space="0" w:color="4C3B62" w:themeColor="accent4" w:themeShade="99"/>
+          <w:insideH w:val="single" w:color="4C3B62" w:themeColor="accent4" w:themeShade="99" w:sz="4" w:space="0"/>
           <w:insideV w:val="nil"/>
         </w:tcBorders>
         <w:shd w:val="clear" w:color="auto" w:fill="4C3B62" w:themeFill="accent4" w:themeFillShade="99"/>
@@ -12401,12 +12394,12 @@
       <w:tblStyleColBandSize w:val="1"/>
       <w:tblInd w:w="0" w:type="dxa"/>
       <w:tblBorders>
-        <w:top w:val="single" w:sz="24" w:space="0" w:color="F79646" w:themeColor="accent6"/>
-        <w:left w:val="single" w:sz="4" w:space="0" w:color="4BACC6" w:themeColor="accent5"/>
-        <w:bottom w:val="single" w:sz="4" w:space="0" w:color="4BACC6" w:themeColor="accent5"/>
-        <w:right w:val="single" w:sz="4" w:space="0" w:color="4BACC6" w:themeColor="accent5"/>
-        <w:insideH w:val="single" w:sz="4" w:space="0" w:color="FFFFFF" w:themeColor="background1"/>
-        <w:insideV w:val="single" w:sz="4" w:space="0" w:color="FFFFFF" w:themeColor="background1"/>
+        <w:top w:val="single" w:color="F79646" w:themeColor="accent6" w:sz="24" w:space="0"/>
+        <w:left w:val="single" w:color="4BACC6" w:themeColor="accent5" w:sz="4" w:space="0"/>
+        <w:bottom w:val="single" w:color="4BACC6" w:themeColor="accent5" w:sz="4" w:space="0"/>
+        <w:right w:val="single" w:color="4BACC6" w:themeColor="accent5" w:sz="4" w:space="0"/>
+        <w:insideH w:val="single" w:color="FFFFFF" w:themeColor="background1" w:sz="4" w:space="0"/>
+        <w:insideV w:val="single" w:color="FFFFFF" w:themeColor="background1" w:sz="4" w:space="0"/>
       </w:tblBorders>
       <w:tblCellMar>
         <w:top w:w="0" w:type="dxa"/>
@@ -12428,7 +12421,7 @@
         <w:tcBorders>
           <w:top w:val="nil"/>
           <w:left w:val="nil"/>
-          <w:bottom w:val="single" w:sz="24" w:space="0" w:color="F79646" w:themeColor="accent6"/>
+          <w:bottom w:val="single" w:color="F79646" w:themeColor="accent6" w:sz="24" w:space="0"/>
           <w:right w:val="nil"/>
           <w:insideH w:val="nil"/>
           <w:insideV w:val="nil"/>
@@ -12445,7 +12438,7 @@
       <w:tblPr/>
       <w:tcPr>
         <w:tcBorders>
-          <w:top w:val="single" w:sz="6" w:space="0" w:color="FFFFFF" w:themeColor="background1"/>
+          <w:top w:val="single" w:color="FFFFFF" w:themeColor="background1" w:sz="6" w:space="0"/>
         </w:tcBorders>
         <w:shd w:val="clear" w:color="auto" w:fill="276A7C" w:themeFill="accent5" w:themeFillShade="99"/>
       </w:tcPr>
@@ -12461,7 +12454,7 @@
           <w:left w:val="nil"/>
           <w:bottom w:val="nil"/>
           <w:right w:val="nil"/>
-          <w:insideH w:val="single" w:sz="4" w:space="0" w:color="276A7C" w:themeColor="accent5" w:themeShade="99"/>
+          <w:insideH w:val="single" w:color="276A7C" w:themeColor="accent5" w:themeShade="99" w:sz="4" w:space="0"/>
           <w:insideV w:val="nil"/>
         </w:tcBorders>
         <w:shd w:val="clear" w:color="auto" w:fill="276A7C" w:themeFill="accent5" w:themeFillShade="99"/>
@@ -12523,12 +12516,12 @@
       <w:tblStyleColBandSize w:val="1"/>
       <w:tblInd w:w="0" w:type="dxa"/>
       <w:tblBorders>
-        <w:top w:val="single" w:sz="24" w:space="0" w:color="4BACC6" w:themeColor="accent5"/>
-        <w:left w:val="single" w:sz="4" w:space="0" w:color="F79646" w:themeColor="accent6"/>
-        <w:bottom w:val="single" w:sz="4" w:space="0" w:color="F79646" w:themeColor="accent6"/>
-        <w:right w:val="single" w:sz="4" w:space="0" w:color="F79646" w:themeColor="accent6"/>
-        <w:insideH w:val="single" w:sz="4" w:space="0" w:color="FFFFFF" w:themeColor="background1"/>
-        <w:insideV w:val="single" w:sz="4" w:space="0" w:color="FFFFFF" w:themeColor="background1"/>
+        <w:top w:val="single" w:color="4BACC6" w:themeColor="accent5" w:sz="24" w:space="0"/>
+        <w:left w:val="single" w:color="F79646" w:themeColor="accent6" w:sz="4" w:space="0"/>
+        <w:bottom w:val="single" w:color="F79646" w:themeColor="accent6" w:sz="4" w:space="0"/>
+        <w:right w:val="single" w:color="F79646" w:themeColor="accent6" w:sz="4" w:space="0"/>
+        <w:insideH w:val="single" w:color="FFFFFF" w:themeColor="background1" w:sz="4" w:space="0"/>
+        <w:insideV w:val="single" w:color="FFFFFF" w:themeColor="background1" w:sz="4" w:space="0"/>
       </w:tblBorders>
       <w:tblCellMar>
         <w:top w:w="0" w:type="dxa"/>
@@ -12550,7 +12543,7 @@
         <w:tcBorders>
           <w:top w:val="nil"/>
           <w:left w:val="nil"/>
-          <w:bottom w:val="single" w:sz="24" w:space="0" w:color="4BACC6" w:themeColor="accent5"/>
+          <w:bottom w:val="single" w:color="4BACC6" w:themeColor="accent5" w:sz="24" w:space="0"/>
           <w:right w:val="nil"/>
           <w:insideH w:val="nil"/>
           <w:insideV w:val="nil"/>
@@ -12567,7 +12560,7 @@
       <w:tblPr/>
       <w:tcPr>
         <w:tcBorders>
-          <w:top w:val="single" w:sz="6" w:space="0" w:color="FFFFFF" w:themeColor="background1"/>
+          <w:top w:val="single" w:color="FFFFFF" w:themeColor="background1" w:sz="6" w:space="0"/>
         </w:tcBorders>
         <w:shd w:val="clear" w:color="auto" w:fill="B65608" w:themeFill="accent6" w:themeFillShade="99"/>
       </w:tcPr>
@@ -12583,7 +12576,7 @@
           <w:left w:val="nil"/>
           <w:bottom w:val="nil"/>
           <w:right w:val="nil"/>
-          <w:insideH w:val="single" w:sz="4" w:space="0" w:color="B65608" w:themeColor="accent6" w:themeShade="99"/>
+          <w:insideH w:val="single" w:color="B65608" w:themeColor="accent6" w:themeShade="99" w:sz="4" w:space="0"/>
           <w:insideV w:val="nil"/>
         </w:tcBorders>
         <w:shd w:val="clear" w:color="auto" w:fill="B65608" w:themeFill="accent6" w:themeFillShade="99"/>
@@ -12663,7 +12656,7 @@
       <w:tblPr/>
       <w:tcPr>
         <w:tcBorders>
-          <w:bottom w:val="single" w:sz="12" w:space="0" w:color="FFFFFF" w:themeColor="background1"/>
+          <w:bottom w:val="single" w:color="FFFFFF" w:themeColor="background1" w:sz="12" w:space="0"/>
         </w:tcBorders>
         <w:shd w:val="clear" w:color="auto" w:fill="9E3A38" w:themeFill="accent2" w:themeFillShade="CC"/>
       </w:tcPr>
@@ -12677,7 +12670,7 @@
       <w:tblPr/>
       <w:tcPr>
         <w:tcBorders>
-          <w:top w:val="single" w:sz="12" w:space="0" w:color="000000" w:themeColor="text1"/>
+          <w:top w:val="single" w:color="000000" w:themeColor="text1" w:sz="12" w:space="0"/>
         </w:tcBorders>
         <w:shd w:val="clear" w:color="auto" w:fill="FFFFFF" w:themeFill="background1"/>
       </w:tcPr>
@@ -12749,7 +12742,7 @@
       <w:tblPr/>
       <w:tcPr>
         <w:tcBorders>
-          <w:bottom w:val="single" w:sz="12" w:space="0" w:color="FFFFFF" w:themeColor="background1"/>
+          <w:bottom w:val="single" w:color="FFFFFF" w:themeColor="background1" w:sz="12" w:space="0"/>
         </w:tcBorders>
         <w:shd w:val="clear" w:color="auto" w:fill="9E3A38" w:themeFill="accent2" w:themeFillShade="CC"/>
       </w:tcPr>
@@ -12763,7 +12756,7 @@
       <w:tblPr/>
       <w:tcPr>
         <w:tcBorders>
-          <w:top w:val="single" w:sz="12" w:space="0" w:color="000000" w:themeColor="text1"/>
+          <w:top w:val="single" w:color="000000" w:themeColor="text1" w:sz="12" w:space="0"/>
         </w:tcBorders>
         <w:shd w:val="clear" w:color="auto" w:fill="FFFFFF" w:themeFill="background1"/>
       </w:tcPr>
@@ -12835,7 +12828,7 @@
       <w:tblPr/>
       <w:tcPr>
         <w:tcBorders>
-          <w:bottom w:val="single" w:sz="12" w:space="0" w:color="FFFFFF" w:themeColor="background1"/>
+          <w:bottom w:val="single" w:color="FFFFFF" w:themeColor="background1" w:sz="12" w:space="0"/>
         </w:tcBorders>
         <w:shd w:val="clear" w:color="auto" w:fill="9E3A38" w:themeFill="accent2" w:themeFillShade="CC"/>
       </w:tcPr>
@@ -12849,7 +12842,7 @@
       <w:tblPr/>
       <w:tcPr>
         <w:tcBorders>
-          <w:top w:val="single" w:sz="12" w:space="0" w:color="000000" w:themeColor="text1"/>
+          <w:top w:val="single" w:color="000000" w:themeColor="text1" w:sz="12" w:space="0"/>
         </w:tcBorders>
         <w:shd w:val="clear" w:color="auto" w:fill="FFFFFF" w:themeFill="background1"/>
       </w:tcPr>
@@ -12921,7 +12914,7 @@
       <w:tblPr/>
       <w:tcPr>
         <w:tcBorders>
-          <w:bottom w:val="single" w:sz="12" w:space="0" w:color="FFFFFF" w:themeColor="background1"/>
+          <w:bottom w:val="single" w:color="FFFFFF" w:themeColor="background1" w:sz="12" w:space="0"/>
         </w:tcBorders>
         <w:shd w:val="clear" w:color="auto" w:fill="664E82" w:themeFill="accent4" w:themeFillShade="CC"/>
       </w:tcPr>
@@ -12935,7 +12928,7 @@
       <w:tblPr/>
       <w:tcPr>
         <w:tcBorders>
-          <w:top w:val="single" w:sz="12" w:space="0" w:color="000000" w:themeColor="text1"/>
+          <w:top w:val="single" w:color="000000" w:themeColor="text1" w:sz="12" w:space="0"/>
         </w:tcBorders>
         <w:shd w:val="clear" w:color="auto" w:fill="FFFFFF" w:themeFill="background1"/>
       </w:tcPr>
@@ -13007,7 +13000,7 @@
       <w:tblPr/>
       <w:tcPr>
         <w:tcBorders>
-          <w:bottom w:val="single" w:sz="12" w:space="0" w:color="FFFFFF" w:themeColor="background1"/>
+          <w:bottom w:val="single" w:color="FFFFFF" w:themeColor="background1" w:sz="12" w:space="0"/>
         </w:tcBorders>
         <w:shd w:val="clear" w:color="auto" w:fill="7E9C40" w:themeFill="accent3" w:themeFillShade="CC"/>
       </w:tcPr>
@@ -13021,7 +13014,7 @@
       <w:tblPr/>
       <w:tcPr>
         <w:tcBorders>
-          <w:top w:val="single" w:sz="12" w:space="0" w:color="000000" w:themeColor="text1"/>
+          <w:top w:val="single" w:color="000000" w:themeColor="text1" w:sz="12" w:space="0"/>
         </w:tcBorders>
         <w:shd w:val="clear" w:color="auto" w:fill="FFFFFF" w:themeFill="background1"/>
       </w:tcPr>
@@ -13093,7 +13086,7 @@
       <w:tblPr/>
       <w:tcPr>
         <w:tcBorders>
-          <w:bottom w:val="single" w:sz="12" w:space="0" w:color="FFFFFF" w:themeColor="background1"/>
+          <w:bottom w:val="single" w:color="FFFFFF" w:themeColor="background1" w:sz="12" w:space="0"/>
         </w:tcBorders>
         <w:shd w:val="clear" w:color="auto" w:fill="F2730A" w:themeFill="accent6" w:themeFillShade="CC"/>
       </w:tcPr>
@@ -13107,7 +13100,7 @@
       <w:tblPr/>
       <w:tcPr>
         <w:tcBorders>
-          <w:top w:val="single" w:sz="12" w:space="0" w:color="000000" w:themeColor="text1"/>
+          <w:top w:val="single" w:color="000000" w:themeColor="text1" w:sz="12" w:space="0"/>
         </w:tcBorders>
         <w:shd w:val="clear" w:color="auto" w:fill="FFFFFF" w:themeFill="background1"/>
       </w:tcPr>
@@ -13179,7 +13172,7 @@
       <w:tblPr/>
       <w:tcPr>
         <w:tcBorders>
-          <w:bottom w:val="single" w:sz="12" w:space="0" w:color="FFFFFF" w:themeColor="background1"/>
+          <w:bottom w:val="single" w:color="FFFFFF" w:themeColor="background1" w:sz="12" w:space="0"/>
         </w:tcBorders>
         <w:shd w:val="clear" w:color="auto" w:fill="348DA5" w:themeFill="accent5" w:themeFillShade="CC"/>
       </w:tcPr>
@@ -13193,7 +13186,7 @@
       <w:tblPr/>
       <w:tcPr>
         <w:tcBorders>
-          <w:top w:val="single" w:sz="12" w:space="0" w:color="000000" w:themeColor="text1"/>
+          <w:top w:val="single" w:color="000000" w:themeColor="text1" w:sz="12" w:space="0"/>
         </w:tcBorders>
         <w:shd w:val="clear" w:color="auto" w:fill="FFFFFF" w:themeFill="background1"/>
       </w:tcPr>
@@ -13247,7 +13240,7 @@
       <w:tblStyleColBandSize w:val="1"/>
       <w:tblInd w:w="0" w:type="dxa"/>
       <w:tblBorders>
-        <w:insideH w:val="single" w:sz="4" w:space="0" w:color="FFFFFF" w:themeColor="background1"/>
+        <w:insideH w:val="single" w:color="FFFFFF" w:themeColor="background1" w:sz="4" w:space="0"/>
       </w:tblBorders>
       <w:tblCellMar>
         <w:top w:w="0" w:type="dxa"/>
@@ -13327,7 +13320,7 @@
       <w:tblStyleColBandSize w:val="1"/>
       <w:tblInd w:w="0" w:type="dxa"/>
       <w:tblBorders>
-        <w:insideH w:val="single" w:sz="4" w:space="0" w:color="FFFFFF" w:themeColor="background1"/>
+        <w:insideH w:val="single" w:color="FFFFFF" w:themeColor="background1" w:sz="4" w:space="0"/>
       </w:tblBorders>
       <w:tblCellMar>
         <w:top w:w="0" w:type="dxa"/>
@@ -13407,7 +13400,7 @@
       <w:tblStyleColBandSize w:val="1"/>
       <w:tblInd w:w="0" w:type="dxa"/>
       <w:tblBorders>
-        <w:insideH w:val="single" w:sz="4" w:space="0" w:color="FFFFFF" w:themeColor="background1"/>
+        <w:insideH w:val="single" w:color="FFFFFF" w:themeColor="background1" w:sz="4" w:space="0"/>
       </w:tblBorders>
       <w:tblCellMar>
         <w:top w:w="0" w:type="dxa"/>
@@ -13487,7 +13480,7 @@
       <w:tblStyleColBandSize w:val="1"/>
       <w:tblInd w:w="0" w:type="dxa"/>
       <w:tblBorders>
-        <w:insideH w:val="single" w:sz="4" w:space="0" w:color="FFFFFF" w:themeColor="background1"/>
+        <w:insideH w:val="single" w:color="FFFFFF" w:themeColor="background1" w:sz="4" w:space="0"/>
       </w:tblBorders>
       <w:tblCellMar>
         <w:top w:w="0" w:type="dxa"/>
@@ -13567,7 +13560,7 @@
       <w:tblStyleColBandSize w:val="1"/>
       <w:tblInd w:w="0" w:type="dxa"/>
       <w:tblBorders>
-        <w:insideH w:val="single" w:sz="4" w:space="0" w:color="FFFFFF" w:themeColor="background1"/>
+        <w:insideH w:val="single" w:color="FFFFFF" w:themeColor="background1" w:sz="4" w:space="0"/>
       </w:tblBorders>
       <w:tblCellMar>
         <w:top w:w="0" w:type="dxa"/>
@@ -13647,7 +13640,7 @@
       <w:tblStyleColBandSize w:val="1"/>
       <w:tblInd w:w="0" w:type="dxa"/>
       <w:tblBorders>
-        <w:insideH w:val="single" w:sz="4" w:space="0" w:color="FFFFFF" w:themeColor="background1"/>
+        <w:insideH w:val="single" w:color="FFFFFF" w:themeColor="background1" w:sz="4" w:space="0"/>
       </w:tblBorders>
       <w:tblCellMar>
         <w:top w:w="0" w:type="dxa"/>
@@ -13727,7 +13720,7 @@
       <w:tblStyleColBandSize w:val="1"/>
       <w:tblInd w:w="0" w:type="dxa"/>
       <w:tblBorders>
-        <w:insideH w:val="single" w:sz="4" w:space="0" w:color="FFFFFF" w:themeColor="background1"/>
+        <w:insideH w:val="single" w:color="FFFFFF" w:themeColor="background1" w:sz="4" w:space="0"/>
       </w:tblBorders>
       <w:tblCellMar>
         <w:top w:w="0" w:type="dxa"/>
